--- a/task 3/Task_3.docx
+++ b/task 3/Task_3.docx
@@ -170,7 +170,7 @@
           <w:sz w:val="72"/>
           <w:szCs w:val="72"/>
         </w:rPr>
-        <w:t>3</w:t>
+        <w:t>11</w:t>
       </w:r>
     </w:p>
     <w:p>
@@ -217,7 +217,7 @@
           <w:sz w:val="72"/>
           <w:szCs w:val="72"/>
         </w:rPr>
-        <w:t xml:space="preserve">        </w:t>
+        <w:t xml:space="preserve">       </w:t>
       </w:r>
       <w:r>
         <w:rPr>
@@ -225,7 +225,7 @@
           <w:sz w:val="72"/>
           <w:szCs w:val="72"/>
         </w:rPr>
-        <w:t>JavaScript</w:t>
+        <w:t xml:space="preserve">        </w:t>
       </w:r>
       <w:r>
         <w:rPr>
@@ -233,25 +233,42 @@
           <w:sz w:val="72"/>
           <w:szCs w:val="72"/>
         </w:rPr>
-        <w:t xml:space="preserve"> ES6+ basic</w:t>
-      </w:r>
-    </w:p>
-    <w:p>
-      <w:pPr>
+        <w:t xml:space="preserve"> </w:t>
+      </w:r>
+      <w:r>
         <w:rPr>
           <w:rFonts w:cstheme="minorHAnsi"/>
           <w:sz w:val="72"/>
           <w:szCs w:val="72"/>
         </w:rPr>
-      </w:pPr>
-      <w:r>
+        <w:t>React Events</w:t>
+      </w:r>
+    </w:p>
+    <w:p>
+      <w:pPr>
         <w:rPr>
           <w:rFonts w:cstheme="minorHAnsi"/>
           <w:sz w:val="72"/>
           <w:szCs w:val="72"/>
         </w:rPr>
-        <w:t xml:space="preserve">   (let/ const, arrow function</w:t>
-      </w:r>
+      </w:pPr>
+      <w:r>
+        <w:rPr>
+          <w:rFonts w:cstheme="minorHAnsi"/>
+          <w:sz w:val="72"/>
+          <w:szCs w:val="72"/>
+        </w:rPr>
+        <w:t xml:space="preserve">          and Handling Forms</w:t>
+      </w:r>
+    </w:p>
+    <w:p>
+      <w:pPr>
+        <w:rPr>
+          <w:rFonts w:cstheme="minorHAnsi"/>
+          <w:sz w:val="72"/>
+          <w:szCs w:val="72"/>
+        </w:rPr>
+      </w:pPr>
     </w:p>
     <w:p>
       <w:pPr>
@@ -266,23 +283,14 @@
       <w:r>
         <w:rPr>
           <w:rFonts w:cstheme="minorHAnsi"/>
-          <w:sz w:val="72"/>
-          <w:szCs w:val="72"/>
-        </w:rPr>
-        <w:t xml:space="preserve">         and template literal)</w:t>
-      </w:r>
-    </w:p>
-    <w:p>
-      <w:pPr>
-        <w:rPr>
-          <w:rFonts w:cstheme="minorHAnsi"/>
-          <w:sz w:val="72"/>
-          <w:szCs w:val="72"/>
-        </w:rPr>
-      </w:pPr>
-    </w:p>
-    <w:p>
-      <w:pPr>
+          <w:b/>
+          <w:sz w:val="40"/>
+          <w:szCs w:val="40"/>
+          <w:u w:val="single"/>
+        </w:rPr>
+        <w:t>Date</w:t>
+      </w:r>
+      <w:r>
         <w:rPr>
           <w:rFonts w:cstheme="minorHAnsi"/>
           <w:b/>
@@ -290,25 +298,6 @@
           <w:szCs w:val="40"/>
           <w:u w:val="single"/>
         </w:rPr>
-      </w:pPr>
-      <w:r>
-        <w:rPr>
-          <w:rFonts w:cstheme="minorHAnsi"/>
-          <w:b/>
-          <w:sz w:val="40"/>
-          <w:szCs w:val="40"/>
-          <w:u w:val="single"/>
-        </w:rPr>
-        <w:t>Date</w:t>
-      </w:r>
-      <w:r>
-        <w:rPr>
-          <w:rFonts w:cstheme="minorHAnsi"/>
-          <w:b/>
-          <w:sz w:val="40"/>
-          <w:szCs w:val="40"/>
-          <w:u w:val="single"/>
-        </w:rPr>
         <w:t>:</w:t>
       </w:r>
     </w:p>
@@ -334,7 +323,7 @@
           <w:sz w:val="72"/>
           <w:szCs w:val="72"/>
         </w:rPr>
-        <w:t>30</w:t>
+        <w:t>21</w:t>
       </w:r>
       <w:r>
         <w:rPr>
@@ -342,8 +331,33 @@
           <w:sz w:val="72"/>
           <w:szCs w:val="72"/>
         </w:rPr>
-        <w:t xml:space="preserve"> June 2025</w:t>
-      </w:r>
+        <w:t xml:space="preserve"> Ju</w:t>
+      </w:r>
+      <w:r>
+        <w:rPr>
+          <w:rFonts w:cstheme="minorHAnsi"/>
+          <w:sz w:val="72"/>
+          <w:szCs w:val="72"/>
+        </w:rPr>
+        <w:t>ly</w:t>
+      </w:r>
+      <w:r>
+        <w:rPr>
+          <w:rFonts w:cstheme="minorHAnsi"/>
+          <w:sz w:val="72"/>
+          <w:szCs w:val="72"/>
+        </w:rPr>
+        <w:t xml:space="preserve"> 2025</w:t>
+      </w:r>
+    </w:p>
+    <w:p>
+      <w:pPr>
+        <w:rPr>
+          <w:rFonts w:cstheme="minorHAnsi"/>
+          <w:sz w:val="72"/>
+          <w:szCs w:val="72"/>
+        </w:rPr>
+      </w:pPr>
     </w:p>
     <w:p>
       <w:pPr>
@@ -385,6 +399,9 @@
           <w:szCs w:val="72"/>
         </w:rPr>
       </w:pPr>
+      <w:bookmarkStart w:id="0" w:name="_GoBack"/>
+      <w:bookmarkEnd w:id="0"/>
+      <w:proofErr w:type="spellStart"/>
       <w:r>
         <w:rPr>
           <w:rFonts w:ascii="Algerian" w:hAnsi="Algerian"/>
@@ -392,9 +409,9 @@
           <w:sz w:val="72"/>
           <w:szCs w:val="72"/>
         </w:rPr>
-        <w:t xml:space="preserve">  </w:t>
-      </w:r>
-      <w:proofErr w:type="spellStart"/>
+        <w:t>Appverse</w:t>
+      </w:r>
+      <w:proofErr w:type="spellEnd"/>
       <w:r>
         <w:rPr>
           <w:rFonts w:ascii="Algerian" w:hAnsi="Algerian"/>
@@ -402,9 +419,8 @@
           <w:sz w:val="72"/>
           <w:szCs w:val="72"/>
         </w:rPr>
-        <w:t>Appverse</w:t>
-      </w:r>
-      <w:proofErr w:type="spellEnd"/>
+        <w:t xml:space="preserve"> techn</w:t>
+      </w:r>
       <w:r>
         <w:rPr>
           <w:rFonts w:ascii="Algerian" w:hAnsi="Algerian"/>
@@ -412,149 +428,427 @@
           <w:sz w:val="72"/>
           <w:szCs w:val="72"/>
         </w:rPr>
-        <w:t xml:space="preserve"> techn</w:t>
-      </w:r>
-      <w:r>
-        <w:rPr>
-          <w:rFonts w:ascii="Algerian" w:hAnsi="Algerian"/>
-          <w:b/>
-          <w:sz w:val="72"/>
-          <w:szCs w:val="72"/>
-        </w:rPr>
         <w:t>ologies</w:t>
       </w:r>
     </w:p>
     <w:p/>
     <w:p>
       <w:pPr>
-        <w:pStyle w:val="Heading1"/>
+        <w:pStyle w:val="Heading2"/>
+        <w:rPr>
+          <w:sz w:val="34"/>
+          <w:szCs w:val="34"/>
+        </w:rPr>
       </w:pPr>
       <w:r>
         <w:rPr>
           <w:rFonts w:ascii="Segoe UI Emoji" w:hAnsi="Segoe UI Emoji" w:cs="Segoe UI Emoji"/>
+          <w:sz w:val="34"/>
+          <w:szCs w:val="34"/>
         </w:rPr>
         <w:lastRenderedPageBreak/>
         <w:t>📘</w:t>
       </w:r>
       <w:r>
-        <w:t xml:space="preserve"> JavaScript ES6+ Learning Report</w:t>
+        <w:rPr>
+          <w:sz w:val="34"/>
+          <w:szCs w:val="34"/>
+        </w:rPr>
+        <w:t xml:space="preserve"> Learning Report: React Events and Handling Forms</w:t>
       </w:r>
     </w:p>
     <w:p>
       <w:pPr>
-        <w:pStyle w:val="NormalWeb"/>
+        <w:pStyle w:val="Heading3"/>
+        <w:rPr>
+          <w:sz w:val="34"/>
+          <w:szCs w:val="34"/>
+        </w:rPr>
       </w:pPr>
       <w:r>
         <w:rPr>
           <w:rStyle w:val="Strong"/>
-        </w:rPr>
-        <w:t>ECMAScript 6 (ES6)</w:t>
-      </w:r>
-      <w:r>
-        <w:t xml:space="preserve">, also known as </w:t>
-      </w:r>
-      <w:r>
-        <w:rPr>
-          <w:rStyle w:val="Strong"/>
-        </w:rPr>
-        <w:t>ES2015</w:t>
-      </w:r>
-      <w:r>
-        <w:t xml:space="preserve">, </w:t>
-      </w:r>
-      <w:bookmarkStart w:id="0" w:name="_GoBack"/>
-      <w:bookmarkEnd w:id="0"/>
-      <w:r>
-        <w:t xml:space="preserve">is a major update to JavaScript that introduced modern features to improve code readability, reusability, and performance. Since ES6, JavaScript continues to evolve with </w:t>
-      </w:r>
-      <w:r>
-        <w:rPr>
-          <w:rStyle w:val="Strong"/>
-        </w:rPr>
-        <w:t>ES7, ES8, ES9...</w:t>
-      </w:r>
-      <w:r>
-        <w:t xml:space="preserve">, hence the term </w:t>
-      </w:r>
-      <w:r>
-        <w:rPr>
-          <w:rStyle w:val="Strong"/>
-        </w:rPr>
-        <w:t>ES6+</w:t>
-      </w:r>
-      <w:r>
-        <w:t xml:space="preserve"> (ES6 and later versions).</w:t>
+          <w:b/>
+          <w:bCs/>
+          <w:sz w:val="34"/>
+          <w:szCs w:val="34"/>
+        </w:rPr>
+        <w:t>1. Introduction</w:t>
       </w:r>
     </w:p>
     <w:p>
-      <w:r>
-        <w:pict w14:anchorId="06342FC1">
-          <v:rect id="_x0000_i1042" style="width:0;height:1.5pt" o:hralign="center" o:hrstd="t" o:hr="t" fillcolor="#a0a0a0" stroked="f"/>
-        </w:pict>
+      <w:pPr>
+        <w:pStyle w:val="NormalWeb"/>
+        <w:rPr>
+          <w:sz w:val="34"/>
+          <w:szCs w:val="34"/>
+        </w:rPr>
+      </w:pPr>
+      <w:r>
+        <w:rPr>
+          <w:sz w:val="34"/>
+          <w:szCs w:val="34"/>
+        </w:rPr>
+        <w:t xml:space="preserve">In React, handling user interactions like clicks, typing, and form submissions is essential for building interactive web applications. React provides its own </w:t>
+      </w:r>
+      <w:r>
+        <w:rPr>
+          <w:rStyle w:val="Strong"/>
+          <w:sz w:val="34"/>
+          <w:szCs w:val="34"/>
+        </w:rPr>
+        <w:t>synthetic event system</w:t>
+      </w:r>
+      <w:r>
+        <w:rPr>
+          <w:sz w:val="34"/>
+          <w:szCs w:val="34"/>
+        </w:rPr>
+        <w:t xml:space="preserve"> to handle events efficiently and consistently across all browsers. Additionally, </w:t>
+      </w:r>
+      <w:r>
+        <w:rPr>
+          <w:rStyle w:val="Strong"/>
+          <w:sz w:val="34"/>
+          <w:szCs w:val="34"/>
+        </w:rPr>
+        <w:t>form handling</w:t>
+      </w:r>
+      <w:r>
+        <w:rPr>
+          <w:sz w:val="34"/>
+          <w:szCs w:val="34"/>
+        </w:rPr>
+        <w:t xml:space="preserve"> in React involves managing inputs through component state and updating the UI in real-time as users interact with the form.</w:t>
       </w:r>
     </w:p>
     <w:p>
       <w:pPr>
-        <w:pStyle w:val="Heading2"/>
-      </w:pPr>
-      <w:r>
-        <w:rPr>
-          <w:rFonts w:ascii="Segoe UI Emoji" w:hAnsi="Segoe UI Emoji" w:cs="Segoe UI Emoji"/>
-        </w:rPr>
-        <w:t>🔹</w:t>
-      </w:r>
-      <w:r>
-        <w:t xml:space="preserve"> 1. </w:t>
-      </w:r>
-      <w:r>
-        <w:rPr>
-          <w:rStyle w:val="HTMLCode"/>
-          <w:rFonts w:eastAsiaTheme="majorEastAsia"/>
-        </w:rPr>
-        <w:t>let</w:t>
-      </w:r>
-      <w:r>
-        <w:t xml:space="preserve">, </w:t>
-      </w:r>
-      <w:r>
-        <w:rPr>
-          <w:rStyle w:val="HTMLCode"/>
-          <w:rFonts w:eastAsiaTheme="majorEastAsia"/>
-        </w:rPr>
-        <w:t>const</w:t>
-      </w:r>
-      <w:r>
-        <w:t xml:space="preserve">, and </w:t>
-      </w:r>
-      <w:r>
-        <w:rPr>
-          <w:rStyle w:val="HTMLCode"/>
-          <w:rFonts w:eastAsiaTheme="majorEastAsia"/>
-        </w:rPr>
-        <w:t>var</w:t>
+        <w:rPr>
+          <w:sz w:val="34"/>
+          <w:szCs w:val="34"/>
+        </w:rPr>
+      </w:pPr>
+      <w:r>
+        <w:rPr>
+          <w:sz w:val="34"/>
+          <w:szCs w:val="34"/>
+        </w:rPr>
+        <w:pict w14:anchorId="0B847365">
+          <v:rect id="_x0000_i1034" style="width:0;height:1.5pt" o:hralign="center" o:hrstd="t" o:hr="t" fillcolor="#a0a0a0" stroked="f"/>
+        </w:pict>
       </w:r>
     </w:p>
     <w:p>
       <w:pPr>
         <w:pStyle w:val="Heading3"/>
-      </w:pPr>
-      <w:r>
-        <w:rPr>
-          <w:rFonts w:ascii="Segoe UI Emoji" w:hAnsi="Segoe UI Emoji" w:cs="Segoe UI Emoji"/>
-        </w:rPr>
-        <w:t>🔸</w:t>
-      </w:r>
-      <w:r>
-        <w:t xml:space="preserve"> </w:t>
-      </w:r>
-      <w:r>
-        <w:rPr>
-          <w:rStyle w:val="HTMLCode"/>
-        </w:rPr>
-        <w:t>var</w:t>
-      </w:r>
-      <w:r>
-        <w:t xml:space="preserve"> (Old Way)</w:t>
+        <w:rPr>
+          <w:sz w:val="34"/>
+          <w:szCs w:val="34"/>
+        </w:rPr>
+      </w:pPr>
+      <w:r>
+        <w:rPr>
+          <w:rStyle w:val="Strong"/>
+          <w:b/>
+          <w:bCs/>
+          <w:sz w:val="34"/>
+          <w:szCs w:val="34"/>
+        </w:rPr>
+        <w:t>2. React Events</w:t>
+      </w:r>
+    </w:p>
+    <w:p>
+      <w:pPr>
+        <w:pStyle w:val="NormalWeb"/>
+        <w:rPr>
+          <w:sz w:val="34"/>
+          <w:szCs w:val="34"/>
+        </w:rPr>
+      </w:pPr>
+      <w:r>
+        <w:rPr>
+          <w:sz w:val="34"/>
+          <w:szCs w:val="34"/>
+        </w:rPr>
+        <w:t xml:space="preserve">React events are similar to DOM events but are wrapped in the </w:t>
+      </w:r>
+      <w:proofErr w:type="spellStart"/>
+      <w:r>
+        <w:rPr>
+          <w:rStyle w:val="Strong"/>
+          <w:sz w:val="34"/>
+          <w:szCs w:val="34"/>
+        </w:rPr>
+        <w:t>SyntheticEvent</w:t>
+      </w:r>
+      <w:proofErr w:type="spellEnd"/>
+      <w:r>
+        <w:rPr>
+          <w:sz w:val="34"/>
+          <w:szCs w:val="34"/>
+        </w:rPr>
+        <w:t xml:space="preserve"> system for cross-browser compatibility.</w:t>
+      </w:r>
+    </w:p>
+    <w:p>
+      <w:pPr>
+        <w:pStyle w:val="Heading4"/>
+        <w:rPr>
+          <w:sz w:val="34"/>
+          <w:szCs w:val="34"/>
+        </w:rPr>
+      </w:pPr>
+      <w:r>
+        <w:rPr>
+          <w:sz w:val="34"/>
+          <w:szCs w:val="34"/>
+        </w:rPr>
+        <w:t>Example of an Event Handler:</w:t>
+      </w:r>
+    </w:p>
+    <w:p>
+      <w:pPr>
+        <w:pStyle w:val="HTMLPreformatted"/>
+        <w:rPr>
+          <w:rStyle w:val="HTMLCode"/>
+          <w:sz w:val="34"/>
+          <w:szCs w:val="34"/>
+        </w:rPr>
+      </w:pPr>
+      <w:r>
+        <w:rPr>
+          <w:rStyle w:val="HTMLCode"/>
+          <w:sz w:val="34"/>
+          <w:szCs w:val="34"/>
+        </w:rPr>
+        <w:t xml:space="preserve">function </w:t>
+      </w:r>
+      <w:proofErr w:type="spellStart"/>
+      <w:proofErr w:type="gramStart"/>
+      <w:r>
+        <w:rPr>
+          <w:rStyle w:val="HTMLCode"/>
+          <w:sz w:val="34"/>
+          <w:szCs w:val="34"/>
+        </w:rPr>
+        <w:t>ClickButton</w:t>
+      </w:r>
+      <w:proofErr w:type="spellEnd"/>
+      <w:r>
+        <w:rPr>
+          <w:rStyle w:val="HTMLCode"/>
+          <w:sz w:val="34"/>
+          <w:szCs w:val="34"/>
+        </w:rPr>
+        <w:t>(</w:t>
+      </w:r>
+      <w:proofErr w:type="gramEnd"/>
+      <w:r>
+        <w:rPr>
+          <w:rStyle w:val="HTMLCode"/>
+          <w:sz w:val="34"/>
+          <w:szCs w:val="34"/>
+        </w:rPr>
+        <w:t>) {</w:t>
+      </w:r>
+    </w:p>
+    <w:p>
+      <w:pPr>
+        <w:pStyle w:val="HTMLPreformatted"/>
+        <w:rPr>
+          <w:rStyle w:val="HTMLCode"/>
+          <w:sz w:val="34"/>
+          <w:szCs w:val="34"/>
+        </w:rPr>
+      </w:pPr>
+      <w:r>
+        <w:rPr>
+          <w:rStyle w:val="HTMLCode"/>
+          <w:sz w:val="34"/>
+          <w:szCs w:val="34"/>
+        </w:rPr>
+        <w:t xml:space="preserve">  function </w:t>
+      </w:r>
+      <w:proofErr w:type="spellStart"/>
+      <w:proofErr w:type="gramStart"/>
+      <w:r>
+        <w:rPr>
+          <w:rStyle w:val="HTMLCode"/>
+          <w:sz w:val="34"/>
+          <w:szCs w:val="34"/>
+        </w:rPr>
+        <w:t>handleClick</w:t>
+      </w:r>
+      <w:proofErr w:type="spellEnd"/>
+      <w:r>
+        <w:rPr>
+          <w:rStyle w:val="HTMLCode"/>
+          <w:sz w:val="34"/>
+          <w:szCs w:val="34"/>
+        </w:rPr>
+        <w:t>(</w:t>
+      </w:r>
+      <w:proofErr w:type="gramEnd"/>
+      <w:r>
+        <w:rPr>
+          <w:rStyle w:val="HTMLCode"/>
+          <w:sz w:val="34"/>
+          <w:szCs w:val="34"/>
+        </w:rPr>
+        <w:t>) {</w:t>
+      </w:r>
+    </w:p>
+    <w:p>
+      <w:pPr>
+        <w:pStyle w:val="HTMLPreformatted"/>
+        <w:rPr>
+          <w:rStyle w:val="HTMLCode"/>
+          <w:sz w:val="34"/>
+          <w:szCs w:val="34"/>
+        </w:rPr>
+      </w:pPr>
+      <w:r>
+        <w:rPr>
+          <w:rStyle w:val="HTMLCode"/>
+          <w:sz w:val="34"/>
+          <w:szCs w:val="34"/>
+        </w:rPr>
+        <w:t xml:space="preserve">    </w:t>
+      </w:r>
+      <w:proofErr w:type="gramStart"/>
+      <w:r>
+        <w:rPr>
+          <w:rStyle w:val="HTMLCode"/>
+          <w:sz w:val="34"/>
+          <w:szCs w:val="34"/>
+        </w:rPr>
+        <w:t>alert(</w:t>
+      </w:r>
+      <w:proofErr w:type="gramEnd"/>
+      <w:r>
+        <w:rPr>
+          <w:rStyle w:val="HTMLCode"/>
+          <w:sz w:val="34"/>
+          <w:szCs w:val="34"/>
+        </w:rPr>
+        <w:t>"Button was clicked!");</w:t>
+      </w:r>
+    </w:p>
+    <w:p>
+      <w:pPr>
+        <w:pStyle w:val="HTMLPreformatted"/>
+        <w:rPr>
+          <w:rStyle w:val="HTMLCode"/>
+          <w:sz w:val="34"/>
+          <w:szCs w:val="34"/>
+        </w:rPr>
+      </w:pPr>
+      <w:r>
+        <w:rPr>
+          <w:rStyle w:val="HTMLCode"/>
+          <w:sz w:val="34"/>
+          <w:szCs w:val="34"/>
+        </w:rPr>
+        <w:t xml:space="preserve">  }</w:t>
+      </w:r>
+    </w:p>
+    <w:p>
+      <w:pPr>
+        <w:pStyle w:val="HTMLPreformatted"/>
+        <w:rPr>
+          <w:rStyle w:val="HTMLCode"/>
+          <w:sz w:val="34"/>
+          <w:szCs w:val="34"/>
+        </w:rPr>
+      </w:pPr>
+    </w:p>
+    <w:p>
+      <w:pPr>
+        <w:pStyle w:val="HTMLPreformatted"/>
+        <w:rPr>
+          <w:rStyle w:val="HTMLCode"/>
+          <w:sz w:val="34"/>
+          <w:szCs w:val="34"/>
+        </w:rPr>
+      </w:pPr>
+      <w:r>
+        <w:rPr>
+          <w:rStyle w:val="HTMLCode"/>
+          <w:sz w:val="34"/>
+          <w:szCs w:val="34"/>
+        </w:rPr>
+        <w:t xml:space="preserve">  return &lt;button </w:t>
+      </w:r>
+      <w:proofErr w:type="spellStart"/>
+      <w:r>
+        <w:rPr>
+          <w:rStyle w:val="HTMLCode"/>
+          <w:sz w:val="34"/>
+          <w:szCs w:val="34"/>
+        </w:rPr>
+        <w:t>onClick</w:t>
+      </w:r>
+      <w:proofErr w:type="spellEnd"/>
+      <w:r>
+        <w:rPr>
+          <w:rStyle w:val="HTMLCode"/>
+          <w:sz w:val="34"/>
+          <w:szCs w:val="34"/>
+        </w:rPr>
+        <w:t>={</w:t>
+      </w:r>
+      <w:proofErr w:type="spellStart"/>
+      <w:r>
+        <w:rPr>
+          <w:rStyle w:val="HTMLCode"/>
+          <w:sz w:val="34"/>
+          <w:szCs w:val="34"/>
+        </w:rPr>
+        <w:t>handleClick</w:t>
+      </w:r>
+      <w:proofErr w:type="spellEnd"/>
+      <w:r>
+        <w:rPr>
+          <w:rStyle w:val="HTMLCode"/>
+          <w:sz w:val="34"/>
+          <w:szCs w:val="34"/>
+        </w:rPr>
+        <w:t>}&gt;Click Me&lt;/button&gt;;</w:t>
+      </w:r>
+    </w:p>
+    <w:p>
+      <w:pPr>
+        <w:pStyle w:val="HTMLPreformatted"/>
+        <w:rPr>
+          <w:rStyle w:val="HTMLCode"/>
+          <w:sz w:val="34"/>
+          <w:szCs w:val="34"/>
+        </w:rPr>
+      </w:pPr>
+      <w:r>
+        <w:rPr>
+          <w:rStyle w:val="HTMLCode"/>
+          <w:sz w:val="34"/>
+          <w:szCs w:val="34"/>
+        </w:rPr>
+        <w:t>}</w:t>
+      </w:r>
+    </w:p>
+    <w:p>
+      <w:pPr>
+        <w:pStyle w:val="Heading4"/>
+        <w:rPr>
+          <w:sz w:val="34"/>
+          <w:szCs w:val="34"/>
+        </w:rPr>
+      </w:pPr>
+      <w:r>
+        <w:rPr>
+          <w:sz w:val="34"/>
+          <w:szCs w:val="34"/>
+        </w:rPr>
+        <w:t>Key Concepts:</w:t>
       </w:r>
     </w:p>
     <w:p>
@@ -562,11 +856,53 @@
         <w:pStyle w:val="NormalWeb"/>
         <w:numPr>
           <w:ilvl w:val="0"/>
-          <w:numId w:val="26"/>
+          <w:numId w:val="33"/>
         </w:numPr>
-      </w:pPr>
-      <w:r>
-        <w:t>Introduced in early versions of JS</w:t>
+        <w:rPr>
+          <w:sz w:val="34"/>
+          <w:szCs w:val="34"/>
+        </w:rPr>
+      </w:pPr>
+      <w:r>
+        <w:rPr>
+          <w:sz w:val="34"/>
+          <w:szCs w:val="34"/>
+        </w:rPr>
+        <w:t xml:space="preserve">Events are attached using camelCase (e.g., </w:t>
+      </w:r>
+      <w:proofErr w:type="spellStart"/>
+      <w:r>
+        <w:rPr>
+          <w:rStyle w:val="HTMLCode"/>
+          <w:sz w:val="34"/>
+          <w:szCs w:val="34"/>
+        </w:rPr>
+        <w:t>onClick</w:t>
+      </w:r>
+      <w:proofErr w:type="spellEnd"/>
+      <w:r>
+        <w:rPr>
+          <w:sz w:val="34"/>
+          <w:szCs w:val="34"/>
+        </w:rPr>
+        <w:t xml:space="preserve">, </w:t>
+      </w:r>
+      <w:proofErr w:type="spellStart"/>
+      <w:r>
+        <w:rPr>
+          <w:rStyle w:val="HTMLCode"/>
+          <w:sz w:val="34"/>
+          <w:szCs w:val="34"/>
+        </w:rPr>
+        <w:t>onChange</w:t>
+      </w:r>
+      <w:proofErr w:type="spellEnd"/>
+      <w:r>
+        <w:rPr>
+          <w:sz w:val="34"/>
+          <w:szCs w:val="34"/>
+        </w:rPr>
+        <w:t>)</w:t>
       </w:r>
     </w:p>
     <w:p>
@@ -574,14 +910,19 @@
         <w:pStyle w:val="NormalWeb"/>
         <w:numPr>
           <w:ilvl w:val="0"/>
-          <w:numId w:val="26"/>
+          <w:numId w:val="33"/>
         </w:numPr>
-      </w:pPr>
-      <w:r>
-        <w:rPr>
-          <w:rStyle w:val="Strong"/>
-        </w:rPr>
-        <w:t>Function-scoped</w:t>
+        <w:rPr>
+          <w:sz w:val="34"/>
+          <w:szCs w:val="34"/>
+        </w:rPr>
+      </w:pPr>
+      <w:r>
+        <w:rPr>
+          <w:sz w:val="34"/>
+          <w:szCs w:val="34"/>
+        </w:rPr>
+        <w:t>Event handlers are passed as functions, not strings</w:t>
       </w:r>
     </w:p>
     <w:p>
@@ -589,26 +930,1171 @@
         <w:pStyle w:val="NormalWeb"/>
         <w:numPr>
           <w:ilvl w:val="0"/>
-          <w:numId w:val="26"/>
+          <w:numId w:val="33"/>
         </w:numPr>
-      </w:pPr>
-      <w:r>
-        <w:t xml:space="preserve">Can be </w:t>
-      </w:r>
+        <w:rPr>
+          <w:sz w:val="34"/>
+          <w:szCs w:val="34"/>
+        </w:rPr>
+      </w:pPr>
+      <w:r>
+        <w:rPr>
+          <w:sz w:val="34"/>
+          <w:szCs w:val="34"/>
+        </w:rPr>
+        <w:t>React automatically provides the event object as a parameter</w:t>
+      </w:r>
+    </w:p>
+    <w:p>
+      <w:pPr>
+        <w:pStyle w:val="Heading4"/>
+        <w:rPr>
+          <w:sz w:val="34"/>
+          <w:szCs w:val="34"/>
+        </w:rPr>
+      </w:pPr>
+      <w:r>
+        <w:rPr>
+          <w:sz w:val="34"/>
+          <w:szCs w:val="34"/>
+        </w:rPr>
+        <w:lastRenderedPageBreak/>
+        <w:t>Common Events in React:</w:t>
+      </w:r>
+    </w:p>
+    <w:tbl>
+      <w:tblPr>
+        <w:tblW w:w="0" w:type="auto"/>
+        <w:tblCellSpacing w:w="15" w:type="dxa"/>
+        <w:tblCellMar>
+          <w:top w:w="15" w:type="dxa"/>
+          <w:left w:w="15" w:type="dxa"/>
+          <w:bottom w:w="15" w:type="dxa"/>
+          <w:right w:w="15" w:type="dxa"/>
+        </w:tblCellMar>
+        <w:tblLook w:val="04A0" w:firstRow="1" w:lastRow="0" w:firstColumn="1" w:lastColumn="0" w:noHBand="0" w:noVBand="1"/>
+      </w:tblPr>
+      <w:tblGrid>
+        <w:gridCol w:w="1634"/>
+        <w:gridCol w:w="1897"/>
+        <w:gridCol w:w="4404"/>
+      </w:tblGrid>
+      <w:tr>
+        <w:trPr>
+          <w:tblHeader/>
+          <w:tblCellSpacing w:w="15" w:type="dxa"/>
+        </w:trPr>
+        <w:tc>
+          <w:tcPr>
+            <w:tcW w:w="0" w:type="auto"/>
+            <w:vAlign w:val="center"/>
+            <w:hideMark/>
+          </w:tcPr>
+          <w:p>
+            <w:pPr>
+              <w:jc w:val="center"/>
+              <w:rPr>
+                <w:b/>
+                <w:bCs/>
+                <w:sz w:val="34"/>
+                <w:szCs w:val="34"/>
+              </w:rPr>
+            </w:pPr>
+            <w:r>
+              <w:rPr>
+                <w:b/>
+                <w:bCs/>
+                <w:sz w:val="34"/>
+                <w:szCs w:val="34"/>
+              </w:rPr>
+              <w:t>Event Type</w:t>
+            </w:r>
+          </w:p>
+        </w:tc>
+        <w:tc>
+          <w:tcPr>
+            <w:tcW w:w="0" w:type="auto"/>
+            <w:vAlign w:val="center"/>
+            <w:hideMark/>
+          </w:tcPr>
+          <w:p>
+            <w:pPr>
+              <w:jc w:val="center"/>
+              <w:rPr>
+                <w:b/>
+                <w:bCs/>
+                <w:sz w:val="34"/>
+                <w:szCs w:val="34"/>
+              </w:rPr>
+            </w:pPr>
+            <w:r>
+              <w:rPr>
+                <w:b/>
+                <w:bCs/>
+                <w:sz w:val="34"/>
+                <w:szCs w:val="34"/>
+              </w:rPr>
+              <w:t>React Event</w:t>
+            </w:r>
+          </w:p>
+        </w:tc>
+        <w:tc>
+          <w:tcPr>
+            <w:tcW w:w="0" w:type="auto"/>
+            <w:vAlign w:val="center"/>
+            <w:hideMark/>
+          </w:tcPr>
+          <w:p>
+            <w:pPr>
+              <w:jc w:val="center"/>
+              <w:rPr>
+                <w:b/>
+                <w:bCs/>
+                <w:sz w:val="34"/>
+                <w:szCs w:val="34"/>
+              </w:rPr>
+            </w:pPr>
+            <w:r>
+              <w:rPr>
+                <w:b/>
+                <w:bCs/>
+                <w:sz w:val="34"/>
+                <w:szCs w:val="34"/>
+              </w:rPr>
+              <w:t>Description</w:t>
+            </w:r>
+          </w:p>
+        </w:tc>
+      </w:tr>
+      <w:tr>
+        <w:trPr>
+          <w:tblCellSpacing w:w="15" w:type="dxa"/>
+        </w:trPr>
+        <w:tc>
+          <w:tcPr>
+            <w:tcW w:w="0" w:type="auto"/>
+            <w:vAlign w:val="center"/>
+            <w:hideMark/>
+          </w:tcPr>
+          <w:p>
+            <w:pPr>
+              <w:rPr>
+                <w:sz w:val="34"/>
+                <w:szCs w:val="34"/>
+              </w:rPr>
+            </w:pPr>
+            <w:r>
+              <w:rPr>
+                <w:sz w:val="34"/>
+                <w:szCs w:val="34"/>
+              </w:rPr>
+              <w:t>Mouse</w:t>
+            </w:r>
+          </w:p>
+        </w:tc>
+        <w:tc>
+          <w:tcPr>
+            <w:tcW w:w="0" w:type="auto"/>
+            <w:vAlign w:val="center"/>
+            <w:hideMark/>
+          </w:tcPr>
+          <w:p>
+            <w:pPr>
+              <w:rPr>
+                <w:sz w:val="34"/>
+                <w:szCs w:val="34"/>
+              </w:rPr>
+            </w:pPr>
+            <w:proofErr w:type="spellStart"/>
+            <w:r>
+              <w:rPr>
+                <w:rStyle w:val="HTMLCode"/>
+                <w:rFonts w:eastAsiaTheme="minorHAnsi"/>
+                <w:sz w:val="34"/>
+                <w:szCs w:val="34"/>
+              </w:rPr>
+              <w:t>onClick</w:t>
+            </w:r>
+            <w:proofErr w:type="spellEnd"/>
+          </w:p>
+        </w:tc>
+        <w:tc>
+          <w:tcPr>
+            <w:tcW w:w="0" w:type="auto"/>
+            <w:vAlign w:val="center"/>
+            <w:hideMark/>
+          </w:tcPr>
+          <w:p>
+            <w:pPr>
+              <w:rPr>
+                <w:sz w:val="34"/>
+                <w:szCs w:val="34"/>
+              </w:rPr>
+            </w:pPr>
+            <w:r>
+              <w:rPr>
+                <w:sz w:val="34"/>
+                <w:szCs w:val="34"/>
+              </w:rPr>
+              <w:t>Fires when element is clicked</w:t>
+            </w:r>
+          </w:p>
+        </w:tc>
+      </w:tr>
+      <w:tr>
+        <w:trPr>
+          <w:tblCellSpacing w:w="15" w:type="dxa"/>
+        </w:trPr>
+        <w:tc>
+          <w:tcPr>
+            <w:tcW w:w="0" w:type="auto"/>
+            <w:vAlign w:val="center"/>
+            <w:hideMark/>
+          </w:tcPr>
+          <w:p>
+            <w:pPr>
+              <w:rPr>
+                <w:sz w:val="34"/>
+                <w:szCs w:val="34"/>
+              </w:rPr>
+            </w:pPr>
+            <w:r>
+              <w:rPr>
+                <w:sz w:val="34"/>
+                <w:szCs w:val="34"/>
+              </w:rPr>
+              <w:t>Keyboard</w:t>
+            </w:r>
+          </w:p>
+        </w:tc>
+        <w:tc>
+          <w:tcPr>
+            <w:tcW w:w="0" w:type="auto"/>
+            <w:vAlign w:val="center"/>
+            <w:hideMark/>
+          </w:tcPr>
+          <w:p>
+            <w:pPr>
+              <w:rPr>
+                <w:sz w:val="34"/>
+                <w:szCs w:val="34"/>
+              </w:rPr>
+            </w:pPr>
+            <w:proofErr w:type="spellStart"/>
+            <w:r>
+              <w:rPr>
+                <w:rStyle w:val="HTMLCode"/>
+                <w:rFonts w:eastAsiaTheme="minorHAnsi"/>
+                <w:sz w:val="34"/>
+                <w:szCs w:val="34"/>
+              </w:rPr>
+              <w:t>onKeyDown</w:t>
+            </w:r>
+            <w:proofErr w:type="spellEnd"/>
+          </w:p>
+        </w:tc>
+        <w:tc>
+          <w:tcPr>
+            <w:tcW w:w="0" w:type="auto"/>
+            <w:vAlign w:val="center"/>
+            <w:hideMark/>
+          </w:tcPr>
+          <w:p>
+            <w:pPr>
+              <w:rPr>
+                <w:sz w:val="34"/>
+                <w:szCs w:val="34"/>
+              </w:rPr>
+            </w:pPr>
+            <w:r>
+              <w:rPr>
+                <w:sz w:val="34"/>
+                <w:szCs w:val="34"/>
+              </w:rPr>
+              <w:t>Fires when key is pressed</w:t>
+            </w:r>
+          </w:p>
+        </w:tc>
+      </w:tr>
+      <w:tr>
+        <w:trPr>
+          <w:tblCellSpacing w:w="15" w:type="dxa"/>
+        </w:trPr>
+        <w:tc>
+          <w:tcPr>
+            <w:tcW w:w="0" w:type="auto"/>
+            <w:vAlign w:val="center"/>
+            <w:hideMark/>
+          </w:tcPr>
+          <w:p>
+            <w:pPr>
+              <w:rPr>
+                <w:sz w:val="34"/>
+                <w:szCs w:val="34"/>
+              </w:rPr>
+            </w:pPr>
+            <w:r>
+              <w:rPr>
+                <w:sz w:val="34"/>
+                <w:szCs w:val="34"/>
+              </w:rPr>
+              <w:t>Form</w:t>
+            </w:r>
+          </w:p>
+        </w:tc>
+        <w:tc>
+          <w:tcPr>
+            <w:tcW w:w="0" w:type="auto"/>
+            <w:vAlign w:val="center"/>
+            <w:hideMark/>
+          </w:tcPr>
+          <w:p>
+            <w:pPr>
+              <w:rPr>
+                <w:sz w:val="34"/>
+                <w:szCs w:val="34"/>
+              </w:rPr>
+            </w:pPr>
+            <w:proofErr w:type="spellStart"/>
+            <w:r>
+              <w:rPr>
+                <w:rStyle w:val="HTMLCode"/>
+                <w:rFonts w:eastAsiaTheme="minorHAnsi"/>
+                <w:sz w:val="34"/>
+                <w:szCs w:val="34"/>
+              </w:rPr>
+              <w:t>onSubmit</w:t>
+            </w:r>
+            <w:proofErr w:type="spellEnd"/>
+          </w:p>
+        </w:tc>
+        <w:tc>
+          <w:tcPr>
+            <w:tcW w:w="0" w:type="auto"/>
+            <w:vAlign w:val="center"/>
+            <w:hideMark/>
+          </w:tcPr>
+          <w:p>
+            <w:pPr>
+              <w:rPr>
+                <w:sz w:val="34"/>
+                <w:szCs w:val="34"/>
+              </w:rPr>
+            </w:pPr>
+            <w:r>
+              <w:rPr>
+                <w:sz w:val="34"/>
+                <w:szCs w:val="34"/>
+              </w:rPr>
+              <w:t>Fires on form submission</w:t>
+            </w:r>
+          </w:p>
+        </w:tc>
+      </w:tr>
+      <w:tr>
+        <w:trPr>
+          <w:tblCellSpacing w:w="15" w:type="dxa"/>
+        </w:trPr>
+        <w:tc>
+          <w:tcPr>
+            <w:tcW w:w="0" w:type="auto"/>
+            <w:vAlign w:val="center"/>
+            <w:hideMark/>
+          </w:tcPr>
+          <w:p>
+            <w:pPr>
+              <w:rPr>
+                <w:sz w:val="34"/>
+                <w:szCs w:val="34"/>
+              </w:rPr>
+            </w:pPr>
+            <w:r>
+              <w:rPr>
+                <w:sz w:val="34"/>
+                <w:szCs w:val="34"/>
+              </w:rPr>
+              <w:t>Input</w:t>
+            </w:r>
+          </w:p>
+        </w:tc>
+        <w:tc>
+          <w:tcPr>
+            <w:tcW w:w="0" w:type="auto"/>
+            <w:vAlign w:val="center"/>
+            <w:hideMark/>
+          </w:tcPr>
+          <w:p>
+            <w:pPr>
+              <w:rPr>
+                <w:sz w:val="34"/>
+                <w:szCs w:val="34"/>
+              </w:rPr>
+            </w:pPr>
+            <w:proofErr w:type="spellStart"/>
+            <w:r>
+              <w:rPr>
+                <w:rStyle w:val="HTMLCode"/>
+                <w:rFonts w:eastAsiaTheme="minorHAnsi"/>
+                <w:sz w:val="34"/>
+                <w:szCs w:val="34"/>
+              </w:rPr>
+              <w:t>onChange</w:t>
+            </w:r>
+            <w:proofErr w:type="spellEnd"/>
+          </w:p>
+        </w:tc>
+        <w:tc>
+          <w:tcPr>
+            <w:tcW w:w="0" w:type="auto"/>
+            <w:vAlign w:val="center"/>
+            <w:hideMark/>
+          </w:tcPr>
+          <w:p>
+            <w:pPr>
+              <w:rPr>
+                <w:sz w:val="34"/>
+                <w:szCs w:val="34"/>
+              </w:rPr>
+            </w:pPr>
+            <w:r>
+              <w:rPr>
+                <w:sz w:val="34"/>
+                <w:szCs w:val="34"/>
+              </w:rPr>
+              <w:t>Fires when input value changes</w:t>
+            </w:r>
+          </w:p>
+        </w:tc>
+      </w:tr>
+    </w:tbl>
+    <w:p>
+      <w:pPr>
+        <w:rPr>
+          <w:sz w:val="34"/>
+          <w:szCs w:val="34"/>
+        </w:rPr>
+      </w:pPr>
+      <w:r>
+        <w:rPr>
+          <w:sz w:val="34"/>
+          <w:szCs w:val="34"/>
+        </w:rPr>
+        <w:pict w14:anchorId="734B9778">
+          <v:rect id="_x0000_i1035" style="width:0;height:1.5pt" o:hralign="center" o:hrstd="t" o:hr="t" fillcolor="#a0a0a0" stroked="f"/>
+        </w:pict>
+      </w:r>
+    </w:p>
+    <w:p>
+      <w:pPr>
+        <w:pStyle w:val="Heading3"/>
+        <w:rPr>
+          <w:sz w:val="34"/>
+          <w:szCs w:val="34"/>
+        </w:rPr>
+      </w:pPr>
       <w:r>
         <w:rPr>
           <w:rStyle w:val="Strong"/>
-        </w:rPr>
-        <w:t>redeclared</w:t>
-      </w:r>
-      <w:r>
-        <w:t xml:space="preserve"> and </w:t>
+          <w:b/>
+          <w:bCs/>
+          <w:sz w:val="34"/>
+          <w:szCs w:val="34"/>
+        </w:rPr>
+        <w:t>3. Handling Forms in React</w:t>
+      </w:r>
+    </w:p>
+    <w:p>
+      <w:pPr>
+        <w:pStyle w:val="NormalWeb"/>
+        <w:rPr>
+          <w:sz w:val="34"/>
+          <w:szCs w:val="34"/>
+        </w:rPr>
+      </w:pPr>
+      <w:r>
+        <w:rPr>
+          <w:sz w:val="34"/>
+          <w:szCs w:val="34"/>
+        </w:rPr>
+        <w:t xml:space="preserve">Form handling in React is often done using </w:t>
       </w:r>
       <w:r>
         <w:rPr>
           <w:rStyle w:val="Strong"/>
-        </w:rPr>
-        <w:t>reassigned</w:t>
+          <w:sz w:val="34"/>
+          <w:szCs w:val="34"/>
+        </w:rPr>
+        <w:t>controlled components</w:t>
+      </w:r>
+      <w:r>
+        <w:rPr>
+          <w:sz w:val="34"/>
+          <w:szCs w:val="34"/>
+        </w:rPr>
+        <w:t>, where input elements derive their value from React state.</w:t>
+      </w:r>
+    </w:p>
+    <w:p>
+      <w:pPr>
+        <w:pStyle w:val="Heading4"/>
+        <w:rPr>
+          <w:sz w:val="34"/>
+          <w:szCs w:val="34"/>
+        </w:rPr>
+      </w:pPr>
+      <w:r>
+        <w:rPr>
+          <w:sz w:val="34"/>
+          <w:szCs w:val="34"/>
+        </w:rPr>
+        <w:t>Example of Controlled Input:</w:t>
+      </w:r>
+    </w:p>
+    <w:p>
+      <w:pPr>
+        <w:pStyle w:val="HTMLPreformatted"/>
+        <w:rPr>
+          <w:rStyle w:val="HTMLCode"/>
+          <w:sz w:val="34"/>
+          <w:szCs w:val="34"/>
+        </w:rPr>
+      </w:pPr>
+      <w:r>
+        <w:rPr>
+          <w:rStyle w:val="HTMLCode"/>
+          <w:sz w:val="34"/>
+          <w:szCs w:val="34"/>
+        </w:rPr>
+        <w:t xml:space="preserve">import </w:t>
+      </w:r>
+      <w:proofErr w:type="gramStart"/>
+      <w:r>
+        <w:rPr>
+          <w:rStyle w:val="HTMLCode"/>
+          <w:sz w:val="34"/>
+          <w:szCs w:val="34"/>
+        </w:rPr>
+        <w:t xml:space="preserve">{ </w:t>
+      </w:r>
+      <w:proofErr w:type="spellStart"/>
+      <w:r>
+        <w:rPr>
+          <w:rStyle w:val="HTMLCode"/>
+          <w:sz w:val="34"/>
+          <w:szCs w:val="34"/>
+        </w:rPr>
+        <w:t>useState</w:t>
+      </w:r>
+      <w:proofErr w:type="spellEnd"/>
+      <w:proofErr w:type="gramEnd"/>
+      <w:r>
+        <w:rPr>
+          <w:rStyle w:val="HTMLCode"/>
+          <w:sz w:val="34"/>
+          <w:szCs w:val="34"/>
+        </w:rPr>
+        <w:t xml:space="preserve"> } from 'react';</w:t>
+      </w:r>
+    </w:p>
+    <w:p>
+      <w:pPr>
+        <w:pStyle w:val="HTMLPreformatted"/>
+        <w:rPr>
+          <w:rStyle w:val="HTMLCode"/>
+          <w:sz w:val="34"/>
+          <w:szCs w:val="34"/>
+        </w:rPr>
+      </w:pPr>
+    </w:p>
+    <w:p>
+      <w:pPr>
+        <w:pStyle w:val="HTMLPreformatted"/>
+        <w:rPr>
+          <w:rStyle w:val="HTMLCode"/>
+          <w:sz w:val="34"/>
+          <w:szCs w:val="34"/>
+        </w:rPr>
+      </w:pPr>
+      <w:r>
+        <w:rPr>
+          <w:rStyle w:val="HTMLCode"/>
+          <w:sz w:val="34"/>
+          <w:szCs w:val="34"/>
+        </w:rPr>
+        <w:t xml:space="preserve">function </w:t>
+      </w:r>
+      <w:proofErr w:type="spellStart"/>
+      <w:proofErr w:type="gramStart"/>
+      <w:r>
+        <w:rPr>
+          <w:rStyle w:val="HTMLCode"/>
+          <w:sz w:val="34"/>
+          <w:szCs w:val="34"/>
+        </w:rPr>
+        <w:t>ContactForm</w:t>
+      </w:r>
+      <w:proofErr w:type="spellEnd"/>
+      <w:r>
+        <w:rPr>
+          <w:rStyle w:val="HTMLCode"/>
+          <w:sz w:val="34"/>
+          <w:szCs w:val="34"/>
+        </w:rPr>
+        <w:t>(</w:t>
+      </w:r>
+      <w:proofErr w:type="gramEnd"/>
+      <w:r>
+        <w:rPr>
+          <w:rStyle w:val="HTMLCode"/>
+          <w:sz w:val="34"/>
+          <w:szCs w:val="34"/>
+        </w:rPr>
+        <w:t>) {</w:t>
+      </w:r>
+    </w:p>
+    <w:p>
+      <w:pPr>
+        <w:pStyle w:val="HTMLPreformatted"/>
+        <w:rPr>
+          <w:rStyle w:val="HTMLCode"/>
+          <w:sz w:val="34"/>
+          <w:szCs w:val="34"/>
+        </w:rPr>
+      </w:pPr>
+      <w:r>
+        <w:rPr>
+          <w:rStyle w:val="HTMLCode"/>
+          <w:sz w:val="34"/>
+          <w:szCs w:val="34"/>
+        </w:rPr>
+        <w:t xml:space="preserve">  const [name, </w:t>
+      </w:r>
+      <w:proofErr w:type="spellStart"/>
+      <w:r>
+        <w:rPr>
+          <w:rStyle w:val="HTMLCode"/>
+          <w:sz w:val="34"/>
+          <w:szCs w:val="34"/>
+        </w:rPr>
+        <w:t>setName</w:t>
+      </w:r>
+      <w:proofErr w:type="spellEnd"/>
+      <w:r>
+        <w:rPr>
+          <w:rStyle w:val="HTMLCode"/>
+          <w:sz w:val="34"/>
+          <w:szCs w:val="34"/>
+        </w:rPr>
+        <w:t xml:space="preserve">] = </w:t>
+      </w:r>
+      <w:proofErr w:type="spellStart"/>
+      <w:proofErr w:type="gramStart"/>
+      <w:r>
+        <w:rPr>
+          <w:rStyle w:val="HTMLCode"/>
+          <w:sz w:val="34"/>
+          <w:szCs w:val="34"/>
+        </w:rPr>
+        <w:t>useState</w:t>
+      </w:r>
+      <w:proofErr w:type="spellEnd"/>
+      <w:r>
+        <w:rPr>
+          <w:rStyle w:val="HTMLCode"/>
+          <w:sz w:val="34"/>
+          <w:szCs w:val="34"/>
+        </w:rPr>
+        <w:t>(</w:t>
+      </w:r>
+      <w:proofErr w:type="gramEnd"/>
+      <w:r>
+        <w:rPr>
+          <w:rStyle w:val="HTMLCode"/>
+          <w:sz w:val="34"/>
+          <w:szCs w:val="34"/>
+        </w:rPr>
+        <w:t>"");</w:t>
+      </w:r>
+    </w:p>
+    <w:p>
+      <w:pPr>
+        <w:pStyle w:val="HTMLPreformatted"/>
+        <w:rPr>
+          <w:rStyle w:val="HTMLCode"/>
+          <w:sz w:val="34"/>
+          <w:szCs w:val="34"/>
+        </w:rPr>
+      </w:pPr>
+    </w:p>
+    <w:p>
+      <w:pPr>
+        <w:pStyle w:val="HTMLPreformatted"/>
+        <w:rPr>
+          <w:rStyle w:val="HTMLCode"/>
+          <w:sz w:val="34"/>
+          <w:szCs w:val="34"/>
+        </w:rPr>
+      </w:pPr>
+      <w:r>
+        <w:rPr>
+          <w:rStyle w:val="HTMLCode"/>
+          <w:sz w:val="34"/>
+          <w:szCs w:val="34"/>
+        </w:rPr>
+        <w:t xml:space="preserve">  function </w:t>
+      </w:r>
+      <w:proofErr w:type="spellStart"/>
+      <w:r>
+        <w:rPr>
+          <w:rStyle w:val="HTMLCode"/>
+          <w:sz w:val="34"/>
+          <w:szCs w:val="34"/>
+        </w:rPr>
+        <w:t>handleSubmit</w:t>
+      </w:r>
+      <w:proofErr w:type="spellEnd"/>
+      <w:r>
+        <w:rPr>
+          <w:rStyle w:val="HTMLCode"/>
+          <w:sz w:val="34"/>
+          <w:szCs w:val="34"/>
+        </w:rPr>
+        <w:t>(event) {</w:t>
+      </w:r>
+    </w:p>
+    <w:p>
+      <w:pPr>
+        <w:pStyle w:val="HTMLPreformatted"/>
+        <w:rPr>
+          <w:rStyle w:val="HTMLCode"/>
+          <w:sz w:val="34"/>
+          <w:szCs w:val="34"/>
+        </w:rPr>
+      </w:pPr>
+      <w:r>
+        <w:rPr>
+          <w:rStyle w:val="HTMLCode"/>
+          <w:sz w:val="34"/>
+          <w:szCs w:val="34"/>
+        </w:rPr>
+        <w:t xml:space="preserve">    </w:t>
+      </w:r>
+      <w:proofErr w:type="spellStart"/>
+      <w:proofErr w:type="gramStart"/>
+      <w:r>
+        <w:rPr>
+          <w:rStyle w:val="HTMLCode"/>
+          <w:sz w:val="34"/>
+          <w:szCs w:val="34"/>
+        </w:rPr>
+        <w:t>event.preventDefault</w:t>
+      </w:r>
+      <w:proofErr w:type="spellEnd"/>
+      <w:proofErr w:type="gramEnd"/>
+      <w:r>
+        <w:rPr>
+          <w:rStyle w:val="HTMLCode"/>
+          <w:sz w:val="34"/>
+          <w:szCs w:val="34"/>
+        </w:rPr>
+        <w:t>();</w:t>
+      </w:r>
+    </w:p>
+    <w:p>
+      <w:pPr>
+        <w:pStyle w:val="HTMLPreformatted"/>
+        <w:rPr>
+          <w:rStyle w:val="HTMLCode"/>
+          <w:sz w:val="34"/>
+          <w:szCs w:val="34"/>
+        </w:rPr>
+      </w:pPr>
+      <w:r>
+        <w:rPr>
+          <w:rStyle w:val="HTMLCode"/>
+          <w:sz w:val="34"/>
+          <w:szCs w:val="34"/>
+        </w:rPr>
+        <w:t xml:space="preserve">    </w:t>
+      </w:r>
+      <w:proofErr w:type="gramStart"/>
+      <w:r>
+        <w:rPr>
+          <w:rStyle w:val="HTMLCode"/>
+          <w:sz w:val="34"/>
+          <w:szCs w:val="34"/>
+        </w:rPr>
+        <w:t>alert(</w:t>
+      </w:r>
+      <w:proofErr w:type="gramEnd"/>
+      <w:r>
+        <w:rPr>
+          <w:rStyle w:val="HTMLCode"/>
+          <w:sz w:val="34"/>
+          <w:szCs w:val="34"/>
+        </w:rPr>
+        <w:t>`Form submitted by ${name}`);</w:t>
+      </w:r>
+    </w:p>
+    <w:p>
+      <w:pPr>
+        <w:pStyle w:val="HTMLPreformatted"/>
+        <w:rPr>
+          <w:rStyle w:val="HTMLCode"/>
+          <w:sz w:val="34"/>
+          <w:szCs w:val="34"/>
+        </w:rPr>
+      </w:pPr>
+      <w:r>
+        <w:rPr>
+          <w:rStyle w:val="HTMLCode"/>
+          <w:sz w:val="34"/>
+          <w:szCs w:val="34"/>
+        </w:rPr>
+        <w:t xml:space="preserve">  }</w:t>
+      </w:r>
+    </w:p>
+    <w:p>
+      <w:pPr>
+        <w:pStyle w:val="HTMLPreformatted"/>
+        <w:rPr>
+          <w:rStyle w:val="HTMLCode"/>
+          <w:sz w:val="34"/>
+          <w:szCs w:val="34"/>
+        </w:rPr>
+      </w:pPr>
+    </w:p>
+    <w:p>
+      <w:pPr>
+        <w:pStyle w:val="HTMLPreformatted"/>
+        <w:rPr>
+          <w:rStyle w:val="HTMLCode"/>
+          <w:sz w:val="34"/>
+          <w:szCs w:val="34"/>
+        </w:rPr>
+      </w:pPr>
+      <w:r>
+        <w:rPr>
+          <w:rStyle w:val="HTMLCode"/>
+          <w:sz w:val="34"/>
+          <w:szCs w:val="34"/>
+        </w:rPr>
+        <w:t xml:space="preserve">  return (</w:t>
+      </w:r>
+    </w:p>
+    <w:p>
+      <w:pPr>
+        <w:pStyle w:val="HTMLPreformatted"/>
+        <w:rPr>
+          <w:rStyle w:val="HTMLCode"/>
+          <w:sz w:val="34"/>
+          <w:szCs w:val="34"/>
+        </w:rPr>
+      </w:pPr>
+      <w:r>
+        <w:rPr>
+          <w:rStyle w:val="HTMLCode"/>
+          <w:sz w:val="34"/>
+          <w:szCs w:val="34"/>
+        </w:rPr>
+        <w:t xml:space="preserve">    &lt;form </w:t>
+      </w:r>
+      <w:proofErr w:type="spellStart"/>
+      <w:r>
+        <w:rPr>
+          <w:rStyle w:val="HTMLCode"/>
+          <w:sz w:val="34"/>
+          <w:szCs w:val="34"/>
+        </w:rPr>
+        <w:t>onSubmit</w:t>
+      </w:r>
+      <w:proofErr w:type="spellEnd"/>
+      <w:r>
+        <w:rPr>
+          <w:rStyle w:val="HTMLCode"/>
+          <w:sz w:val="34"/>
+          <w:szCs w:val="34"/>
+        </w:rPr>
+        <w:t>={</w:t>
+      </w:r>
+      <w:proofErr w:type="spellStart"/>
+      <w:r>
+        <w:rPr>
+          <w:rStyle w:val="HTMLCode"/>
+          <w:sz w:val="34"/>
+          <w:szCs w:val="34"/>
+        </w:rPr>
+        <w:t>handleSubmit</w:t>
+      </w:r>
+      <w:proofErr w:type="spellEnd"/>
+      <w:r>
+        <w:rPr>
+          <w:rStyle w:val="HTMLCode"/>
+          <w:sz w:val="34"/>
+          <w:szCs w:val="34"/>
+        </w:rPr>
+        <w:t>}&gt;</w:t>
+      </w:r>
+    </w:p>
+    <w:p>
+      <w:pPr>
+        <w:pStyle w:val="HTMLPreformatted"/>
+        <w:rPr>
+          <w:rStyle w:val="HTMLCode"/>
+          <w:sz w:val="34"/>
+          <w:szCs w:val="34"/>
+        </w:rPr>
+      </w:pPr>
+      <w:r>
+        <w:rPr>
+          <w:rStyle w:val="HTMLCode"/>
+          <w:sz w:val="34"/>
+          <w:szCs w:val="34"/>
+        </w:rPr>
+        <w:t xml:space="preserve">      &lt;input</w:t>
+      </w:r>
+    </w:p>
+    <w:p>
+      <w:pPr>
+        <w:pStyle w:val="HTMLPreformatted"/>
+        <w:rPr>
+          <w:rStyle w:val="HTMLCode"/>
+          <w:sz w:val="34"/>
+          <w:szCs w:val="34"/>
+        </w:rPr>
+      </w:pPr>
+      <w:r>
+        <w:rPr>
+          <w:rStyle w:val="HTMLCode"/>
+          <w:sz w:val="34"/>
+          <w:szCs w:val="34"/>
+        </w:rPr>
+        <w:t xml:space="preserve">        type="text"</w:t>
+      </w:r>
+    </w:p>
+    <w:p>
+      <w:pPr>
+        <w:pStyle w:val="HTMLPreformatted"/>
+        <w:rPr>
+          <w:rStyle w:val="HTMLCode"/>
+          <w:sz w:val="34"/>
+          <w:szCs w:val="34"/>
+        </w:rPr>
+      </w:pPr>
+      <w:r>
+        <w:rPr>
+          <w:rStyle w:val="HTMLCode"/>
+          <w:sz w:val="34"/>
+          <w:szCs w:val="34"/>
+        </w:rPr>
+        <w:t xml:space="preserve">        value={name}</w:t>
+      </w:r>
+    </w:p>
+    <w:p>
+      <w:pPr>
+        <w:pStyle w:val="HTMLPreformatted"/>
+        <w:rPr>
+          <w:rStyle w:val="HTMLCode"/>
+          <w:sz w:val="34"/>
+          <w:szCs w:val="34"/>
+        </w:rPr>
+      </w:pPr>
+      <w:r>
+        <w:rPr>
+          <w:rStyle w:val="HTMLCode"/>
+          <w:sz w:val="34"/>
+          <w:szCs w:val="34"/>
+        </w:rPr>
+        <w:lastRenderedPageBreak/>
+        <w:t xml:space="preserve">        </w:t>
+      </w:r>
+      <w:proofErr w:type="spellStart"/>
+      <w:r>
+        <w:rPr>
+          <w:rStyle w:val="HTMLCode"/>
+          <w:sz w:val="34"/>
+          <w:szCs w:val="34"/>
+        </w:rPr>
+        <w:t>onChange</w:t>
+      </w:r>
+      <w:proofErr w:type="spellEnd"/>
+      <w:r>
+        <w:rPr>
+          <w:rStyle w:val="HTMLCode"/>
+          <w:sz w:val="34"/>
+          <w:szCs w:val="34"/>
+        </w:rPr>
+        <w:t xml:space="preserve">={(e) =&gt; </w:t>
+      </w:r>
+      <w:proofErr w:type="spellStart"/>
+      <w:r>
+        <w:rPr>
+          <w:rStyle w:val="HTMLCode"/>
+          <w:sz w:val="34"/>
+          <w:szCs w:val="34"/>
+        </w:rPr>
+        <w:t>setName</w:t>
+      </w:r>
+      <w:proofErr w:type="spellEnd"/>
+      <w:r>
+        <w:rPr>
+          <w:rStyle w:val="HTMLCode"/>
+          <w:sz w:val="34"/>
+          <w:szCs w:val="34"/>
+        </w:rPr>
+        <w:t>(</w:t>
+      </w:r>
+      <w:proofErr w:type="spellStart"/>
+      <w:proofErr w:type="gramStart"/>
+      <w:r>
+        <w:rPr>
+          <w:rStyle w:val="HTMLCode"/>
+          <w:sz w:val="34"/>
+          <w:szCs w:val="34"/>
+        </w:rPr>
+        <w:t>e.target</w:t>
+      </w:r>
+      <w:proofErr w:type="gramEnd"/>
+      <w:r>
+        <w:rPr>
+          <w:rStyle w:val="HTMLCode"/>
+          <w:sz w:val="34"/>
+          <w:szCs w:val="34"/>
+        </w:rPr>
+        <w:t>.value</w:t>
+      </w:r>
+      <w:proofErr w:type="spellEnd"/>
+      <w:r>
+        <w:rPr>
+          <w:rStyle w:val="HTMLCode"/>
+          <w:sz w:val="34"/>
+          <w:szCs w:val="34"/>
+        </w:rPr>
+        <w:t>)}</w:t>
+      </w:r>
+    </w:p>
+    <w:p>
+      <w:pPr>
+        <w:pStyle w:val="HTMLPreformatted"/>
+        <w:rPr>
+          <w:rStyle w:val="HTMLCode"/>
+          <w:sz w:val="34"/>
+          <w:szCs w:val="34"/>
+        </w:rPr>
+      </w:pPr>
+      <w:r>
+        <w:rPr>
+          <w:rStyle w:val="HTMLCode"/>
+          <w:sz w:val="34"/>
+          <w:szCs w:val="34"/>
+        </w:rPr>
+        <w:t xml:space="preserve">        placeholder="Enter your name"</w:t>
+      </w:r>
+    </w:p>
+    <w:p>
+      <w:pPr>
+        <w:pStyle w:val="HTMLPreformatted"/>
+        <w:rPr>
+          <w:rStyle w:val="HTMLCode"/>
+          <w:sz w:val="34"/>
+          <w:szCs w:val="34"/>
+        </w:rPr>
+      </w:pPr>
+      <w:r>
+        <w:rPr>
+          <w:rStyle w:val="HTMLCode"/>
+          <w:sz w:val="34"/>
+          <w:szCs w:val="34"/>
+        </w:rPr>
+        <w:t xml:space="preserve">      /&gt;</w:t>
+      </w:r>
+    </w:p>
+    <w:p>
+      <w:pPr>
+        <w:pStyle w:val="HTMLPreformatted"/>
+        <w:rPr>
+          <w:rStyle w:val="HTMLCode"/>
+          <w:sz w:val="34"/>
+          <w:szCs w:val="34"/>
+        </w:rPr>
+      </w:pPr>
+      <w:r>
+        <w:rPr>
+          <w:rStyle w:val="HTMLCode"/>
+          <w:sz w:val="34"/>
+          <w:szCs w:val="34"/>
+        </w:rPr>
+        <w:t xml:space="preserve">      &lt;button type="submit"&gt;Submit&lt;/button&gt;</w:t>
+      </w:r>
+    </w:p>
+    <w:p>
+      <w:pPr>
+        <w:pStyle w:val="HTMLPreformatted"/>
+        <w:rPr>
+          <w:rStyle w:val="HTMLCode"/>
+          <w:sz w:val="34"/>
+          <w:szCs w:val="34"/>
+        </w:rPr>
+      </w:pPr>
+      <w:r>
+        <w:rPr>
+          <w:rStyle w:val="HTMLCode"/>
+          <w:sz w:val="34"/>
+          <w:szCs w:val="34"/>
+        </w:rPr>
+        <w:t xml:space="preserve">    &lt;/form&gt;</w:t>
+      </w:r>
+    </w:p>
+    <w:p>
+      <w:pPr>
+        <w:pStyle w:val="HTMLPreformatted"/>
+        <w:rPr>
+          <w:rStyle w:val="HTMLCode"/>
+          <w:sz w:val="34"/>
+          <w:szCs w:val="34"/>
+        </w:rPr>
+      </w:pPr>
+      <w:r>
+        <w:rPr>
+          <w:rStyle w:val="HTMLCode"/>
+          <w:sz w:val="34"/>
+          <w:szCs w:val="34"/>
+        </w:rPr>
+        <w:t xml:space="preserve">  );</w:t>
+      </w:r>
+    </w:p>
+    <w:p>
+      <w:pPr>
+        <w:pStyle w:val="HTMLPreformatted"/>
+        <w:rPr>
+          <w:rStyle w:val="HTMLCode"/>
+          <w:sz w:val="34"/>
+          <w:szCs w:val="34"/>
+        </w:rPr>
+      </w:pPr>
+      <w:r>
+        <w:rPr>
+          <w:rStyle w:val="HTMLCode"/>
+          <w:sz w:val="34"/>
+          <w:szCs w:val="34"/>
+        </w:rPr>
+        <w:t>}</w:t>
+      </w:r>
+    </w:p>
+    <w:p>
+      <w:pPr>
+        <w:pStyle w:val="Heading4"/>
+        <w:rPr>
+          <w:sz w:val="34"/>
+          <w:szCs w:val="34"/>
+        </w:rPr>
+      </w:pPr>
+      <w:r>
+        <w:rPr>
+          <w:sz w:val="34"/>
+          <w:szCs w:val="34"/>
+        </w:rPr>
+        <w:t>Key Features:</w:t>
       </w:r>
     </w:p>
     <w:p>
@@ -616,88 +2102,74 @@
         <w:pStyle w:val="NormalWeb"/>
         <w:numPr>
           <w:ilvl w:val="0"/>
-          <w:numId w:val="26"/>
+          <w:numId w:val="34"/>
         </w:numPr>
-      </w:pPr>
-      <w:r>
-        <w:t>Hoisted (moved to top of function scope)</w:t>
-      </w:r>
-    </w:p>
-    <w:p>
-      <w:pPr>
-        <w:pStyle w:val="HTMLPreformatted"/>
-        <w:rPr>
-          <w:rStyle w:val="HTMLCode"/>
-        </w:rPr>
-      </w:pPr>
-      <w:r>
-        <w:rPr>
-          <w:rStyle w:val="HTMLCode"/>
-        </w:rPr>
-        <w:t>var x = 10;</w:t>
-      </w:r>
-    </w:p>
-    <w:p>
-      <w:pPr>
-        <w:pStyle w:val="HTMLPreformatted"/>
-        <w:rPr>
-          <w:rStyle w:val="HTMLCode"/>
-        </w:rPr>
-      </w:pPr>
-      <w:r>
-        <w:rPr>
-          <w:rStyle w:val="HTMLCode"/>
-        </w:rPr>
-        <w:t>var x = 20; /</w:t>
-      </w:r>
-      <w:proofErr w:type="gramStart"/>
-      <w:r>
-        <w:rPr>
-          <w:rStyle w:val="HTMLCode"/>
-        </w:rPr>
-        <w:t>/  no</w:t>
-      </w:r>
-      <w:proofErr w:type="gramEnd"/>
-      <w:r>
-        <w:rPr>
-          <w:rStyle w:val="HTMLCode"/>
-        </w:rPr>
-        <w:t xml:space="preserve"> error</w:t>
-      </w:r>
-    </w:p>
-    <w:p>
-      <w:pPr>
-        <w:pStyle w:val="Heading3"/>
-      </w:pPr>
-      <w:r>
-        <w:rPr>
-          <w:rFonts w:ascii="Segoe UI Emoji" w:hAnsi="Segoe UI Emoji" w:cs="Segoe UI Emoji"/>
-        </w:rPr>
-        <w:t>🔸</w:t>
-      </w:r>
-      <w:r>
-        <w:t xml:space="preserve"> </w:t>
-      </w:r>
-      <w:r>
-        <w:rPr>
-          <w:rStyle w:val="HTMLCode"/>
-        </w:rPr>
-        <w:t>let</w:t>
-      </w:r>
-      <w:r>
-        <w:t xml:space="preserve"> (Modern Way)</w:t>
-      </w:r>
+        <w:rPr>
+          <w:sz w:val="34"/>
+          <w:szCs w:val="34"/>
+        </w:rPr>
+      </w:pPr>
+      <w:r>
+        <w:rPr>
+          <w:sz w:val="34"/>
+          <w:szCs w:val="34"/>
+        </w:rPr>
+        <w:t xml:space="preserve">Input field is </w:t>
+      </w:r>
+      <w:r>
+        <w:rPr>
+          <w:rStyle w:val="Strong"/>
+          <w:sz w:val="34"/>
+          <w:szCs w:val="34"/>
+        </w:rPr>
+        <w:t>controlled</w:t>
+      </w:r>
+      <w:r>
+        <w:rPr>
+          <w:sz w:val="34"/>
+          <w:szCs w:val="34"/>
+        </w:rPr>
+        <w:t xml:space="preserve"> using </w:t>
+      </w:r>
+      <w:proofErr w:type="spellStart"/>
+      <w:r>
+        <w:rPr>
+          <w:rStyle w:val="HTMLCode"/>
+          <w:sz w:val="34"/>
+          <w:szCs w:val="34"/>
+        </w:rPr>
+        <w:t>useState</w:t>
+      </w:r>
+      <w:proofErr w:type="spellEnd"/>
     </w:p>
     <w:p>
       <w:pPr>
         <w:pStyle w:val="NormalWeb"/>
         <w:numPr>
           <w:ilvl w:val="0"/>
-          <w:numId w:val="27"/>
+          <w:numId w:val="34"/>
         </w:numPr>
-      </w:pPr>
-      <w:r>
-        <w:t>Introduced in ES6</w:t>
+        <w:rPr>
+          <w:sz w:val="34"/>
+          <w:szCs w:val="34"/>
+        </w:rPr>
+      </w:pPr>
+      <w:proofErr w:type="spellStart"/>
+      <w:r>
+        <w:rPr>
+          <w:rStyle w:val="HTMLCode"/>
+          <w:sz w:val="34"/>
+          <w:szCs w:val="34"/>
+        </w:rPr>
+        <w:t>onChange</w:t>
+      </w:r>
+      <w:proofErr w:type="spellEnd"/>
+      <w:r>
+        <w:rPr>
+          <w:sz w:val="34"/>
+          <w:szCs w:val="34"/>
+        </w:rPr>
+        <w:t xml:space="preserve"> updates the state on each keystroke</w:t>
       </w:r>
     </w:p>
     <w:p>
@@ -705,1082 +2177,404 @@
         <w:pStyle w:val="NormalWeb"/>
         <w:numPr>
           <w:ilvl w:val="0"/>
-          <w:numId w:val="27"/>
+          <w:numId w:val="34"/>
         </w:numPr>
-      </w:pPr>
-      <w:r>
-        <w:rPr>
-          <w:rStyle w:val="Strong"/>
-        </w:rPr>
-        <w:t>Block-scoped</w:t>
-      </w:r>
-      <w:r>
-        <w:t xml:space="preserve"> (works inside </w:t>
-      </w:r>
-      <w:r>
-        <w:rPr>
-          <w:rStyle w:val="HTMLCode"/>
-        </w:rPr>
-        <w:t>{}</w:t>
-      </w:r>
-      <w:r>
-        <w:t>)</w:t>
+        <w:rPr>
+          <w:sz w:val="34"/>
+          <w:szCs w:val="34"/>
+        </w:rPr>
+      </w:pPr>
+      <w:proofErr w:type="spellStart"/>
+      <w:r>
+        <w:rPr>
+          <w:rStyle w:val="HTMLCode"/>
+          <w:sz w:val="34"/>
+          <w:szCs w:val="34"/>
+        </w:rPr>
+        <w:t>onSubmit</w:t>
+      </w:r>
+      <w:proofErr w:type="spellEnd"/>
+      <w:r>
+        <w:rPr>
+          <w:sz w:val="34"/>
+          <w:szCs w:val="34"/>
+        </w:rPr>
+        <w:t xml:space="preserve"> prevents default browser reload and handles form logic</w:t>
       </w:r>
     </w:p>
     <w:p>
       <w:pPr>
-        <w:pStyle w:val="NormalWeb"/>
-        <w:numPr>
-          <w:ilvl w:val="0"/>
-          <w:numId w:val="27"/>
-        </w:numPr>
-      </w:pPr>
-      <w:r>
-        <w:t>Cannot be redeclared in the same block</w:t>
+        <w:rPr>
+          <w:sz w:val="34"/>
+          <w:szCs w:val="34"/>
+        </w:rPr>
+      </w:pPr>
+      <w:r>
+        <w:rPr>
+          <w:sz w:val="34"/>
+          <w:szCs w:val="34"/>
+        </w:rPr>
+        <w:pict w14:anchorId="35FED61F">
+          <v:rect id="_x0000_i1036" style="width:0;height:1.5pt" o:hralign="center" o:hrstd="t" o:hr="t" fillcolor="#a0a0a0" stroked="f"/>
+        </w:pict>
       </w:r>
     </w:p>
     <w:p>
       <w:pPr>
-        <w:pStyle w:val="NormalWeb"/>
-        <w:numPr>
-          <w:ilvl w:val="0"/>
-          <w:numId w:val="27"/>
-        </w:numPr>
-      </w:pPr>
-      <w:r>
-        <w:t>Can be reassigned</w:t>
+        <w:pStyle w:val="Heading3"/>
+        <w:rPr>
+          <w:sz w:val="34"/>
+          <w:szCs w:val="34"/>
+        </w:rPr>
+      </w:pPr>
+      <w:r>
+        <w:rPr>
+          <w:rStyle w:val="Strong"/>
+          <w:b/>
+          <w:bCs/>
+          <w:sz w:val="34"/>
+          <w:szCs w:val="34"/>
+        </w:rPr>
+        <w:t>4. Uncontrolled vs Controlled Components</w:t>
       </w:r>
     </w:p>
+    <w:tbl>
+      <w:tblPr>
+        <w:tblW w:w="0" w:type="auto"/>
+        <w:tblCellSpacing w:w="15" w:type="dxa"/>
+        <w:tblCellMar>
+          <w:top w:w="15" w:type="dxa"/>
+          <w:left w:w="15" w:type="dxa"/>
+          <w:bottom w:w="15" w:type="dxa"/>
+          <w:right w:w="15" w:type="dxa"/>
+        </w:tblCellMar>
+        <w:tblLook w:val="04A0" w:firstRow="1" w:lastRow="0" w:firstColumn="1" w:lastColumn="0" w:noHBand="0" w:noVBand="1"/>
+      </w:tblPr>
+      <w:tblGrid>
+        <w:gridCol w:w="1709"/>
+        <w:gridCol w:w="4193"/>
+        <w:gridCol w:w="3458"/>
+      </w:tblGrid>
+      <w:tr>
+        <w:trPr>
+          <w:tblHeader/>
+          <w:tblCellSpacing w:w="15" w:type="dxa"/>
+        </w:trPr>
+        <w:tc>
+          <w:tcPr>
+            <w:tcW w:w="0" w:type="auto"/>
+            <w:vAlign w:val="center"/>
+            <w:hideMark/>
+          </w:tcPr>
+          <w:p>
+            <w:pPr>
+              <w:jc w:val="center"/>
+              <w:rPr>
+                <w:b/>
+                <w:bCs/>
+                <w:sz w:val="34"/>
+                <w:szCs w:val="34"/>
+              </w:rPr>
+            </w:pPr>
+            <w:r>
+              <w:rPr>
+                <w:b/>
+                <w:bCs/>
+                <w:sz w:val="34"/>
+                <w:szCs w:val="34"/>
+              </w:rPr>
+              <w:t>Feature</w:t>
+            </w:r>
+          </w:p>
+        </w:tc>
+        <w:tc>
+          <w:tcPr>
+            <w:tcW w:w="0" w:type="auto"/>
+            <w:vAlign w:val="center"/>
+            <w:hideMark/>
+          </w:tcPr>
+          <w:p>
+            <w:pPr>
+              <w:jc w:val="center"/>
+              <w:rPr>
+                <w:b/>
+                <w:bCs/>
+                <w:sz w:val="34"/>
+                <w:szCs w:val="34"/>
+              </w:rPr>
+            </w:pPr>
+            <w:r>
+              <w:rPr>
+                <w:b/>
+                <w:bCs/>
+                <w:sz w:val="34"/>
+                <w:szCs w:val="34"/>
+              </w:rPr>
+              <w:t>Controlled Component</w:t>
+            </w:r>
+          </w:p>
+        </w:tc>
+        <w:tc>
+          <w:tcPr>
+            <w:tcW w:w="0" w:type="auto"/>
+            <w:vAlign w:val="center"/>
+            <w:hideMark/>
+          </w:tcPr>
+          <w:p>
+            <w:pPr>
+              <w:jc w:val="center"/>
+              <w:rPr>
+                <w:b/>
+                <w:bCs/>
+                <w:sz w:val="34"/>
+                <w:szCs w:val="34"/>
+              </w:rPr>
+            </w:pPr>
+            <w:r>
+              <w:rPr>
+                <w:b/>
+                <w:bCs/>
+                <w:sz w:val="34"/>
+                <w:szCs w:val="34"/>
+              </w:rPr>
+              <w:t>Uncontrolled Component</w:t>
+            </w:r>
+          </w:p>
+        </w:tc>
+      </w:tr>
+      <w:tr>
+        <w:trPr>
+          <w:tblCellSpacing w:w="15" w:type="dxa"/>
+        </w:trPr>
+        <w:tc>
+          <w:tcPr>
+            <w:tcW w:w="0" w:type="auto"/>
+            <w:vAlign w:val="center"/>
+            <w:hideMark/>
+          </w:tcPr>
+          <w:p>
+            <w:pPr>
+              <w:rPr>
+                <w:sz w:val="34"/>
+                <w:szCs w:val="34"/>
+              </w:rPr>
+            </w:pPr>
+            <w:r>
+              <w:rPr>
+                <w:sz w:val="34"/>
+                <w:szCs w:val="34"/>
+              </w:rPr>
+              <w:t>Data source</w:t>
+            </w:r>
+          </w:p>
+        </w:tc>
+        <w:tc>
+          <w:tcPr>
+            <w:tcW w:w="0" w:type="auto"/>
+            <w:vAlign w:val="center"/>
+            <w:hideMark/>
+          </w:tcPr>
+          <w:p>
+            <w:pPr>
+              <w:rPr>
+                <w:sz w:val="34"/>
+                <w:szCs w:val="34"/>
+              </w:rPr>
+            </w:pPr>
+            <w:r>
+              <w:rPr>
+                <w:sz w:val="34"/>
+                <w:szCs w:val="34"/>
+              </w:rPr>
+              <w:t>React state</w:t>
+            </w:r>
+          </w:p>
+        </w:tc>
+        <w:tc>
+          <w:tcPr>
+            <w:tcW w:w="0" w:type="auto"/>
+            <w:vAlign w:val="center"/>
+            <w:hideMark/>
+          </w:tcPr>
+          <w:p>
+            <w:pPr>
+              <w:rPr>
+                <w:sz w:val="34"/>
+                <w:szCs w:val="34"/>
+              </w:rPr>
+            </w:pPr>
+            <w:r>
+              <w:rPr>
+                <w:sz w:val="34"/>
+                <w:szCs w:val="34"/>
+              </w:rPr>
+              <w:t xml:space="preserve">DOM (via </w:t>
+            </w:r>
+            <w:r>
+              <w:rPr>
+                <w:rStyle w:val="HTMLCode"/>
+                <w:rFonts w:eastAsiaTheme="minorHAnsi"/>
+                <w:sz w:val="34"/>
+                <w:szCs w:val="34"/>
+              </w:rPr>
+              <w:t>ref</w:t>
+            </w:r>
+            <w:r>
+              <w:rPr>
+                <w:sz w:val="34"/>
+                <w:szCs w:val="34"/>
+              </w:rPr>
+              <w:t>)</w:t>
+            </w:r>
+          </w:p>
+        </w:tc>
+      </w:tr>
+      <w:tr>
+        <w:trPr>
+          <w:tblCellSpacing w:w="15" w:type="dxa"/>
+        </w:trPr>
+        <w:tc>
+          <w:tcPr>
+            <w:tcW w:w="0" w:type="auto"/>
+            <w:vAlign w:val="center"/>
+            <w:hideMark/>
+          </w:tcPr>
+          <w:p>
+            <w:pPr>
+              <w:rPr>
+                <w:sz w:val="34"/>
+                <w:szCs w:val="34"/>
+              </w:rPr>
+            </w:pPr>
+            <w:r>
+              <w:rPr>
+                <w:sz w:val="34"/>
+                <w:szCs w:val="34"/>
+              </w:rPr>
+              <w:t>React Control</w:t>
+            </w:r>
+          </w:p>
+        </w:tc>
+        <w:tc>
+          <w:tcPr>
+            <w:tcW w:w="0" w:type="auto"/>
+            <w:vAlign w:val="center"/>
+            <w:hideMark/>
+          </w:tcPr>
+          <w:p>
+            <w:pPr>
+              <w:rPr>
+                <w:sz w:val="34"/>
+                <w:szCs w:val="34"/>
+              </w:rPr>
+            </w:pPr>
+            <w:r>
+              <w:rPr>
+                <w:sz w:val="34"/>
+                <w:szCs w:val="34"/>
+              </w:rPr>
+              <w:t>Full control over input</w:t>
+            </w:r>
+          </w:p>
+        </w:tc>
+        <w:tc>
+          <w:tcPr>
+            <w:tcW w:w="0" w:type="auto"/>
+            <w:vAlign w:val="center"/>
+            <w:hideMark/>
+          </w:tcPr>
+          <w:p>
+            <w:pPr>
+              <w:rPr>
+                <w:sz w:val="34"/>
+                <w:szCs w:val="34"/>
+              </w:rPr>
+            </w:pPr>
+            <w:r>
+              <w:rPr>
+                <w:sz w:val="34"/>
+                <w:szCs w:val="34"/>
+              </w:rPr>
+              <w:t>Minimal React control</w:t>
+            </w:r>
+          </w:p>
+        </w:tc>
+      </w:tr>
+      <w:tr>
+        <w:trPr>
+          <w:tblCellSpacing w:w="15" w:type="dxa"/>
+        </w:trPr>
+        <w:tc>
+          <w:tcPr>
+            <w:tcW w:w="0" w:type="auto"/>
+            <w:vAlign w:val="center"/>
+            <w:hideMark/>
+          </w:tcPr>
+          <w:p>
+            <w:pPr>
+              <w:rPr>
+                <w:sz w:val="34"/>
+                <w:szCs w:val="34"/>
+              </w:rPr>
+            </w:pPr>
+            <w:r>
+              <w:rPr>
+                <w:sz w:val="34"/>
+                <w:szCs w:val="34"/>
+              </w:rPr>
+              <w:t>Use Case</w:t>
+            </w:r>
+          </w:p>
+        </w:tc>
+        <w:tc>
+          <w:tcPr>
+            <w:tcW w:w="0" w:type="auto"/>
+            <w:vAlign w:val="center"/>
+            <w:hideMark/>
+          </w:tcPr>
+          <w:p>
+            <w:pPr>
+              <w:rPr>
+                <w:sz w:val="34"/>
+                <w:szCs w:val="34"/>
+              </w:rPr>
+            </w:pPr>
+            <w:r>
+              <w:rPr>
+                <w:sz w:val="34"/>
+                <w:szCs w:val="34"/>
+              </w:rPr>
+              <w:t>Dynamic input validation, real-time UI</w:t>
+            </w:r>
+          </w:p>
+        </w:tc>
+        <w:tc>
+          <w:tcPr>
+            <w:tcW w:w="0" w:type="auto"/>
+            <w:vAlign w:val="center"/>
+            <w:hideMark/>
+          </w:tcPr>
+          <w:p>
+            <w:pPr>
+              <w:rPr>
+                <w:sz w:val="34"/>
+                <w:szCs w:val="34"/>
+              </w:rPr>
+            </w:pPr>
+            <w:r>
+              <w:rPr>
+                <w:sz w:val="34"/>
+                <w:szCs w:val="34"/>
+              </w:rPr>
+              <w:t>Simple or third-party libraries</w:t>
+            </w:r>
+          </w:p>
+        </w:tc>
+      </w:tr>
+    </w:tbl>
     <w:p>
       <w:pPr>
-        <w:pStyle w:val="HTMLPreformatted"/>
-        <w:rPr>
-          <w:rStyle w:val="HTMLCode"/>
-        </w:rPr>
-      </w:pPr>
-      <w:r>
-        <w:rPr>
-          <w:rStyle w:val="HTMLCode"/>
-        </w:rPr>
-        <w:t>let count = 5;</w:t>
-      </w:r>
-    </w:p>
-    <w:p>
-      <w:pPr>
-        <w:pStyle w:val="HTMLPreformatted"/>
-        <w:rPr>
-          <w:rStyle w:val="HTMLCode"/>
-        </w:rPr>
-      </w:pPr>
-      <w:r>
-        <w:rPr>
-          <w:rStyle w:val="HTMLCode"/>
-        </w:rPr>
-        <w:t>count = 10; /</w:t>
-      </w:r>
-      <w:proofErr w:type="gramStart"/>
-      <w:r>
-        <w:rPr>
-          <w:rStyle w:val="HTMLCode"/>
-        </w:rPr>
-        <w:t>/  allowed</w:t>
-      </w:r>
-      <w:proofErr w:type="gramEnd"/>
-    </w:p>
-    <w:p>
-      <w:pPr>
-        <w:pStyle w:val="Heading3"/>
-      </w:pPr>
-      <w:r>
-        <w:rPr>
-          <w:rFonts w:ascii="Segoe UI Emoji" w:hAnsi="Segoe UI Emoji" w:cs="Segoe UI Emoji"/>
-        </w:rPr>
-        <w:t>🔸</w:t>
-      </w:r>
-      <w:r>
-        <w:t xml:space="preserve"> </w:t>
-      </w:r>
-      <w:r>
-        <w:rPr>
-          <w:rStyle w:val="HTMLCode"/>
-        </w:rPr>
-        <w:t>const</w:t>
-      </w:r>
-      <w:r>
-        <w:t xml:space="preserve"> (Constant Variable)</w:t>
-      </w:r>
-    </w:p>
-    <w:p>
-      <w:pPr>
-        <w:pStyle w:val="NormalWeb"/>
-        <w:numPr>
-          <w:ilvl w:val="0"/>
-          <w:numId w:val="28"/>
-        </w:numPr>
-      </w:pPr>
-      <w:r>
-        <w:t>Introduced in ES6</w:t>
-      </w:r>
-    </w:p>
-    <w:p>
-      <w:pPr>
-        <w:pStyle w:val="NormalWeb"/>
-        <w:numPr>
-          <w:ilvl w:val="0"/>
-          <w:numId w:val="28"/>
-        </w:numPr>
-      </w:pPr>
-      <w:r>
-        <w:rPr>
-          <w:rStyle w:val="Strong"/>
-        </w:rPr>
-        <w:t>Block-scoped</w:t>
-      </w:r>
-    </w:p>
-    <w:p>
-      <w:pPr>
-        <w:pStyle w:val="NormalWeb"/>
-        <w:numPr>
-          <w:ilvl w:val="0"/>
-          <w:numId w:val="28"/>
-        </w:numPr>
-      </w:pPr>
-      <w:r>
-        <w:t xml:space="preserve">Cannot be </w:t>
-      </w:r>
-      <w:r>
-        <w:rPr>
-          <w:rStyle w:val="Strong"/>
-        </w:rPr>
-        <w:t>redeclared</w:t>
-      </w:r>
-      <w:r>
-        <w:t xml:space="preserve"> or </w:t>
-      </w:r>
-      <w:r>
-        <w:rPr>
-          <w:rStyle w:val="Strong"/>
-        </w:rPr>
-        <w:t>reassigned</w:t>
-      </w:r>
-    </w:p>
-    <w:p>
-      <w:pPr>
-        <w:pStyle w:val="NormalWeb"/>
-        <w:numPr>
-          <w:ilvl w:val="0"/>
-          <w:numId w:val="28"/>
-        </w:numPr>
-      </w:pPr>
-      <w:r>
-        <w:t xml:space="preserve">Use when value </w:t>
-      </w:r>
-      <w:r>
-        <w:rPr>
-          <w:rStyle w:val="Strong"/>
-        </w:rPr>
-        <w:t>should not change</w:t>
-      </w:r>
-    </w:p>
-    <w:p>
-      <w:pPr>
-        <w:pStyle w:val="HTMLPreformatted"/>
-        <w:rPr>
-          <w:rStyle w:val="HTMLCode"/>
-        </w:rPr>
-      </w:pPr>
-      <w:r>
-        <w:rPr>
-          <w:rStyle w:val="HTMLCode"/>
-        </w:rPr>
-        <w:t>const PI = 3.14;</w:t>
-      </w:r>
-    </w:p>
-    <w:p>
-      <w:pPr>
-        <w:pStyle w:val="HTMLPreformatted"/>
-        <w:rPr>
-          <w:rStyle w:val="HTMLCode"/>
-        </w:rPr>
-      </w:pPr>
-      <w:r>
-        <w:rPr>
-          <w:rStyle w:val="HTMLCode"/>
-        </w:rPr>
-        <w:t xml:space="preserve">// PI = </w:t>
-      </w:r>
-      <w:proofErr w:type="gramStart"/>
-      <w:r>
-        <w:rPr>
-          <w:rStyle w:val="HTMLCode"/>
-        </w:rPr>
-        <w:t xml:space="preserve">3.15 </w:t>
-      </w:r>
-      <w:r>
-        <w:rPr>
-          <w:rStyle w:val="HTMLCode"/>
-          <w:rFonts w:ascii="Segoe UI Emoji" w:hAnsi="Segoe UI Emoji" w:cs="Segoe UI Emoji"/>
-        </w:rPr>
-        <w:t>❌</w:t>
-      </w:r>
-      <w:r>
-        <w:rPr>
-          <w:rStyle w:val="HTMLCode"/>
-        </w:rPr>
-        <w:t xml:space="preserve"> Error</w:t>
-      </w:r>
-      <w:proofErr w:type="gramEnd"/>
-    </w:p>
-    <w:p>
-      <w:pPr>
-        <w:pStyle w:val="Heading4"/>
-      </w:pPr>
-      <w:r>
-        <w:t xml:space="preserve"> Use Case:</w:t>
-      </w:r>
-    </w:p>
-    <w:p>
-      <w:pPr>
-        <w:pStyle w:val="HTMLPreformatted"/>
-        <w:rPr>
-          <w:rStyle w:val="HTMLCode"/>
-        </w:rPr>
-      </w:pPr>
-      <w:r>
-        <w:rPr>
-          <w:rStyle w:val="HTMLCode"/>
-        </w:rPr>
-        <w:t xml:space="preserve">const </w:t>
-      </w:r>
-      <w:proofErr w:type="spellStart"/>
-      <w:r>
-        <w:rPr>
-          <w:rStyle w:val="HTMLCode"/>
-        </w:rPr>
-        <w:t>userName</w:t>
-      </w:r>
-      <w:proofErr w:type="spellEnd"/>
-      <w:r>
-        <w:rPr>
-          <w:rStyle w:val="HTMLCode"/>
-        </w:rPr>
-        <w:t xml:space="preserve"> = "Zain"; // Fixed name</w:t>
-      </w:r>
-    </w:p>
-    <w:p>
-      <w:pPr>
-        <w:pStyle w:val="HTMLPreformatted"/>
-        <w:rPr>
-          <w:rStyle w:val="HTMLCode"/>
-        </w:rPr>
-      </w:pPr>
-      <w:r>
-        <w:rPr>
-          <w:rStyle w:val="HTMLCode"/>
-        </w:rPr>
-        <w:t>let score = 0; // Score changes over time</w:t>
-      </w:r>
-    </w:p>
-    <w:p>
-      <w:r>
-        <w:pict w14:anchorId="1B18A63A">
-          <v:rect id="_x0000_i1043" style="width:0;height:1.5pt" o:hralign="center" o:hrstd="t" o:hr="t" fillcolor="#a0a0a0" stroked="f"/>
-        </w:pict>
-      </w:r>
-    </w:p>
-    <w:p>
-      <w:pPr>
-        <w:pStyle w:val="Heading2"/>
-      </w:pPr>
-      <w:r>
-        <w:rPr>
-          <w:rFonts w:ascii="Segoe UI Emoji" w:hAnsi="Segoe UI Emoji" w:cs="Segoe UI Emoji"/>
-        </w:rPr>
-        <w:lastRenderedPageBreak/>
-        <w:t>🔹</w:t>
-      </w:r>
-      <w:r>
-        <w:t xml:space="preserve"> 2. Arrow Functions (</w:t>
-      </w:r>
-      <w:r>
-        <w:rPr>
-          <w:rFonts w:ascii="Segoe UI Symbol" w:hAnsi="Segoe UI Symbol" w:cs="Segoe UI Symbol"/>
-        </w:rPr>
-        <w:t>➤</w:t>
-      </w:r>
-      <w:r>
-        <w:t xml:space="preserve"> </w:t>
-      </w:r>
-      <w:proofErr w:type="gramStart"/>
-      <w:r>
-        <w:rPr>
-          <w:rStyle w:val="HTMLCode"/>
-          <w:rFonts w:eastAsiaTheme="majorEastAsia"/>
-        </w:rPr>
-        <w:t>()=</w:t>
-      </w:r>
-      <w:proofErr w:type="gramEnd"/>
-      <w:r>
-        <w:rPr>
-          <w:rStyle w:val="HTMLCode"/>
-          <w:rFonts w:eastAsiaTheme="majorEastAsia"/>
-        </w:rPr>
-        <w:t>&gt;{}</w:t>
-      </w:r>
-      <w:r>
-        <w:t>)</w:t>
-      </w:r>
-    </w:p>
-    <w:p>
-      <w:pPr>
-        <w:pStyle w:val="NormalWeb"/>
-      </w:pPr>
-      <w:r>
-        <w:t xml:space="preserve">Arrow functions are </w:t>
-      </w:r>
-      <w:r>
-        <w:rPr>
-          <w:rStyle w:val="Strong"/>
-        </w:rPr>
-        <w:t>shorthand</w:t>
-      </w:r>
-      <w:r>
-        <w:t xml:space="preserve"> versions of regular functions.</w:t>
-      </w:r>
-    </w:p>
-    <w:p>
-      <w:pPr>
-        <w:pStyle w:val="Heading3"/>
-      </w:pPr>
-      <w:r>
-        <w:rPr>
-          <w:rFonts w:ascii="Segoe UI Emoji" w:hAnsi="Segoe UI Emoji" w:cs="Segoe UI Emoji"/>
-        </w:rPr>
-        <w:t>🔸</w:t>
-      </w:r>
-      <w:r>
-        <w:t xml:space="preserve"> Syntax:</w:t>
-      </w:r>
-    </w:p>
-    <w:p>
-      <w:pPr>
-        <w:pStyle w:val="HTMLPreformatted"/>
-        <w:rPr>
-          <w:rStyle w:val="HTMLCode"/>
-        </w:rPr>
-      </w:pPr>
-      <w:r>
-        <w:rPr>
-          <w:rStyle w:val="HTMLCode"/>
-        </w:rPr>
-        <w:t>const greet = (name) =&gt; {</w:t>
-      </w:r>
-    </w:p>
-    <w:p>
-      <w:pPr>
-        <w:pStyle w:val="HTMLPreformatted"/>
-        <w:rPr>
-          <w:rStyle w:val="HTMLCode"/>
-        </w:rPr>
-      </w:pPr>
-      <w:r>
-        <w:rPr>
-          <w:rStyle w:val="HTMLCode"/>
-        </w:rPr>
-        <w:t xml:space="preserve">  return `Hello, ${name}`;</w:t>
-      </w:r>
-    </w:p>
-    <w:p>
-      <w:pPr>
-        <w:pStyle w:val="HTMLPreformatted"/>
-        <w:rPr>
-          <w:rStyle w:val="HTMLCode"/>
-        </w:rPr>
-      </w:pPr>
-      <w:r>
-        <w:rPr>
-          <w:rStyle w:val="HTMLCode"/>
-        </w:rPr>
-        <w:t>};</w:t>
-      </w:r>
-    </w:p>
-    <w:p>
-      <w:pPr>
-        <w:pStyle w:val="NormalWeb"/>
-      </w:pPr>
-      <w:r>
-        <w:t>If one line:</w:t>
-      </w:r>
-    </w:p>
-    <w:p>
-      <w:pPr>
-        <w:pStyle w:val="HTMLPreformatted"/>
-        <w:rPr>
-          <w:rStyle w:val="HTMLCode"/>
-        </w:rPr>
-      </w:pPr>
-      <w:r>
-        <w:rPr>
-          <w:rStyle w:val="HTMLCode"/>
-        </w:rPr>
-        <w:t>const greet = name =&gt; `Hello, ${name}`;</w:t>
-      </w:r>
-    </w:p>
-    <w:p>
-      <w:pPr>
-        <w:pStyle w:val="Heading3"/>
-      </w:pPr>
-      <w:r>
-        <w:t>Use Case:</w:t>
-      </w:r>
-    </w:p>
-    <w:p>
-      <w:pPr>
-        <w:pStyle w:val="HTMLPreformatted"/>
-        <w:rPr>
-          <w:rStyle w:val="HTMLCode"/>
-        </w:rPr>
-      </w:pPr>
-      <w:r>
-        <w:rPr>
-          <w:rStyle w:val="HTMLCode"/>
-        </w:rPr>
-        <w:t>let numbers = [1, 2, 3];</w:t>
-      </w:r>
-    </w:p>
-    <w:p>
-      <w:pPr>
-        <w:pStyle w:val="HTMLPreformatted"/>
-        <w:rPr>
-          <w:rStyle w:val="HTMLCode"/>
-        </w:rPr>
-      </w:pPr>
-      <w:r>
-        <w:rPr>
-          <w:rStyle w:val="HTMLCode"/>
-        </w:rPr>
-        <w:t xml:space="preserve">let squared = </w:t>
-      </w:r>
-      <w:proofErr w:type="spellStart"/>
-      <w:proofErr w:type="gramStart"/>
-      <w:r>
-        <w:rPr>
-          <w:rStyle w:val="HTMLCode"/>
-        </w:rPr>
-        <w:t>numbers.map</w:t>
-      </w:r>
-      <w:proofErr w:type="spellEnd"/>
-      <w:r>
-        <w:rPr>
-          <w:rStyle w:val="HTMLCode"/>
-        </w:rPr>
-        <w:t>(</w:t>
-      </w:r>
-      <w:proofErr w:type="gramEnd"/>
-      <w:r>
-        <w:rPr>
-          <w:rStyle w:val="HTMLCode"/>
-        </w:rPr>
-        <w:t xml:space="preserve">n =&gt; n * n); </w:t>
-      </w:r>
-    </w:p>
-    <w:p>
-      <w:pPr>
-        <w:pStyle w:val="HTMLPreformatted"/>
-        <w:rPr>
-          <w:rStyle w:val="HTMLCode"/>
-        </w:rPr>
-      </w:pPr>
-      <w:r>
-        <w:rPr>
-          <w:rStyle w:val="HTMLCode"/>
-        </w:rPr>
-        <w:t>// [1, 4, 9]</w:t>
-      </w:r>
-    </w:p>
-    <w:p>
-      <w:r>
-        <w:pict w14:anchorId="1BADD1DE">
-          <v:rect id="_x0000_i1044" style="width:0;height:1.5pt" o:hralign="center" o:hrstd="t" o:hr="t" fillcolor="#a0a0a0" stroked="f"/>
-        </w:pict>
-      </w:r>
-    </w:p>
-    <w:p>
-      <w:pPr>
-        <w:pStyle w:val="Heading2"/>
-      </w:pPr>
-      <w:r>
-        <w:rPr>
-          <w:rFonts w:ascii="Segoe UI Emoji" w:hAnsi="Segoe UI Emoji" w:cs="Segoe UI Emoji"/>
-        </w:rPr>
-        <w:t>🔹</w:t>
-      </w:r>
-      <w:r>
-        <w:t xml:space="preserve"> 3. Template Literals</w:t>
-      </w:r>
-    </w:p>
-    <w:p>
-      <w:pPr>
-        <w:pStyle w:val="NormalWeb"/>
-      </w:pPr>
-      <w:r>
-        <w:rPr>
-          <w:rStyle w:val="Strong"/>
-        </w:rPr>
-        <w:t>Template literals</w:t>
-      </w:r>
-      <w:r>
-        <w:t xml:space="preserve"> allow:</w:t>
-      </w:r>
-    </w:p>
-    <w:p>
-      <w:pPr>
-        <w:pStyle w:val="NormalWeb"/>
-        <w:numPr>
-          <w:ilvl w:val="0"/>
-          <w:numId w:val="30"/>
-        </w:numPr>
-      </w:pPr>
-      <w:r>
-        <w:t>Easier string interpolation</w:t>
-      </w:r>
-    </w:p>
-    <w:p>
-      <w:pPr>
-        <w:pStyle w:val="NormalWeb"/>
-        <w:numPr>
-          <w:ilvl w:val="0"/>
-          <w:numId w:val="30"/>
-        </w:numPr>
-      </w:pPr>
-      <w:r>
-        <w:t>Multi-line strings</w:t>
-      </w:r>
-    </w:p>
-    <w:p>
-      <w:pPr>
-        <w:pStyle w:val="NormalWeb"/>
-        <w:numPr>
-          <w:ilvl w:val="0"/>
-          <w:numId w:val="30"/>
-        </w:numPr>
-      </w:pPr>
-      <w:r>
-        <w:t>Embedding expressions</w:t>
-      </w:r>
-    </w:p>
-    <w:p>
-      <w:pPr>
-        <w:pStyle w:val="Heading3"/>
-      </w:pPr>
-      <w:r>
-        <w:rPr>
-          <w:rFonts w:ascii="Segoe UI Emoji" w:hAnsi="Segoe UI Emoji" w:cs="Segoe UI Emoji"/>
-        </w:rPr>
-        <w:t>🔸</w:t>
-      </w:r>
-      <w:r>
-        <w:t xml:space="preserve"> Syntax:</w:t>
-      </w:r>
-    </w:p>
-    <w:p>
-      <w:pPr>
-        <w:pStyle w:val="NormalWeb"/>
-      </w:pPr>
-      <w:r>
-        <w:t xml:space="preserve">Use </w:t>
-      </w:r>
-      <w:r>
-        <w:rPr>
-          <w:rStyle w:val="Strong"/>
-        </w:rPr>
-        <w:t>backticks</w:t>
-      </w:r>
-      <w:r>
-        <w:t xml:space="preserve"> </w:t>
-      </w:r>
-      <w:r>
-        <w:rPr>
-          <w:rStyle w:val="HTMLCode"/>
-        </w:rPr>
-        <w:t>`</w:t>
-      </w:r>
-      <w:r>
-        <w:t xml:space="preserve"> and </w:t>
-      </w:r>
-      <w:r>
-        <w:rPr>
-          <w:rStyle w:val="HTMLCode"/>
-        </w:rPr>
-        <w:t>${}</w:t>
-      </w:r>
-      <w:r>
-        <w:t xml:space="preserve"> for variables.</w:t>
-      </w:r>
-    </w:p>
-    <w:p>
-      <w:pPr>
-        <w:pStyle w:val="Heading3"/>
-      </w:pPr>
-      <w:r>
-        <w:rPr>
-          <w:rFonts w:ascii="Segoe UI Emoji" w:hAnsi="Segoe UI Emoji" w:cs="Segoe UI Emoji"/>
-        </w:rPr>
-        <w:t>🔸</w:t>
-      </w:r>
-      <w:r>
-        <w:t xml:space="preserve"> Example:</w:t>
-      </w:r>
-    </w:p>
-    <w:p>
-      <w:pPr>
-        <w:pStyle w:val="HTMLPreformatted"/>
-        <w:rPr>
-          <w:rStyle w:val="HTMLCode"/>
-        </w:rPr>
-      </w:pPr>
-      <w:r>
-        <w:rPr>
-          <w:rStyle w:val="HTMLCode"/>
-        </w:rPr>
-        <w:t>const name = "Zain";</w:t>
-      </w:r>
-    </w:p>
-    <w:p>
-      <w:pPr>
-        <w:pStyle w:val="HTMLPreformatted"/>
-        <w:rPr>
-          <w:rStyle w:val="HTMLCode"/>
-        </w:rPr>
-      </w:pPr>
-      <w:r>
-        <w:rPr>
-          <w:rStyle w:val="HTMLCode"/>
-        </w:rPr>
-        <w:t>const age = 22;</w:t>
-      </w:r>
-    </w:p>
-    <w:p>
-      <w:pPr>
-        <w:pStyle w:val="HTMLPreformatted"/>
-        <w:rPr>
-          <w:rStyle w:val="HTMLCode"/>
-        </w:rPr>
-      </w:pPr>
-    </w:p>
-    <w:p>
-      <w:pPr>
-        <w:pStyle w:val="HTMLPreformatted"/>
-        <w:rPr>
-          <w:rStyle w:val="HTMLCode"/>
-        </w:rPr>
-      </w:pPr>
-      <w:r>
-        <w:rPr>
-          <w:rStyle w:val="HTMLCode"/>
-        </w:rPr>
-        <w:t xml:space="preserve">const intro = `My name is ${name} and I am ${age} years </w:t>
-      </w:r>
-      <w:proofErr w:type="gramStart"/>
-      <w:r>
-        <w:rPr>
-          <w:rStyle w:val="HTMLCode"/>
-        </w:rPr>
-        <w:t>old.`</w:t>
-      </w:r>
-      <w:proofErr w:type="gramEnd"/>
-      <w:r>
-        <w:rPr>
-          <w:rStyle w:val="HTMLCode"/>
-        </w:rPr>
-        <w:t>;</w:t>
-      </w:r>
-    </w:p>
-    <w:p>
-      <w:pPr>
-        <w:pStyle w:val="HTMLPreformatted"/>
-        <w:rPr>
-          <w:rStyle w:val="HTMLCode"/>
-        </w:rPr>
-      </w:pPr>
-      <w:r>
-        <w:rPr>
-          <w:rStyle w:val="HTMLCode"/>
-        </w:rPr>
-        <w:t>console.log(intro);</w:t>
-      </w:r>
-    </w:p>
-    <w:p>
-      <w:pPr>
-        <w:pStyle w:val="Heading3"/>
-      </w:pPr>
-      <w:r>
-        <w:rPr>
-          <w:rFonts w:ascii="Segoe UI Emoji" w:hAnsi="Segoe UI Emoji" w:cs="Segoe UI Emoji"/>
-        </w:rPr>
-        <w:t>🔸</w:t>
-      </w:r>
-      <w:r>
-        <w:t xml:space="preserve"> Multi-line:</w:t>
-      </w:r>
-    </w:p>
-    <w:p>
-      <w:pPr>
-        <w:pStyle w:val="HTMLPreformatted"/>
-        <w:rPr>
-          <w:rStyle w:val="HTMLCode"/>
-        </w:rPr>
-      </w:pPr>
-      <w:r>
-        <w:rPr>
-          <w:rStyle w:val="HTMLCode"/>
-        </w:rPr>
-        <w:t>const message = `</w:t>
-      </w:r>
-    </w:p>
-    <w:p>
-      <w:pPr>
-        <w:pStyle w:val="HTMLPreformatted"/>
-        <w:rPr>
-          <w:rStyle w:val="HTMLCode"/>
-        </w:rPr>
-      </w:pPr>
-      <w:r>
-        <w:rPr>
-          <w:rStyle w:val="HTMLCode"/>
-        </w:rPr>
-        <w:t>Hello,</w:t>
-      </w:r>
-    </w:p>
-    <w:p>
-      <w:pPr>
-        <w:pStyle w:val="HTMLPreformatted"/>
-        <w:rPr>
-          <w:rStyle w:val="HTMLCode"/>
-        </w:rPr>
-      </w:pPr>
-      <w:r>
-        <w:rPr>
-          <w:rStyle w:val="HTMLCode"/>
-        </w:rPr>
-        <w:t>This is a multi-line</w:t>
-      </w:r>
-    </w:p>
-    <w:p>
-      <w:pPr>
-        <w:pStyle w:val="HTMLPreformatted"/>
-        <w:rPr>
-          <w:rStyle w:val="HTMLCode"/>
-        </w:rPr>
-      </w:pPr>
-      <w:r>
-        <w:rPr>
-          <w:rStyle w:val="HTMLCode"/>
-        </w:rPr>
-        <w:t>string in JavaScript.</w:t>
-      </w:r>
-    </w:p>
-    <w:p>
-      <w:pPr>
-        <w:pStyle w:val="HTMLPreformatted"/>
-        <w:rPr>
-          <w:rStyle w:val="HTMLCode"/>
-        </w:rPr>
-      </w:pPr>
-      <w:r>
-        <w:rPr>
-          <w:rStyle w:val="HTMLCode"/>
-        </w:rPr>
-        <w:t>`;</w:t>
-      </w:r>
-    </w:p>
-    <w:p>
-      <w:r>
-        <w:lastRenderedPageBreak/>
-        <w:pict w14:anchorId="76590078">
-          <v:rect id="_x0000_i1045" style="width:0;height:1.5pt" o:hralign="center" o:hrstd="t" o:hr="t" fillcolor="#a0a0a0" stroked="f"/>
-        </w:pict>
-      </w:r>
-    </w:p>
-    <w:p>
-      <w:pPr>
-        <w:pStyle w:val="Heading2"/>
-      </w:pPr>
-      <w:r>
-        <w:rPr>
-          <w:rFonts w:ascii="Segoe UI Emoji" w:hAnsi="Segoe UI Emoji" w:cs="Segoe UI Emoji"/>
-        </w:rPr>
-        <w:t>🔹</w:t>
-      </w:r>
-      <w:r>
-        <w:t xml:space="preserve"> 4. Real-Life Use Cases</w:t>
-      </w:r>
-    </w:p>
-    <w:p>
-      <w:pPr>
-        <w:pStyle w:val="Heading3"/>
-      </w:pPr>
-      <w:r>
-        <w:t xml:space="preserve"> Using All Together:</w:t>
-      </w:r>
-    </w:p>
-    <w:p>
-      <w:pPr>
-        <w:pStyle w:val="HTMLPreformatted"/>
-        <w:rPr>
-          <w:rStyle w:val="HTMLCode"/>
-        </w:rPr>
-      </w:pPr>
-      <w:r>
-        <w:rPr>
-          <w:rStyle w:val="HTMLCode"/>
-        </w:rPr>
-        <w:t>const user = "Zain";</w:t>
-      </w:r>
-    </w:p>
-    <w:p>
-      <w:pPr>
-        <w:pStyle w:val="HTMLPreformatted"/>
-        <w:rPr>
-          <w:rStyle w:val="HTMLCode"/>
-        </w:rPr>
-      </w:pPr>
-      <w:r>
-        <w:rPr>
-          <w:rStyle w:val="HTMLCode"/>
-        </w:rPr>
-        <w:t xml:space="preserve">let </w:t>
-      </w:r>
-      <w:proofErr w:type="spellStart"/>
-      <w:r>
-        <w:rPr>
-          <w:rStyle w:val="HTMLCode"/>
-        </w:rPr>
-        <w:t>taskCount</w:t>
-      </w:r>
-      <w:proofErr w:type="spellEnd"/>
-      <w:r>
-        <w:rPr>
-          <w:rStyle w:val="HTMLCode"/>
-        </w:rPr>
-        <w:t xml:space="preserve"> = 3;</w:t>
-      </w:r>
-    </w:p>
-    <w:p>
-      <w:pPr>
-        <w:pStyle w:val="HTMLPreformatted"/>
-        <w:rPr>
-          <w:rStyle w:val="HTMLCode"/>
-        </w:rPr>
-      </w:pPr>
-    </w:p>
-    <w:p>
-      <w:pPr>
-        <w:pStyle w:val="HTMLPreformatted"/>
-        <w:rPr>
-          <w:rStyle w:val="HTMLCode"/>
-        </w:rPr>
-      </w:pPr>
-      <w:r>
-        <w:rPr>
-          <w:rStyle w:val="HTMLCode"/>
-        </w:rPr>
-        <w:t xml:space="preserve">const </w:t>
-      </w:r>
-      <w:proofErr w:type="spellStart"/>
-      <w:r>
-        <w:rPr>
-          <w:rStyle w:val="HTMLCode"/>
-        </w:rPr>
-        <w:t>taskSummary</w:t>
-      </w:r>
-      <w:proofErr w:type="spellEnd"/>
-      <w:r>
-        <w:rPr>
-          <w:rStyle w:val="HTMLCode"/>
-        </w:rPr>
-        <w:t xml:space="preserve"> = (name, tasks) =&gt; {</w:t>
-      </w:r>
-    </w:p>
-    <w:p>
-      <w:pPr>
-        <w:pStyle w:val="HTMLPreformatted"/>
-        <w:rPr>
-          <w:rStyle w:val="HTMLCode"/>
-        </w:rPr>
-      </w:pPr>
-      <w:r>
-        <w:rPr>
-          <w:rStyle w:val="HTMLCode"/>
-        </w:rPr>
-        <w:t xml:space="preserve">  return `Hello ${name}, you have ${tasks} tasks to do </w:t>
-      </w:r>
-      <w:proofErr w:type="gramStart"/>
-      <w:r>
-        <w:rPr>
-          <w:rStyle w:val="HTMLCode"/>
-        </w:rPr>
-        <w:t>today.`</w:t>
-      </w:r>
-      <w:proofErr w:type="gramEnd"/>
-      <w:r>
-        <w:rPr>
-          <w:rStyle w:val="HTMLCode"/>
-        </w:rPr>
-        <w:t>;</w:t>
-      </w:r>
-    </w:p>
-    <w:p>
-      <w:pPr>
-        <w:pStyle w:val="HTMLPreformatted"/>
-        <w:rPr>
-          <w:rStyle w:val="HTMLCode"/>
-        </w:rPr>
-      </w:pPr>
-      <w:r>
-        <w:rPr>
-          <w:rStyle w:val="HTMLCode"/>
-        </w:rPr>
-        <w:t>};</w:t>
-      </w:r>
-    </w:p>
-    <w:p>
-      <w:pPr>
-        <w:pStyle w:val="HTMLPreformatted"/>
-        <w:rPr>
-          <w:rStyle w:val="HTMLCode"/>
-        </w:rPr>
-      </w:pPr>
-    </w:p>
-    <w:p>
-      <w:pPr>
-        <w:pStyle w:val="HTMLPreformatted"/>
-        <w:rPr>
-          <w:rStyle w:val="HTMLCode"/>
-        </w:rPr>
-      </w:pPr>
-      <w:proofErr w:type="gramStart"/>
-      <w:r>
-        <w:rPr>
-          <w:rStyle w:val="HTMLCode"/>
-        </w:rPr>
-        <w:t>console.log(</w:t>
-      </w:r>
-      <w:proofErr w:type="spellStart"/>
-      <w:proofErr w:type="gramEnd"/>
-      <w:r>
-        <w:rPr>
-          <w:rStyle w:val="HTMLCode"/>
-        </w:rPr>
-        <w:t>taskSummary</w:t>
-      </w:r>
-      <w:proofErr w:type="spellEnd"/>
-      <w:r>
-        <w:rPr>
-          <w:rStyle w:val="HTMLCode"/>
-        </w:rPr>
-        <w:t xml:space="preserve">(user, </w:t>
-      </w:r>
-      <w:proofErr w:type="spellStart"/>
-      <w:r>
-        <w:rPr>
-          <w:rStyle w:val="HTMLCode"/>
-        </w:rPr>
-        <w:t>taskCount</w:t>
-      </w:r>
-      <w:proofErr w:type="spellEnd"/>
-      <w:r>
-        <w:rPr>
-          <w:rStyle w:val="HTMLCode"/>
-        </w:rPr>
-        <w:t>));</w:t>
-      </w:r>
-    </w:p>
-    <w:p/>
-    <w:p>
-      <w:pPr>
-        <w:pStyle w:val="Heading2"/>
-      </w:pPr>
-      <w:r>
-        <w:t xml:space="preserve"> What I’ve Learned</w:t>
-      </w:r>
-    </w:p>
-    <w:p>
-      <w:pPr>
-        <w:pStyle w:val="NormalWeb"/>
-        <w:numPr>
-          <w:ilvl w:val="0"/>
-          <w:numId w:val="32"/>
-        </w:numPr>
-      </w:pPr>
-      <w:r>
-        <w:t>ES6+ provides cleaner and modern ways to write JavaScript</w:t>
-      </w:r>
-    </w:p>
-    <w:p>
-      <w:pPr>
-        <w:pStyle w:val="NormalWeb"/>
-        <w:numPr>
-          <w:ilvl w:val="0"/>
-          <w:numId w:val="32"/>
-        </w:numPr>
-      </w:pPr>
-      <w:r>
-        <w:rPr>
-          <w:rStyle w:val="HTMLCode"/>
-        </w:rPr>
-        <w:t>let</w:t>
-      </w:r>
-      <w:r>
-        <w:t xml:space="preserve"> and </w:t>
-      </w:r>
-      <w:r>
-        <w:rPr>
-          <w:rStyle w:val="HTMLCode"/>
-        </w:rPr>
-        <w:t>const</w:t>
-      </w:r>
-      <w:r>
-        <w:t xml:space="preserve"> should replace </w:t>
-      </w:r>
-      <w:r>
-        <w:rPr>
-          <w:rStyle w:val="HTMLCode"/>
-        </w:rPr>
-        <w:t>var</w:t>
-      </w:r>
-      <w:r>
-        <w:t xml:space="preserve"> for better scoping</w:t>
-      </w:r>
-    </w:p>
-    <w:p>
-      <w:pPr>
-        <w:pStyle w:val="NormalWeb"/>
-        <w:numPr>
-          <w:ilvl w:val="0"/>
-          <w:numId w:val="32"/>
-        </w:numPr>
-      </w:pPr>
-      <w:r>
-        <w:t>Arrow functions simplify function syntax</w:t>
-      </w:r>
-    </w:p>
-    <w:p>
-      <w:pPr>
-        <w:pStyle w:val="NormalWeb"/>
-        <w:numPr>
-          <w:ilvl w:val="0"/>
-          <w:numId w:val="32"/>
-        </w:numPr>
-      </w:pPr>
-      <w:r>
-        <w:t>Template literals make strings easier to handle</w:t>
-      </w:r>
-    </w:p>
-    <w:p/>
-    <w:p>
-      <w:pPr>
-        <w:pStyle w:val="NormalWeb"/>
+        <w:pStyle w:val="Heading1"/>
       </w:pPr>
     </w:p>
     <w:sectPr>
@@ -1852,6 +2646,155 @@
 <file path=word/numbering.xml><?xml version="1.0" encoding="utf-8"?>
 <w:numbering xmlns:wpc="http://schemas.microsoft.com/office/word/2010/wordprocessingCanvas" xmlns:cx="http://schemas.microsoft.com/office/drawing/2014/chartex" xmlns:cx1="http://schemas.microsoft.com/office/drawing/2015/9/8/chartex" xmlns:cx2="http://schemas.microsoft.com/office/drawing/2015/10/21/chartex" xmlns:cx3="http://schemas.microsoft.com/office/drawing/2016/5/9/chartex" xmlns:cx4="http://schemas.microsoft.com/office/drawing/2016/5/10/chartex" xmlns:cx5="http://schemas.microsoft.com/office/drawing/2016/5/11/chartex" xmlns:cx6="http://schemas.microsoft.com/office/drawing/2016/5/12/chartex" xmlns:cx7="http://schemas.microsoft.com/office/drawing/2016/5/13/chartex" xmlns:cx8="http://schemas.microsoft.com/office/drawing/2016/5/14/chartex" xmlns:mc="http://schemas.openxmlformats.org/markup-compatibility/2006" xmlns:aink="http://schemas.microsoft.com/office/drawing/2016/ink" xmlns:am3d="http://schemas.microsoft.com/office/drawing/2017/model3d" xmlns:o="urn:schemas-microsoft-com:office:office" xmlns:r="http://schemas.openxmlformats.org/officeDocument/2006/relationships" xmlns:m="http://schemas.openxmlformats.org/officeDocument/2006/math" xmlns:v="urn:schemas-microsoft-com:vml" xmlns:wp14="http://schemas.microsoft.com/office/word/2010/wordprocessingDrawing" xmlns:wp="http://schemas.openxmlformats.org/drawingml/2006/wordprocessingDrawing" xmlns:w10="urn:schemas-microsoft-com:office:word" xmlns:w="http://schemas.openxmlformats.org/wordprocessingml/2006/main" xmlns:w14="http://schemas.microsoft.com/office/word/2010/wordml" xmlns:w15="http://schemas.microsoft.com/office/word/2012/wordml" xmlns:w16cid="http://schemas.microsoft.com/office/word/2016/wordml/cid" xmlns:w16se="http://schemas.microsoft.com/office/word/2015/wordml/symex" xmlns:wpg="http://schemas.microsoft.com/office/word/2010/wordprocessingGroup" xmlns:wpi="http://schemas.microsoft.com/office/word/2010/wordprocessingInk" xmlns:wne="http://schemas.microsoft.com/office/word/2006/wordml" xmlns:wps="http://schemas.microsoft.com/office/word/2010/wordprocessingShape" mc:Ignorable="w14 w15 w16se w16cid wp14">
   <w:abstractNum w:abstractNumId="0" w15:restartNumberingAfterBreak="0">
+    <w:nsid w:val="074210E8"/>
+    <w:multiLevelType w:val="multilevel"/>
+    <w:tmpl w:val="90129510"/>
+    <w:lvl w:ilvl="0">
+      <w:start w:val="1"/>
+      <w:numFmt w:val="bullet"/>
+      <w:lvlText w:val=""/>
+      <w:lvlJc w:val="left"/>
+      <w:pPr>
+        <w:tabs>
+          <w:tab w:val="num" w:pos="720"/>
+        </w:tabs>
+        <w:ind w:left="720" w:hanging="360"/>
+      </w:pPr>
+      <w:rPr>
+        <w:rFonts w:ascii="Symbol" w:hAnsi="Symbol" w:hint="default"/>
+        <w:sz w:val="20"/>
+      </w:rPr>
+    </w:lvl>
+    <w:lvl w:ilvl="1" w:tentative="1">
+      <w:start w:val="1"/>
+      <w:numFmt w:val="bullet"/>
+      <w:lvlText w:val="o"/>
+      <w:lvlJc w:val="left"/>
+      <w:pPr>
+        <w:tabs>
+          <w:tab w:val="num" w:pos="1440"/>
+        </w:tabs>
+        <w:ind w:left="1440" w:hanging="360"/>
+      </w:pPr>
+      <w:rPr>
+        <w:rFonts w:ascii="Courier New" w:hAnsi="Courier New" w:hint="default"/>
+        <w:sz w:val="20"/>
+      </w:rPr>
+    </w:lvl>
+    <w:lvl w:ilvl="2" w:tentative="1">
+      <w:start w:val="1"/>
+      <w:numFmt w:val="bullet"/>
+      <w:lvlText w:val=""/>
+      <w:lvlJc w:val="left"/>
+      <w:pPr>
+        <w:tabs>
+          <w:tab w:val="num" w:pos="2160"/>
+        </w:tabs>
+        <w:ind w:left="2160" w:hanging="360"/>
+      </w:pPr>
+      <w:rPr>
+        <w:rFonts w:ascii="Wingdings" w:hAnsi="Wingdings" w:hint="default"/>
+        <w:sz w:val="20"/>
+      </w:rPr>
+    </w:lvl>
+    <w:lvl w:ilvl="3" w:tentative="1">
+      <w:start w:val="1"/>
+      <w:numFmt w:val="bullet"/>
+      <w:lvlText w:val=""/>
+      <w:lvlJc w:val="left"/>
+      <w:pPr>
+        <w:tabs>
+          <w:tab w:val="num" w:pos="2880"/>
+        </w:tabs>
+        <w:ind w:left="2880" w:hanging="360"/>
+      </w:pPr>
+      <w:rPr>
+        <w:rFonts w:ascii="Wingdings" w:hAnsi="Wingdings" w:hint="default"/>
+        <w:sz w:val="20"/>
+      </w:rPr>
+    </w:lvl>
+    <w:lvl w:ilvl="4" w:tentative="1">
+      <w:start w:val="1"/>
+      <w:numFmt w:val="bullet"/>
+      <w:lvlText w:val=""/>
+      <w:lvlJc w:val="left"/>
+      <w:pPr>
+        <w:tabs>
+          <w:tab w:val="num" w:pos="3600"/>
+        </w:tabs>
+        <w:ind w:left="3600" w:hanging="360"/>
+      </w:pPr>
+      <w:rPr>
+        <w:rFonts w:ascii="Wingdings" w:hAnsi="Wingdings" w:hint="default"/>
+        <w:sz w:val="20"/>
+      </w:rPr>
+    </w:lvl>
+    <w:lvl w:ilvl="5" w:tentative="1">
+      <w:start w:val="1"/>
+      <w:numFmt w:val="bullet"/>
+      <w:lvlText w:val=""/>
+      <w:lvlJc w:val="left"/>
+      <w:pPr>
+        <w:tabs>
+          <w:tab w:val="num" w:pos="4320"/>
+        </w:tabs>
+        <w:ind w:left="4320" w:hanging="360"/>
+      </w:pPr>
+      <w:rPr>
+        <w:rFonts w:ascii="Wingdings" w:hAnsi="Wingdings" w:hint="default"/>
+        <w:sz w:val="20"/>
+      </w:rPr>
+    </w:lvl>
+    <w:lvl w:ilvl="6" w:tentative="1">
+      <w:start w:val="1"/>
+      <w:numFmt w:val="bullet"/>
+      <w:lvlText w:val=""/>
+      <w:lvlJc w:val="left"/>
+      <w:pPr>
+        <w:tabs>
+          <w:tab w:val="num" w:pos="5040"/>
+        </w:tabs>
+        <w:ind w:left="5040" w:hanging="360"/>
+      </w:pPr>
+      <w:rPr>
+        <w:rFonts w:ascii="Wingdings" w:hAnsi="Wingdings" w:hint="default"/>
+        <w:sz w:val="20"/>
+      </w:rPr>
+    </w:lvl>
+    <w:lvl w:ilvl="7" w:tentative="1">
+      <w:start w:val="1"/>
+      <w:numFmt w:val="bullet"/>
+      <w:lvlText w:val=""/>
+      <w:lvlJc w:val="left"/>
+      <w:pPr>
+        <w:tabs>
+          <w:tab w:val="num" w:pos="5760"/>
+        </w:tabs>
+        <w:ind w:left="5760" w:hanging="360"/>
+      </w:pPr>
+      <w:rPr>
+        <w:rFonts w:ascii="Wingdings" w:hAnsi="Wingdings" w:hint="default"/>
+        <w:sz w:val="20"/>
+      </w:rPr>
+    </w:lvl>
+    <w:lvl w:ilvl="8" w:tentative="1">
+      <w:start w:val="1"/>
+      <w:numFmt w:val="bullet"/>
+      <w:lvlText w:val=""/>
+      <w:lvlJc w:val="left"/>
+      <w:pPr>
+        <w:tabs>
+          <w:tab w:val="num" w:pos="6480"/>
+        </w:tabs>
+        <w:ind w:left="6480" w:hanging="360"/>
+      </w:pPr>
+      <w:rPr>
+        <w:rFonts w:ascii="Wingdings" w:hAnsi="Wingdings" w:hint="default"/>
+        <w:sz w:val="20"/>
+      </w:rPr>
+    </w:lvl>
+  </w:abstractNum>
+  <w:abstractNum w:abstractNumId="1" w15:restartNumberingAfterBreak="0">
     <w:nsid w:val="080019B5"/>
     <w:multiLevelType w:val="multilevel"/>
     <w:tmpl w:val="F81E2AE6"/>
@@ -2000,7 +2943,7 @@
       </w:rPr>
     </w:lvl>
   </w:abstractNum>
-  <w:abstractNum w:abstractNumId="1" w15:restartNumberingAfterBreak="0">
+  <w:abstractNum w:abstractNumId="2" w15:restartNumberingAfterBreak="0">
     <w:nsid w:val="081B1660"/>
     <w:multiLevelType w:val="multilevel"/>
     <w:tmpl w:val="1364570E"/>
@@ -2149,7 +3092,156 @@
       </w:rPr>
     </w:lvl>
   </w:abstractNum>
-  <w:abstractNum w:abstractNumId="2" w15:restartNumberingAfterBreak="0">
+  <w:abstractNum w:abstractNumId="3" w15:restartNumberingAfterBreak="0">
+    <w:nsid w:val="141D5702"/>
+    <w:multiLevelType w:val="multilevel"/>
+    <w:tmpl w:val="81F88C6C"/>
+    <w:lvl w:ilvl="0">
+      <w:start w:val="1"/>
+      <w:numFmt w:val="bullet"/>
+      <w:lvlText w:val=""/>
+      <w:lvlJc w:val="left"/>
+      <w:pPr>
+        <w:tabs>
+          <w:tab w:val="num" w:pos="720"/>
+        </w:tabs>
+        <w:ind w:left="720" w:hanging="360"/>
+      </w:pPr>
+      <w:rPr>
+        <w:rFonts w:ascii="Symbol" w:hAnsi="Symbol" w:hint="default"/>
+        <w:sz w:val="20"/>
+      </w:rPr>
+    </w:lvl>
+    <w:lvl w:ilvl="1" w:tentative="1">
+      <w:start w:val="1"/>
+      <w:numFmt w:val="bullet"/>
+      <w:lvlText w:val="o"/>
+      <w:lvlJc w:val="left"/>
+      <w:pPr>
+        <w:tabs>
+          <w:tab w:val="num" w:pos="1440"/>
+        </w:tabs>
+        <w:ind w:left="1440" w:hanging="360"/>
+      </w:pPr>
+      <w:rPr>
+        <w:rFonts w:ascii="Courier New" w:hAnsi="Courier New" w:hint="default"/>
+        <w:sz w:val="20"/>
+      </w:rPr>
+    </w:lvl>
+    <w:lvl w:ilvl="2" w:tentative="1">
+      <w:start w:val="1"/>
+      <w:numFmt w:val="bullet"/>
+      <w:lvlText w:val=""/>
+      <w:lvlJc w:val="left"/>
+      <w:pPr>
+        <w:tabs>
+          <w:tab w:val="num" w:pos="2160"/>
+        </w:tabs>
+        <w:ind w:left="2160" w:hanging="360"/>
+      </w:pPr>
+      <w:rPr>
+        <w:rFonts w:ascii="Wingdings" w:hAnsi="Wingdings" w:hint="default"/>
+        <w:sz w:val="20"/>
+      </w:rPr>
+    </w:lvl>
+    <w:lvl w:ilvl="3" w:tentative="1">
+      <w:start w:val="1"/>
+      <w:numFmt w:val="bullet"/>
+      <w:lvlText w:val=""/>
+      <w:lvlJc w:val="left"/>
+      <w:pPr>
+        <w:tabs>
+          <w:tab w:val="num" w:pos="2880"/>
+        </w:tabs>
+        <w:ind w:left="2880" w:hanging="360"/>
+      </w:pPr>
+      <w:rPr>
+        <w:rFonts w:ascii="Wingdings" w:hAnsi="Wingdings" w:hint="default"/>
+        <w:sz w:val="20"/>
+      </w:rPr>
+    </w:lvl>
+    <w:lvl w:ilvl="4" w:tentative="1">
+      <w:start w:val="1"/>
+      <w:numFmt w:val="bullet"/>
+      <w:lvlText w:val=""/>
+      <w:lvlJc w:val="left"/>
+      <w:pPr>
+        <w:tabs>
+          <w:tab w:val="num" w:pos="3600"/>
+        </w:tabs>
+        <w:ind w:left="3600" w:hanging="360"/>
+      </w:pPr>
+      <w:rPr>
+        <w:rFonts w:ascii="Wingdings" w:hAnsi="Wingdings" w:hint="default"/>
+        <w:sz w:val="20"/>
+      </w:rPr>
+    </w:lvl>
+    <w:lvl w:ilvl="5" w:tentative="1">
+      <w:start w:val="1"/>
+      <w:numFmt w:val="bullet"/>
+      <w:lvlText w:val=""/>
+      <w:lvlJc w:val="left"/>
+      <w:pPr>
+        <w:tabs>
+          <w:tab w:val="num" w:pos="4320"/>
+        </w:tabs>
+        <w:ind w:left="4320" w:hanging="360"/>
+      </w:pPr>
+      <w:rPr>
+        <w:rFonts w:ascii="Wingdings" w:hAnsi="Wingdings" w:hint="default"/>
+        <w:sz w:val="20"/>
+      </w:rPr>
+    </w:lvl>
+    <w:lvl w:ilvl="6" w:tentative="1">
+      <w:start w:val="1"/>
+      <w:numFmt w:val="bullet"/>
+      <w:lvlText w:val=""/>
+      <w:lvlJc w:val="left"/>
+      <w:pPr>
+        <w:tabs>
+          <w:tab w:val="num" w:pos="5040"/>
+        </w:tabs>
+        <w:ind w:left="5040" w:hanging="360"/>
+      </w:pPr>
+      <w:rPr>
+        <w:rFonts w:ascii="Wingdings" w:hAnsi="Wingdings" w:hint="default"/>
+        <w:sz w:val="20"/>
+      </w:rPr>
+    </w:lvl>
+    <w:lvl w:ilvl="7" w:tentative="1">
+      <w:start w:val="1"/>
+      <w:numFmt w:val="bullet"/>
+      <w:lvlText w:val=""/>
+      <w:lvlJc w:val="left"/>
+      <w:pPr>
+        <w:tabs>
+          <w:tab w:val="num" w:pos="5760"/>
+        </w:tabs>
+        <w:ind w:left="5760" w:hanging="360"/>
+      </w:pPr>
+      <w:rPr>
+        <w:rFonts w:ascii="Wingdings" w:hAnsi="Wingdings" w:hint="default"/>
+        <w:sz w:val="20"/>
+      </w:rPr>
+    </w:lvl>
+    <w:lvl w:ilvl="8" w:tentative="1">
+      <w:start w:val="1"/>
+      <w:numFmt w:val="bullet"/>
+      <w:lvlText w:val=""/>
+      <w:lvlJc w:val="left"/>
+      <w:pPr>
+        <w:tabs>
+          <w:tab w:val="num" w:pos="6480"/>
+        </w:tabs>
+        <w:ind w:left="6480" w:hanging="360"/>
+      </w:pPr>
+      <w:rPr>
+        <w:rFonts w:ascii="Wingdings" w:hAnsi="Wingdings" w:hint="default"/>
+        <w:sz w:val="20"/>
+      </w:rPr>
+    </w:lvl>
+  </w:abstractNum>
+  <w:abstractNum w:abstractNumId="4" w15:restartNumberingAfterBreak="0">
     <w:nsid w:val="14A36D37"/>
     <w:multiLevelType w:val="multilevel"/>
     <w:tmpl w:val="620E3686"/>
@@ -2298,7 +3390,7 @@
       </w:rPr>
     </w:lvl>
   </w:abstractNum>
-  <w:abstractNum w:abstractNumId="3" w15:restartNumberingAfterBreak="0">
+  <w:abstractNum w:abstractNumId="5" w15:restartNumberingAfterBreak="0">
     <w:nsid w:val="14CF0D9B"/>
     <w:multiLevelType w:val="multilevel"/>
     <w:tmpl w:val="2CF2A6C2"/>
@@ -2447,7 +3539,7 @@
       </w:rPr>
     </w:lvl>
   </w:abstractNum>
-  <w:abstractNum w:abstractNumId="4" w15:restartNumberingAfterBreak="0">
+  <w:abstractNum w:abstractNumId="6" w15:restartNumberingAfterBreak="0">
     <w:nsid w:val="156E59D7"/>
     <w:multiLevelType w:val="multilevel"/>
     <w:tmpl w:val="8DCEACAE"/>
@@ -2596,7 +3688,7 @@
       </w:rPr>
     </w:lvl>
   </w:abstractNum>
-  <w:abstractNum w:abstractNumId="5" w15:restartNumberingAfterBreak="0">
+  <w:abstractNum w:abstractNumId="7" w15:restartNumberingAfterBreak="0">
     <w:nsid w:val="1C603DD1"/>
     <w:multiLevelType w:val="multilevel"/>
     <w:tmpl w:val="71042C6C"/>
@@ -2745,7 +3837,7 @@
       </w:rPr>
     </w:lvl>
   </w:abstractNum>
-  <w:abstractNum w:abstractNumId="6" w15:restartNumberingAfterBreak="0">
+  <w:abstractNum w:abstractNumId="8" w15:restartNumberingAfterBreak="0">
     <w:nsid w:val="1F1E773D"/>
     <w:multiLevelType w:val="multilevel"/>
     <w:tmpl w:val="87F685AC"/>
@@ -2894,7 +3986,7 @@
       </w:rPr>
     </w:lvl>
   </w:abstractNum>
-  <w:abstractNum w:abstractNumId="7" w15:restartNumberingAfterBreak="0">
+  <w:abstractNum w:abstractNumId="9" w15:restartNumberingAfterBreak="0">
     <w:nsid w:val="207D008E"/>
     <w:multiLevelType w:val="multilevel"/>
     <w:tmpl w:val="F3D282D6"/>
@@ -3007,7 +4099,7 @@
       </w:pPr>
     </w:lvl>
   </w:abstractNum>
-  <w:abstractNum w:abstractNumId="8" w15:restartNumberingAfterBreak="0">
+  <w:abstractNum w:abstractNumId="10" w15:restartNumberingAfterBreak="0">
     <w:nsid w:val="20836E56"/>
     <w:multiLevelType w:val="hybridMultilevel"/>
     <w:tmpl w:val="BB0C3CB8"/>
@@ -3096,7 +4188,7 @@
       </w:pPr>
     </w:lvl>
   </w:abstractNum>
-  <w:abstractNum w:abstractNumId="9" w15:restartNumberingAfterBreak="0">
+  <w:abstractNum w:abstractNumId="11" w15:restartNumberingAfterBreak="0">
     <w:nsid w:val="253068CD"/>
     <w:multiLevelType w:val="multilevel"/>
     <w:tmpl w:val="7A6E6E62"/>
@@ -3245,7 +4337,7 @@
       </w:rPr>
     </w:lvl>
   </w:abstractNum>
-  <w:abstractNum w:abstractNumId="10" w15:restartNumberingAfterBreak="0">
+  <w:abstractNum w:abstractNumId="12" w15:restartNumberingAfterBreak="0">
     <w:nsid w:val="3AA4537C"/>
     <w:multiLevelType w:val="multilevel"/>
     <w:tmpl w:val="0C5A17A6"/>
@@ -3358,7 +4450,7 @@
       </w:pPr>
     </w:lvl>
   </w:abstractNum>
-  <w:abstractNum w:abstractNumId="11" w15:restartNumberingAfterBreak="0">
+  <w:abstractNum w:abstractNumId="13" w15:restartNumberingAfterBreak="0">
     <w:nsid w:val="3FBA7411"/>
     <w:multiLevelType w:val="multilevel"/>
     <w:tmpl w:val="E4647C9A"/>
@@ -3507,7 +4599,7 @@
       </w:rPr>
     </w:lvl>
   </w:abstractNum>
-  <w:abstractNum w:abstractNumId="12" w15:restartNumberingAfterBreak="0">
+  <w:abstractNum w:abstractNumId="14" w15:restartNumberingAfterBreak="0">
     <w:nsid w:val="426D116C"/>
     <w:multiLevelType w:val="multilevel"/>
     <w:tmpl w:val="351266D0"/>
@@ -3656,7 +4748,7 @@
       </w:rPr>
     </w:lvl>
   </w:abstractNum>
-  <w:abstractNum w:abstractNumId="13" w15:restartNumberingAfterBreak="0">
+  <w:abstractNum w:abstractNumId="15" w15:restartNumberingAfterBreak="0">
     <w:nsid w:val="450221EF"/>
     <w:multiLevelType w:val="multilevel"/>
     <w:tmpl w:val="0AAE37AE"/>
@@ -3773,7 +4865,7 @@
       </w:pPr>
     </w:lvl>
   </w:abstractNum>
-  <w:abstractNum w:abstractNumId="14" w15:restartNumberingAfterBreak="0">
+  <w:abstractNum w:abstractNumId="16" w15:restartNumberingAfterBreak="0">
     <w:nsid w:val="45DD790E"/>
     <w:multiLevelType w:val="multilevel"/>
     <w:tmpl w:val="9F924AE8"/>
@@ -3922,7 +5014,7 @@
       </w:rPr>
     </w:lvl>
   </w:abstractNum>
-  <w:abstractNum w:abstractNumId="15" w15:restartNumberingAfterBreak="0">
+  <w:abstractNum w:abstractNumId="17" w15:restartNumberingAfterBreak="0">
     <w:nsid w:val="464A41CD"/>
     <w:multiLevelType w:val="multilevel"/>
     <w:tmpl w:val="1B281128"/>
@@ -4035,7 +5127,7 @@
       </w:pPr>
     </w:lvl>
   </w:abstractNum>
-  <w:abstractNum w:abstractNumId="16" w15:restartNumberingAfterBreak="0">
+  <w:abstractNum w:abstractNumId="18" w15:restartNumberingAfterBreak="0">
     <w:nsid w:val="4BC61ECA"/>
     <w:multiLevelType w:val="multilevel"/>
     <w:tmpl w:val="ADB69E4E"/>
@@ -4184,7 +5276,7 @@
       </w:rPr>
     </w:lvl>
   </w:abstractNum>
-  <w:abstractNum w:abstractNumId="17" w15:restartNumberingAfterBreak="0">
+  <w:abstractNum w:abstractNumId="19" w15:restartNumberingAfterBreak="0">
     <w:nsid w:val="4D056C3F"/>
     <w:multiLevelType w:val="multilevel"/>
     <w:tmpl w:val="EC806AD0"/>
@@ -4297,7 +5389,7 @@
       </w:pPr>
     </w:lvl>
   </w:abstractNum>
-  <w:abstractNum w:abstractNumId="18" w15:restartNumberingAfterBreak="0">
+  <w:abstractNum w:abstractNumId="20" w15:restartNumberingAfterBreak="0">
     <w:nsid w:val="515E57F4"/>
     <w:multiLevelType w:val="multilevel"/>
     <w:tmpl w:val="FEA81A34"/>
@@ -4410,7 +5502,7 @@
       </w:pPr>
     </w:lvl>
   </w:abstractNum>
-  <w:abstractNum w:abstractNumId="19" w15:restartNumberingAfterBreak="0">
+  <w:abstractNum w:abstractNumId="21" w15:restartNumberingAfterBreak="0">
     <w:nsid w:val="529611FB"/>
     <w:multiLevelType w:val="hybridMultilevel"/>
     <w:tmpl w:val="CF265A78"/>
@@ -4499,7 +5591,7 @@
       </w:pPr>
     </w:lvl>
   </w:abstractNum>
-  <w:abstractNum w:abstractNumId="20" w15:restartNumberingAfterBreak="0">
+  <w:abstractNum w:abstractNumId="22" w15:restartNumberingAfterBreak="0">
     <w:nsid w:val="59DF0E59"/>
     <w:multiLevelType w:val="multilevel"/>
     <w:tmpl w:val="2B68B7AC"/>
@@ -4648,7 +5740,7 @@
       </w:rPr>
     </w:lvl>
   </w:abstractNum>
-  <w:abstractNum w:abstractNumId="21" w15:restartNumberingAfterBreak="0">
+  <w:abstractNum w:abstractNumId="23" w15:restartNumberingAfterBreak="0">
     <w:nsid w:val="5CE57D39"/>
     <w:multiLevelType w:val="multilevel"/>
     <w:tmpl w:val="9D6230F6"/>
@@ -4797,7 +5889,7 @@
       </w:rPr>
     </w:lvl>
   </w:abstractNum>
-  <w:abstractNum w:abstractNumId="22" w15:restartNumberingAfterBreak="0">
+  <w:abstractNum w:abstractNumId="24" w15:restartNumberingAfterBreak="0">
     <w:nsid w:val="5EC0368E"/>
     <w:multiLevelType w:val="multilevel"/>
     <w:tmpl w:val="367A5F6A"/>
@@ -4946,7 +6038,7 @@
       </w:rPr>
     </w:lvl>
   </w:abstractNum>
-  <w:abstractNum w:abstractNumId="23" w15:restartNumberingAfterBreak="0">
+  <w:abstractNum w:abstractNumId="25" w15:restartNumberingAfterBreak="0">
     <w:nsid w:val="62A05E2B"/>
     <w:multiLevelType w:val="multilevel"/>
     <w:tmpl w:val="C7BAD7A6"/>
@@ -5095,7 +6187,7 @@
       </w:rPr>
     </w:lvl>
   </w:abstractNum>
-  <w:abstractNum w:abstractNumId="24" w15:restartNumberingAfterBreak="0">
+  <w:abstractNum w:abstractNumId="26" w15:restartNumberingAfterBreak="0">
     <w:nsid w:val="64526D4E"/>
     <w:multiLevelType w:val="multilevel"/>
     <w:tmpl w:val="2B4C632A"/>
@@ -5208,7 +6300,7 @@
       </w:pPr>
     </w:lvl>
   </w:abstractNum>
-  <w:abstractNum w:abstractNumId="25" w15:restartNumberingAfterBreak="0">
+  <w:abstractNum w:abstractNumId="27" w15:restartNumberingAfterBreak="0">
     <w:nsid w:val="65EB26A7"/>
     <w:multiLevelType w:val="hybridMultilevel"/>
     <w:tmpl w:val="631463AC"/>
@@ -5297,7 +6389,7 @@
       </w:pPr>
     </w:lvl>
   </w:abstractNum>
-  <w:abstractNum w:abstractNumId="26" w15:restartNumberingAfterBreak="0">
+  <w:abstractNum w:abstractNumId="28" w15:restartNumberingAfterBreak="0">
     <w:nsid w:val="68457453"/>
     <w:multiLevelType w:val="multilevel"/>
     <w:tmpl w:val="BC6C0CC2"/>
@@ -5446,7 +6538,7 @@
       </w:rPr>
     </w:lvl>
   </w:abstractNum>
-  <w:abstractNum w:abstractNumId="27" w15:restartNumberingAfterBreak="0">
+  <w:abstractNum w:abstractNumId="29" w15:restartNumberingAfterBreak="0">
     <w:nsid w:val="685E3123"/>
     <w:multiLevelType w:val="multilevel"/>
     <w:tmpl w:val="B732A106"/>
@@ -5595,7 +6687,7 @@
       </w:rPr>
     </w:lvl>
   </w:abstractNum>
-  <w:abstractNum w:abstractNumId="28" w15:restartNumberingAfterBreak="0">
+  <w:abstractNum w:abstractNumId="30" w15:restartNumberingAfterBreak="0">
     <w:nsid w:val="7687779E"/>
     <w:multiLevelType w:val="multilevel"/>
     <w:tmpl w:val="81CC0870"/>
@@ -5744,7 +6836,156 @@
       </w:rPr>
     </w:lvl>
   </w:abstractNum>
-  <w:abstractNum w:abstractNumId="29" w15:restartNumberingAfterBreak="0">
+  <w:abstractNum w:abstractNumId="31" w15:restartNumberingAfterBreak="0">
+    <w:nsid w:val="78436AB0"/>
+    <w:multiLevelType w:val="multilevel"/>
+    <w:tmpl w:val="689EE3B0"/>
+    <w:lvl w:ilvl="0">
+      <w:start w:val="1"/>
+      <w:numFmt w:val="bullet"/>
+      <w:lvlText w:val=""/>
+      <w:lvlJc w:val="left"/>
+      <w:pPr>
+        <w:tabs>
+          <w:tab w:val="num" w:pos="720"/>
+        </w:tabs>
+        <w:ind w:left="720" w:hanging="360"/>
+      </w:pPr>
+      <w:rPr>
+        <w:rFonts w:ascii="Symbol" w:hAnsi="Symbol" w:hint="default"/>
+        <w:sz w:val="20"/>
+      </w:rPr>
+    </w:lvl>
+    <w:lvl w:ilvl="1" w:tentative="1">
+      <w:start w:val="1"/>
+      <w:numFmt w:val="bullet"/>
+      <w:lvlText w:val="o"/>
+      <w:lvlJc w:val="left"/>
+      <w:pPr>
+        <w:tabs>
+          <w:tab w:val="num" w:pos="1440"/>
+        </w:tabs>
+        <w:ind w:left="1440" w:hanging="360"/>
+      </w:pPr>
+      <w:rPr>
+        <w:rFonts w:ascii="Courier New" w:hAnsi="Courier New" w:hint="default"/>
+        <w:sz w:val="20"/>
+      </w:rPr>
+    </w:lvl>
+    <w:lvl w:ilvl="2" w:tentative="1">
+      <w:start w:val="1"/>
+      <w:numFmt w:val="bullet"/>
+      <w:lvlText w:val=""/>
+      <w:lvlJc w:val="left"/>
+      <w:pPr>
+        <w:tabs>
+          <w:tab w:val="num" w:pos="2160"/>
+        </w:tabs>
+        <w:ind w:left="2160" w:hanging="360"/>
+      </w:pPr>
+      <w:rPr>
+        <w:rFonts w:ascii="Wingdings" w:hAnsi="Wingdings" w:hint="default"/>
+        <w:sz w:val="20"/>
+      </w:rPr>
+    </w:lvl>
+    <w:lvl w:ilvl="3" w:tentative="1">
+      <w:start w:val="1"/>
+      <w:numFmt w:val="bullet"/>
+      <w:lvlText w:val=""/>
+      <w:lvlJc w:val="left"/>
+      <w:pPr>
+        <w:tabs>
+          <w:tab w:val="num" w:pos="2880"/>
+        </w:tabs>
+        <w:ind w:left="2880" w:hanging="360"/>
+      </w:pPr>
+      <w:rPr>
+        <w:rFonts w:ascii="Wingdings" w:hAnsi="Wingdings" w:hint="default"/>
+        <w:sz w:val="20"/>
+      </w:rPr>
+    </w:lvl>
+    <w:lvl w:ilvl="4" w:tentative="1">
+      <w:start w:val="1"/>
+      <w:numFmt w:val="bullet"/>
+      <w:lvlText w:val=""/>
+      <w:lvlJc w:val="left"/>
+      <w:pPr>
+        <w:tabs>
+          <w:tab w:val="num" w:pos="3600"/>
+        </w:tabs>
+        <w:ind w:left="3600" w:hanging="360"/>
+      </w:pPr>
+      <w:rPr>
+        <w:rFonts w:ascii="Wingdings" w:hAnsi="Wingdings" w:hint="default"/>
+        <w:sz w:val="20"/>
+      </w:rPr>
+    </w:lvl>
+    <w:lvl w:ilvl="5" w:tentative="1">
+      <w:start w:val="1"/>
+      <w:numFmt w:val="bullet"/>
+      <w:lvlText w:val=""/>
+      <w:lvlJc w:val="left"/>
+      <w:pPr>
+        <w:tabs>
+          <w:tab w:val="num" w:pos="4320"/>
+        </w:tabs>
+        <w:ind w:left="4320" w:hanging="360"/>
+      </w:pPr>
+      <w:rPr>
+        <w:rFonts w:ascii="Wingdings" w:hAnsi="Wingdings" w:hint="default"/>
+        <w:sz w:val="20"/>
+      </w:rPr>
+    </w:lvl>
+    <w:lvl w:ilvl="6" w:tentative="1">
+      <w:start w:val="1"/>
+      <w:numFmt w:val="bullet"/>
+      <w:lvlText w:val=""/>
+      <w:lvlJc w:val="left"/>
+      <w:pPr>
+        <w:tabs>
+          <w:tab w:val="num" w:pos="5040"/>
+        </w:tabs>
+        <w:ind w:left="5040" w:hanging="360"/>
+      </w:pPr>
+      <w:rPr>
+        <w:rFonts w:ascii="Wingdings" w:hAnsi="Wingdings" w:hint="default"/>
+        <w:sz w:val="20"/>
+      </w:rPr>
+    </w:lvl>
+    <w:lvl w:ilvl="7" w:tentative="1">
+      <w:start w:val="1"/>
+      <w:numFmt w:val="bullet"/>
+      <w:lvlText w:val=""/>
+      <w:lvlJc w:val="left"/>
+      <w:pPr>
+        <w:tabs>
+          <w:tab w:val="num" w:pos="5760"/>
+        </w:tabs>
+        <w:ind w:left="5760" w:hanging="360"/>
+      </w:pPr>
+      <w:rPr>
+        <w:rFonts w:ascii="Wingdings" w:hAnsi="Wingdings" w:hint="default"/>
+        <w:sz w:val="20"/>
+      </w:rPr>
+    </w:lvl>
+    <w:lvl w:ilvl="8" w:tentative="1">
+      <w:start w:val="1"/>
+      <w:numFmt w:val="bullet"/>
+      <w:lvlText w:val=""/>
+      <w:lvlJc w:val="left"/>
+      <w:pPr>
+        <w:tabs>
+          <w:tab w:val="num" w:pos="6480"/>
+        </w:tabs>
+        <w:ind w:left="6480" w:hanging="360"/>
+      </w:pPr>
+      <w:rPr>
+        <w:rFonts w:ascii="Wingdings" w:hAnsi="Wingdings" w:hint="default"/>
+        <w:sz w:val="20"/>
+      </w:rPr>
+    </w:lvl>
+  </w:abstractNum>
+  <w:abstractNum w:abstractNumId="32" w15:restartNumberingAfterBreak="0">
     <w:nsid w:val="7CEE040A"/>
     <w:multiLevelType w:val="multilevel"/>
     <w:tmpl w:val="5B80D0E2"/>
@@ -5893,7 +7134,7 @@
       </w:rPr>
     </w:lvl>
   </w:abstractNum>
-  <w:abstractNum w:abstractNumId="30" w15:restartNumberingAfterBreak="0">
+  <w:abstractNum w:abstractNumId="33" w15:restartNumberingAfterBreak="0">
     <w:nsid w:val="7CEF1DA2"/>
     <w:multiLevelType w:val="multilevel"/>
     <w:tmpl w:val="FD322D9C"/>
@@ -6006,7 +7247,7 @@
       </w:pPr>
     </w:lvl>
   </w:abstractNum>
-  <w:abstractNum w:abstractNumId="31" w15:restartNumberingAfterBreak="0">
+  <w:abstractNum w:abstractNumId="34" w15:restartNumberingAfterBreak="0">
     <w:nsid w:val="7E0F60F7"/>
     <w:multiLevelType w:val="multilevel"/>
     <w:tmpl w:val="5C3823D6"/>
@@ -6156,100 +7397,109 @@
     </w:lvl>
   </w:abstractNum>
   <w:num w:numId="1">
+    <w:abstractNumId w:val="26"/>
+  </w:num>
+  <w:num w:numId="2">
+    <w:abstractNumId w:val="33"/>
+  </w:num>
+  <w:num w:numId="3">
+    <w:abstractNumId w:val="19"/>
+  </w:num>
+  <w:num w:numId="4">
+    <w:abstractNumId w:val="27"/>
+  </w:num>
+  <w:num w:numId="5">
+    <w:abstractNumId w:val="21"/>
+  </w:num>
+  <w:num w:numId="6">
+    <w:abstractNumId w:val="10"/>
+  </w:num>
+  <w:num w:numId="7">
+    <w:abstractNumId w:val="15"/>
+  </w:num>
+  <w:num w:numId="8">
+    <w:abstractNumId w:val="17"/>
+  </w:num>
+  <w:num w:numId="9">
+    <w:abstractNumId w:val="9"/>
+  </w:num>
+  <w:num w:numId="10">
     <w:abstractNumId w:val="24"/>
   </w:num>
-  <w:num w:numId="2">
+  <w:num w:numId="11">
+    <w:abstractNumId w:val="5"/>
+  </w:num>
+  <w:num w:numId="12">
+    <w:abstractNumId w:val="25"/>
+  </w:num>
+  <w:num w:numId="13">
+    <w:abstractNumId w:val="20"/>
+  </w:num>
+  <w:num w:numId="14">
+    <w:abstractNumId w:val="28"/>
+  </w:num>
+  <w:num w:numId="15">
+    <w:abstractNumId w:val="34"/>
+  </w:num>
+  <w:num w:numId="16">
+    <w:abstractNumId w:val="22"/>
+  </w:num>
+  <w:num w:numId="17">
+    <w:abstractNumId w:val="18"/>
+  </w:num>
+  <w:num w:numId="18">
+    <w:abstractNumId w:val="11"/>
+  </w:num>
+  <w:num w:numId="19">
+    <w:abstractNumId w:val="1"/>
+  </w:num>
+  <w:num w:numId="20">
+    <w:abstractNumId w:val="14"/>
+  </w:num>
+  <w:num w:numId="21">
+    <w:abstractNumId w:val="4"/>
+  </w:num>
+  <w:num w:numId="22">
+    <w:abstractNumId w:val="2"/>
+  </w:num>
+  <w:num w:numId="23">
+    <w:abstractNumId w:val="6"/>
+  </w:num>
+  <w:num w:numId="24">
+    <w:abstractNumId w:val="12"/>
+  </w:num>
+  <w:num w:numId="25">
+    <w:abstractNumId w:val="16"/>
+  </w:num>
+  <w:num w:numId="26">
+    <w:abstractNumId w:val="7"/>
+  </w:num>
+  <w:num w:numId="27">
+    <w:abstractNumId w:val="13"/>
+  </w:num>
+  <w:num w:numId="28">
+    <w:abstractNumId w:val="23"/>
+  </w:num>
+  <w:num w:numId="29">
+    <w:abstractNumId w:val="29"/>
+  </w:num>
+  <w:num w:numId="30">
     <w:abstractNumId w:val="30"/>
   </w:num>
-  <w:num w:numId="3">
-    <w:abstractNumId w:val="17"/>
+  <w:num w:numId="31">
+    <w:abstractNumId w:val="32"/>
   </w:num>
-  <w:num w:numId="4">
-    <w:abstractNumId w:val="25"/>
-  </w:num>
-  <w:num w:numId="5">
-    <w:abstractNumId w:val="19"/>
-  </w:num>
-  <w:num w:numId="6">
+  <w:num w:numId="32">
     <w:abstractNumId w:val="8"/>
   </w:num>
-  <w:num w:numId="7">
-    <w:abstractNumId w:val="13"/>
-  </w:num>
-  <w:num w:numId="8">
-    <w:abstractNumId w:val="15"/>
-  </w:num>
-  <w:num w:numId="9">
-    <w:abstractNumId w:val="7"/>
-  </w:num>
-  <w:num w:numId="10">
-    <w:abstractNumId w:val="22"/>
-  </w:num>
-  <w:num w:numId="11">
+  <w:num w:numId="33">
     <w:abstractNumId w:val="3"/>
   </w:num>
-  <w:num w:numId="12">
-    <w:abstractNumId w:val="23"/>
-  </w:num>
-  <w:num w:numId="13">
-    <w:abstractNumId w:val="18"/>
-  </w:num>
-  <w:num w:numId="14">
-    <w:abstractNumId w:val="26"/>
-  </w:num>
-  <w:num w:numId="15">
-    <w:abstractNumId w:val="31"/>
-  </w:num>
-  <w:num w:numId="16">
-    <w:abstractNumId w:val="20"/>
-  </w:num>
-  <w:num w:numId="17">
-    <w:abstractNumId w:val="16"/>
-  </w:num>
-  <w:num w:numId="18">
-    <w:abstractNumId w:val="9"/>
-  </w:num>
-  <w:num w:numId="19">
+  <w:num w:numId="34">
     <w:abstractNumId w:val="0"/>
   </w:num>
-  <w:num w:numId="20">
-    <w:abstractNumId w:val="12"/>
-  </w:num>
-  <w:num w:numId="21">
-    <w:abstractNumId w:val="2"/>
-  </w:num>
-  <w:num w:numId="22">
-    <w:abstractNumId w:val="1"/>
-  </w:num>
-  <w:num w:numId="23">
-    <w:abstractNumId w:val="4"/>
-  </w:num>
-  <w:num w:numId="24">
-    <w:abstractNumId w:val="10"/>
-  </w:num>
-  <w:num w:numId="25">
-    <w:abstractNumId w:val="14"/>
-  </w:num>
-  <w:num w:numId="26">
-    <w:abstractNumId w:val="5"/>
-  </w:num>
-  <w:num w:numId="27">
-    <w:abstractNumId w:val="11"/>
-  </w:num>
-  <w:num w:numId="28">
-    <w:abstractNumId w:val="21"/>
-  </w:num>
-  <w:num w:numId="29">
-    <w:abstractNumId w:val="27"/>
-  </w:num>
-  <w:num w:numId="30">
-    <w:abstractNumId w:val="28"/>
-  </w:num>
-  <w:num w:numId="31">
-    <w:abstractNumId w:val="29"/>
-  </w:num>
-  <w:num w:numId="32">
-    <w:abstractNumId w:val="6"/>
+  <w:num w:numId="35">
+    <w:abstractNumId w:val="31"/>
   </w:num>
 </w:numbering>
 </file>

--- a/task 3/Task_3.docx
+++ b/task 3/Task_3.docx
@@ -170,7 +170,15 @@
           <w:sz w:val="72"/>
           <w:szCs w:val="72"/>
         </w:rPr>
-        <w:t>11</w:t>
+        <w:t>1</w:t>
+      </w:r>
+      <w:r>
+        <w:rPr>
+          <w:rFonts w:cstheme="minorHAnsi"/>
+          <w:sz w:val="72"/>
+          <w:szCs w:val="72"/>
+        </w:rPr>
+        <w:t>2</w:t>
       </w:r>
     </w:p>
     <w:p>
@@ -217,7 +225,7 @@
           <w:sz w:val="72"/>
           <w:szCs w:val="72"/>
         </w:rPr>
-        <w:t xml:space="preserve">       </w:t>
+        <w:t xml:space="preserve">   </w:t>
       </w:r>
       <w:r>
         <w:rPr>
@@ -225,7 +233,7 @@
           <w:sz w:val="72"/>
           <w:szCs w:val="72"/>
         </w:rPr>
-        <w:t xml:space="preserve">        </w:t>
+        <w:t xml:space="preserve"> </w:t>
       </w:r>
       <w:r>
         <w:rPr>
@@ -241,25 +249,85 @@
           <w:sz w:val="72"/>
           <w:szCs w:val="72"/>
         </w:rPr>
-        <w:t>React Events</w:t>
-      </w:r>
-    </w:p>
-    <w:p>
-      <w:pPr>
+        <w:t xml:space="preserve"> </w:t>
+      </w:r>
+      <w:r>
         <w:rPr>
           <w:rFonts w:cstheme="minorHAnsi"/>
           <w:sz w:val="72"/>
           <w:szCs w:val="72"/>
         </w:rPr>
-      </w:pPr>
+        <w:t>React life cycle</w:t>
+      </w:r>
       <w:r>
         <w:rPr>
           <w:rFonts w:cstheme="minorHAnsi"/>
           <w:sz w:val="72"/>
           <w:szCs w:val="72"/>
         </w:rPr>
-        <w:t xml:space="preserve">          and Handling Forms</w:t>
-      </w:r>
+        <w:t xml:space="preserve"> </w:t>
+      </w:r>
+      <w:r>
+        <w:rPr>
+          <w:rFonts w:cstheme="minorHAnsi"/>
+          <w:sz w:val="72"/>
+          <w:szCs w:val="72"/>
+        </w:rPr>
+        <w:t>methods</w:t>
+      </w:r>
+    </w:p>
+    <w:p>
+      <w:pPr>
+        <w:rPr>
+          <w:rFonts w:cstheme="minorHAnsi"/>
+          <w:sz w:val="72"/>
+          <w:szCs w:val="72"/>
+        </w:rPr>
+      </w:pPr>
+      <w:r>
+        <w:rPr>
+          <w:rFonts w:cstheme="minorHAnsi"/>
+          <w:sz w:val="72"/>
+          <w:szCs w:val="72"/>
+        </w:rPr>
+        <w:t xml:space="preserve"> </w:t>
+      </w:r>
+      <w:r>
+        <w:rPr>
+          <w:rFonts w:cstheme="minorHAnsi"/>
+          <w:sz w:val="72"/>
+          <w:szCs w:val="72"/>
+        </w:rPr>
+        <w:t xml:space="preserve"> and hooks </w:t>
+      </w:r>
+      <w:proofErr w:type="spellStart"/>
+      <w:r>
+        <w:rPr>
+          <w:rFonts w:cstheme="minorHAnsi"/>
+          <w:sz w:val="72"/>
+          <w:szCs w:val="72"/>
+        </w:rPr>
+        <w:t>useState</w:t>
+      </w:r>
+      <w:proofErr w:type="spellEnd"/>
+      <w:r>
+        <w:rPr>
+          <w:rFonts w:cstheme="minorHAnsi"/>
+          <w:sz w:val="72"/>
+          <w:szCs w:val="72"/>
+        </w:rPr>
+        <w:t xml:space="preserve">, </w:t>
+      </w:r>
+      <w:proofErr w:type="spellStart"/>
+      <w:r>
+        <w:rPr>
+          <w:rFonts w:cstheme="minorHAnsi"/>
+          <w:sz w:val="72"/>
+          <w:szCs w:val="72"/>
+        </w:rPr>
+        <w:t>useEffect</w:t>
+      </w:r>
+      <w:proofErr w:type="spellEnd"/>
     </w:p>
     <w:p>
       <w:pPr>
@@ -323,7 +391,15 @@
           <w:sz w:val="72"/>
           <w:szCs w:val="72"/>
         </w:rPr>
-        <w:t>21</w:t>
+        <w:t>2</w:t>
+      </w:r>
+      <w:r>
+        <w:rPr>
+          <w:rFonts w:cstheme="minorHAnsi"/>
+          <w:sz w:val="72"/>
+          <w:szCs w:val="72"/>
+        </w:rPr>
+        <w:t>2</w:t>
       </w:r>
       <w:r>
         <w:rPr>
@@ -399,8 +475,6 @@
           <w:szCs w:val="72"/>
         </w:rPr>
       </w:pPr>
-      <w:bookmarkStart w:id="0" w:name="_GoBack"/>
-      <w:bookmarkEnd w:id="0"/>
       <w:proofErr w:type="spellStart"/>
       <w:r>
         <w:rPr>
@@ -436,33 +510,69 @@
       <w:pPr>
         <w:pStyle w:val="Heading2"/>
         <w:rPr>
-          <w:sz w:val="34"/>
-          <w:szCs w:val="34"/>
+          <w:sz w:val="32"/>
+          <w:szCs w:val="32"/>
         </w:rPr>
       </w:pPr>
       <w:r>
         <w:rPr>
           <w:rFonts w:ascii="Segoe UI Emoji" w:hAnsi="Segoe UI Emoji" w:cs="Segoe UI Emoji"/>
-          <w:sz w:val="34"/>
-          <w:szCs w:val="34"/>
+          <w:sz w:val="32"/>
+          <w:szCs w:val="32"/>
         </w:rPr>
         <w:lastRenderedPageBreak/>
         <w:t>📘</w:t>
       </w:r>
       <w:r>
         <w:rPr>
-          <w:sz w:val="34"/>
-          <w:szCs w:val="34"/>
-        </w:rPr>
-        <w:t xml:space="preserve"> Learning Report: React Events and Handling Forms</w:t>
+          <w:sz w:val="32"/>
+          <w:szCs w:val="32"/>
+        </w:rPr>
+        <w:t xml:space="preserve"> Learning Report: React Lifecycle Methods and Hooks (</w:t>
+      </w:r>
+      <w:proofErr w:type="spellStart"/>
+      <w:r>
+        <w:rPr>
+          <w:rStyle w:val="HTMLCode"/>
+          <w:rFonts w:eastAsiaTheme="majorEastAsia"/>
+          <w:sz w:val="32"/>
+          <w:szCs w:val="32"/>
+        </w:rPr>
+        <w:t>useState</w:t>
+      </w:r>
+      <w:proofErr w:type="spellEnd"/>
+      <w:r>
+        <w:rPr>
+          <w:sz w:val="32"/>
+          <w:szCs w:val="32"/>
+        </w:rPr>
+        <w:t xml:space="preserve">, </w:t>
+      </w:r>
+      <w:proofErr w:type="spellStart"/>
+      <w:r>
+        <w:rPr>
+          <w:rStyle w:val="HTMLCode"/>
+          <w:rFonts w:eastAsiaTheme="majorEastAsia"/>
+          <w:sz w:val="32"/>
+          <w:szCs w:val="32"/>
+        </w:rPr>
+        <w:t>useEffect</w:t>
+      </w:r>
+      <w:proofErr w:type="spellEnd"/>
+      <w:r>
+        <w:rPr>
+          <w:sz w:val="32"/>
+          <w:szCs w:val="32"/>
+        </w:rPr>
+        <w:t>)</w:t>
       </w:r>
     </w:p>
     <w:p>
       <w:pPr>
         <w:pStyle w:val="Heading3"/>
         <w:rPr>
-          <w:sz w:val="34"/>
-          <w:szCs w:val="34"/>
+          <w:sz w:val="32"/>
+          <w:szCs w:val="32"/>
         </w:rPr>
       </w:pPr>
       <w:r>
@@ -470,8 +580,8 @@
           <w:rStyle w:val="Strong"/>
           <w:b/>
           <w:bCs/>
-          <w:sz w:val="34"/>
-          <w:szCs w:val="34"/>
+          <w:sz w:val="32"/>
+          <w:szCs w:val="32"/>
         </w:rPr>
         <w:t>1. Introduction</w:t>
       </w:r>
@@ -480,71 +590,263 @@
       <w:pPr>
         <w:pStyle w:val="NormalWeb"/>
         <w:rPr>
-          <w:sz w:val="34"/>
-          <w:szCs w:val="34"/>
-        </w:rPr>
-      </w:pPr>
-      <w:r>
-        <w:rPr>
-          <w:sz w:val="34"/>
-          <w:szCs w:val="34"/>
-        </w:rPr>
-        <w:t xml:space="preserve">In React, handling user interactions like clicks, typing, and form submissions is essential for building interactive web applications. React provides its own </w:t>
+          <w:sz w:val="32"/>
+          <w:szCs w:val="32"/>
+        </w:rPr>
+      </w:pPr>
+      <w:r>
+        <w:rPr>
+          <w:sz w:val="32"/>
+          <w:szCs w:val="32"/>
+        </w:rPr>
+        <w:t xml:space="preserve">In React, components go through different </w:t>
       </w:r>
       <w:r>
         <w:rPr>
           <w:rStyle w:val="Strong"/>
-          <w:sz w:val="34"/>
-          <w:szCs w:val="34"/>
-        </w:rPr>
-        <w:t>synthetic event system</w:t>
-      </w:r>
-      <w:r>
-        <w:rPr>
-          <w:sz w:val="34"/>
-          <w:szCs w:val="34"/>
-        </w:rPr>
-        <w:t xml:space="preserve"> to handle events efficiently and consistently across all browsers. Additionally, </w:t>
+          <w:sz w:val="32"/>
+          <w:szCs w:val="32"/>
+        </w:rPr>
+        <w:t>lifecycle phases</w:t>
+      </w:r>
+      <w:r>
+        <w:rPr>
+          <w:sz w:val="32"/>
+          <w:szCs w:val="32"/>
+        </w:rPr>
+        <w:t xml:space="preserve">: </w:t>
       </w:r>
       <w:r>
         <w:rPr>
           <w:rStyle w:val="Strong"/>
-          <w:sz w:val="34"/>
-          <w:szCs w:val="34"/>
-        </w:rPr>
-        <w:t>form handling</w:t>
-      </w:r>
-      <w:r>
-        <w:rPr>
-          <w:sz w:val="34"/>
-          <w:szCs w:val="34"/>
-        </w:rPr>
-        <w:t xml:space="preserve"> in React involves managing inputs through component state and updating the UI in real-time as users interact with the form.</w:t>
+          <w:sz w:val="32"/>
+          <w:szCs w:val="32"/>
+        </w:rPr>
+        <w:t>mounting</w:t>
+      </w:r>
+      <w:r>
+        <w:rPr>
+          <w:sz w:val="32"/>
+          <w:szCs w:val="32"/>
+        </w:rPr>
+        <w:t xml:space="preserve">, </w:t>
+      </w:r>
+      <w:r>
+        <w:rPr>
+          <w:rStyle w:val="Strong"/>
+          <w:sz w:val="32"/>
+          <w:szCs w:val="32"/>
+        </w:rPr>
+        <w:t>updating</w:t>
+      </w:r>
+      <w:r>
+        <w:rPr>
+          <w:sz w:val="32"/>
+          <w:szCs w:val="32"/>
+        </w:rPr>
+        <w:t xml:space="preserve">, and </w:t>
+      </w:r>
+      <w:r>
+        <w:rPr>
+          <w:rStyle w:val="Strong"/>
+          <w:sz w:val="32"/>
+          <w:szCs w:val="32"/>
+        </w:rPr>
+        <w:t>unmounting</w:t>
+      </w:r>
+      <w:r>
+        <w:rPr>
+          <w:sz w:val="32"/>
+          <w:szCs w:val="32"/>
+        </w:rPr>
+        <w:t xml:space="preserve">. In class-based components, </w:t>
+      </w:r>
+      <w:proofErr w:type="gramStart"/>
+      <w:r>
+        <w:rPr>
+          <w:sz w:val="32"/>
+          <w:szCs w:val="32"/>
+        </w:rPr>
+        <w:t>React</w:t>
+      </w:r>
+      <w:proofErr w:type="gramEnd"/>
+      <w:r>
+        <w:rPr>
+          <w:sz w:val="32"/>
+          <w:szCs w:val="32"/>
+        </w:rPr>
+        <w:t xml:space="preserve"> provides </w:t>
+      </w:r>
+      <w:r>
+        <w:rPr>
+          <w:rStyle w:val="Strong"/>
+          <w:sz w:val="32"/>
+          <w:szCs w:val="32"/>
+        </w:rPr>
+        <w:t>lifecycle methods</w:t>
+      </w:r>
+      <w:r>
+        <w:rPr>
+          <w:sz w:val="32"/>
+          <w:szCs w:val="32"/>
+        </w:rPr>
+        <w:t xml:space="preserve"> like </w:t>
+      </w:r>
+      <w:proofErr w:type="spellStart"/>
+      <w:r>
+        <w:rPr>
+          <w:rStyle w:val="HTMLCode"/>
+          <w:sz w:val="32"/>
+          <w:szCs w:val="32"/>
+        </w:rPr>
+        <w:t>componentDidMount</w:t>
+      </w:r>
+      <w:proofErr w:type="spellEnd"/>
+      <w:r>
+        <w:rPr>
+          <w:sz w:val="32"/>
+          <w:szCs w:val="32"/>
+        </w:rPr>
+        <w:t xml:space="preserve">, </w:t>
+      </w:r>
+      <w:proofErr w:type="spellStart"/>
+      <w:r>
+        <w:rPr>
+          <w:rStyle w:val="HTMLCode"/>
+          <w:sz w:val="32"/>
+          <w:szCs w:val="32"/>
+        </w:rPr>
+        <w:t>componentDidUpdate</w:t>
+      </w:r>
+      <w:proofErr w:type="spellEnd"/>
+      <w:r>
+        <w:rPr>
+          <w:sz w:val="32"/>
+          <w:szCs w:val="32"/>
+        </w:rPr>
+        <w:t xml:space="preserve">, and </w:t>
+      </w:r>
+      <w:proofErr w:type="spellStart"/>
+      <w:r>
+        <w:rPr>
+          <w:rStyle w:val="HTMLCode"/>
+          <w:sz w:val="32"/>
+          <w:szCs w:val="32"/>
+        </w:rPr>
+        <w:t>componentWillUnmount</w:t>
+      </w:r>
+      <w:proofErr w:type="spellEnd"/>
+      <w:r>
+        <w:rPr>
+          <w:sz w:val="32"/>
+          <w:szCs w:val="32"/>
+        </w:rPr>
+        <w:t xml:space="preserve"> to manage side effects during these phases.</w:t>
       </w:r>
     </w:p>
     <w:p>
       <w:pPr>
-        <w:rPr>
-          <w:sz w:val="34"/>
-          <w:szCs w:val="34"/>
-        </w:rPr>
-      </w:pPr>
-      <w:r>
-        <w:rPr>
-          <w:sz w:val="34"/>
-          <w:szCs w:val="34"/>
-        </w:rPr>
-        <w:pict w14:anchorId="0B847365">
-          <v:rect id="_x0000_i1034" style="width:0;height:1.5pt" o:hralign="center" o:hrstd="t" o:hr="t" fillcolor="#a0a0a0" stroked="f"/>
-        </w:pict>
+        <w:pStyle w:val="NormalWeb"/>
+        <w:rPr>
+          <w:sz w:val="32"/>
+          <w:szCs w:val="32"/>
+        </w:rPr>
+      </w:pPr>
+      <w:r>
+        <w:rPr>
+          <w:sz w:val="32"/>
+          <w:szCs w:val="32"/>
+        </w:rPr>
+        <w:t xml:space="preserve">With the introduction of </w:t>
+      </w:r>
+      <w:r>
+        <w:rPr>
+          <w:rStyle w:val="Strong"/>
+          <w:sz w:val="32"/>
+          <w:szCs w:val="32"/>
+        </w:rPr>
+        <w:t>React Hooks</w:t>
+      </w:r>
+      <w:r>
+        <w:rPr>
+          <w:sz w:val="32"/>
+          <w:szCs w:val="32"/>
+        </w:rPr>
+        <w:t xml:space="preserve"> in version 16.8, we can achieve the same behavior in </w:t>
+      </w:r>
+      <w:r>
+        <w:rPr>
+          <w:rStyle w:val="Strong"/>
+          <w:sz w:val="32"/>
+          <w:szCs w:val="32"/>
+        </w:rPr>
+        <w:t>functional components</w:t>
+      </w:r>
+      <w:r>
+        <w:rPr>
+          <w:sz w:val="32"/>
+          <w:szCs w:val="32"/>
+        </w:rPr>
+        <w:t xml:space="preserve"> using hooks like </w:t>
+      </w:r>
+      <w:proofErr w:type="spellStart"/>
+      <w:r>
+        <w:rPr>
+          <w:rStyle w:val="HTMLCode"/>
+          <w:sz w:val="32"/>
+          <w:szCs w:val="32"/>
+        </w:rPr>
+        <w:t>useState</w:t>
+      </w:r>
+      <w:proofErr w:type="spellEnd"/>
+      <w:r>
+        <w:rPr>
+          <w:sz w:val="32"/>
+          <w:szCs w:val="32"/>
+        </w:rPr>
+        <w:t xml:space="preserve"> and </w:t>
+      </w:r>
+      <w:proofErr w:type="spellStart"/>
+      <w:r>
+        <w:rPr>
+          <w:rStyle w:val="HTMLCode"/>
+          <w:sz w:val="32"/>
+          <w:szCs w:val="32"/>
+        </w:rPr>
+        <w:t>useEffect</w:t>
+      </w:r>
+      <w:proofErr w:type="spellEnd"/>
+      <w:r>
+        <w:rPr>
+          <w:sz w:val="32"/>
+          <w:szCs w:val="32"/>
+        </w:rPr>
+        <w:t>.</w:t>
       </w:r>
     </w:p>
     <w:p>
       <w:pPr>
+        <w:rPr>
+          <w:sz w:val="32"/>
+          <w:szCs w:val="32"/>
+        </w:rPr>
+      </w:pPr>
+      <w:r>
+        <w:rPr>
+          <w:sz w:val="32"/>
+          <w:szCs w:val="32"/>
+        </w:rPr>
+        <w:pict w14:anchorId="4EB4F0D2">
+          <v:rect id="_x0000_i1032" style="width:0;height:1.5pt" o:hralign="center" o:hrstd="t" o:hr="t" fillcolor="#a0a0a0" stroked="f"/>
+        </w:pict>
+      </w:r>
+    </w:p>
+    <w:p>
+      <w:pPr>
         <w:pStyle w:val="Heading3"/>
         <w:rPr>
-          <w:sz w:val="34"/>
-          <w:szCs w:val="34"/>
+          <w:sz w:val="32"/>
+          <w:szCs w:val="32"/>
         </w:rPr>
       </w:pPr>
       <w:r>
@@ -552,414 +854,10 @@
           <w:rStyle w:val="Strong"/>
           <w:b/>
           <w:bCs/>
-          <w:sz w:val="34"/>
-          <w:szCs w:val="34"/>
-        </w:rPr>
-        <w:t>2. React Events</w:t>
-      </w:r>
-    </w:p>
-    <w:p>
-      <w:pPr>
-        <w:pStyle w:val="NormalWeb"/>
-        <w:rPr>
-          <w:sz w:val="34"/>
-          <w:szCs w:val="34"/>
-        </w:rPr>
-      </w:pPr>
-      <w:r>
-        <w:rPr>
-          <w:sz w:val="34"/>
-          <w:szCs w:val="34"/>
-        </w:rPr>
-        <w:t xml:space="preserve">React events are similar to DOM events but are wrapped in the </w:t>
-      </w:r>
-      <w:proofErr w:type="spellStart"/>
-      <w:r>
-        <w:rPr>
-          <w:rStyle w:val="Strong"/>
-          <w:sz w:val="34"/>
-          <w:szCs w:val="34"/>
-        </w:rPr>
-        <w:t>SyntheticEvent</w:t>
-      </w:r>
-      <w:proofErr w:type="spellEnd"/>
-      <w:r>
-        <w:rPr>
-          <w:sz w:val="34"/>
-          <w:szCs w:val="34"/>
-        </w:rPr>
-        <w:t xml:space="preserve"> system for cross-browser compatibility.</w:t>
-      </w:r>
-    </w:p>
-    <w:p>
-      <w:pPr>
-        <w:pStyle w:val="Heading4"/>
-        <w:rPr>
-          <w:sz w:val="34"/>
-          <w:szCs w:val="34"/>
-        </w:rPr>
-      </w:pPr>
-      <w:r>
-        <w:rPr>
-          <w:sz w:val="34"/>
-          <w:szCs w:val="34"/>
-        </w:rPr>
-        <w:t>Example of an Event Handler:</w:t>
-      </w:r>
-    </w:p>
-    <w:p>
-      <w:pPr>
-        <w:pStyle w:val="HTMLPreformatted"/>
-        <w:rPr>
-          <w:rStyle w:val="HTMLCode"/>
-          <w:sz w:val="34"/>
-          <w:szCs w:val="34"/>
-        </w:rPr>
-      </w:pPr>
-      <w:r>
-        <w:rPr>
-          <w:rStyle w:val="HTMLCode"/>
-          <w:sz w:val="34"/>
-          <w:szCs w:val="34"/>
-        </w:rPr>
-        <w:t xml:space="preserve">function </w:t>
-      </w:r>
-      <w:proofErr w:type="spellStart"/>
-      <w:proofErr w:type="gramStart"/>
-      <w:r>
-        <w:rPr>
-          <w:rStyle w:val="HTMLCode"/>
-          <w:sz w:val="34"/>
-          <w:szCs w:val="34"/>
-        </w:rPr>
-        <w:t>ClickButton</w:t>
-      </w:r>
-      <w:proofErr w:type="spellEnd"/>
-      <w:r>
-        <w:rPr>
-          <w:rStyle w:val="HTMLCode"/>
-          <w:sz w:val="34"/>
-          <w:szCs w:val="34"/>
-        </w:rPr>
-        <w:t>(</w:t>
-      </w:r>
-      <w:proofErr w:type="gramEnd"/>
-      <w:r>
-        <w:rPr>
-          <w:rStyle w:val="HTMLCode"/>
-          <w:sz w:val="34"/>
-          <w:szCs w:val="34"/>
-        </w:rPr>
-        <w:t>) {</w:t>
-      </w:r>
-    </w:p>
-    <w:p>
-      <w:pPr>
-        <w:pStyle w:val="HTMLPreformatted"/>
-        <w:rPr>
-          <w:rStyle w:val="HTMLCode"/>
-          <w:sz w:val="34"/>
-          <w:szCs w:val="34"/>
-        </w:rPr>
-      </w:pPr>
-      <w:r>
-        <w:rPr>
-          <w:rStyle w:val="HTMLCode"/>
-          <w:sz w:val="34"/>
-          <w:szCs w:val="34"/>
-        </w:rPr>
-        <w:t xml:space="preserve">  function </w:t>
-      </w:r>
-      <w:proofErr w:type="spellStart"/>
-      <w:proofErr w:type="gramStart"/>
-      <w:r>
-        <w:rPr>
-          <w:rStyle w:val="HTMLCode"/>
-          <w:sz w:val="34"/>
-          <w:szCs w:val="34"/>
-        </w:rPr>
-        <w:t>handleClick</w:t>
-      </w:r>
-      <w:proofErr w:type="spellEnd"/>
-      <w:r>
-        <w:rPr>
-          <w:rStyle w:val="HTMLCode"/>
-          <w:sz w:val="34"/>
-          <w:szCs w:val="34"/>
-        </w:rPr>
-        <w:t>(</w:t>
-      </w:r>
-      <w:proofErr w:type="gramEnd"/>
-      <w:r>
-        <w:rPr>
-          <w:rStyle w:val="HTMLCode"/>
-          <w:sz w:val="34"/>
-          <w:szCs w:val="34"/>
-        </w:rPr>
-        <w:t>) {</w:t>
-      </w:r>
-    </w:p>
-    <w:p>
-      <w:pPr>
-        <w:pStyle w:val="HTMLPreformatted"/>
-        <w:rPr>
-          <w:rStyle w:val="HTMLCode"/>
-          <w:sz w:val="34"/>
-          <w:szCs w:val="34"/>
-        </w:rPr>
-      </w:pPr>
-      <w:r>
-        <w:rPr>
-          <w:rStyle w:val="HTMLCode"/>
-          <w:sz w:val="34"/>
-          <w:szCs w:val="34"/>
-        </w:rPr>
-        <w:t xml:space="preserve">    </w:t>
-      </w:r>
-      <w:proofErr w:type="gramStart"/>
-      <w:r>
-        <w:rPr>
-          <w:rStyle w:val="HTMLCode"/>
-          <w:sz w:val="34"/>
-          <w:szCs w:val="34"/>
-        </w:rPr>
-        <w:t>alert(</w:t>
-      </w:r>
-      <w:proofErr w:type="gramEnd"/>
-      <w:r>
-        <w:rPr>
-          <w:rStyle w:val="HTMLCode"/>
-          <w:sz w:val="34"/>
-          <w:szCs w:val="34"/>
-        </w:rPr>
-        <w:t>"Button was clicked!");</w:t>
-      </w:r>
-    </w:p>
-    <w:p>
-      <w:pPr>
-        <w:pStyle w:val="HTMLPreformatted"/>
-        <w:rPr>
-          <w:rStyle w:val="HTMLCode"/>
-          <w:sz w:val="34"/>
-          <w:szCs w:val="34"/>
-        </w:rPr>
-      </w:pPr>
-      <w:r>
-        <w:rPr>
-          <w:rStyle w:val="HTMLCode"/>
-          <w:sz w:val="34"/>
-          <w:szCs w:val="34"/>
-        </w:rPr>
-        <w:t xml:space="preserve">  }</w:t>
-      </w:r>
-    </w:p>
-    <w:p>
-      <w:pPr>
-        <w:pStyle w:val="HTMLPreformatted"/>
-        <w:rPr>
-          <w:rStyle w:val="HTMLCode"/>
-          <w:sz w:val="34"/>
-          <w:szCs w:val="34"/>
-        </w:rPr>
-      </w:pPr>
-    </w:p>
-    <w:p>
-      <w:pPr>
-        <w:pStyle w:val="HTMLPreformatted"/>
-        <w:rPr>
-          <w:rStyle w:val="HTMLCode"/>
-          <w:sz w:val="34"/>
-          <w:szCs w:val="34"/>
-        </w:rPr>
-      </w:pPr>
-      <w:r>
-        <w:rPr>
-          <w:rStyle w:val="HTMLCode"/>
-          <w:sz w:val="34"/>
-          <w:szCs w:val="34"/>
-        </w:rPr>
-        <w:t xml:space="preserve">  return &lt;button </w:t>
-      </w:r>
-      <w:proofErr w:type="spellStart"/>
-      <w:r>
-        <w:rPr>
-          <w:rStyle w:val="HTMLCode"/>
-          <w:sz w:val="34"/>
-          <w:szCs w:val="34"/>
-        </w:rPr>
-        <w:t>onClick</w:t>
-      </w:r>
-      <w:proofErr w:type="spellEnd"/>
-      <w:r>
-        <w:rPr>
-          <w:rStyle w:val="HTMLCode"/>
-          <w:sz w:val="34"/>
-          <w:szCs w:val="34"/>
-        </w:rPr>
-        <w:t>={</w:t>
-      </w:r>
-      <w:proofErr w:type="spellStart"/>
-      <w:r>
-        <w:rPr>
-          <w:rStyle w:val="HTMLCode"/>
-          <w:sz w:val="34"/>
-          <w:szCs w:val="34"/>
-        </w:rPr>
-        <w:t>handleClick</w:t>
-      </w:r>
-      <w:proofErr w:type="spellEnd"/>
-      <w:r>
-        <w:rPr>
-          <w:rStyle w:val="HTMLCode"/>
-          <w:sz w:val="34"/>
-          <w:szCs w:val="34"/>
-        </w:rPr>
-        <w:t>}&gt;Click Me&lt;/button&gt;;</w:t>
-      </w:r>
-    </w:p>
-    <w:p>
-      <w:pPr>
-        <w:pStyle w:val="HTMLPreformatted"/>
-        <w:rPr>
-          <w:rStyle w:val="HTMLCode"/>
-          <w:sz w:val="34"/>
-          <w:szCs w:val="34"/>
-        </w:rPr>
-      </w:pPr>
-      <w:r>
-        <w:rPr>
-          <w:rStyle w:val="HTMLCode"/>
-          <w:sz w:val="34"/>
-          <w:szCs w:val="34"/>
-        </w:rPr>
-        <w:t>}</w:t>
-      </w:r>
-    </w:p>
-    <w:p>
-      <w:pPr>
-        <w:pStyle w:val="Heading4"/>
-        <w:rPr>
-          <w:sz w:val="34"/>
-          <w:szCs w:val="34"/>
-        </w:rPr>
-      </w:pPr>
-      <w:r>
-        <w:rPr>
-          <w:sz w:val="34"/>
-          <w:szCs w:val="34"/>
-        </w:rPr>
-        <w:t>Key Concepts:</w:t>
-      </w:r>
-    </w:p>
-    <w:p>
-      <w:pPr>
-        <w:pStyle w:val="NormalWeb"/>
-        <w:numPr>
-          <w:ilvl w:val="0"/>
-          <w:numId w:val="33"/>
-        </w:numPr>
-        <w:rPr>
-          <w:sz w:val="34"/>
-          <w:szCs w:val="34"/>
-        </w:rPr>
-      </w:pPr>
-      <w:r>
-        <w:rPr>
-          <w:sz w:val="34"/>
-          <w:szCs w:val="34"/>
-        </w:rPr>
-        <w:t xml:space="preserve">Events are attached using camelCase (e.g., </w:t>
-      </w:r>
-      <w:proofErr w:type="spellStart"/>
-      <w:r>
-        <w:rPr>
-          <w:rStyle w:val="HTMLCode"/>
-          <w:sz w:val="34"/>
-          <w:szCs w:val="34"/>
-        </w:rPr>
-        <w:t>onClick</w:t>
-      </w:r>
-      <w:proofErr w:type="spellEnd"/>
-      <w:r>
-        <w:rPr>
-          <w:sz w:val="34"/>
-          <w:szCs w:val="34"/>
-        </w:rPr>
-        <w:t xml:space="preserve">, </w:t>
-      </w:r>
-      <w:proofErr w:type="spellStart"/>
-      <w:r>
-        <w:rPr>
-          <w:rStyle w:val="HTMLCode"/>
-          <w:sz w:val="34"/>
-          <w:szCs w:val="34"/>
-        </w:rPr>
-        <w:t>onChange</w:t>
-      </w:r>
-      <w:proofErr w:type="spellEnd"/>
-      <w:r>
-        <w:rPr>
-          <w:sz w:val="34"/>
-          <w:szCs w:val="34"/>
-        </w:rPr>
-        <w:t>)</w:t>
-      </w:r>
-    </w:p>
-    <w:p>
-      <w:pPr>
-        <w:pStyle w:val="NormalWeb"/>
-        <w:numPr>
-          <w:ilvl w:val="0"/>
-          <w:numId w:val="33"/>
-        </w:numPr>
-        <w:rPr>
-          <w:sz w:val="34"/>
-          <w:szCs w:val="34"/>
-        </w:rPr>
-      </w:pPr>
-      <w:r>
-        <w:rPr>
-          <w:sz w:val="34"/>
-          <w:szCs w:val="34"/>
-        </w:rPr>
-        <w:t>Event handlers are passed as functions, not strings</w:t>
-      </w:r>
-    </w:p>
-    <w:p>
-      <w:pPr>
-        <w:pStyle w:val="NormalWeb"/>
-        <w:numPr>
-          <w:ilvl w:val="0"/>
-          <w:numId w:val="33"/>
-        </w:numPr>
-        <w:rPr>
-          <w:sz w:val="34"/>
-          <w:szCs w:val="34"/>
-        </w:rPr>
-      </w:pPr>
-      <w:r>
-        <w:rPr>
-          <w:sz w:val="34"/>
-          <w:szCs w:val="34"/>
-        </w:rPr>
-        <w:t>React automatically provides the event object as a parameter</w:t>
-      </w:r>
-    </w:p>
-    <w:p>
-      <w:pPr>
-        <w:pStyle w:val="Heading4"/>
-        <w:rPr>
-          <w:sz w:val="34"/>
-          <w:szCs w:val="34"/>
-        </w:rPr>
-      </w:pPr>
-      <w:r>
-        <w:rPr>
-          <w:sz w:val="34"/>
-          <w:szCs w:val="34"/>
-        </w:rPr>
-        <w:lastRenderedPageBreak/>
-        <w:t>Common Events in React:</w:t>
+          <w:sz w:val="32"/>
+          <w:szCs w:val="32"/>
+        </w:rPr>
+        <w:t>2. React Lifecycle Phases (Class Components)</w:t>
       </w:r>
     </w:p>
     <w:tbl>
@@ -975,9 +873,9 @@
         <w:tblLook w:val="04A0" w:firstRow="1" w:lastRow="0" w:firstColumn="1" w:lastColumn="0" w:noHBand="0" w:noVBand="1"/>
       </w:tblPr>
       <w:tblGrid>
-        <w:gridCol w:w="1634"/>
-        <w:gridCol w:w="1897"/>
-        <w:gridCol w:w="4404"/>
+        <w:gridCol w:w="1709"/>
+        <w:gridCol w:w="4285"/>
+        <w:gridCol w:w="3366"/>
       </w:tblGrid>
       <w:tr>
         <w:trPr>
@@ -996,18 +894,18 @@
               <w:rPr>
                 <w:b/>
                 <w:bCs/>
-                <w:sz w:val="34"/>
-                <w:szCs w:val="34"/>
+                <w:sz w:val="32"/>
+                <w:szCs w:val="32"/>
               </w:rPr>
             </w:pPr>
             <w:r>
               <w:rPr>
                 <w:b/>
                 <w:bCs/>
-                <w:sz w:val="34"/>
-                <w:szCs w:val="34"/>
+                <w:sz w:val="32"/>
+                <w:szCs w:val="32"/>
               </w:rPr>
-              <w:t>Event Type</w:t>
+              <w:t>Phase</w:t>
             </w:r>
           </w:p>
         </w:tc>
@@ -1023,18 +921,18 @@
               <w:rPr>
                 <w:b/>
                 <w:bCs/>
-                <w:sz w:val="34"/>
-                <w:szCs w:val="34"/>
+                <w:sz w:val="32"/>
+                <w:szCs w:val="32"/>
               </w:rPr>
             </w:pPr>
             <w:r>
               <w:rPr>
                 <w:b/>
                 <w:bCs/>
-                <w:sz w:val="34"/>
-                <w:szCs w:val="34"/>
+                <w:sz w:val="32"/>
+                <w:szCs w:val="32"/>
               </w:rPr>
-              <w:t>React Event</w:t>
+              <w:t>Method</w:t>
             </w:r>
           </w:p>
         </w:tc>
@@ -1050,18 +948,18 @@
               <w:rPr>
                 <w:b/>
                 <w:bCs/>
-                <w:sz w:val="34"/>
-                <w:szCs w:val="34"/>
+                <w:sz w:val="32"/>
+                <w:szCs w:val="32"/>
               </w:rPr>
             </w:pPr>
             <w:r>
               <w:rPr>
                 <w:b/>
                 <w:bCs/>
-                <w:sz w:val="34"/>
-                <w:szCs w:val="34"/>
+                <w:sz w:val="32"/>
+                <w:szCs w:val="32"/>
               </w:rPr>
-              <w:t>Description</w:t>
+              <w:t>Purpose</w:t>
             </w:r>
           </w:p>
         </w:tc>
@@ -1079,16 +977,16 @@
           <w:p>
             <w:pPr>
               <w:rPr>
-                <w:sz w:val="34"/>
-                <w:szCs w:val="34"/>
+                <w:sz w:val="32"/>
+                <w:szCs w:val="32"/>
               </w:rPr>
             </w:pPr>
             <w:r>
               <w:rPr>
-                <w:sz w:val="34"/>
-                <w:szCs w:val="34"/>
+                <w:sz w:val="32"/>
+                <w:szCs w:val="32"/>
               </w:rPr>
-              <w:t>Mouse</w:t>
+              <w:t>Mounting</w:t>
             </w:r>
           </w:p>
         </w:tc>
@@ -1101,21 +999,41 @@
           <w:p>
             <w:pPr>
               <w:rPr>
-                <w:sz w:val="34"/>
-                <w:szCs w:val="34"/>
+                <w:sz w:val="32"/>
+                <w:szCs w:val="32"/>
               </w:rPr>
             </w:pPr>
             <w:proofErr w:type="spellStart"/>
+            <w:proofErr w:type="gramStart"/>
             <w:r>
               <w:rPr>
                 <w:rStyle w:val="HTMLCode"/>
                 <w:rFonts w:eastAsiaTheme="minorHAnsi"/>
-                <w:sz w:val="34"/>
-                <w:szCs w:val="34"/>
+                <w:sz w:val="32"/>
+                <w:szCs w:val="32"/>
               </w:rPr>
-              <w:t>onClick</w:t>
+              <w:t>componentDidMount</w:t>
             </w:r>
             <w:proofErr w:type="spellEnd"/>
+            <w:r>
+              <w:rPr>
+                <w:rStyle w:val="HTMLCode"/>
+                <w:rFonts w:eastAsiaTheme="minorHAnsi"/>
+                <w:sz w:val="32"/>
+                <w:szCs w:val="32"/>
+              </w:rPr>
+              <w:t>(</w:t>
+            </w:r>
+            <w:proofErr w:type="gramEnd"/>
+            <w:r>
+              <w:rPr>
+                <w:rStyle w:val="HTMLCode"/>
+                <w:rFonts w:eastAsiaTheme="minorHAnsi"/>
+                <w:sz w:val="32"/>
+                <w:szCs w:val="32"/>
+              </w:rPr>
+              <w:t>)</w:t>
+            </w:r>
           </w:p>
         </w:tc>
         <w:tc>
@@ -1127,16 +1045,16 @@
           <w:p>
             <w:pPr>
               <w:rPr>
-                <w:sz w:val="34"/>
-                <w:szCs w:val="34"/>
+                <w:sz w:val="32"/>
+                <w:szCs w:val="32"/>
               </w:rPr>
             </w:pPr>
             <w:r>
               <w:rPr>
-                <w:sz w:val="34"/>
-                <w:szCs w:val="34"/>
+                <w:sz w:val="32"/>
+                <w:szCs w:val="32"/>
               </w:rPr>
-              <w:t>Fires when element is clicked</w:t>
+              <w:t>Runs after the component is rendered</w:t>
             </w:r>
           </w:p>
         </w:tc>
@@ -1154,16 +1072,16 @@
           <w:p>
             <w:pPr>
               <w:rPr>
-                <w:sz w:val="34"/>
-                <w:szCs w:val="34"/>
+                <w:sz w:val="32"/>
+                <w:szCs w:val="32"/>
               </w:rPr>
             </w:pPr>
             <w:r>
               <w:rPr>
-                <w:sz w:val="34"/>
-                <w:szCs w:val="34"/>
+                <w:sz w:val="32"/>
+                <w:szCs w:val="32"/>
               </w:rPr>
-              <w:t>Keyboard</w:t>
+              <w:t>Updating</w:t>
             </w:r>
           </w:p>
         </w:tc>
@@ -1176,21 +1094,41 @@
           <w:p>
             <w:pPr>
               <w:rPr>
-                <w:sz w:val="34"/>
-                <w:szCs w:val="34"/>
+                <w:sz w:val="32"/>
+                <w:szCs w:val="32"/>
               </w:rPr>
             </w:pPr>
             <w:proofErr w:type="spellStart"/>
+            <w:proofErr w:type="gramStart"/>
             <w:r>
               <w:rPr>
                 <w:rStyle w:val="HTMLCode"/>
                 <w:rFonts w:eastAsiaTheme="minorHAnsi"/>
-                <w:sz w:val="34"/>
-                <w:szCs w:val="34"/>
+                <w:sz w:val="32"/>
+                <w:szCs w:val="32"/>
               </w:rPr>
-              <w:t>onKeyDown</w:t>
+              <w:t>componentDidUpdate</w:t>
             </w:r>
             <w:proofErr w:type="spellEnd"/>
+            <w:r>
+              <w:rPr>
+                <w:rStyle w:val="HTMLCode"/>
+                <w:rFonts w:eastAsiaTheme="minorHAnsi"/>
+                <w:sz w:val="32"/>
+                <w:szCs w:val="32"/>
+              </w:rPr>
+              <w:t>(</w:t>
+            </w:r>
+            <w:proofErr w:type="gramEnd"/>
+            <w:r>
+              <w:rPr>
+                <w:rStyle w:val="HTMLCode"/>
+                <w:rFonts w:eastAsiaTheme="minorHAnsi"/>
+                <w:sz w:val="32"/>
+                <w:szCs w:val="32"/>
+              </w:rPr>
+              <w:t>)</w:t>
+            </w:r>
           </w:p>
         </w:tc>
         <w:tc>
@@ -1202,16 +1140,16 @@
           <w:p>
             <w:pPr>
               <w:rPr>
-                <w:sz w:val="34"/>
-                <w:szCs w:val="34"/>
+                <w:sz w:val="32"/>
+                <w:szCs w:val="32"/>
               </w:rPr>
             </w:pPr>
             <w:r>
               <w:rPr>
-                <w:sz w:val="34"/>
-                <w:szCs w:val="34"/>
+                <w:sz w:val="32"/>
+                <w:szCs w:val="32"/>
               </w:rPr>
-              <w:t>Fires when key is pressed</w:t>
+              <w:t>Runs after component re-renders</w:t>
             </w:r>
           </w:p>
         </w:tc>
@@ -1229,16 +1167,16 @@
           <w:p>
             <w:pPr>
               <w:rPr>
-                <w:sz w:val="34"/>
-                <w:szCs w:val="34"/>
+                <w:sz w:val="32"/>
+                <w:szCs w:val="32"/>
               </w:rPr>
             </w:pPr>
             <w:r>
               <w:rPr>
-                <w:sz w:val="34"/>
-                <w:szCs w:val="34"/>
+                <w:sz w:val="32"/>
+                <w:szCs w:val="32"/>
               </w:rPr>
-              <w:t>Form</w:t>
+              <w:t>Unmounting</w:t>
             </w:r>
           </w:p>
         </w:tc>
@@ -1251,69 +1189,40 @@
           <w:p>
             <w:pPr>
               <w:rPr>
-                <w:sz w:val="34"/>
-                <w:szCs w:val="34"/>
+                <w:sz w:val="32"/>
+                <w:szCs w:val="32"/>
               </w:rPr>
             </w:pPr>
             <w:proofErr w:type="spellStart"/>
+            <w:proofErr w:type="gramStart"/>
             <w:r>
               <w:rPr>
                 <w:rStyle w:val="HTMLCode"/>
                 <w:rFonts w:eastAsiaTheme="minorHAnsi"/>
-                <w:sz w:val="34"/>
-                <w:szCs w:val="34"/>
+                <w:sz w:val="32"/>
+                <w:szCs w:val="32"/>
               </w:rPr>
-              <w:t>onSubmit</w:t>
+              <w:t>componentWillUnmount</w:t>
             </w:r>
             <w:proofErr w:type="spellEnd"/>
-          </w:p>
-        </w:tc>
-        <w:tc>
-          <w:tcPr>
-            <w:tcW w:w="0" w:type="auto"/>
-            <w:vAlign w:val="center"/>
-            <w:hideMark/>
-          </w:tcPr>
-          <w:p>
-            <w:pPr>
-              <w:rPr>
-                <w:sz w:val="34"/>
-                <w:szCs w:val="34"/>
-              </w:rPr>
-            </w:pPr>
             <w:r>
               <w:rPr>
-                <w:sz w:val="34"/>
-                <w:szCs w:val="34"/>
+                <w:rStyle w:val="HTMLCode"/>
+                <w:rFonts w:eastAsiaTheme="minorHAnsi"/>
+                <w:sz w:val="32"/>
+                <w:szCs w:val="32"/>
               </w:rPr>
-              <w:t>Fires on form submission</w:t>
+              <w:t>(</w:t>
             </w:r>
-          </w:p>
-        </w:tc>
-      </w:tr>
-      <w:tr>
-        <w:trPr>
-          <w:tblCellSpacing w:w="15" w:type="dxa"/>
-        </w:trPr>
-        <w:tc>
-          <w:tcPr>
-            <w:tcW w:w="0" w:type="auto"/>
-            <w:vAlign w:val="center"/>
-            <w:hideMark/>
-          </w:tcPr>
-          <w:p>
-            <w:pPr>
-              <w:rPr>
-                <w:sz w:val="34"/>
-                <w:szCs w:val="34"/>
-              </w:rPr>
-            </w:pPr>
+            <w:proofErr w:type="gramEnd"/>
             <w:r>
               <w:rPr>
-                <w:sz w:val="34"/>
-                <w:szCs w:val="34"/>
+                <w:rStyle w:val="HTMLCode"/>
+                <w:rFonts w:eastAsiaTheme="minorHAnsi"/>
+                <w:sz w:val="32"/>
+                <w:szCs w:val="32"/>
               </w:rPr>
-              <w:t>Input</w:t>
+              <w:t>)</w:t>
             </w:r>
           </w:p>
         </w:tc>
@@ -1326,42 +1235,16 @@
           <w:p>
             <w:pPr>
               <w:rPr>
-                <w:sz w:val="34"/>
-                <w:szCs w:val="34"/>
-              </w:rPr>
-            </w:pPr>
-            <w:proofErr w:type="spellStart"/>
-            <w:r>
-              <w:rPr>
-                <w:rStyle w:val="HTMLCode"/>
-                <w:rFonts w:eastAsiaTheme="minorHAnsi"/>
-                <w:sz w:val="34"/>
-                <w:szCs w:val="34"/>
-              </w:rPr>
-              <w:t>onChange</w:t>
-            </w:r>
-            <w:proofErr w:type="spellEnd"/>
-          </w:p>
-        </w:tc>
-        <w:tc>
-          <w:tcPr>
-            <w:tcW w:w="0" w:type="auto"/>
-            <w:vAlign w:val="center"/>
-            <w:hideMark/>
-          </w:tcPr>
-          <w:p>
-            <w:pPr>
-              <w:rPr>
-                <w:sz w:val="34"/>
-                <w:szCs w:val="34"/>
+                <w:sz w:val="32"/>
+                <w:szCs w:val="32"/>
               </w:rPr>
             </w:pPr>
             <w:r>
               <w:rPr>
-                <w:sz w:val="34"/>
-                <w:szCs w:val="34"/>
+                <w:sz w:val="32"/>
+                <w:szCs w:val="32"/>
               </w:rPr>
-              <w:t>Fires when input value changes</w:t>
+              <w:t>Runs before component is removed</w:t>
             </w:r>
           </w:p>
         </w:tc>
@@ -1369,27 +1252,449 @@
     </w:tbl>
     <w:p>
       <w:pPr>
-        <w:rPr>
-          <w:sz w:val="34"/>
-          <w:szCs w:val="34"/>
-        </w:rPr>
-      </w:pPr>
-      <w:r>
-        <w:rPr>
-          <w:sz w:val="34"/>
-          <w:szCs w:val="34"/>
-        </w:rPr>
-        <w:pict w14:anchorId="734B9778">
-          <v:rect id="_x0000_i1035" style="width:0;height:1.5pt" o:hralign="center" o:hrstd="t" o:hr="t" fillcolor="#a0a0a0" stroked="f"/>
-        </w:pict>
+        <w:pStyle w:val="NormalWeb"/>
+        <w:rPr>
+          <w:sz w:val="32"/>
+          <w:szCs w:val="32"/>
+        </w:rPr>
+      </w:pPr>
+      <w:r>
+        <w:rPr>
+          <w:sz w:val="32"/>
+          <w:szCs w:val="32"/>
+        </w:rPr>
+        <w:t>Example:</w:t>
       </w:r>
     </w:p>
     <w:p>
       <w:pPr>
+        <w:pStyle w:val="HTMLPreformatted"/>
+        <w:rPr>
+          <w:rStyle w:val="HTMLCode"/>
+          <w:sz w:val="32"/>
+          <w:szCs w:val="32"/>
+        </w:rPr>
+      </w:pPr>
+      <w:r>
+        <w:rPr>
+          <w:rStyle w:val="HTMLCode"/>
+          <w:sz w:val="32"/>
+          <w:szCs w:val="32"/>
+        </w:rPr>
+        <w:t xml:space="preserve">class Example extends </w:t>
+      </w:r>
+      <w:proofErr w:type="spellStart"/>
+      <w:r>
+        <w:rPr>
+          <w:rStyle w:val="HTMLCode"/>
+          <w:sz w:val="32"/>
+          <w:szCs w:val="32"/>
+        </w:rPr>
+        <w:t>React.Component</w:t>
+      </w:r>
+      <w:proofErr w:type="spellEnd"/>
+      <w:r>
+        <w:rPr>
+          <w:rStyle w:val="HTMLCode"/>
+          <w:sz w:val="32"/>
+          <w:szCs w:val="32"/>
+        </w:rPr>
+        <w:t xml:space="preserve"> {</w:t>
+      </w:r>
+    </w:p>
+    <w:p>
+      <w:pPr>
+        <w:pStyle w:val="HTMLPreformatted"/>
+        <w:rPr>
+          <w:rStyle w:val="HTMLCode"/>
+          <w:sz w:val="32"/>
+          <w:szCs w:val="32"/>
+        </w:rPr>
+      </w:pPr>
+      <w:r>
+        <w:rPr>
+          <w:rStyle w:val="HTMLCode"/>
+          <w:sz w:val="32"/>
+          <w:szCs w:val="32"/>
+        </w:rPr>
+        <w:t xml:space="preserve">  </w:t>
+      </w:r>
+      <w:proofErr w:type="spellStart"/>
+      <w:proofErr w:type="gramStart"/>
+      <w:r>
+        <w:rPr>
+          <w:rStyle w:val="HTMLCode"/>
+          <w:sz w:val="32"/>
+          <w:szCs w:val="32"/>
+        </w:rPr>
+        <w:t>componentDidMount</w:t>
+      </w:r>
+      <w:proofErr w:type="spellEnd"/>
+      <w:r>
+        <w:rPr>
+          <w:rStyle w:val="HTMLCode"/>
+          <w:sz w:val="32"/>
+          <w:szCs w:val="32"/>
+        </w:rPr>
+        <w:t>(</w:t>
+      </w:r>
+      <w:proofErr w:type="gramEnd"/>
+      <w:r>
+        <w:rPr>
+          <w:rStyle w:val="HTMLCode"/>
+          <w:sz w:val="32"/>
+          <w:szCs w:val="32"/>
+        </w:rPr>
+        <w:t>) {</w:t>
+      </w:r>
+    </w:p>
+    <w:p>
+      <w:pPr>
+        <w:pStyle w:val="HTMLPreformatted"/>
+        <w:rPr>
+          <w:rStyle w:val="HTMLCode"/>
+          <w:sz w:val="32"/>
+          <w:szCs w:val="32"/>
+        </w:rPr>
+      </w:pPr>
+      <w:r>
+        <w:rPr>
+          <w:rStyle w:val="HTMLCode"/>
+          <w:sz w:val="32"/>
+          <w:szCs w:val="32"/>
+        </w:rPr>
+        <w:t xml:space="preserve">    </w:t>
+      </w:r>
+      <w:proofErr w:type="gramStart"/>
+      <w:r>
+        <w:rPr>
+          <w:rStyle w:val="HTMLCode"/>
+          <w:sz w:val="32"/>
+          <w:szCs w:val="32"/>
+        </w:rPr>
+        <w:t>console.log(</w:t>
+      </w:r>
+      <w:proofErr w:type="gramEnd"/>
+      <w:r>
+        <w:rPr>
+          <w:rStyle w:val="HTMLCode"/>
+          <w:sz w:val="32"/>
+          <w:szCs w:val="32"/>
+        </w:rPr>
+        <w:t>"Component mounted");</w:t>
+      </w:r>
+    </w:p>
+    <w:p>
+      <w:pPr>
+        <w:pStyle w:val="HTMLPreformatted"/>
+        <w:rPr>
+          <w:rStyle w:val="HTMLCode"/>
+          <w:sz w:val="32"/>
+          <w:szCs w:val="32"/>
+        </w:rPr>
+      </w:pPr>
+      <w:r>
+        <w:rPr>
+          <w:rStyle w:val="HTMLCode"/>
+          <w:sz w:val="32"/>
+          <w:szCs w:val="32"/>
+        </w:rPr>
+        <w:lastRenderedPageBreak/>
+        <w:t xml:space="preserve">  }</w:t>
+      </w:r>
+    </w:p>
+    <w:p>
+      <w:pPr>
+        <w:pStyle w:val="HTMLPreformatted"/>
+        <w:rPr>
+          <w:rStyle w:val="HTMLCode"/>
+          <w:sz w:val="32"/>
+          <w:szCs w:val="32"/>
+        </w:rPr>
+      </w:pPr>
+    </w:p>
+    <w:p>
+      <w:pPr>
+        <w:pStyle w:val="HTMLPreformatted"/>
+        <w:rPr>
+          <w:rStyle w:val="HTMLCode"/>
+          <w:sz w:val="32"/>
+          <w:szCs w:val="32"/>
+        </w:rPr>
+      </w:pPr>
+      <w:r>
+        <w:rPr>
+          <w:rStyle w:val="HTMLCode"/>
+          <w:sz w:val="32"/>
+          <w:szCs w:val="32"/>
+        </w:rPr>
+        <w:t xml:space="preserve">  </w:t>
+      </w:r>
+      <w:proofErr w:type="spellStart"/>
+      <w:proofErr w:type="gramStart"/>
+      <w:r>
+        <w:rPr>
+          <w:rStyle w:val="HTMLCode"/>
+          <w:sz w:val="32"/>
+          <w:szCs w:val="32"/>
+        </w:rPr>
+        <w:t>componentDidUpdate</w:t>
+      </w:r>
+      <w:proofErr w:type="spellEnd"/>
+      <w:r>
+        <w:rPr>
+          <w:rStyle w:val="HTMLCode"/>
+          <w:sz w:val="32"/>
+          <w:szCs w:val="32"/>
+        </w:rPr>
+        <w:t>(</w:t>
+      </w:r>
+      <w:proofErr w:type="gramEnd"/>
+      <w:r>
+        <w:rPr>
+          <w:rStyle w:val="HTMLCode"/>
+          <w:sz w:val="32"/>
+          <w:szCs w:val="32"/>
+        </w:rPr>
+        <w:t>) {</w:t>
+      </w:r>
+    </w:p>
+    <w:p>
+      <w:pPr>
+        <w:pStyle w:val="HTMLPreformatted"/>
+        <w:rPr>
+          <w:rStyle w:val="HTMLCode"/>
+          <w:sz w:val="32"/>
+          <w:szCs w:val="32"/>
+        </w:rPr>
+      </w:pPr>
+      <w:r>
+        <w:rPr>
+          <w:rStyle w:val="HTMLCode"/>
+          <w:sz w:val="32"/>
+          <w:szCs w:val="32"/>
+        </w:rPr>
+        <w:t xml:space="preserve">    </w:t>
+      </w:r>
+      <w:proofErr w:type="gramStart"/>
+      <w:r>
+        <w:rPr>
+          <w:rStyle w:val="HTMLCode"/>
+          <w:sz w:val="32"/>
+          <w:szCs w:val="32"/>
+        </w:rPr>
+        <w:t>console.log(</w:t>
+      </w:r>
+      <w:proofErr w:type="gramEnd"/>
+      <w:r>
+        <w:rPr>
+          <w:rStyle w:val="HTMLCode"/>
+          <w:sz w:val="32"/>
+          <w:szCs w:val="32"/>
+        </w:rPr>
+        <w:t>"Component updated");</w:t>
+      </w:r>
+    </w:p>
+    <w:p>
+      <w:pPr>
+        <w:pStyle w:val="HTMLPreformatted"/>
+        <w:rPr>
+          <w:rStyle w:val="HTMLCode"/>
+          <w:sz w:val="32"/>
+          <w:szCs w:val="32"/>
+        </w:rPr>
+      </w:pPr>
+      <w:r>
+        <w:rPr>
+          <w:rStyle w:val="HTMLCode"/>
+          <w:sz w:val="32"/>
+          <w:szCs w:val="32"/>
+        </w:rPr>
+        <w:t xml:space="preserve">  }</w:t>
+      </w:r>
+    </w:p>
+    <w:p>
+      <w:pPr>
+        <w:pStyle w:val="HTMLPreformatted"/>
+        <w:rPr>
+          <w:rStyle w:val="HTMLCode"/>
+          <w:sz w:val="32"/>
+          <w:szCs w:val="32"/>
+        </w:rPr>
+      </w:pPr>
+    </w:p>
+    <w:p>
+      <w:pPr>
+        <w:pStyle w:val="HTMLPreformatted"/>
+        <w:rPr>
+          <w:rStyle w:val="HTMLCode"/>
+          <w:sz w:val="32"/>
+          <w:szCs w:val="32"/>
+        </w:rPr>
+      </w:pPr>
+      <w:r>
+        <w:rPr>
+          <w:rStyle w:val="HTMLCode"/>
+          <w:sz w:val="32"/>
+          <w:szCs w:val="32"/>
+        </w:rPr>
+        <w:t xml:space="preserve">  </w:t>
+      </w:r>
+      <w:proofErr w:type="spellStart"/>
+      <w:proofErr w:type="gramStart"/>
+      <w:r>
+        <w:rPr>
+          <w:rStyle w:val="HTMLCode"/>
+          <w:sz w:val="32"/>
+          <w:szCs w:val="32"/>
+        </w:rPr>
+        <w:t>componentWillUnmount</w:t>
+      </w:r>
+      <w:proofErr w:type="spellEnd"/>
+      <w:r>
+        <w:rPr>
+          <w:rStyle w:val="HTMLCode"/>
+          <w:sz w:val="32"/>
+          <w:szCs w:val="32"/>
+        </w:rPr>
+        <w:t>(</w:t>
+      </w:r>
+      <w:proofErr w:type="gramEnd"/>
+      <w:r>
+        <w:rPr>
+          <w:rStyle w:val="HTMLCode"/>
+          <w:sz w:val="32"/>
+          <w:szCs w:val="32"/>
+        </w:rPr>
+        <w:t>) {</w:t>
+      </w:r>
+    </w:p>
+    <w:p>
+      <w:pPr>
+        <w:pStyle w:val="HTMLPreformatted"/>
+        <w:rPr>
+          <w:rStyle w:val="HTMLCode"/>
+          <w:sz w:val="32"/>
+          <w:szCs w:val="32"/>
+        </w:rPr>
+      </w:pPr>
+      <w:r>
+        <w:rPr>
+          <w:rStyle w:val="HTMLCode"/>
+          <w:sz w:val="32"/>
+          <w:szCs w:val="32"/>
+        </w:rPr>
+        <w:t xml:space="preserve">    </w:t>
+      </w:r>
+      <w:proofErr w:type="gramStart"/>
+      <w:r>
+        <w:rPr>
+          <w:rStyle w:val="HTMLCode"/>
+          <w:sz w:val="32"/>
+          <w:szCs w:val="32"/>
+        </w:rPr>
+        <w:t>console.log(</w:t>
+      </w:r>
+      <w:proofErr w:type="gramEnd"/>
+      <w:r>
+        <w:rPr>
+          <w:rStyle w:val="HTMLCode"/>
+          <w:sz w:val="32"/>
+          <w:szCs w:val="32"/>
+        </w:rPr>
+        <w:t>"Component will unmount");</w:t>
+      </w:r>
+    </w:p>
+    <w:p>
+      <w:pPr>
+        <w:pStyle w:val="HTMLPreformatted"/>
+        <w:rPr>
+          <w:rStyle w:val="HTMLCode"/>
+          <w:sz w:val="32"/>
+          <w:szCs w:val="32"/>
+        </w:rPr>
+      </w:pPr>
+      <w:r>
+        <w:rPr>
+          <w:rStyle w:val="HTMLCode"/>
+          <w:sz w:val="32"/>
+          <w:szCs w:val="32"/>
+        </w:rPr>
+        <w:t xml:space="preserve">  }</w:t>
+      </w:r>
+    </w:p>
+    <w:p>
+      <w:pPr>
+        <w:pStyle w:val="HTMLPreformatted"/>
+        <w:rPr>
+          <w:rStyle w:val="HTMLCode"/>
+          <w:sz w:val="32"/>
+          <w:szCs w:val="32"/>
+        </w:rPr>
+      </w:pPr>
+      <w:r>
+        <w:rPr>
+          <w:rStyle w:val="HTMLCode"/>
+          <w:sz w:val="32"/>
+          <w:szCs w:val="32"/>
+        </w:rPr>
+        <w:t>}</w:t>
+      </w:r>
+    </w:p>
+    <w:p>
+      <w:pPr>
+        <w:pStyle w:val="NormalWeb"/>
+        <w:rPr>
+          <w:sz w:val="32"/>
+          <w:szCs w:val="32"/>
+        </w:rPr>
+      </w:pPr>
+      <w:r>
+        <w:rPr>
+          <w:sz w:val="32"/>
+          <w:szCs w:val="32"/>
+        </w:rPr>
+        <w:t xml:space="preserve">However, in modern React development, </w:t>
+      </w:r>
+      <w:r>
+        <w:rPr>
+          <w:rStyle w:val="Strong"/>
+          <w:sz w:val="32"/>
+          <w:szCs w:val="32"/>
+        </w:rPr>
+        <w:t>functional components with hooks</w:t>
+      </w:r>
+      <w:r>
+        <w:rPr>
+          <w:sz w:val="32"/>
+          <w:szCs w:val="32"/>
+        </w:rPr>
+        <w:t xml:space="preserve"> are preferred.</w:t>
+      </w:r>
+    </w:p>
+    <w:p>
+      <w:pPr>
+        <w:rPr>
+          <w:sz w:val="32"/>
+          <w:szCs w:val="32"/>
+        </w:rPr>
+      </w:pPr>
+      <w:r>
+        <w:rPr>
+          <w:sz w:val="32"/>
+          <w:szCs w:val="32"/>
+        </w:rPr>
+        <w:pict w14:anchorId="0E878E32">
+          <v:rect id="_x0000_i1033" style="width:0;height:1.5pt" o:hralign="center" o:hrstd="t" o:hr="t" fillcolor="#a0a0a0" stroked="f"/>
+        </w:pict>
+      </w:r>
+    </w:p>
+    <w:p>
+      <w:pPr>
         <w:pStyle w:val="Heading3"/>
         <w:rPr>
-          <w:sz w:val="34"/>
-          <w:szCs w:val="34"/>
+          <w:sz w:val="32"/>
+          <w:szCs w:val="32"/>
         </w:rPr>
       </w:pPr>
       <w:r>
@@ -1397,73 +1702,155 @@
           <w:rStyle w:val="Strong"/>
           <w:b/>
           <w:bCs/>
-          <w:sz w:val="34"/>
-          <w:szCs w:val="34"/>
-        </w:rPr>
-        <w:t>3. Handling Forms in React</w:t>
+          <w:sz w:val="32"/>
+          <w:szCs w:val="32"/>
+        </w:rPr>
+        <w:t>3. Introduction to React Hooks</w:t>
       </w:r>
     </w:p>
     <w:p>
       <w:pPr>
         <w:pStyle w:val="NormalWeb"/>
         <w:rPr>
-          <w:sz w:val="34"/>
-          <w:szCs w:val="34"/>
-        </w:rPr>
-      </w:pPr>
-      <w:r>
-        <w:rPr>
-          <w:sz w:val="34"/>
-          <w:szCs w:val="34"/>
-        </w:rPr>
-        <w:t xml:space="preserve">Form handling in React is often done using </w:t>
-      </w:r>
-      <w:r>
-        <w:rPr>
-          <w:rStyle w:val="Strong"/>
-          <w:sz w:val="34"/>
-          <w:szCs w:val="34"/>
-        </w:rPr>
-        <w:t>controlled components</w:t>
-      </w:r>
-      <w:r>
-        <w:rPr>
-          <w:sz w:val="34"/>
-          <w:szCs w:val="34"/>
-        </w:rPr>
-        <w:t>, where input elements derive their value from React state.</w:t>
+          <w:sz w:val="32"/>
+          <w:szCs w:val="32"/>
+        </w:rPr>
+      </w:pPr>
+      <w:r>
+        <w:rPr>
+          <w:sz w:val="32"/>
+          <w:szCs w:val="32"/>
+        </w:rPr>
+        <w:t>Hooks allow functional components to manage state and lifecycle behaviors without writing a class.</w:t>
       </w:r>
     </w:p>
     <w:p>
       <w:pPr>
-        <w:pStyle w:val="Heading4"/>
-        <w:rPr>
-          <w:sz w:val="34"/>
-          <w:szCs w:val="34"/>
-        </w:rPr>
-      </w:pPr>
-      <w:r>
-        <w:rPr>
-          <w:sz w:val="34"/>
-          <w:szCs w:val="34"/>
-        </w:rPr>
-        <w:t>Example of Controlled Input:</w:t>
+        <w:rPr>
+          <w:sz w:val="32"/>
+          <w:szCs w:val="32"/>
+        </w:rPr>
+      </w:pPr>
+      <w:r>
+        <w:rPr>
+          <w:sz w:val="32"/>
+          <w:szCs w:val="32"/>
+        </w:rPr>
+        <w:pict w14:anchorId="0166C8D8">
+          <v:rect id="_x0000_i1034" style="width:0;height:1.5pt" o:hralign="center" o:hrstd="t" o:hr="t" fillcolor="#a0a0a0" stroked="f"/>
+        </w:pict>
       </w:r>
     </w:p>
     <w:p>
       <w:pPr>
+        <w:pStyle w:val="Heading3"/>
+        <w:rPr>
+          <w:sz w:val="32"/>
+          <w:szCs w:val="32"/>
+        </w:rPr>
+      </w:pPr>
+      <w:r>
+        <w:rPr>
+          <w:rStyle w:val="Strong"/>
+          <w:b/>
+          <w:bCs/>
+          <w:sz w:val="32"/>
+          <w:szCs w:val="32"/>
+        </w:rPr>
+        <w:t xml:space="preserve">4. </w:t>
+      </w:r>
+      <w:proofErr w:type="spellStart"/>
+      <w:r>
+        <w:rPr>
+          <w:rStyle w:val="HTMLCode"/>
+          <w:sz w:val="32"/>
+          <w:szCs w:val="32"/>
+        </w:rPr>
+        <w:t>useState</w:t>
+      </w:r>
+      <w:proofErr w:type="spellEnd"/>
+      <w:r>
+        <w:rPr>
+          <w:rStyle w:val="Strong"/>
+          <w:b/>
+          <w:bCs/>
+          <w:sz w:val="32"/>
+          <w:szCs w:val="32"/>
+        </w:rPr>
+        <w:t xml:space="preserve"> – State in Functional Components</w:t>
+      </w:r>
+    </w:p>
+    <w:p>
+      <w:pPr>
+        <w:pStyle w:val="NormalWeb"/>
+        <w:rPr>
+          <w:sz w:val="32"/>
+          <w:szCs w:val="32"/>
+        </w:rPr>
+      </w:pPr>
+      <w:proofErr w:type="spellStart"/>
+      <w:r>
+        <w:rPr>
+          <w:rStyle w:val="HTMLCode"/>
+          <w:sz w:val="32"/>
+          <w:szCs w:val="32"/>
+        </w:rPr>
+        <w:t>useState</w:t>
+      </w:r>
+      <w:proofErr w:type="spellEnd"/>
+      <w:r>
+        <w:rPr>
+          <w:sz w:val="32"/>
+          <w:szCs w:val="32"/>
+        </w:rPr>
+        <w:t xml:space="preserve"> is a React hook that allows you to add </w:t>
+      </w:r>
+      <w:r>
+        <w:rPr>
+          <w:rStyle w:val="Strong"/>
+          <w:sz w:val="32"/>
+          <w:szCs w:val="32"/>
+        </w:rPr>
+        <w:t>local component state</w:t>
+      </w:r>
+      <w:r>
+        <w:rPr>
+          <w:sz w:val="32"/>
+          <w:szCs w:val="32"/>
+        </w:rPr>
+        <w:t>.</w:t>
+      </w:r>
+    </w:p>
+    <w:p>
+      <w:pPr>
+        <w:pStyle w:val="Heading4"/>
+        <w:rPr>
+          <w:sz w:val="32"/>
+          <w:szCs w:val="32"/>
+        </w:rPr>
+      </w:pPr>
+      <w:r>
+        <w:rPr>
+          <w:sz w:val="32"/>
+          <w:szCs w:val="32"/>
+        </w:rPr>
+        <w:t>Example:</w:t>
+      </w:r>
+    </w:p>
+    <w:p>
+      <w:pPr>
         <w:pStyle w:val="HTMLPreformatted"/>
         <w:rPr>
           <w:rStyle w:val="HTMLCode"/>
-          <w:sz w:val="34"/>
-          <w:szCs w:val="34"/>
-        </w:rPr>
-      </w:pPr>
-      <w:r>
-        <w:rPr>
-          <w:rStyle w:val="HTMLCode"/>
-          <w:sz w:val="34"/>
-          <w:szCs w:val="34"/>
+          <w:sz w:val="32"/>
+          <w:szCs w:val="32"/>
+        </w:rPr>
+      </w:pPr>
+      <w:r>
+        <w:rPr>
+          <w:rStyle w:val="HTMLCode"/>
+          <w:sz w:val="32"/>
+          <w:szCs w:val="32"/>
         </w:rPr>
         <w:t xml:space="preserve">import </w:t>
       </w:r>
@@ -1471,8 +1858,8 @@
       <w:r>
         <w:rPr>
           <w:rStyle w:val="HTMLCode"/>
-          <w:sz w:val="34"/>
-          <w:szCs w:val="34"/>
+          <w:sz w:val="32"/>
+          <w:szCs w:val="32"/>
         </w:rPr>
         <w:t xml:space="preserve">{ </w:t>
       </w:r>
@@ -1480,8 +1867,8 @@
       <w:r>
         <w:rPr>
           <w:rStyle w:val="HTMLCode"/>
-          <w:sz w:val="34"/>
-          <w:szCs w:val="34"/>
+          <w:sz w:val="32"/>
+          <w:szCs w:val="32"/>
         </w:rPr>
         <w:t>useState</w:t>
       </w:r>
@@ -1490,10 +1877,10 @@
       <w:r>
         <w:rPr>
           <w:rStyle w:val="HTMLCode"/>
-          <w:sz w:val="34"/>
-          <w:szCs w:val="34"/>
-        </w:rPr>
-        <w:t xml:space="preserve"> } from 'react';</w:t>
+          <w:sz w:val="32"/>
+          <w:szCs w:val="32"/>
+        </w:rPr>
+        <w:t xml:space="preserve"> } from "react";</w:t>
       </w:r>
     </w:p>
     <w:p>
@@ -1501,8 +1888,8 @@
         <w:pStyle w:val="HTMLPreformatted"/>
         <w:rPr>
           <w:rStyle w:val="HTMLCode"/>
-          <w:sz w:val="34"/>
-          <w:szCs w:val="34"/>
+          <w:sz w:val="32"/>
+          <w:szCs w:val="32"/>
         </w:rPr>
       </w:pPr>
     </w:p>
@@ -1511,34 +1898,88 @@
         <w:pStyle w:val="HTMLPreformatted"/>
         <w:rPr>
           <w:rStyle w:val="HTMLCode"/>
-          <w:sz w:val="34"/>
-          <w:szCs w:val="34"/>
-        </w:rPr>
-      </w:pPr>
-      <w:r>
-        <w:rPr>
-          <w:rStyle w:val="HTMLCode"/>
-          <w:sz w:val="34"/>
-          <w:szCs w:val="34"/>
+          <w:sz w:val="32"/>
+          <w:szCs w:val="32"/>
+        </w:rPr>
+      </w:pPr>
+      <w:r>
+        <w:rPr>
+          <w:rStyle w:val="HTMLCode"/>
+          <w:sz w:val="32"/>
+          <w:szCs w:val="32"/>
         </w:rPr>
         <w:t xml:space="preserve">function </w:t>
+      </w:r>
+      <w:proofErr w:type="gramStart"/>
+      <w:r>
+        <w:rPr>
+          <w:rStyle w:val="HTMLCode"/>
+          <w:sz w:val="32"/>
+          <w:szCs w:val="32"/>
+        </w:rPr>
+        <w:t>Counter(</w:t>
+      </w:r>
+      <w:proofErr w:type="gramEnd"/>
+      <w:r>
+        <w:rPr>
+          <w:rStyle w:val="HTMLCode"/>
+          <w:sz w:val="32"/>
+          <w:szCs w:val="32"/>
+        </w:rPr>
+        <w:t>) {</w:t>
+      </w:r>
+    </w:p>
+    <w:p>
+      <w:pPr>
+        <w:pStyle w:val="HTMLPreformatted"/>
+        <w:rPr>
+          <w:rStyle w:val="HTMLCode"/>
+          <w:sz w:val="32"/>
+          <w:szCs w:val="32"/>
+        </w:rPr>
+      </w:pPr>
+      <w:r>
+        <w:rPr>
+          <w:rStyle w:val="HTMLCode"/>
+          <w:sz w:val="32"/>
+          <w:szCs w:val="32"/>
+        </w:rPr>
+        <w:t xml:space="preserve">  const [count, </w:t>
+      </w:r>
+      <w:proofErr w:type="spellStart"/>
+      <w:r>
+        <w:rPr>
+          <w:rStyle w:val="HTMLCode"/>
+          <w:sz w:val="32"/>
+          <w:szCs w:val="32"/>
+        </w:rPr>
+        <w:t>setCount</w:t>
+      </w:r>
+      <w:proofErr w:type="spellEnd"/>
+      <w:r>
+        <w:rPr>
+          <w:rStyle w:val="HTMLCode"/>
+          <w:sz w:val="32"/>
+          <w:szCs w:val="32"/>
+        </w:rPr>
+        <w:t xml:space="preserve">] = </w:t>
       </w:r>
       <w:proofErr w:type="spellStart"/>
       <w:proofErr w:type="gramStart"/>
       <w:r>
         <w:rPr>
           <w:rStyle w:val="HTMLCode"/>
-          <w:sz w:val="34"/>
-          <w:szCs w:val="34"/>
-        </w:rPr>
-        <w:t>ContactForm</w:t>
+          <w:sz w:val="32"/>
+          <w:szCs w:val="32"/>
+        </w:rPr>
+        <w:t>useState</w:t>
       </w:r>
       <w:proofErr w:type="spellEnd"/>
       <w:r>
         <w:rPr>
           <w:rStyle w:val="HTMLCode"/>
-          <w:sz w:val="34"/>
-          <w:szCs w:val="34"/>
+          <w:sz w:val="32"/>
+          <w:szCs w:val="32"/>
         </w:rPr>
         <w:t>(</w:t>
       </w:r>
@@ -1546,10 +1987,10 @@
       <w:r>
         <w:rPr>
           <w:rStyle w:val="HTMLCode"/>
-          <w:sz w:val="34"/>
-          <w:szCs w:val="34"/>
-        </w:rPr>
-        <w:t>) {</w:t>
+          <w:sz w:val="32"/>
+          <w:szCs w:val="32"/>
+        </w:rPr>
+        <w:t>0);</w:t>
       </w:r>
     </w:p>
     <w:p>
@@ -1557,109 +1998,45 @@
         <w:pStyle w:val="HTMLPreformatted"/>
         <w:rPr>
           <w:rStyle w:val="HTMLCode"/>
-          <w:sz w:val="34"/>
-          <w:szCs w:val="34"/>
-        </w:rPr>
-      </w:pPr>
-      <w:r>
-        <w:rPr>
-          <w:rStyle w:val="HTMLCode"/>
-          <w:sz w:val="34"/>
-          <w:szCs w:val="34"/>
-        </w:rPr>
-        <w:t xml:space="preserve">  const [name, </w:t>
-      </w:r>
-      <w:proofErr w:type="spellStart"/>
-      <w:r>
-        <w:rPr>
-          <w:rStyle w:val="HTMLCode"/>
-          <w:sz w:val="34"/>
-          <w:szCs w:val="34"/>
-        </w:rPr>
-        <w:t>setName</w:t>
-      </w:r>
-      <w:proofErr w:type="spellEnd"/>
-      <w:r>
-        <w:rPr>
-          <w:rStyle w:val="HTMLCode"/>
-          <w:sz w:val="34"/>
-          <w:szCs w:val="34"/>
-        </w:rPr>
-        <w:t xml:space="preserve">] = </w:t>
-      </w:r>
-      <w:proofErr w:type="spellStart"/>
-      <w:proofErr w:type="gramStart"/>
-      <w:r>
-        <w:rPr>
-          <w:rStyle w:val="HTMLCode"/>
-          <w:sz w:val="34"/>
-          <w:szCs w:val="34"/>
-        </w:rPr>
-        <w:t>useState</w:t>
-      </w:r>
-      <w:proofErr w:type="spellEnd"/>
-      <w:r>
-        <w:rPr>
-          <w:rStyle w:val="HTMLCode"/>
-          <w:sz w:val="34"/>
-          <w:szCs w:val="34"/>
-        </w:rPr>
-        <w:t>(</w:t>
-      </w:r>
-      <w:proofErr w:type="gramEnd"/>
-      <w:r>
-        <w:rPr>
-          <w:rStyle w:val="HTMLCode"/>
-          <w:sz w:val="34"/>
-          <w:szCs w:val="34"/>
-        </w:rPr>
-        <w:t>"");</w:t>
-      </w:r>
+          <w:sz w:val="32"/>
+          <w:szCs w:val="32"/>
+        </w:rPr>
+      </w:pPr>
     </w:p>
     <w:p>
       <w:pPr>
         <w:pStyle w:val="HTMLPreformatted"/>
         <w:rPr>
           <w:rStyle w:val="HTMLCode"/>
-          <w:sz w:val="34"/>
-          <w:szCs w:val="34"/>
-        </w:rPr>
-      </w:pPr>
+          <w:sz w:val="32"/>
+          <w:szCs w:val="32"/>
+        </w:rPr>
+      </w:pPr>
+      <w:r>
+        <w:rPr>
+          <w:rStyle w:val="HTMLCode"/>
+          <w:sz w:val="32"/>
+          <w:szCs w:val="32"/>
+        </w:rPr>
+        <w:t xml:space="preserve">  return (</w:t>
+      </w:r>
     </w:p>
     <w:p>
       <w:pPr>
         <w:pStyle w:val="HTMLPreformatted"/>
         <w:rPr>
           <w:rStyle w:val="HTMLCode"/>
-          <w:sz w:val="34"/>
-          <w:szCs w:val="34"/>
-        </w:rPr>
-      </w:pPr>
-      <w:r>
-        <w:rPr>
-          <w:rStyle w:val="HTMLCode"/>
-          <w:sz w:val="34"/>
-          <w:szCs w:val="34"/>
-        </w:rPr>
-        <w:t xml:space="preserve">  function </w:t>
-      </w:r>
-      <w:proofErr w:type="spellStart"/>
-      <w:r>
-        <w:rPr>
-          <w:rStyle w:val="HTMLCode"/>
-          <w:sz w:val="34"/>
-          <w:szCs w:val="34"/>
-        </w:rPr>
-        <w:t>handleSubmit</w:t>
-      </w:r>
-      <w:proofErr w:type="spellEnd"/>
-      <w:r>
-        <w:rPr>
-          <w:rStyle w:val="HTMLCode"/>
-          <w:sz w:val="34"/>
-          <w:szCs w:val="34"/>
-        </w:rPr>
-        <w:t>(event) {</w:t>
+          <w:sz w:val="32"/>
+          <w:szCs w:val="32"/>
+        </w:rPr>
+      </w:pPr>
+      <w:r>
+        <w:rPr>
+          <w:rStyle w:val="HTMLCode"/>
+          <w:sz w:val="32"/>
+          <w:szCs w:val="32"/>
+        </w:rPr>
+        <w:t xml:space="preserve">    &lt;&gt;</w:t>
       </w:r>
     </w:p>
     <w:p>
@@ -1667,37 +2044,18 @@
         <w:pStyle w:val="HTMLPreformatted"/>
         <w:rPr>
           <w:rStyle w:val="HTMLCode"/>
-          <w:sz w:val="34"/>
-          <w:szCs w:val="34"/>
-        </w:rPr>
-      </w:pPr>
-      <w:r>
-        <w:rPr>
-          <w:rStyle w:val="HTMLCode"/>
-          <w:sz w:val="34"/>
-          <w:szCs w:val="34"/>
-        </w:rPr>
-        <w:t xml:space="preserve">    </w:t>
-      </w:r>
-      <w:proofErr w:type="spellStart"/>
-      <w:proofErr w:type="gramStart"/>
-      <w:r>
-        <w:rPr>
-          <w:rStyle w:val="HTMLCode"/>
-          <w:sz w:val="34"/>
-          <w:szCs w:val="34"/>
-        </w:rPr>
-        <w:t>event.preventDefault</w:t>
-      </w:r>
-      <w:proofErr w:type="spellEnd"/>
-      <w:proofErr w:type="gramEnd"/>
-      <w:r>
-        <w:rPr>
-          <w:rStyle w:val="HTMLCode"/>
-          <w:sz w:val="34"/>
-          <w:szCs w:val="34"/>
-        </w:rPr>
-        <w:t>();</w:t>
+          <w:sz w:val="32"/>
+          <w:szCs w:val="32"/>
+        </w:rPr>
+      </w:pPr>
+      <w:r>
+        <w:rPr>
+          <w:rStyle w:val="HTMLCode"/>
+          <w:sz w:val="32"/>
+          <w:szCs w:val="32"/>
+        </w:rPr>
+        <w:lastRenderedPageBreak/>
+        <w:t xml:space="preserve">      &lt;p&gt;Count: {count}&lt;/p&gt;</w:t>
       </w:r>
     </w:p>
     <w:p>
@@ -1705,35 +2063,63 @@
         <w:pStyle w:val="HTMLPreformatted"/>
         <w:rPr>
           <w:rStyle w:val="HTMLCode"/>
-          <w:sz w:val="34"/>
-          <w:szCs w:val="34"/>
-        </w:rPr>
-      </w:pPr>
-      <w:r>
-        <w:rPr>
-          <w:rStyle w:val="HTMLCode"/>
-          <w:sz w:val="34"/>
-          <w:szCs w:val="34"/>
-        </w:rPr>
-        <w:t xml:space="preserve">    </w:t>
-      </w:r>
+          <w:sz w:val="32"/>
+          <w:szCs w:val="32"/>
+        </w:rPr>
+      </w:pPr>
+      <w:r>
+        <w:rPr>
+          <w:rStyle w:val="HTMLCode"/>
+          <w:sz w:val="32"/>
+          <w:szCs w:val="32"/>
+        </w:rPr>
+        <w:t xml:space="preserve">      &lt;button </w:t>
+      </w:r>
+      <w:proofErr w:type="spellStart"/>
+      <w:r>
+        <w:rPr>
+          <w:rStyle w:val="HTMLCode"/>
+          <w:sz w:val="32"/>
+          <w:szCs w:val="32"/>
+        </w:rPr>
+        <w:t>onClick</w:t>
+      </w:r>
+      <w:proofErr w:type="spellEnd"/>
       <w:proofErr w:type="gramStart"/>
       <w:r>
         <w:rPr>
           <w:rStyle w:val="HTMLCode"/>
-          <w:sz w:val="34"/>
-          <w:szCs w:val="34"/>
-        </w:rPr>
-        <w:t>alert(</w:t>
+          <w:sz w:val="32"/>
+          <w:szCs w:val="32"/>
+        </w:rPr>
+        <w:t>={</w:t>
       </w:r>
       <w:proofErr w:type="gramEnd"/>
       <w:r>
         <w:rPr>
           <w:rStyle w:val="HTMLCode"/>
-          <w:sz w:val="34"/>
-          <w:szCs w:val="34"/>
-        </w:rPr>
-        <w:t>`Form submitted by ${name}`);</w:t>
+          <w:sz w:val="32"/>
+          <w:szCs w:val="32"/>
+        </w:rPr>
+        <w:t xml:space="preserve">() =&gt; </w:t>
+      </w:r>
+      <w:proofErr w:type="spellStart"/>
+      <w:r>
+        <w:rPr>
+          <w:rStyle w:val="HTMLCode"/>
+          <w:sz w:val="32"/>
+          <w:szCs w:val="32"/>
+        </w:rPr>
+        <w:t>setCount</w:t>
+      </w:r>
+      <w:proofErr w:type="spellEnd"/>
+      <w:r>
+        <w:rPr>
+          <w:rStyle w:val="HTMLCode"/>
+          <w:sz w:val="32"/>
+          <w:szCs w:val="32"/>
+        </w:rPr>
+        <w:t>(count + 1)}&gt;Increase&lt;/button&gt;</w:t>
       </w:r>
     </w:p>
     <w:p>
@@ -1741,17 +2127,17 @@
         <w:pStyle w:val="HTMLPreformatted"/>
         <w:rPr>
           <w:rStyle w:val="HTMLCode"/>
-          <w:sz w:val="34"/>
-          <w:szCs w:val="34"/>
-        </w:rPr>
-      </w:pPr>
-      <w:r>
-        <w:rPr>
-          <w:rStyle w:val="HTMLCode"/>
-          <w:sz w:val="34"/>
-          <w:szCs w:val="34"/>
-        </w:rPr>
-        <w:t xml:space="preserve">  }</w:t>
+          <w:sz w:val="32"/>
+          <w:szCs w:val="32"/>
+        </w:rPr>
+      </w:pPr>
+      <w:r>
+        <w:rPr>
+          <w:rStyle w:val="HTMLCode"/>
+          <w:sz w:val="32"/>
+          <w:szCs w:val="32"/>
+        </w:rPr>
+        <w:t xml:space="preserve">    &lt;/&gt;</w:t>
       </w:r>
     </w:p>
     <w:p>
@@ -1759,417 +2145,218 @@
         <w:pStyle w:val="HTMLPreformatted"/>
         <w:rPr>
           <w:rStyle w:val="HTMLCode"/>
-          <w:sz w:val="34"/>
-          <w:szCs w:val="34"/>
-        </w:rPr>
-      </w:pPr>
+          <w:sz w:val="32"/>
+          <w:szCs w:val="32"/>
+        </w:rPr>
+      </w:pPr>
+      <w:r>
+        <w:rPr>
+          <w:rStyle w:val="HTMLCode"/>
+          <w:sz w:val="32"/>
+          <w:szCs w:val="32"/>
+        </w:rPr>
+        <w:t xml:space="preserve">  );</w:t>
+      </w:r>
     </w:p>
     <w:p>
       <w:pPr>
         <w:pStyle w:val="HTMLPreformatted"/>
         <w:rPr>
           <w:rStyle w:val="HTMLCode"/>
-          <w:sz w:val="34"/>
-          <w:szCs w:val="34"/>
-        </w:rPr>
-      </w:pPr>
-      <w:r>
-        <w:rPr>
-          <w:rStyle w:val="HTMLCode"/>
-          <w:sz w:val="34"/>
-          <w:szCs w:val="34"/>
-        </w:rPr>
-        <w:t xml:space="preserve">  return (</w:t>
+          <w:sz w:val="32"/>
+          <w:szCs w:val="32"/>
+        </w:rPr>
+      </w:pPr>
+      <w:r>
+        <w:rPr>
+          <w:rStyle w:val="HTMLCode"/>
+          <w:sz w:val="32"/>
+          <w:szCs w:val="32"/>
+        </w:rPr>
+        <w:t>}</w:t>
       </w:r>
     </w:p>
     <w:p>
       <w:pPr>
-        <w:pStyle w:val="HTMLPreformatted"/>
-        <w:rPr>
-          <w:rStyle w:val="HTMLCode"/>
-          <w:sz w:val="34"/>
-          <w:szCs w:val="34"/>
-        </w:rPr>
-      </w:pPr>
-      <w:r>
-        <w:rPr>
-          <w:rStyle w:val="HTMLCode"/>
-          <w:sz w:val="34"/>
-          <w:szCs w:val="34"/>
-        </w:rPr>
-        <w:t xml:space="preserve">    &lt;form </w:t>
-      </w:r>
-      <w:proofErr w:type="spellStart"/>
-      <w:r>
-        <w:rPr>
-          <w:rStyle w:val="HTMLCode"/>
-          <w:sz w:val="34"/>
-          <w:szCs w:val="34"/>
-        </w:rPr>
-        <w:t>onSubmit</w:t>
-      </w:r>
-      <w:proofErr w:type="spellEnd"/>
-      <w:r>
-        <w:rPr>
-          <w:rStyle w:val="HTMLCode"/>
-          <w:sz w:val="34"/>
-          <w:szCs w:val="34"/>
-        </w:rPr>
-        <w:t>={</w:t>
-      </w:r>
-      <w:proofErr w:type="spellStart"/>
-      <w:r>
-        <w:rPr>
-          <w:rStyle w:val="HTMLCode"/>
-          <w:sz w:val="34"/>
-          <w:szCs w:val="34"/>
-        </w:rPr>
-        <w:t>handleSubmit</w:t>
-      </w:r>
-      <w:proofErr w:type="spellEnd"/>
-      <w:r>
-        <w:rPr>
-          <w:rStyle w:val="HTMLCode"/>
-          <w:sz w:val="34"/>
-          <w:szCs w:val="34"/>
-        </w:rPr>
-        <w:t>}&gt;</w:t>
-      </w:r>
-    </w:p>
-    <w:p>
-      <w:pPr>
-        <w:pStyle w:val="HTMLPreformatted"/>
-        <w:rPr>
-          <w:rStyle w:val="HTMLCode"/>
-          <w:sz w:val="34"/>
-          <w:szCs w:val="34"/>
-        </w:rPr>
-      </w:pPr>
-      <w:r>
-        <w:rPr>
-          <w:rStyle w:val="HTMLCode"/>
-          <w:sz w:val="34"/>
-          <w:szCs w:val="34"/>
-        </w:rPr>
-        <w:t xml:space="preserve">      &lt;input</w:t>
-      </w:r>
-    </w:p>
-    <w:p>
-      <w:pPr>
-        <w:pStyle w:val="HTMLPreformatted"/>
-        <w:rPr>
-          <w:rStyle w:val="HTMLCode"/>
-          <w:sz w:val="34"/>
-          <w:szCs w:val="34"/>
-        </w:rPr>
-      </w:pPr>
-      <w:r>
-        <w:rPr>
-          <w:rStyle w:val="HTMLCode"/>
-          <w:sz w:val="34"/>
-          <w:szCs w:val="34"/>
-        </w:rPr>
-        <w:t xml:space="preserve">        type="text"</w:t>
-      </w:r>
-    </w:p>
-    <w:p>
-      <w:pPr>
-        <w:pStyle w:val="HTMLPreformatted"/>
-        <w:rPr>
-          <w:rStyle w:val="HTMLCode"/>
-          <w:sz w:val="34"/>
-          <w:szCs w:val="34"/>
-        </w:rPr>
-      </w:pPr>
-      <w:r>
-        <w:rPr>
-          <w:rStyle w:val="HTMLCode"/>
-          <w:sz w:val="34"/>
-          <w:szCs w:val="34"/>
-        </w:rPr>
-        <w:t xml:space="preserve">        value={name}</w:t>
-      </w:r>
-    </w:p>
-    <w:p>
-      <w:pPr>
-        <w:pStyle w:val="HTMLPreformatted"/>
-        <w:rPr>
-          <w:rStyle w:val="HTMLCode"/>
-          <w:sz w:val="34"/>
-          <w:szCs w:val="34"/>
-        </w:rPr>
-      </w:pPr>
-      <w:r>
-        <w:rPr>
-          <w:rStyle w:val="HTMLCode"/>
-          <w:sz w:val="34"/>
-          <w:szCs w:val="34"/>
-        </w:rPr>
-        <w:lastRenderedPageBreak/>
-        <w:t xml:space="preserve">        </w:t>
-      </w:r>
-      <w:proofErr w:type="spellStart"/>
-      <w:r>
-        <w:rPr>
-          <w:rStyle w:val="HTMLCode"/>
-          <w:sz w:val="34"/>
-          <w:szCs w:val="34"/>
-        </w:rPr>
-        <w:t>onChange</w:t>
-      </w:r>
-      <w:proofErr w:type="spellEnd"/>
-      <w:r>
-        <w:rPr>
-          <w:rStyle w:val="HTMLCode"/>
-          <w:sz w:val="34"/>
-          <w:szCs w:val="34"/>
-        </w:rPr>
-        <w:t xml:space="preserve">={(e) =&gt; </w:t>
-      </w:r>
-      <w:proofErr w:type="spellStart"/>
-      <w:r>
-        <w:rPr>
-          <w:rStyle w:val="HTMLCode"/>
-          <w:sz w:val="34"/>
-          <w:szCs w:val="34"/>
-        </w:rPr>
-        <w:t>setName</w:t>
-      </w:r>
-      <w:proofErr w:type="spellEnd"/>
-      <w:r>
-        <w:rPr>
-          <w:rStyle w:val="HTMLCode"/>
-          <w:sz w:val="34"/>
-          <w:szCs w:val="34"/>
-        </w:rPr>
-        <w:t>(</w:t>
-      </w:r>
-      <w:proofErr w:type="spellStart"/>
-      <w:proofErr w:type="gramStart"/>
-      <w:r>
-        <w:rPr>
-          <w:rStyle w:val="HTMLCode"/>
-          <w:sz w:val="34"/>
-          <w:szCs w:val="34"/>
-        </w:rPr>
-        <w:t>e.target</w:t>
-      </w:r>
-      <w:proofErr w:type="gramEnd"/>
-      <w:r>
-        <w:rPr>
-          <w:rStyle w:val="HTMLCode"/>
-          <w:sz w:val="34"/>
-          <w:szCs w:val="34"/>
-        </w:rPr>
-        <w:t>.value</w:t>
-      </w:r>
-      <w:proofErr w:type="spellEnd"/>
-      <w:r>
-        <w:rPr>
-          <w:rStyle w:val="HTMLCode"/>
-          <w:sz w:val="34"/>
-          <w:szCs w:val="34"/>
-        </w:rPr>
-        <w:t>)}</w:t>
-      </w:r>
-    </w:p>
-    <w:p>
-      <w:pPr>
-        <w:pStyle w:val="HTMLPreformatted"/>
-        <w:rPr>
-          <w:rStyle w:val="HTMLCode"/>
-          <w:sz w:val="34"/>
-          <w:szCs w:val="34"/>
-        </w:rPr>
-      </w:pPr>
-      <w:r>
-        <w:rPr>
-          <w:rStyle w:val="HTMLCode"/>
-          <w:sz w:val="34"/>
-          <w:szCs w:val="34"/>
-        </w:rPr>
-        <w:t xml:space="preserve">        placeholder="Enter your name"</w:t>
-      </w:r>
-    </w:p>
-    <w:p>
-      <w:pPr>
-        <w:pStyle w:val="HTMLPreformatted"/>
-        <w:rPr>
-          <w:rStyle w:val="HTMLCode"/>
-          <w:sz w:val="34"/>
-          <w:szCs w:val="34"/>
-        </w:rPr>
-      </w:pPr>
-      <w:r>
-        <w:rPr>
-          <w:rStyle w:val="HTMLCode"/>
-          <w:sz w:val="34"/>
-          <w:szCs w:val="34"/>
-        </w:rPr>
-        <w:t xml:space="preserve">      /&gt;</w:t>
-      </w:r>
-    </w:p>
-    <w:p>
-      <w:pPr>
-        <w:pStyle w:val="HTMLPreformatted"/>
-        <w:rPr>
-          <w:rStyle w:val="HTMLCode"/>
-          <w:sz w:val="34"/>
-          <w:szCs w:val="34"/>
-        </w:rPr>
-      </w:pPr>
-      <w:r>
-        <w:rPr>
-          <w:rStyle w:val="HTMLCode"/>
-          <w:sz w:val="34"/>
-          <w:szCs w:val="34"/>
-        </w:rPr>
-        <w:t xml:space="preserve">      &lt;button type="submit"&gt;Submit&lt;/button&gt;</w:t>
-      </w:r>
-    </w:p>
-    <w:p>
-      <w:pPr>
-        <w:pStyle w:val="HTMLPreformatted"/>
-        <w:rPr>
-          <w:rStyle w:val="HTMLCode"/>
-          <w:sz w:val="34"/>
-          <w:szCs w:val="34"/>
-        </w:rPr>
-      </w:pPr>
-      <w:r>
-        <w:rPr>
-          <w:rStyle w:val="HTMLCode"/>
-          <w:sz w:val="34"/>
-          <w:szCs w:val="34"/>
-        </w:rPr>
-        <w:t xml:space="preserve">    &lt;/form&gt;</w:t>
-      </w:r>
-    </w:p>
-    <w:p>
-      <w:pPr>
-        <w:pStyle w:val="HTMLPreformatted"/>
-        <w:rPr>
-          <w:rStyle w:val="HTMLCode"/>
-          <w:sz w:val="34"/>
-          <w:szCs w:val="34"/>
-        </w:rPr>
-      </w:pPr>
-      <w:r>
-        <w:rPr>
-          <w:rStyle w:val="HTMLCode"/>
-          <w:sz w:val="34"/>
-          <w:szCs w:val="34"/>
-        </w:rPr>
-        <w:t xml:space="preserve">  );</w:t>
-      </w:r>
-    </w:p>
-    <w:p>
-      <w:pPr>
-        <w:pStyle w:val="HTMLPreformatted"/>
-        <w:rPr>
-          <w:rStyle w:val="HTMLCode"/>
-          <w:sz w:val="34"/>
-          <w:szCs w:val="34"/>
-        </w:rPr>
-      </w:pPr>
-      <w:r>
-        <w:rPr>
-          <w:rStyle w:val="HTMLCode"/>
-          <w:sz w:val="34"/>
-          <w:szCs w:val="34"/>
-        </w:rPr>
-        <w:t>}</w:t>
-      </w:r>
-    </w:p>
-    <w:p>
-      <w:pPr>
         <w:pStyle w:val="Heading4"/>
         <w:rPr>
-          <w:sz w:val="34"/>
-          <w:szCs w:val="34"/>
-        </w:rPr>
-      </w:pPr>
-      <w:r>
-        <w:rPr>
-          <w:sz w:val="34"/>
-          <w:szCs w:val="34"/>
-        </w:rPr>
-        <w:t>Key Features:</w:t>
-      </w:r>
+          <w:sz w:val="32"/>
+          <w:szCs w:val="32"/>
+        </w:rPr>
+      </w:pPr>
+      <w:r>
+        <w:rPr>
+          <w:sz w:val="32"/>
+          <w:szCs w:val="32"/>
+        </w:rPr>
+        <w:t>Key Points:</w:t>
+      </w:r>
+      <w:bookmarkStart w:id="0" w:name="_GoBack"/>
+      <w:bookmarkEnd w:id="0"/>
     </w:p>
     <w:p>
       <w:pPr>
         <w:pStyle w:val="NormalWeb"/>
         <w:numPr>
           <w:ilvl w:val="0"/>
-          <w:numId w:val="34"/>
+          <w:numId w:val="36"/>
         </w:numPr>
         <w:rPr>
-          <w:sz w:val="34"/>
-          <w:szCs w:val="34"/>
-        </w:rPr>
-      </w:pPr>
-      <w:r>
-        <w:rPr>
-          <w:sz w:val="34"/>
-          <w:szCs w:val="34"/>
-        </w:rPr>
-        <w:t xml:space="preserve">Input field is </w:t>
-      </w:r>
-      <w:r>
-        <w:rPr>
-          <w:rStyle w:val="Strong"/>
-          <w:sz w:val="34"/>
-          <w:szCs w:val="34"/>
-        </w:rPr>
-        <w:t>controlled</w:t>
-      </w:r>
-      <w:r>
-        <w:rPr>
-          <w:sz w:val="34"/>
-          <w:szCs w:val="34"/>
-        </w:rPr>
-        <w:t xml:space="preserve"> using </w:t>
-      </w:r>
+          <w:sz w:val="32"/>
+          <w:szCs w:val="32"/>
+        </w:rPr>
+      </w:pPr>
       <w:proofErr w:type="spellStart"/>
-      <w:r>
-        <w:rPr>
-          <w:rStyle w:val="HTMLCode"/>
-          <w:sz w:val="34"/>
-          <w:szCs w:val="34"/>
+      <w:proofErr w:type="gramStart"/>
+      <w:r>
+        <w:rPr>
+          <w:rStyle w:val="HTMLCode"/>
+          <w:sz w:val="32"/>
+          <w:szCs w:val="32"/>
         </w:rPr>
         <w:t>useState</w:t>
       </w:r>
       <w:proofErr w:type="spellEnd"/>
+      <w:r>
+        <w:rPr>
+          <w:rStyle w:val="HTMLCode"/>
+          <w:sz w:val="32"/>
+          <w:szCs w:val="32"/>
+        </w:rPr>
+        <w:t>(</w:t>
+      </w:r>
+      <w:proofErr w:type="gramEnd"/>
+      <w:r>
+        <w:rPr>
+          <w:rStyle w:val="HTMLCode"/>
+          <w:sz w:val="32"/>
+          <w:szCs w:val="32"/>
+        </w:rPr>
+        <w:t>)</w:t>
+      </w:r>
+      <w:r>
+        <w:rPr>
+          <w:sz w:val="32"/>
+          <w:szCs w:val="32"/>
+        </w:rPr>
+        <w:t xml:space="preserve"> returns a state variable and a function to update it.</w:t>
+      </w:r>
     </w:p>
     <w:p>
       <w:pPr>
         <w:pStyle w:val="NormalWeb"/>
         <w:numPr>
           <w:ilvl w:val="0"/>
-          <w:numId w:val="34"/>
+          <w:numId w:val="36"/>
         </w:numPr>
         <w:rPr>
-          <w:sz w:val="34"/>
-          <w:szCs w:val="34"/>
-        </w:rPr>
-      </w:pPr>
+          <w:sz w:val="32"/>
+          <w:szCs w:val="32"/>
+        </w:rPr>
+      </w:pPr>
+      <w:r>
+        <w:rPr>
+          <w:sz w:val="32"/>
+          <w:szCs w:val="32"/>
+        </w:rPr>
+        <w:t>Re-rendering occurs when state is updated.</w:t>
+      </w:r>
+    </w:p>
+    <w:p>
+      <w:pPr>
+        <w:rPr>
+          <w:sz w:val="32"/>
+          <w:szCs w:val="32"/>
+        </w:rPr>
+      </w:pPr>
+      <w:r>
+        <w:rPr>
+          <w:sz w:val="32"/>
+          <w:szCs w:val="32"/>
+        </w:rPr>
+        <w:pict w14:anchorId="5F33AE2E">
+          <v:rect id="_x0000_i1035" style="width:0;height:1.5pt" o:hralign="center" o:hrstd="t" o:hr="t" fillcolor="#a0a0a0" stroked="f"/>
+        </w:pict>
+      </w:r>
+    </w:p>
+    <w:p>
+      <w:pPr>
+        <w:pStyle w:val="Heading3"/>
+        <w:rPr>
+          <w:sz w:val="32"/>
+          <w:szCs w:val="32"/>
+        </w:rPr>
+      </w:pPr>
+      <w:r>
+        <w:rPr>
+          <w:rStyle w:val="Strong"/>
+          <w:b/>
+          <w:bCs/>
+          <w:sz w:val="32"/>
+          <w:szCs w:val="32"/>
+        </w:rPr>
+        <w:t xml:space="preserve">5. </w:t>
+      </w:r>
       <w:proofErr w:type="spellStart"/>
       <w:r>
         <w:rPr>
           <w:rStyle w:val="HTMLCode"/>
-          <w:sz w:val="34"/>
-          <w:szCs w:val="34"/>
-        </w:rPr>
-        <w:t>onChange</w:t>
+          <w:sz w:val="32"/>
+          <w:szCs w:val="32"/>
+        </w:rPr>
+        <w:t>useEffect</w:t>
       </w:r>
       <w:proofErr w:type="spellEnd"/>
       <w:r>
         <w:rPr>
-          <w:sz w:val="34"/>
-          <w:szCs w:val="34"/>
-        </w:rPr>
-        <w:t xml:space="preserve"> updates the state on each keystroke</w:t>
+          <w:rStyle w:val="Strong"/>
+          <w:b/>
+          <w:bCs/>
+          <w:sz w:val="32"/>
+          <w:szCs w:val="32"/>
+        </w:rPr>
+        <w:t xml:space="preserve"> – Managing Side Effects</w:t>
+      </w:r>
+    </w:p>
+    <w:p>
+      <w:pPr>
+        <w:pStyle w:val="NormalWeb"/>
+        <w:rPr>
+          <w:sz w:val="32"/>
+          <w:szCs w:val="32"/>
+        </w:rPr>
+      </w:pPr>
+      <w:proofErr w:type="spellStart"/>
+      <w:r>
+        <w:rPr>
+          <w:rStyle w:val="HTMLCode"/>
+          <w:sz w:val="32"/>
+          <w:szCs w:val="32"/>
+        </w:rPr>
+        <w:t>useEffect</w:t>
+      </w:r>
+      <w:proofErr w:type="spellEnd"/>
+      <w:r>
+        <w:rPr>
+          <w:sz w:val="32"/>
+          <w:szCs w:val="32"/>
+        </w:rPr>
+        <w:t xml:space="preserve"> is used for </w:t>
+      </w:r>
+      <w:r>
+        <w:rPr>
+          <w:rStyle w:val="Strong"/>
+          <w:sz w:val="32"/>
+          <w:szCs w:val="32"/>
+        </w:rPr>
+        <w:t>side effects</w:t>
+      </w:r>
+      <w:r>
+        <w:rPr>
+          <w:sz w:val="32"/>
+          <w:szCs w:val="32"/>
+        </w:rPr>
+        <w:t xml:space="preserve"> like:</w:t>
       </w:r>
     </w:p>
     <w:p>
@@ -2177,404 +2364,448 @@
         <w:pStyle w:val="NormalWeb"/>
         <w:numPr>
           <w:ilvl w:val="0"/>
-          <w:numId w:val="34"/>
+          <w:numId w:val="37"/>
         </w:numPr>
         <w:rPr>
-          <w:sz w:val="34"/>
-          <w:szCs w:val="34"/>
-        </w:rPr>
-      </w:pPr>
-      <w:proofErr w:type="spellStart"/>
-      <w:r>
-        <w:rPr>
-          <w:rStyle w:val="HTMLCode"/>
-          <w:sz w:val="34"/>
-          <w:szCs w:val="34"/>
-        </w:rPr>
-        <w:t>onSubmit</w:t>
-      </w:r>
-      <w:proofErr w:type="spellEnd"/>
-      <w:r>
-        <w:rPr>
-          <w:sz w:val="34"/>
-          <w:szCs w:val="34"/>
-        </w:rPr>
-        <w:t xml:space="preserve"> prevents default browser reload and handles form logic</w:t>
+          <w:sz w:val="32"/>
+          <w:szCs w:val="32"/>
+        </w:rPr>
+      </w:pPr>
+      <w:r>
+        <w:rPr>
+          <w:sz w:val="32"/>
+          <w:szCs w:val="32"/>
+        </w:rPr>
+        <w:t>Fetching data</w:t>
       </w:r>
     </w:p>
     <w:p>
       <w:pPr>
-        <w:rPr>
-          <w:sz w:val="34"/>
-          <w:szCs w:val="34"/>
-        </w:rPr>
-      </w:pPr>
-      <w:r>
-        <w:rPr>
-          <w:sz w:val="34"/>
-          <w:szCs w:val="34"/>
-        </w:rPr>
-        <w:pict w14:anchorId="35FED61F">
-          <v:rect id="_x0000_i1036" style="width:0;height:1.5pt" o:hralign="center" o:hrstd="t" o:hr="t" fillcolor="#a0a0a0" stroked="f"/>
-        </w:pict>
+        <w:pStyle w:val="NormalWeb"/>
+        <w:numPr>
+          <w:ilvl w:val="0"/>
+          <w:numId w:val="37"/>
+        </w:numPr>
+        <w:rPr>
+          <w:sz w:val="32"/>
+          <w:szCs w:val="32"/>
+        </w:rPr>
+      </w:pPr>
+      <w:r>
+        <w:rPr>
+          <w:sz w:val="32"/>
+          <w:szCs w:val="32"/>
+        </w:rPr>
+        <w:t>Updating the DOM</w:t>
       </w:r>
     </w:p>
     <w:p>
       <w:pPr>
-        <w:pStyle w:val="Heading3"/>
-        <w:rPr>
-          <w:sz w:val="34"/>
-          <w:szCs w:val="34"/>
-        </w:rPr>
-      </w:pPr>
-      <w:r>
-        <w:rPr>
-          <w:rStyle w:val="Strong"/>
-          <w:b/>
-          <w:bCs/>
-          <w:sz w:val="34"/>
-          <w:szCs w:val="34"/>
-        </w:rPr>
-        <w:t>4. Uncontrolled vs Controlled Components</w:t>
+        <w:pStyle w:val="NormalWeb"/>
+        <w:numPr>
+          <w:ilvl w:val="0"/>
+          <w:numId w:val="37"/>
+        </w:numPr>
+        <w:rPr>
+          <w:sz w:val="32"/>
+          <w:szCs w:val="32"/>
+        </w:rPr>
+      </w:pPr>
+      <w:r>
+        <w:rPr>
+          <w:sz w:val="32"/>
+          <w:szCs w:val="32"/>
+        </w:rPr>
+        <w:t>Setting up subscriptions</w:t>
       </w:r>
     </w:p>
-    <w:tbl>
-      <w:tblPr>
-        <w:tblW w:w="0" w:type="auto"/>
-        <w:tblCellSpacing w:w="15" w:type="dxa"/>
-        <w:tblCellMar>
-          <w:top w:w="15" w:type="dxa"/>
-          <w:left w:w="15" w:type="dxa"/>
-          <w:bottom w:w="15" w:type="dxa"/>
-          <w:right w:w="15" w:type="dxa"/>
-        </w:tblCellMar>
-        <w:tblLook w:val="04A0" w:firstRow="1" w:lastRow="0" w:firstColumn="1" w:lastColumn="0" w:noHBand="0" w:noVBand="1"/>
-      </w:tblPr>
-      <w:tblGrid>
-        <w:gridCol w:w="1709"/>
-        <w:gridCol w:w="4193"/>
-        <w:gridCol w:w="3458"/>
-      </w:tblGrid>
-      <w:tr>
-        <w:trPr>
-          <w:tblHeader/>
-          <w:tblCellSpacing w:w="15" w:type="dxa"/>
-        </w:trPr>
-        <w:tc>
-          <w:tcPr>
-            <w:tcW w:w="0" w:type="auto"/>
-            <w:vAlign w:val="center"/>
-            <w:hideMark/>
-          </w:tcPr>
-          <w:p>
-            <w:pPr>
-              <w:jc w:val="center"/>
-              <w:rPr>
-                <w:b/>
-                <w:bCs/>
-                <w:sz w:val="34"/>
-                <w:szCs w:val="34"/>
-              </w:rPr>
-            </w:pPr>
-            <w:r>
-              <w:rPr>
-                <w:b/>
-                <w:bCs/>
-                <w:sz w:val="34"/>
-                <w:szCs w:val="34"/>
-              </w:rPr>
-              <w:t>Feature</w:t>
-            </w:r>
-          </w:p>
-        </w:tc>
-        <w:tc>
-          <w:tcPr>
-            <w:tcW w:w="0" w:type="auto"/>
-            <w:vAlign w:val="center"/>
-            <w:hideMark/>
-          </w:tcPr>
-          <w:p>
-            <w:pPr>
-              <w:jc w:val="center"/>
-              <w:rPr>
-                <w:b/>
-                <w:bCs/>
-                <w:sz w:val="34"/>
-                <w:szCs w:val="34"/>
-              </w:rPr>
-            </w:pPr>
-            <w:r>
-              <w:rPr>
-                <w:b/>
-                <w:bCs/>
-                <w:sz w:val="34"/>
-                <w:szCs w:val="34"/>
-              </w:rPr>
-              <w:t>Controlled Component</w:t>
-            </w:r>
-          </w:p>
-        </w:tc>
-        <w:tc>
-          <w:tcPr>
-            <w:tcW w:w="0" w:type="auto"/>
-            <w:vAlign w:val="center"/>
-            <w:hideMark/>
-          </w:tcPr>
-          <w:p>
-            <w:pPr>
-              <w:jc w:val="center"/>
-              <w:rPr>
-                <w:b/>
-                <w:bCs/>
-                <w:sz w:val="34"/>
-                <w:szCs w:val="34"/>
-              </w:rPr>
-            </w:pPr>
-            <w:r>
-              <w:rPr>
-                <w:b/>
-                <w:bCs/>
-                <w:sz w:val="34"/>
-                <w:szCs w:val="34"/>
-              </w:rPr>
-              <w:t>Uncontrolled Component</w:t>
-            </w:r>
-          </w:p>
-        </w:tc>
-      </w:tr>
-      <w:tr>
-        <w:trPr>
-          <w:tblCellSpacing w:w="15" w:type="dxa"/>
-        </w:trPr>
-        <w:tc>
-          <w:tcPr>
-            <w:tcW w:w="0" w:type="auto"/>
-            <w:vAlign w:val="center"/>
-            <w:hideMark/>
-          </w:tcPr>
-          <w:p>
-            <w:pPr>
-              <w:rPr>
-                <w:sz w:val="34"/>
-                <w:szCs w:val="34"/>
-              </w:rPr>
-            </w:pPr>
-            <w:r>
-              <w:rPr>
-                <w:sz w:val="34"/>
-                <w:szCs w:val="34"/>
-              </w:rPr>
-              <w:t>Data source</w:t>
-            </w:r>
-          </w:p>
-        </w:tc>
-        <w:tc>
-          <w:tcPr>
-            <w:tcW w:w="0" w:type="auto"/>
-            <w:vAlign w:val="center"/>
-            <w:hideMark/>
-          </w:tcPr>
-          <w:p>
-            <w:pPr>
-              <w:rPr>
-                <w:sz w:val="34"/>
-                <w:szCs w:val="34"/>
-              </w:rPr>
-            </w:pPr>
-            <w:r>
-              <w:rPr>
-                <w:sz w:val="34"/>
-                <w:szCs w:val="34"/>
-              </w:rPr>
-              <w:t>React state</w:t>
-            </w:r>
-          </w:p>
-        </w:tc>
-        <w:tc>
-          <w:tcPr>
-            <w:tcW w:w="0" w:type="auto"/>
-            <w:vAlign w:val="center"/>
-            <w:hideMark/>
-          </w:tcPr>
-          <w:p>
-            <w:pPr>
-              <w:rPr>
-                <w:sz w:val="34"/>
-                <w:szCs w:val="34"/>
-              </w:rPr>
-            </w:pPr>
-            <w:r>
-              <w:rPr>
-                <w:sz w:val="34"/>
-                <w:szCs w:val="34"/>
-              </w:rPr>
-              <w:t xml:space="preserve">DOM (via </w:t>
-            </w:r>
-            <w:r>
-              <w:rPr>
-                <w:rStyle w:val="HTMLCode"/>
-                <w:rFonts w:eastAsiaTheme="minorHAnsi"/>
-                <w:sz w:val="34"/>
-                <w:szCs w:val="34"/>
-              </w:rPr>
-              <w:t>ref</w:t>
-            </w:r>
-            <w:r>
-              <w:rPr>
-                <w:sz w:val="34"/>
-                <w:szCs w:val="34"/>
-              </w:rPr>
-              <w:t>)</w:t>
-            </w:r>
-          </w:p>
-        </w:tc>
-      </w:tr>
-      <w:tr>
-        <w:trPr>
-          <w:tblCellSpacing w:w="15" w:type="dxa"/>
-        </w:trPr>
-        <w:tc>
-          <w:tcPr>
-            <w:tcW w:w="0" w:type="auto"/>
-            <w:vAlign w:val="center"/>
-            <w:hideMark/>
-          </w:tcPr>
-          <w:p>
-            <w:pPr>
-              <w:rPr>
-                <w:sz w:val="34"/>
-                <w:szCs w:val="34"/>
-              </w:rPr>
-            </w:pPr>
-            <w:r>
-              <w:rPr>
-                <w:sz w:val="34"/>
-                <w:szCs w:val="34"/>
-              </w:rPr>
-              <w:t>React Control</w:t>
-            </w:r>
-          </w:p>
-        </w:tc>
-        <w:tc>
-          <w:tcPr>
-            <w:tcW w:w="0" w:type="auto"/>
-            <w:vAlign w:val="center"/>
-            <w:hideMark/>
-          </w:tcPr>
-          <w:p>
-            <w:pPr>
-              <w:rPr>
-                <w:sz w:val="34"/>
-                <w:szCs w:val="34"/>
-              </w:rPr>
-            </w:pPr>
-            <w:r>
-              <w:rPr>
-                <w:sz w:val="34"/>
-                <w:szCs w:val="34"/>
-              </w:rPr>
-              <w:t>Full control over input</w:t>
-            </w:r>
-          </w:p>
-        </w:tc>
-        <w:tc>
-          <w:tcPr>
-            <w:tcW w:w="0" w:type="auto"/>
-            <w:vAlign w:val="center"/>
-            <w:hideMark/>
-          </w:tcPr>
-          <w:p>
-            <w:pPr>
-              <w:rPr>
-                <w:sz w:val="34"/>
-                <w:szCs w:val="34"/>
-              </w:rPr>
-            </w:pPr>
-            <w:r>
-              <w:rPr>
-                <w:sz w:val="34"/>
-                <w:szCs w:val="34"/>
-              </w:rPr>
-              <w:t>Minimal React control</w:t>
-            </w:r>
-          </w:p>
-        </w:tc>
-      </w:tr>
-      <w:tr>
-        <w:trPr>
-          <w:tblCellSpacing w:w="15" w:type="dxa"/>
-        </w:trPr>
-        <w:tc>
-          <w:tcPr>
-            <w:tcW w:w="0" w:type="auto"/>
-            <w:vAlign w:val="center"/>
-            <w:hideMark/>
-          </w:tcPr>
-          <w:p>
-            <w:pPr>
-              <w:rPr>
-                <w:sz w:val="34"/>
-                <w:szCs w:val="34"/>
-              </w:rPr>
-            </w:pPr>
-            <w:r>
-              <w:rPr>
-                <w:sz w:val="34"/>
-                <w:szCs w:val="34"/>
-              </w:rPr>
-              <w:t>Use Case</w:t>
-            </w:r>
-          </w:p>
-        </w:tc>
-        <w:tc>
-          <w:tcPr>
-            <w:tcW w:w="0" w:type="auto"/>
-            <w:vAlign w:val="center"/>
-            <w:hideMark/>
-          </w:tcPr>
-          <w:p>
-            <w:pPr>
-              <w:rPr>
-                <w:sz w:val="34"/>
-                <w:szCs w:val="34"/>
-              </w:rPr>
-            </w:pPr>
-            <w:r>
-              <w:rPr>
-                <w:sz w:val="34"/>
-                <w:szCs w:val="34"/>
-              </w:rPr>
-              <w:t>Dynamic input validation, real-time UI</w:t>
-            </w:r>
-          </w:p>
-        </w:tc>
-        <w:tc>
-          <w:tcPr>
-            <w:tcW w:w="0" w:type="auto"/>
-            <w:vAlign w:val="center"/>
-            <w:hideMark/>
-          </w:tcPr>
-          <w:p>
-            <w:pPr>
-              <w:rPr>
-                <w:sz w:val="34"/>
-                <w:szCs w:val="34"/>
-              </w:rPr>
-            </w:pPr>
-            <w:r>
-              <w:rPr>
-                <w:sz w:val="34"/>
-                <w:szCs w:val="34"/>
-              </w:rPr>
-              <w:t>Simple or third-party libraries</w:t>
-            </w:r>
-          </w:p>
-        </w:tc>
-      </w:tr>
-    </w:tbl>
     <w:p>
       <w:pPr>
-        <w:pStyle w:val="Heading1"/>
+        <w:pStyle w:val="NormalWeb"/>
+        <w:numPr>
+          <w:ilvl w:val="0"/>
+          <w:numId w:val="37"/>
+        </w:numPr>
+        <w:rPr>
+          <w:sz w:val="32"/>
+          <w:szCs w:val="32"/>
+        </w:rPr>
+      </w:pPr>
+      <w:r>
+        <w:rPr>
+          <w:sz w:val="32"/>
+          <w:szCs w:val="32"/>
+        </w:rPr>
+        <w:t>Cleaning up on unmount</w:t>
+      </w:r>
+    </w:p>
+    <w:p>
+      <w:pPr>
+        <w:pStyle w:val="Heading4"/>
+        <w:rPr>
+          <w:sz w:val="32"/>
+          <w:szCs w:val="32"/>
+        </w:rPr>
+      </w:pPr>
+      <w:r>
+        <w:rPr>
+          <w:sz w:val="32"/>
+          <w:szCs w:val="32"/>
+        </w:rPr>
+        <w:t>Syntax:</w:t>
+      </w:r>
+    </w:p>
+    <w:p>
+      <w:pPr>
+        <w:pStyle w:val="HTMLPreformatted"/>
+        <w:rPr>
+          <w:rStyle w:val="HTMLCode"/>
+          <w:sz w:val="32"/>
+          <w:szCs w:val="32"/>
+        </w:rPr>
+      </w:pPr>
+      <w:proofErr w:type="spellStart"/>
+      <w:proofErr w:type="gramStart"/>
+      <w:r>
+        <w:rPr>
+          <w:rStyle w:val="HTMLCode"/>
+          <w:sz w:val="32"/>
+          <w:szCs w:val="32"/>
+        </w:rPr>
+        <w:t>useEffect</w:t>
+      </w:r>
+      <w:proofErr w:type="spellEnd"/>
+      <w:r>
+        <w:rPr>
+          <w:rStyle w:val="HTMLCode"/>
+          <w:sz w:val="32"/>
+          <w:szCs w:val="32"/>
+        </w:rPr>
+        <w:t>(</w:t>
+      </w:r>
+      <w:proofErr w:type="gramEnd"/>
+      <w:r>
+        <w:rPr>
+          <w:rStyle w:val="HTMLCode"/>
+          <w:sz w:val="32"/>
+          <w:szCs w:val="32"/>
+        </w:rPr>
+        <w:t>() =&gt; {</w:t>
+      </w:r>
+    </w:p>
+    <w:p>
+      <w:pPr>
+        <w:pStyle w:val="HTMLPreformatted"/>
+        <w:rPr>
+          <w:rStyle w:val="HTMLCode"/>
+          <w:sz w:val="32"/>
+          <w:szCs w:val="32"/>
+        </w:rPr>
+      </w:pPr>
+      <w:r>
+        <w:rPr>
+          <w:rStyle w:val="HTMLCode"/>
+          <w:sz w:val="32"/>
+          <w:szCs w:val="32"/>
+        </w:rPr>
+        <w:t xml:space="preserve">  // side effect code here</w:t>
+      </w:r>
+    </w:p>
+    <w:p>
+      <w:pPr>
+        <w:pStyle w:val="HTMLPreformatted"/>
+        <w:rPr>
+          <w:rStyle w:val="HTMLCode"/>
+          <w:sz w:val="32"/>
+          <w:szCs w:val="32"/>
+        </w:rPr>
+      </w:pPr>
+      <w:r>
+        <w:rPr>
+          <w:rStyle w:val="HTMLCode"/>
+          <w:sz w:val="32"/>
+          <w:szCs w:val="32"/>
+        </w:rPr>
+        <w:t xml:space="preserve">  return () =&gt; {</w:t>
+      </w:r>
+    </w:p>
+    <w:p>
+      <w:pPr>
+        <w:pStyle w:val="HTMLPreformatted"/>
+        <w:rPr>
+          <w:rStyle w:val="HTMLCode"/>
+          <w:sz w:val="32"/>
+          <w:szCs w:val="32"/>
+        </w:rPr>
+      </w:pPr>
+      <w:r>
+        <w:rPr>
+          <w:rStyle w:val="HTMLCode"/>
+          <w:sz w:val="32"/>
+          <w:szCs w:val="32"/>
+        </w:rPr>
+        <w:t xml:space="preserve">    // cleanup code here (optional)</w:t>
+      </w:r>
+    </w:p>
+    <w:p>
+      <w:pPr>
+        <w:pStyle w:val="HTMLPreformatted"/>
+        <w:rPr>
+          <w:rStyle w:val="HTMLCode"/>
+          <w:sz w:val="32"/>
+          <w:szCs w:val="32"/>
+        </w:rPr>
+      </w:pPr>
+      <w:r>
+        <w:rPr>
+          <w:rStyle w:val="HTMLCode"/>
+          <w:sz w:val="32"/>
+          <w:szCs w:val="32"/>
+        </w:rPr>
+        <w:t xml:space="preserve">  };</w:t>
+      </w:r>
+    </w:p>
+    <w:p>
+      <w:pPr>
+        <w:pStyle w:val="HTMLPreformatted"/>
+        <w:rPr>
+          <w:rStyle w:val="HTMLCode"/>
+          <w:sz w:val="32"/>
+          <w:szCs w:val="32"/>
+        </w:rPr>
+      </w:pPr>
+      <w:r>
+        <w:rPr>
+          <w:rStyle w:val="HTMLCode"/>
+          <w:sz w:val="32"/>
+          <w:szCs w:val="32"/>
+        </w:rPr>
+        <w:t>}, [dependencies]);</w:t>
+      </w:r>
+    </w:p>
+    <w:p>
+      <w:pPr>
+        <w:pStyle w:val="Heading4"/>
+        <w:rPr>
+          <w:sz w:val="32"/>
+          <w:szCs w:val="32"/>
+        </w:rPr>
+      </w:pPr>
+      <w:r>
+        <w:rPr>
+          <w:sz w:val="32"/>
+          <w:szCs w:val="32"/>
+        </w:rPr>
+        <w:t>Example:</w:t>
+      </w:r>
+    </w:p>
+    <w:p>
+      <w:pPr>
+        <w:pStyle w:val="HTMLPreformatted"/>
+        <w:rPr>
+          <w:rStyle w:val="HTMLCode"/>
+          <w:sz w:val="32"/>
+          <w:szCs w:val="32"/>
+        </w:rPr>
+      </w:pPr>
+      <w:proofErr w:type="spellStart"/>
+      <w:proofErr w:type="gramStart"/>
+      <w:r>
+        <w:rPr>
+          <w:rStyle w:val="HTMLCode"/>
+          <w:sz w:val="32"/>
+          <w:szCs w:val="32"/>
+        </w:rPr>
+        <w:t>useEffect</w:t>
+      </w:r>
+      <w:proofErr w:type="spellEnd"/>
+      <w:r>
+        <w:rPr>
+          <w:rStyle w:val="HTMLCode"/>
+          <w:sz w:val="32"/>
+          <w:szCs w:val="32"/>
+        </w:rPr>
+        <w:t>(</w:t>
+      </w:r>
+      <w:proofErr w:type="gramEnd"/>
+      <w:r>
+        <w:rPr>
+          <w:rStyle w:val="HTMLCode"/>
+          <w:sz w:val="32"/>
+          <w:szCs w:val="32"/>
+        </w:rPr>
+        <w:t>() =&gt; {</w:t>
+      </w:r>
+    </w:p>
+    <w:p>
+      <w:pPr>
+        <w:pStyle w:val="HTMLPreformatted"/>
+        <w:rPr>
+          <w:rStyle w:val="HTMLCode"/>
+          <w:sz w:val="32"/>
+          <w:szCs w:val="32"/>
+        </w:rPr>
+      </w:pPr>
+      <w:r>
+        <w:rPr>
+          <w:rStyle w:val="HTMLCode"/>
+          <w:sz w:val="32"/>
+          <w:szCs w:val="32"/>
+        </w:rPr>
+        <w:t xml:space="preserve">  </w:t>
+      </w:r>
+      <w:proofErr w:type="gramStart"/>
+      <w:r>
+        <w:rPr>
+          <w:rStyle w:val="HTMLCode"/>
+          <w:sz w:val="32"/>
+          <w:szCs w:val="32"/>
+        </w:rPr>
+        <w:t>console.log(</w:t>
+      </w:r>
+      <w:proofErr w:type="gramEnd"/>
+      <w:r>
+        <w:rPr>
+          <w:rStyle w:val="HTMLCode"/>
+          <w:sz w:val="32"/>
+          <w:szCs w:val="32"/>
+        </w:rPr>
+        <w:t>"Component mounted or updated");</w:t>
+      </w:r>
+    </w:p>
+    <w:p>
+      <w:pPr>
+        <w:pStyle w:val="HTMLPreformatted"/>
+        <w:rPr>
+          <w:rStyle w:val="HTMLCode"/>
+          <w:sz w:val="32"/>
+          <w:szCs w:val="32"/>
+        </w:rPr>
+      </w:pPr>
+      <w:r>
+        <w:rPr>
+          <w:rStyle w:val="HTMLCode"/>
+          <w:sz w:val="32"/>
+          <w:szCs w:val="32"/>
+        </w:rPr>
+        <w:lastRenderedPageBreak/>
+        <w:t xml:space="preserve">  return () =&gt; </w:t>
+      </w:r>
+      <w:proofErr w:type="gramStart"/>
+      <w:r>
+        <w:rPr>
+          <w:rStyle w:val="HTMLCode"/>
+          <w:sz w:val="32"/>
+          <w:szCs w:val="32"/>
+        </w:rPr>
+        <w:t>console.log(</w:t>
+      </w:r>
+      <w:proofErr w:type="gramEnd"/>
+      <w:r>
+        <w:rPr>
+          <w:rStyle w:val="HTMLCode"/>
+          <w:sz w:val="32"/>
+          <w:szCs w:val="32"/>
+        </w:rPr>
+        <w:t>"Component will unmount");</w:t>
+      </w:r>
+    </w:p>
+    <w:p>
+      <w:pPr>
+        <w:pStyle w:val="HTMLPreformatted"/>
+        <w:rPr>
+          <w:rStyle w:val="HTMLCode"/>
+          <w:sz w:val="32"/>
+          <w:szCs w:val="32"/>
+        </w:rPr>
+      </w:pPr>
+      <w:r>
+        <w:rPr>
+          <w:rStyle w:val="HTMLCode"/>
+          <w:sz w:val="32"/>
+          <w:szCs w:val="32"/>
+        </w:rPr>
+        <w:t>}, [count]);</w:t>
+      </w:r>
+    </w:p>
+    <w:p>
+      <w:pPr>
+        <w:pStyle w:val="NormalWeb"/>
+        <w:numPr>
+          <w:ilvl w:val="0"/>
+          <w:numId w:val="38"/>
+        </w:numPr>
+        <w:rPr>
+          <w:sz w:val="32"/>
+          <w:szCs w:val="32"/>
+        </w:rPr>
+      </w:pPr>
+      <w:r>
+        <w:rPr>
+          <w:sz w:val="32"/>
+          <w:szCs w:val="32"/>
+        </w:rPr>
+        <w:t>The second argument (dependency array) controls when the effect runs.</w:t>
+      </w:r>
+    </w:p>
+    <w:p>
+      <w:pPr>
+        <w:pStyle w:val="NormalWeb"/>
+        <w:numPr>
+          <w:ilvl w:val="0"/>
+          <w:numId w:val="38"/>
+        </w:numPr>
+        <w:rPr>
+          <w:sz w:val="32"/>
+          <w:szCs w:val="32"/>
+        </w:rPr>
+      </w:pPr>
+      <w:r>
+        <w:rPr>
+          <w:sz w:val="32"/>
+          <w:szCs w:val="32"/>
+        </w:rPr>
+        <w:t>If it's empty (</w:t>
+      </w:r>
+      <w:r>
+        <w:rPr>
+          <w:rStyle w:val="HTMLCode"/>
+          <w:sz w:val="32"/>
+          <w:szCs w:val="32"/>
+        </w:rPr>
+        <w:t>[]</w:t>
+      </w:r>
+      <w:r>
+        <w:rPr>
+          <w:sz w:val="32"/>
+          <w:szCs w:val="32"/>
+        </w:rPr>
+        <w:t>), it only runs on mount.</w:t>
+      </w:r>
+    </w:p>
+    <w:p>
+      <w:pPr>
+        <w:pStyle w:val="NormalWeb"/>
+        <w:numPr>
+          <w:ilvl w:val="0"/>
+          <w:numId w:val="38"/>
+        </w:numPr>
+        <w:rPr>
+          <w:sz w:val="32"/>
+          <w:szCs w:val="32"/>
+        </w:rPr>
+      </w:pPr>
+      <w:r>
+        <w:rPr>
+          <w:sz w:val="32"/>
+          <w:szCs w:val="32"/>
+        </w:rPr>
+        <w:t>If it includes variables, it runs whenever those change.</w:t>
+      </w:r>
+    </w:p>
+    <w:p>
+      <w:pPr>
+        <w:pStyle w:val="Heading2"/>
       </w:pPr>
     </w:p>
     <w:sectPr>
@@ -3093,6 +3324,155 @@
     </w:lvl>
   </w:abstractNum>
   <w:abstractNum w:abstractNumId="3" w15:restartNumberingAfterBreak="0">
+    <w:nsid w:val="0AFF00DC"/>
+    <w:multiLevelType w:val="multilevel"/>
+    <w:tmpl w:val="5FFA565E"/>
+    <w:lvl w:ilvl="0">
+      <w:start w:val="1"/>
+      <w:numFmt w:val="bullet"/>
+      <w:lvlText w:val=""/>
+      <w:lvlJc w:val="left"/>
+      <w:pPr>
+        <w:tabs>
+          <w:tab w:val="num" w:pos="720"/>
+        </w:tabs>
+        <w:ind w:left="720" w:hanging="360"/>
+      </w:pPr>
+      <w:rPr>
+        <w:rFonts w:ascii="Symbol" w:hAnsi="Symbol" w:hint="default"/>
+        <w:sz w:val="20"/>
+      </w:rPr>
+    </w:lvl>
+    <w:lvl w:ilvl="1" w:tentative="1">
+      <w:start w:val="1"/>
+      <w:numFmt w:val="bullet"/>
+      <w:lvlText w:val="o"/>
+      <w:lvlJc w:val="left"/>
+      <w:pPr>
+        <w:tabs>
+          <w:tab w:val="num" w:pos="1440"/>
+        </w:tabs>
+        <w:ind w:left="1440" w:hanging="360"/>
+      </w:pPr>
+      <w:rPr>
+        <w:rFonts w:ascii="Courier New" w:hAnsi="Courier New" w:hint="default"/>
+        <w:sz w:val="20"/>
+      </w:rPr>
+    </w:lvl>
+    <w:lvl w:ilvl="2" w:tentative="1">
+      <w:start w:val="1"/>
+      <w:numFmt w:val="bullet"/>
+      <w:lvlText w:val=""/>
+      <w:lvlJc w:val="left"/>
+      <w:pPr>
+        <w:tabs>
+          <w:tab w:val="num" w:pos="2160"/>
+        </w:tabs>
+        <w:ind w:left="2160" w:hanging="360"/>
+      </w:pPr>
+      <w:rPr>
+        <w:rFonts w:ascii="Wingdings" w:hAnsi="Wingdings" w:hint="default"/>
+        <w:sz w:val="20"/>
+      </w:rPr>
+    </w:lvl>
+    <w:lvl w:ilvl="3" w:tentative="1">
+      <w:start w:val="1"/>
+      <w:numFmt w:val="bullet"/>
+      <w:lvlText w:val=""/>
+      <w:lvlJc w:val="left"/>
+      <w:pPr>
+        <w:tabs>
+          <w:tab w:val="num" w:pos="2880"/>
+        </w:tabs>
+        <w:ind w:left="2880" w:hanging="360"/>
+      </w:pPr>
+      <w:rPr>
+        <w:rFonts w:ascii="Wingdings" w:hAnsi="Wingdings" w:hint="default"/>
+        <w:sz w:val="20"/>
+      </w:rPr>
+    </w:lvl>
+    <w:lvl w:ilvl="4" w:tentative="1">
+      <w:start w:val="1"/>
+      <w:numFmt w:val="bullet"/>
+      <w:lvlText w:val=""/>
+      <w:lvlJc w:val="left"/>
+      <w:pPr>
+        <w:tabs>
+          <w:tab w:val="num" w:pos="3600"/>
+        </w:tabs>
+        <w:ind w:left="3600" w:hanging="360"/>
+      </w:pPr>
+      <w:rPr>
+        <w:rFonts w:ascii="Wingdings" w:hAnsi="Wingdings" w:hint="default"/>
+        <w:sz w:val="20"/>
+      </w:rPr>
+    </w:lvl>
+    <w:lvl w:ilvl="5" w:tentative="1">
+      <w:start w:val="1"/>
+      <w:numFmt w:val="bullet"/>
+      <w:lvlText w:val=""/>
+      <w:lvlJc w:val="left"/>
+      <w:pPr>
+        <w:tabs>
+          <w:tab w:val="num" w:pos="4320"/>
+        </w:tabs>
+        <w:ind w:left="4320" w:hanging="360"/>
+      </w:pPr>
+      <w:rPr>
+        <w:rFonts w:ascii="Wingdings" w:hAnsi="Wingdings" w:hint="default"/>
+        <w:sz w:val="20"/>
+      </w:rPr>
+    </w:lvl>
+    <w:lvl w:ilvl="6" w:tentative="1">
+      <w:start w:val="1"/>
+      <w:numFmt w:val="bullet"/>
+      <w:lvlText w:val=""/>
+      <w:lvlJc w:val="left"/>
+      <w:pPr>
+        <w:tabs>
+          <w:tab w:val="num" w:pos="5040"/>
+        </w:tabs>
+        <w:ind w:left="5040" w:hanging="360"/>
+      </w:pPr>
+      <w:rPr>
+        <w:rFonts w:ascii="Wingdings" w:hAnsi="Wingdings" w:hint="default"/>
+        <w:sz w:val="20"/>
+      </w:rPr>
+    </w:lvl>
+    <w:lvl w:ilvl="7" w:tentative="1">
+      <w:start w:val="1"/>
+      <w:numFmt w:val="bullet"/>
+      <w:lvlText w:val=""/>
+      <w:lvlJc w:val="left"/>
+      <w:pPr>
+        <w:tabs>
+          <w:tab w:val="num" w:pos="5760"/>
+        </w:tabs>
+        <w:ind w:left="5760" w:hanging="360"/>
+      </w:pPr>
+      <w:rPr>
+        <w:rFonts w:ascii="Wingdings" w:hAnsi="Wingdings" w:hint="default"/>
+        <w:sz w:val="20"/>
+      </w:rPr>
+    </w:lvl>
+    <w:lvl w:ilvl="8" w:tentative="1">
+      <w:start w:val="1"/>
+      <w:numFmt w:val="bullet"/>
+      <w:lvlText w:val=""/>
+      <w:lvlJc w:val="left"/>
+      <w:pPr>
+        <w:tabs>
+          <w:tab w:val="num" w:pos="6480"/>
+        </w:tabs>
+        <w:ind w:left="6480" w:hanging="360"/>
+      </w:pPr>
+      <w:rPr>
+        <w:rFonts w:ascii="Wingdings" w:hAnsi="Wingdings" w:hint="default"/>
+        <w:sz w:val="20"/>
+      </w:rPr>
+    </w:lvl>
+  </w:abstractNum>
+  <w:abstractNum w:abstractNumId="4" w15:restartNumberingAfterBreak="0">
     <w:nsid w:val="141D5702"/>
     <w:multiLevelType w:val="multilevel"/>
     <w:tmpl w:val="81F88C6C"/>
@@ -3241,7 +3621,7 @@
       </w:rPr>
     </w:lvl>
   </w:abstractNum>
-  <w:abstractNum w:abstractNumId="4" w15:restartNumberingAfterBreak="0">
+  <w:abstractNum w:abstractNumId="5" w15:restartNumberingAfterBreak="0">
     <w:nsid w:val="14A36D37"/>
     <w:multiLevelType w:val="multilevel"/>
     <w:tmpl w:val="620E3686"/>
@@ -3390,7 +3770,7 @@
       </w:rPr>
     </w:lvl>
   </w:abstractNum>
-  <w:abstractNum w:abstractNumId="5" w15:restartNumberingAfterBreak="0">
+  <w:abstractNum w:abstractNumId="6" w15:restartNumberingAfterBreak="0">
     <w:nsid w:val="14CF0D9B"/>
     <w:multiLevelType w:val="multilevel"/>
     <w:tmpl w:val="2CF2A6C2"/>
@@ -3539,7 +3919,7 @@
       </w:rPr>
     </w:lvl>
   </w:abstractNum>
-  <w:abstractNum w:abstractNumId="6" w15:restartNumberingAfterBreak="0">
+  <w:abstractNum w:abstractNumId="7" w15:restartNumberingAfterBreak="0">
     <w:nsid w:val="156E59D7"/>
     <w:multiLevelType w:val="multilevel"/>
     <w:tmpl w:val="8DCEACAE"/>
@@ -3688,7 +4068,7 @@
       </w:rPr>
     </w:lvl>
   </w:abstractNum>
-  <w:abstractNum w:abstractNumId="7" w15:restartNumberingAfterBreak="0">
+  <w:abstractNum w:abstractNumId="8" w15:restartNumberingAfterBreak="0">
     <w:nsid w:val="1C603DD1"/>
     <w:multiLevelType w:val="multilevel"/>
     <w:tmpl w:val="71042C6C"/>
@@ -3837,7 +4217,7 @@
       </w:rPr>
     </w:lvl>
   </w:abstractNum>
-  <w:abstractNum w:abstractNumId="8" w15:restartNumberingAfterBreak="0">
+  <w:abstractNum w:abstractNumId="9" w15:restartNumberingAfterBreak="0">
     <w:nsid w:val="1F1E773D"/>
     <w:multiLevelType w:val="multilevel"/>
     <w:tmpl w:val="87F685AC"/>
@@ -3986,7 +4366,7 @@
       </w:rPr>
     </w:lvl>
   </w:abstractNum>
-  <w:abstractNum w:abstractNumId="9" w15:restartNumberingAfterBreak="0">
+  <w:abstractNum w:abstractNumId="10" w15:restartNumberingAfterBreak="0">
     <w:nsid w:val="207D008E"/>
     <w:multiLevelType w:val="multilevel"/>
     <w:tmpl w:val="F3D282D6"/>
@@ -4099,7 +4479,7 @@
       </w:pPr>
     </w:lvl>
   </w:abstractNum>
-  <w:abstractNum w:abstractNumId="10" w15:restartNumberingAfterBreak="0">
+  <w:abstractNum w:abstractNumId="11" w15:restartNumberingAfterBreak="0">
     <w:nsid w:val="20836E56"/>
     <w:multiLevelType w:val="hybridMultilevel"/>
     <w:tmpl w:val="BB0C3CB8"/>
@@ -4188,7 +4568,7 @@
       </w:pPr>
     </w:lvl>
   </w:abstractNum>
-  <w:abstractNum w:abstractNumId="11" w15:restartNumberingAfterBreak="0">
+  <w:abstractNum w:abstractNumId="12" w15:restartNumberingAfterBreak="0">
     <w:nsid w:val="253068CD"/>
     <w:multiLevelType w:val="multilevel"/>
     <w:tmpl w:val="7A6E6E62"/>
@@ -4337,7 +4717,7 @@
       </w:rPr>
     </w:lvl>
   </w:abstractNum>
-  <w:abstractNum w:abstractNumId="12" w15:restartNumberingAfterBreak="0">
+  <w:abstractNum w:abstractNumId="13" w15:restartNumberingAfterBreak="0">
     <w:nsid w:val="3AA4537C"/>
     <w:multiLevelType w:val="multilevel"/>
     <w:tmpl w:val="0C5A17A6"/>
@@ -4450,7 +4830,7 @@
       </w:pPr>
     </w:lvl>
   </w:abstractNum>
-  <w:abstractNum w:abstractNumId="13" w15:restartNumberingAfterBreak="0">
+  <w:abstractNum w:abstractNumId="14" w15:restartNumberingAfterBreak="0">
     <w:nsid w:val="3FBA7411"/>
     <w:multiLevelType w:val="multilevel"/>
     <w:tmpl w:val="E4647C9A"/>
@@ -4599,7 +4979,7 @@
       </w:rPr>
     </w:lvl>
   </w:abstractNum>
-  <w:abstractNum w:abstractNumId="14" w15:restartNumberingAfterBreak="0">
+  <w:abstractNum w:abstractNumId="15" w15:restartNumberingAfterBreak="0">
     <w:nsid w:val="426D116C"/>
     <w:multiLevelType w:val="multilevel"/>
     <w:tmpl w:val="351266D0"/>
@@ -4748,7 +5128,7 @@
       </w:rPr>
     </w:lvl>
   </w:abstractNum>
-  <w:abstractNum w:abstractNumId="15" w15:restartNumberingAfterBreak="0">
+  <w:abstractNum w:abstractNumId="16" w15:restartNumberingAfterBreak="0">
     <w:nsid w:val="450221EF"/>
     <w:multiLevelType w:val="multilevel"/>
     <w:tmpl w:val="0AAE37AE"/>
@@ -4865,7 +5245,7 @@
       </w:pPr>
     </w:lvl>
   </w:abstractNum>
-  <w:abstractNum w:abstractNumId="16" w15:restartNumberingAfterBreak="0">
+  <w:abstractNum w:abstractNumId="17" w15:restartNumberingAfterBreak="0">
     <w:nsid w:val="45DD790E"/>
     <w:multiLevelType w:val="multilevel"/>
     <w:tmpl w:val="9F924AE8"/>
@@ -5014,7 +5394,7 @@
       </w:rPr>
     </w:lvl>
   </w:abstractNum>
-  <w:abstractNum w:abstractNumId="17" w15:restartNumberingAfterBreak="0">
+  <w:abstractNum w:abstractNumId="18" w15:restartNumberingAfterBreak="0">
     <w:nsid w:val="464A41CD"/>
     <w:multiLevelType w:val="multilevel"/>
     <w:tmpl w:val="1B281128"/>
@@ -5127,7 +5507,7 @@
       </w:pPr>
     </w:lvl>
   </w:abstractNum>
-  <w:abstractNum w:abstractNumId="18" w15:restartNumberingAfterBreak="0">
+  <w:abstractNum w:abstractNumId="19" w15:restartNumberingAfterBreak="0">
     <w:nsid w:val="4BC61ECA"/>
     <w:multiLevelType w:val="multilevel"/>
     <w:tmpl w:val="ADB69E4E"/>
@@ -5276,7 +5656,7 @@
       </w:rPr>
     </w:lvl>
   </w:abstractNum>
-  <w:abstractNum w:abstractNumId="19" w15:restartNumberingAfterBreak="0">
+  <w:abstractNum w:abstractNumId="20" w15:restartNumberingAfterBreak="0">
     <w:nsid w:val="4D056C3F"/>
     <w:multiLevelType w:val="multilevel"/>
     <w:tmpl w:val="EC806AD0"/>
@@ -5389,7 +5769,7 @@
       </w:pPr>
     </w:lvl>
   </w:abstractNum>
-  <w:abstractNum w:abstractNumId="20" w15:restartNumberingAfterBreak="0">
+  <w:abstractNum w:abstractNumId="21" w15:restartNumberingAfterBreak="0">
     <w:nsid w:val="515E57F4"/>
     <w:multiLevelType w:val="multilevel"/>
     <w:tmpl w:val="FEA81A34"/>
@@ -5502,7 +5882,156 @@
       </w:pPr>
     </w:lvl>
   </w:abstractNum>
-  <w:abstractNum w:abstractNumId="21" w15:restartNumberingAfterBreak="0">
+  <w:abstractNum w:abstractNumId="22" w15:restartNumberingAfterBreak="0">
+    <w:nsid w:val="524575A8"/>
+    <w:multiLevelType w:val="multilevel"/>
+    <w:tmpl w:val="060C7ADE"/>
+    <w:lvl w:ilvl="0">
+      <w:start w:val="1"/>
+      <w:numFmt w:val="bullet"/>
+      <w:lvlText w:val=""/>
+      <w:lvlJc w:val="left"/>
+      <w:pPr>
+        <w:tabs>
+          <w:tab w:val="num" w:pos="720"/>
+        </w:tabs>
+        <w:ind w:left="720" w:hanging="360"/>
+      </w:pPr>
+      <w:rPr>
+        <w:rFonts w:ascii="Symbol" w:hAnsi="Symbol" w:hint="default"/>
+        <w:sz w:val="20"/>
+      </w:rPr>
+    </w:lvl>
+    <w:lvl w:ilvl="1" w:tentative="1">
+      <w:start w:val="1"/>
+      <w:numFmt w:val="bullet"/>
+      <w:lvlText w:val="o"/>
+      <w:lvlJc w:val="left"/>
+      <w:pPr>
+        <w:tabs>
+          <w:tab w:val="num" w:pos="1440"/>
+        </w:tabs>
+        <w:ind w:left="1440" w:hanging="360"/>
+      </w:pPr>
+      <w:rPr>
+        <w:rFonts w:ascii="Courier New" w:hAnsi="Courier New" w:hint="default"/>
+        <w:sz w:val="20"/>
+      </w:rPr>
+    </w:lvl>
+    <w:lvl w:ilvl="2" w:tentative="1">
+      <w:start w:val="1"/>
+      <w:numFmt w:val="bullet"/>
+      <w:lvlText w:val=""/>
+      <w:lvlJc w:val="left"/>
+      <w:pPr>
+        <w:tabs>
+          <w:tab w:val="num" w:pos="2160"/>
+        </w:tabs>
+        <w:ind w:left="2160" w:hanging="360"/>
+      </w:pPr>
+      <w:rPr>
+        <w:rFonts w:ascii="Wingdings" w:hAnsi="Wingdings" w:hint="default"/>
+        <w:sz w:val="20"/>
+      </w:rPr>
+    </w:lvl>
+    <w:lvl w:ilvl="3" w:tentative="1">
+      <w:start w:val="1"/>
+      <w:numFmt w:val="bullet"/>
+      <w:lvlText w:val=""/>
+      <w:lvlJc w:val="left"/>
+      <w:pPr>
+        <w:tabs>
+          <w:tab w:val="num" w:pos="2880"/>
+        </w:tabs>
+        <w:ind w:left="2880" w:hanging="360"/>
+      </w:pPr>
+      <w:rPr>
+        <w:rFonts w:ascii="Wingdings" w:hAnsi="Wingdings" w:hint="default"/>
+        <w:sz w:val="20"/>
+      </w:rPr>
+    </w:lvl>
+    <w:lvl w:ilvl="4" w:tentative="1">
+      <w:start w:val="1"/>
+      <w:numFmt w:val="bullet"/>
+      <w:lvlText w:val=""/>
+      <w:lvlJc w:val="left"/>
+      <w:pPr>
+        <w:tabs>
+          <w:tab w:val="num" w:pos="3600"/>
+        </w:tabs>
+        <w:ind w:left="3600" w:hanging="360"/>
+      </w:pPr>
+      <w:rPr>
+        <w:rFonts w:ascii="Wingdings" w:hAnsi="Wingdings" w:hint="default"/>
+        <w:sz w:val="20"/>
+      </w:rPr>
+    </w:lvl>
+    <w:lvl w:ilvl="5" w:tentative="1">
+      <w:start w:val="1"/>
+      <w:numFmt w:val="bullet"/>
+      <w:lvlText w:val=""/>
+      <w:lvlJc w:val="left"/>
+      <w:pPr>
+        <w:tabs>
+          <w:tab w:val="num" w:pos="4320"/>
+        </w:tabs>
+        <w:ind w:left="4320" w:hanging="360"/>
+      </w:pPr>
+      <w:rPr>
+        <w:rFonts w:ascii="Wingdings" w:hAnsi="Wingdings" w:hint="default"/>
+        <w:sz w:val="20"/>
+      </w:rPr>
+    </w:lvl>
+    <w:lvl w:ilvl="6" w:tentative="1">
+      <w:start w:val="1"/>
+      <w:numFmt w:val="bullet"/>
+      <w:lvlText w:val=""/>
+      <w:lvlJc w:val="left"/>
+      <w:pPr>
+        <w:tabs>
+          <w:tab w:val="num" w:pos="5040"/>
+        </w:tabs>
+        <w:ind w:left="5040" w:hanging="360"/>
+      </w:pPr>
+      <w:rPr>
+        <w:rFonts w:ascii="Wingdings" w:hAnsi="Wingdings" w:hint="default"/>
+        <w:sz w:val="20"/>
+      </w:rPr>
+    </w:lvl>
+    <w:lvl w:ilvl="7" w:tentative="1">
+      <w:start w:val="1"/>
+      <w:numFmt w:val="bullet"/>
+      <w:lvlText w:val=""/>
+      <w:lvlJc w:val="left"/>
+      <w:pPr>
+        <w:tabs>
+          <w:tab w:val="num" w:pos="5760"/>
+        </w:tabs>
+        <w:ind w:left="5760" w:hanging="360"/>
+      </w:pPr>
+      <w:rPr>
+        <w:rFonts w:ascii="Wingdings" w:hAnsi="Wingdings" w:hint="default"/>
+        <w:sz w:val="20"/>
+      </w:rPr>
+    </w:lvl>
+    <w:lvl w:ilvl="8" w:tentative="1">
+      <w:start w:val="1"/>
+      <w:numFmt w:val="bullet"/>
+      <w:lvlText w:val=""/>
+      <w:lvlJc w:val="left"/>
+      <w:pPr>
+        <w:tabs>
+          <w:tab w:val="num" w:pos="6480"/>
+        </w:tabs>
+        <w:ind w:left="6480" w:hanging="360"/>
+      </w:pPr>
+      <w:rPr>
+        <w:rFonts w:ascii="Wingdings" w:hAnsi="Wingdings" w:hint="default"/>
+        <w:sz w:val="20"/>
+      </w:rPr>
+    </w:lvl>
+  </w:abstractNum>
+  <w:abstractNum w:abstractNumId="23" w15:restartNumberingAfterBreak="0">
     <w:nsid w:val="529611FB"/>
     <w:multiLevelType w:val="hybridMultilevel"/>
     <w:tmpl w:val="CF265A78"/>
@@ -5591,7 +6120,7 @@
       </w:pPr>
     </w:lvl>
   </w:abstractNum>
-  <w:abstractNum w:abstractNumId="22" w15:restartNumberingAfterBreak="0">
+  <w:abstractNum w:abstractNumId="24" w15:restartNumberingAfterBreak="0">
     <w:nsid w:val="59DF0E59"/>
     <w:multiLevelType w:val="multilevel"/>
     <w:tmpl w:val="2B68B7AC"/>
@@ -5740,7 +6269,7 @@
       </w:rPr>
     </w:lvl>
   </w:abstractNum>
-  <w:abstractNum w:abstractNumId="23" w15:restartNumberingAfterBreak="0">
+  <w:abstractNum w:abstractNumId="25" w15:restartNumberingAfterBreak="0">
     <w:nsid w:val="5CE57D39"/>
     <w:multiLevelType w:val="multilevel"/>
     <w:tmpl w:val="9D6230F6"/>
@@ -5889,7 +6418,7 @@
       </w:rPr>
     </w:lvl>
   </w:abstractNum>
-  <w:abstractNum w:abstractNumId="24" w15:restartNumberingAfterBreak="0">
+  <w:abstractNum w:abstractNumId="26" w15:restartNumberingAfterBreak="0">
     <w:nsid w:val="5EC0368E"/>
     <w:multiLevelType w:val="multilevel"/>
     <w:tmpl w:val="367A5F6A"/>
@@ -6038,7 +6567,7 @@
       </w:rPr>
     </w:lvl>
   </w:abstractNum>
-  <w:abstractNum w:abstractNumId="25" w15:restartNumberingAfterBreak="0">
+  <w:abstractNum w:abstractNumId="27" w15:restartNumberingAfterBreak="0">
     <w:nsid w:val="62A05E2B"/>
     <w:multiLevelType w:val="multilevel"/>
     <w:tmpl w:val="C7BAD7A6"/>
@@ -6187,7 +6716,7 @@
       </w:rPr>
     </w:lvl>
   </w:abstractNum>
-  <w:abstractNum w:abstractNumId="26" w15:restartNumberingAfterBreak="0">
+  <w:abstractNum w:abstractNumId="28" w15:restartNumberingAfterBreak="0">
     <w:nsid w:val="64526D4E"/>
     <w:multiLevelType w:val="multilevel"/>
     <w:tmpl w:val="2B4C632A"/>
@@ -6300,7 +6829,156 @@
       </w:pPr>
     </w:lvl>
   </w:abstractNum>
-  <w:abstractNum w:abstractNumId="27" w15:restartNumberingAfterBreak="0">
+  <w:abstractNum w:abstractNumId="29" w15:restartNumberingAfterBreak="0">
+    <w:nsid w:val="64597E3D"/>
+    <w:multiLevelType w:val="multilevel"/>
+    <w:tmpl w:val="88080E68"/>
+    <w:lvl w:ilvl="0">
+      <w:start w:val="1"/>
+      <w:numFmt w:val="bullet"/>
+      <w:lvlText w:val=""/>
+      <w:lvlJc w:val="left"/>
+      <w:pPr>
+        <w:tabs>
+          <w:tab w:val="num" w:pos="720"/>
+        </w:tabs>
+        <w:ind w:left="720" w:hanging="360"/>
+      </w:pPr>
+      <w:rPr>
+        <w:rFonts w:ascii="Symbol" w:hAnsi="Symbol" w:hint="default"/>
+        <w:sz w:val="20"/>
+      </w:rPr>
+    </w:lvl>
+    <w:lvl w:ilvl="1" w:tentative="1">
+      <w:start w:val="1"/>
+      <w:numFmt w:val="bullet"/>
+      <w:lvlText w:val="o"/>
+      <w:lvlJc w:val="left"/>
+      <w:pPr>
+        <w:tabs>
+          <w:tab w:val="num" w:pos="1440"/>
+        </w:tabs>
+        <w:ind w:left="1440" w:hanging="360"/>
+      </w:pPr>
+      <w:rPr>
+        <w:rFonts w:ascii="Courier New" w:hAnsi="Courier New" w:hint="default"/>
+        <w:sz w:val="20"/>
+      </w:rPr>
+    </w:lvl>
+    <w:lvl w:ilvl="2" w:tentative="1">
+      <w:start w:val="1"/>
+      <w:numFmt w:val="bullet"/>
+      <w:lvlText w:val=""/>
+      <w:lvlJc w:val="left"/>
+      <w:pPr>
+        <w:tabs>
+          <w:tab w:val="num" w:pos="2160"/>
+        </w:tabs>
+        <w:ind w:left="2160" w:hanging="360"/>
+      </w:pPr>
+      <w:rPr>
+        <w:rFonts w:ascii="Wingdings" w:hAnsi="Wingdings" w:hint="default"/>
+        <w:sz w:val="20"/>
+      </w:rPr>
+    </w:lvl>
+    <w:lvl w:ilvl="3" w:tentative="1">
+      <w:start w:val="1"/>
+      <w:numFmt w:val="bullet"/>
+      <w:lvlText w:val=""/>
+      <w:lvlJc w:val="left"/>
+      <w:pPr>
+        <w:tabs>
+          <w:tab w:val="num" w:pos="2880"/>
+        </w:tabs>
+        <w:ind w:left="2880" w:hanging="360"/>
+      </w:pPr>
+      <w:rPr>
+        <w:rFonts w:ascii="Wingdings" w:hAnsi="Wingdings" w:hint="default"/>
+        <w:sz w:val="20"/>
+      </w:rPr>
+    </w:lvl>
+    <w:lvl w:ilvl="4" w:tentative="1">
+      <w:start w:val="1"/>
+      <w:numFmt w:val="bullet"/>
+      <w:lvlText w:val=""/>
+      <w:lvlJc w:val="left"/>
+      <w:pPr>
+        <w:tabs>
+          <w:tab w:val="num" w:pos="3600"/>
+        </w:tabs>
+        <w:ind w:left="3600" w:hanging="360"/>
+      </w:pPr>
+      <w:rPr>
+        <w:rFonts w:ascii="Wingdings" w:hAnsi="Wingdings" w:hint="default"/>
+        <w:sz w:val="20"/>
+      </w:rPr>
+    </w:lvl>
+    <w:lvl w:ilvl="5" w:tentative="1">
+      <w:start w:val="1"/>
+      <w:numFmt w:val="bullet"/>
+      <w:lvlText w:val=""/>
+      <w:lvlJc w:val="left"/>
+      <w:pPr>
+        <w:tabs>
+          <w:tab w:val="num" w:pos="4320"/>
+        </w:tabs>
+        <w:ind w:left="4320" w:hanging="360"/>
+      </w:pPr>
+      <w:rPr>
+        <w:rFonts w:ascii="Wingdings" w:hAnsi="Wingdings" w:hint="default"/>
+        <w:sz w:val="20"/>
+      </w:rPr>
+    </w:lvl>
+    <w:lvl w:ilvl="6" w:tentative="1">
+      <w:start w:val="1"/>
+      <w:numFmt w:val="bullet"/>
+      <w:lvlText w:val=""/>
+      <w:lvlJc w:val="left"/>
+      <w:pPr>
+        <w:tabs>
+          <w:tab w:val="num" w:pos="5040"/>
+        </w:tabs>
+        <w:ind w:left="5040" w:hanging="360"/>
+      </w:pPr>
+      <w:rPr>
+        <w:rFonts w:ascii="Wingdings" w:hAnsi="Wingdings" w:hint="default"/>
+        <w:sz w:val="20"/>
+      </w:rPr>
+    </w:lvl>
+    <w:lvl w:ilvl="7" w:tentative="1">
+      <w:start w:val="1"/>
+      <w:numFmt w:val="bullet"/>
+      <w:lvlText w:val=""/>
+      <w:lvlJc w:val="left"/>
+      <w:pPr>
+        <w:tabs>
+          <w:tab w:val="num" w:pos="5760"/>
+        </w:tabs>
+        <w:ind w:left="5760" w:hanging="360"/>
+      </w:pPr>
+      <w:rPr>
+        <w:rFonts w:ascii="Wingdings" w:hAnsi="Wingdings" w:hint="default"/>
+        <w:sz w:val="20"/>
+      </w:rPr>
+    </w:lvl>
+    <w:lvl w:ilvl="8" w:tentative="1">
+      <w:start w:val="1"/>
+      <w:numFmt w:val="bullet"/>
+      <w:lvlText w:val=""/>
+      <w:lvlJc w:val="left"/>
+      <w:pPr>
+        <w:tabs>
+          <w:tab w:val="num" w:pos="6480"/>
+        </w:tabs>
+        <w:ind w:left="6480" w:hanging="360"/>
+      </w:pPr>
+      <w:rPr>
+        <w:rFonts w:ascii="Wingdings" w:hAnsi="Wingdings" w:hint="default"/>
+        <w:sz w:val="20"/>
+      </w:rPr>
+    </w:lvl>
+  </w:abstractNum>
+  <w:abstractNum w:abstractNumId="30" w15:restartNumberingAfterBreak="0">
     <w:nsid w:val="65EB26A7"/>
     <w:multiLevelType w:val="hybridMultilevel"/>
     <w:tmpl w:val="631463AC"/>
@@ -6389,7 +7067,7 @@
       </w:pPr>
     </w:lvl>
   </w:abstractNum>
-  <w:abstractNum w:abstractNumId="28" w15:restartNumberingAfterBreak="0">
+  <w:abstractNum w:abstractNumId="31" w15:restartNumberingAfterBreak="0">
     <w:nsid w:val="68457453"/>
     <w:multiLevelType w:val="multilevel"/>
     <w:tmpl w:val="BC6C0CC2"/>
@@ -6538,7 +7216,7 @@
       </w:rPr>
     </w:lvl>
   </w:abstractNum>
-  <w:abstractNum w:abstractNumId="29" w15:restartNumberingAfterBreak="0">
+  <w:abstractNum w:abstractNumId="32" w15:restartNumberingAfterBreak="0">
     <w:nsid w:val="685E3123"/>
     <w:multiLevelType w:val="multilevel"/>
     <w:tmpl w:val="B732A106"/>
@@ -6687,7 +7365,156 @@
       </w:rPr>
     </w:lvl>
   </w:abstractNum>
-  <w:abstractNum w:abstractNumId="30" w15:restartNumberingAfterBreak="0">
+  <w:abstractNum w:abstractNumId="33" w15:restartNumberingAfterBreak="0">
+    <w:nsid w:val="68C938F0"/>
+    <w:multiLevelType w:val="multilevel"/>
+    <w:tmpl w:val="F8929196"/>
+    <w:lvl w:ilvl="0">
+      <w:start w:val="1"/>
+      <w:numFmt w:val="bullet"/>
+      <w:lvlText w:val=""/>
+      <w:lvlJc w:val="left"/>
+      <w:pPr>
+        <w:tabs>
+          <w:tab w:val="num" w:pos="720"/>
+        </w:tabs>
+        <w:ind w:left="720" w:hanging="360"/>
+      </w:pPr>
+      <w:rPr>
+        <w:rFonts w:ascii="Symbol" w:hAnsi="Symbol" w:hint="default"/>
+        <w:sz w:val="20"/>
+      </w:rPr>
+    </w:lvl>
+    <w:lvl w:ilvl="1" w:tentative="1">
+      <w:start w:val="1"/>
+      <w:numFmt w:val="bullet"/>
+      <w:lvlText w:val="o"/>
+      <w:lvlJc w:val="left"/>
+      <w:pPr>
+        <w:tabs>
+          <w:tab w:val="num" w:pos="1440"/>
+        </w:tabs>
+        <w:ind w:left="1440" w:hanging="360"/>
+      </w:pPr>
+      <w:rPr>
+        <w:rFonts w:ascii="Courier New" w:hAnsi="Courier New" w:hint="default"/>
+        <w:sz w:val="20"/>
+      </w:rPr>
+    </w:lvl>
+    <w:lvl w:ilvl="2" w:tentative="1">
+      <w:start w:val="1"/>
+      <w:numFmt w:val="bullet"/>
+      <w:lvlText w:val=""/>
+      <w:lvlJc w:val="left"/>
+      <w:pPr>
+        <w:tabs>
+          <w:tab w:val="num" w:pos="2160"/>
+        </w:tabs>
+        <w:ind w:left="2160" w:hanging="360"/>
+      </w:pPr>
+      <w:rPr>
+        <w:rFonts w:ascii="Wingdings" w:hAnsi="Wingdings" w:hint="default"/>
+        <w:sz w:val="20"/>
+      </w:rPr>
+    </w:lvl>
+    <w:lvl w:ilvl="3" w:tentative="1">
+      <w:start w:val="1"/>
+      <w:numFmt w:val="bullet"/>
+      <w:lvlText w:val=""/>
+      <w:lvlJc w:val="left"/>
+      <w:pPr>
+        <w:tabs>
+          <w:tab w:val="num" w:pos="2880"/>
+        </w:tabs>
+        <w:ind w:left="2880" w:hanging="360"/>
+      </w:pPr>
+      <w:rPr>
+        <w:rFonts w:ascii="Wingdings" w:hAnsi="Wingdings" w:hint="default"/>
+        <w:sz w:val="20"/>
+      </w:rPr>
+    </w:lvl>
+    <w:lvl w:ilvl="4" w:tentative="1">
+      <w:start w:val="1"/>
+      <w:numFmt w:val="bullet"/>
+      <w:lvlText w:val=""/>
+      <w:lvlJc w:val="left"/>
+      <w:pPr>
+        <w:tabs>
+          <w:tab w:val="num" w:pos="3600"/>
+        </w:tabs>
+        <w:ind w:left="3600" w:hanging="360"/>
+      </w:pPr>
+      <w:rPr>
+        <w:rFonts w:ascii="Wingdings" w:hAnsi="Wingdings" w:hint="default"/>
+        <w:sz w:val="20"/>
+      </w:rPr>
+    </w:lvl>
+    <w:lvl w:ilvl="5" w:tentative="1">
+      <w:start w:val="1"/>
+      <w:numFmt w:val="bullet"/>
+      <w:lvlText w:val=""/>
+      <w:lvlJc w:val="left"/>
+      <w:pPr>
+        <w:tabs>
+          <w:tab w:val="num" w:pos="4320"/>
+        </w:tabs>
+        <w:ind w:left="4320" w:hanging="360"/>
+      </w:pPr>
+      <w:rPr>
+        <w:rFonts w:ascii="Wingdings" w:hAnsi="Wingdings" w:hint="default"/>
+        <w:sz w:val="20"/>
+      </w:rPr>
+    </w:lvl>
+    <w:lvl w:ilvl="6" w:tentative="1">
+      <w:start w:val="1"/>
+      <w:numFmt w:val="bullet"/>
+      <w:lvlText w:val=""/>
+      <w:lvlJc w:val="left"/>
+      <w:pPr>
+        <w:tabs>
+          <w:tab w:val="num" w:pos="5040"/>
+        </w:tabs>
+        <w:ind w:left="5040" w:hanging="360"/>
+      </w:pPr>
+      <w:rPr>
+        <w:rFonts w:ascii="Wingdings" w:hAnsi="Wingdings" w:hint="default"/>
+        <w:sz w:val="20"/>
+      </w:rPr>
+    </w:lvl>
+    <w:lvl w:ilvl="7" w:tentative="1">
+      <w:start w:val="1"/>
+      <w:numFmt w:val="bullet"/>
+      <w:lvlText w:val=""/>
+      <w:lvlJc w:val="left"/>
+      <w:pPr>
+        <w:tabs>
+          <w:tab w:val="num" w:pos="5760"/>
+        </w:tabs>
+        <w:ind w:left="5760" w:hanging="360"/>
+      </w:pPr>
+      <w:rPr>
+        <w:rFonts w:ascii="Wingdings" w:hAnsi="Wingdings" w:hint="default"/>
+        <w:sz w:val="20"/>
+      </w:rPr>
+    </w:lvl>
+    <w:lvl w:ilvl="8" w:tentative="1">
+      <w:start w:val="1"/>
+      <w:numFmt w:val="bullet"/>
+      <w:lvlText w:val=""/>
+      <w:lvlJc w:val="left"/>
+      <w:pPr>
+        <w:tabs>
+          <w:tab w:val="num" w:pos="6480"/>
+        </w:tabs>
+        <w:ind w:left="6480" w:hanging="360"/>
+      </w:pPr>
+      <w:rPr>
+        <w:rFonts w:ascii="Wingdings" w:hAnsi="Wingdings" w:hint="default"/>
+        <w:sz w:val="20"/>
+      </w:rPr>
+    </w:lvl>
+  </w:abstractNum>
+  <w:abstractNum w:abstractNumId="34" w15:restartNumberingAfterBreak="0">
     <w:nsid w:val="7687779E"/>
     <w:multiLevelType w:val="multilevel"/>
     <w:tmpl w:val="81CC0870"/>
@@ -6836,7 +7663,7 @@
       </w:rPr>
     </w:lvl>
   </w:abstractNum>
-  <w:abstractNum w:abstractNumId="31" w15:restartNumberingAfterBreak="0">
+  <w:abstractNum w:abstractNumId="35" w15:restartNumberingAfterBreak="0">
     <w:nsid w:val="78436AB0"/>
     <w:multiLevelType w:val="multilevel"/>
     <w:tmpl w:val="689EE3B0"/>
@@ -6985,7 +7812,7 @@
       </w:rPr>
     </w:lvl>
   </w:abstractNum>
-  <w:abstractNum w:abstractNumId="32" w15:restartNumberingAfterBreak="0">
+  <w:abstractNum w:abstractNumId="36" w15:restartNumberingAfterBreak="0">
     <w:nsid w:val="7CEE040A"/>
     <w:multiLevelType w:val="multilevel"/>
     <w:tmpl w:val="5B80D0E2"/>
@@ -7134,7 +7961,7 @@
       </w:rPr>
     </w:lvl>
   </w:abstractNum>
-  <w:abstractNum w:abstractNumId="33" w15:restartNumberingAfterBreak="0">
+  <w:abstractNum w:abstractNumId="37" w15:restartNumberingAfterBreak="0">
     <w:nsid w:val="7CEF1DA2"/>
     <w:multiLevelType w:val="multilevel"/>
     <w:tmpl w:val="FD322D9C"/>
@@ -7247,7 +8074,7 @@
       </w:pPr>
     </w:lvl>
   </w:abstractNum>
-  <w:abstractNum w:abstractNumId="34" w15:restartNumberingAfterBreak="0">
+  <w:abstractNum w:abstractNumId="38" w15:restartNumberingAfterBreak="0">
     <w:nsid w:val="7E0F60F7"/>
     <w:multiLevelType w:val="multilevel"/>
     <w:tmpl w:val="5C3823D6"/>
@@ -7397,109 +8224,121 @@
     </w:lvl>
   </w:abstractNum>
   <w:num w:numId="1">
+    <w:abstractNumId w:val="28"/>
+  </w:num>
+  <w:num w:numId="2">
+    <w:abstractNumId w:val="37"/>
+  </w:num>
+  <w:num w:numId="3">
+    <w:abstractNumId w:val="20"/>
+  </w:num>
+  <w:num w:numId="4">
+    <w:abstractNumId w:val="30"/>
+  </w:num>
+  <w:num w:numId="5">
+    <w:abstractNumId w:val="23"/>
+  </w:num>
+  <w:num w:numId="6">
+    <w:abstractNumId w:val="11"/>
+  </w:num>
+  <w:num w:numId="7">
+    <w:abstractNumId w:val="16"/>
+  </w:num>
+  <w:num w:numId="8">
+    <w:abstractNumId w:val="18"/>
+  </w:num>
+  <w:num w:numId="9">
+    <w:abstractNumId w:val="10"/>
+  </w:num>
+  <w:num w:numId="10">
     <w:abstractNumId w:val="26"/>
   </w:num>
-  <w:num w:numId="2">
-    <w:abstractNumId w:val="33"/>
+  <w:num w:numId="11">
+    <w:abstractNumId w:val="6"/>
   </w:num>
-  <w:num w:numId="3">
+  <w:num w:numId="12">
+    <w:abstractNumId w:val="27"/>
+  </w:num>
+  <w:num w:numId="13">
+    <w:abstractNumId w:val="21"/>
+  </w:num>
+  <w:num w:numId="14">
+    <w:abstractNumId w:val="31"/>
+  </w:num>
+  <w:num w:numId="15">
+    <w:abstractNumId w:val="38"/>
+  </w:num>
+  <w:num w:numId="16">
+    <w:abstractNumId w:val="24"/>
+  </w:num>
+  <w:num w:numId="17">
     <w:abstractNumId w:val="19"/>
   </w:num>
-  <w:num w:numId="4">
-    <w:abstractNumId w:val="27"/>
-  </w:num>
-  <w:num w:numId="5">
-    <w:abstractNumId w:val="21"/>
-  </w:num>
-  <w:num w:numId="6">
-    <w:abstractNumId w:val="10"/>
-  </w:num>
-  <w:num w:numId="7">
-    <w:abstractNumId w:val="15"/>
-  </w:num>
-  <w:num w:numId="8">
-    <w:abstractNumId w:val="17"/>
-  </w:num>
-  <w:num w:numId="9">
-    <w:abstractNumId w:val="9"/>
-  </w:num>
-  <w:num w:numId="10">
-    <w:abstractNumId w:val="24"/>
-  </w:num>
-  <w:num w:numId="11">
-    <w:abstractNumId w:val="5"/>
-  </w:num>
-  <w:num w:numId="12">
-    <w:abstractNumId w:val="25"/>
-  </w:num>
-  <w:num w:numId="13">
-    <w:abstractNumId w:val="20"/>
-  </w:num>
-  <w:num w:numId="14">
-    <w:abstractNumId w:val="28"/>
-  </w:num>
-  <w:num w:numId="15">
-    <w:abstractNumId w:val="34"/>
-  </w:num>
-  <w:num w:numId="16">
-    <w:abstractNumId w:val="22"/>
-  </w:num>
-  <w:num w:numId="17">
-    <w:abstractNumId w:val="18"/>
-  </w:num>
   <w:num w:numId="18">
-    <w:abstractNumId w:val="11"/>
+    <w:abstractNumId w:val="12"/>
   </w:num>
   <w:num w:numId="19">
     <w:abstractNumId w:val="1"/>
   </w:num>
   <w:num w:numId="20">
-    <w:abstractNumId w:val="14"/>
+    <w:abstractNumId w:val="15"/>
   </w:num>
   <w:num w:numId="21">
-    <w:abstractNumId w:val="4"/>
+    <w:abstractNumId w:val="5"/>
   </w:num>
   <w:num w:numId="22">
     <w:abstractNumId w:val="2"/>
   </w:num>
   <w:num w:numId="23">
-    <w:abstractNumId w:val="6"/>
+    <w:abstractNumId w:val="7"/>
   </w:num>
   <w:num w:numId="24">
-    <w:abstractNumId w:val="12"/>
+    <w:abstractNumId w:val="13"/>
   </w:num>
   <w:num w:numId="25">
-    <w:abstractNumId w:val="16"/>
+    <w:abstractNumId w:val="17"/>
   </w:num>
   <w:num w:numId="26">
-    <w:abstractNumId w:val="7"/>
+    <w:abstractNumId w:val="8"/>
   </w:num>
   <w:num w:numId="27">
-    <w:abstractNumId w:val="13"/>
+    <w:abstractNumId w:val="14"/>
   </w:num>
   <w:num w:numId="28">
-    <w:abstractNumId w:val="23"/>
+    <w:abstractNumId w:val="25"/>
   </w:num>
   <w:num w:numId="29">
-    <w:abstractNumId w:val="29"/>
+    <w:abstractNumId w:val="32"/>
   </w:num>
   <w:num w:numId="30">
-    <w:abstractNumId w:val="30"/>
+    <w:abstractNumId w:val="34"/>
   </w:num>
   <w:num w:numId="31">
-    <w:abstractNumId w:val="32"/>
+    <w:abstractNumId w:val="36"/>
   </w:num>
   <w:num w:numId="32">
-    <w:abstractNumId w:val="8"/>
+    <w:abstractNumId w:val="9"/>
   </w:num>
   <w:num w:numId="33">
-    <w:abstractNumId w:val="3"/>
+    <w:abstractNumId w:val="4"/>
   </w:num>
   <w:num w:numId="34">
     <w:abstractNumId w:val="0"/>
   </w:num>
   <w:num w:numId="35">
-    <w:abstractNumId w:val="31"/>
+    <w:abstractNumId w:val="35"/>
+  </w:num>
+  <w:num w:numId="36">
+    <w:abstractNumId w:val="29"/>
+  </w:num>
+  <w:num w:numId="37">
+    <w:abstractNumId w:val="3"/>
+  </w:num>
+  <w:num w:numId="38">
+    <w:abstractNumId w:val="33"/>
+  </w:num>
+  <w:num w:numId="39">
+    <w:abstractNumId w:val="22"/>
   </w:num>
 </w:numbering>
 </file>
@@ -7930,7 +8769,6 @@
     <w:next w:val="Normal"/>
     <w:link w:val="Heading2Char"/>
     <w:uiPriority w:val="9"/>
-    <w:semiHidden/>
     <w:unhideWhenUsed/>
     <w:qFormat/>
     <w:rsid w:val="002B3E78"/>
@@ -8262,7 +9100,6 @@
     <w:basedOn w:val="DefaultParagraphFont"/>
     <w:link w:val="Heading2"/>
     <w:uiPriority w:val="9"/>
-    <w:semiHidden/>
     <w:rsid w:val="002B3E78"/>
     <w:rPr>
       <w:rFonts w:asciiTheme="majorHAnsi" w:eastAsiaTheme="majorEastAsia" w:hAnsiTheme="majorHAnsi" w:cstheme="majorBidi"/>

--- a/task 3/Task_3.docx
+++ b/task 3/Task_3.docx
@@ -178,7 +178,7 @@
           <w:sz w:val="72"/>
           <w:szCs w:val="72"/>
         </w:rPr>
-        <w:t>2</w:t>
+        <w:t>4</w:t>
       </w:r>
     </w:p>
     <w:p>
@@ -249,85 +249,8 @@
           <w:sz w:val="72"/>
           <w:szCs w:val="72"/>
         </w:rPr>
-        <w:t xml:space="preserve"> </w:t>
-      </w:r>
-      <w:r>
-        <w:rPr>
-          <w:rFonts w:cstheme="minorHAnsi"/>
-          <w:sz w:val="72"/>
-          <w:szCs w:val="72"/>
-        </w:rPr>
-        <w:t>React life cycle</w:t>
-      </w:r>
-      <w:r>
-        <w:rPr>
-          <w:rFonts w:cstheme="minorHAnsi"/>
-          <w:sz w:val="72"/>
-          <w:szCs w:val="72"/>
-        </w:rPr>
-        <w:t xml:space="preserve"> </w:t>
-      </w:r>
-      <w:r>
-        <w:rPr>
-          <w:rFonts w:cstheme="minorHAnsi"/>
-          <w:sz w:val="72"/>
-          <w:szCs w:val="72"/>
-        </w:rPr>
-        <w:t>methods</w:t>
-      </w:r>
-    </w:p>
-    <w:p>
-      <w:pPr>
-        <w:rPr>
-          <w:rFonts w:cstheme="minorHAnsi"/>
-          <w:sz w:val="72"/>
-          <w:szCs w:val="72"/>
-        </w:rPr>
-      </w:pPr>
-      <w:r>
-        <w:rPr>
-          <w:rFonts w:cstheme="minorHAnsi"/>
-          <w:sz w:val="72"/>
-          <w:szCs w:val="72"/>
-        </w:rPr>
-        <w:t xml:space="preserve"> </w:t>
-      </w:r>
-      <w:r>
-        <w:rPr>
-          <w:rFonts w:cstheme="minorHAnsi"/>
-          <w:sz w:val="72"/>
-          <w:szCs w:val="72"/>
-        </w:rPr>
-        <w:t xml:space="preserve"> and hooks </w:t>
-      </w:r>
-      <w:proofErr w:type="spellStart"/>
-      <w:r>
-        <w:rPr>
-          <w:rFonts w:cstheme="minorHAnsi"/>
-          <w:sz w:val="72"/>
-          <w:szCs w:val="72"/>
-        </w:rPr>
-        <w:t>useState</w:t>
-      </w:r>
-      <w:proofErr w:type="spellEnd"/>
-      <w:r>
-        <w:rPr>
-          <w:rFonts w:cstheme="minorHAnsi"/>
-          <w:sz w:val="72"/>
-          <w:szCs w:val="72"/>
-        </w:rPr>
-        <w:t xml:space="preserve">, </w:t>
-      </w:r>
-      <w:proofErr w:type="spellStart"/>
-      <w:r>
-        <w:rPr>
-          <w:rFonts w:cstheme="minorHAnsi"/>
-          <w:sz w:val="72"/>
-          <w:szCs w:val="72"/>
-        </w:rPr>
-        <w:t>useEffect</w:t>
-      </w:r>
-      <w:proofErr w:type="spellEnd"/>
+        <w:t xml:space="preserve"> Styling in React and      Component Architecture</w:t>
+      </w:r>
     </w:p>
     <w:p>
       <w:pPr>
@@ -399,7 +322,7 @@
           <w:sz w:val="72"/>
           <w:szCs w:val="72"/>
         </w:rPr>
-        <w:t>2</w:t>
+        <w:t>8</w:t>
       </w:r>
       <w:r>
         <w:rPr>
@@ -528,43 +451,7 @@
           <w:sz w:val="32"/>
           <w:szCs w:val="32"/>
         </w:rPr>
-        <w:t xml:space="preserve"> Learning Report: React Lifecycle Methods and Hooks (</w:t>
-      </w:r>
-      <w:proofErr w:type="spellStart"/>
-      <w:r>
-        <w:rPr>
-          <w:rStyle w:val="HTMLCode"/>
-          <w:rFonts w:eastAsiaTheme="majorEastAsia"/>
-          <w:sz w:val="32"/>
-          <w:szCs w:val="32"/>
-        </w:rPr>
-        <w:t>useState</w:t>
-      </w:r>
-      <w:proofErr w:type="spellEnd"/>
-      <w:r>
-        <w:rPr>
-          <w:sz w:val="32"/>
-          <w:szCs w:val="32"/>
-        </w:rPr>
-        <w:t xml:space="preserve">, </w:t>
-      </w:r>
-      <w:proofErr w:type="spellStart"/>
-      <w:r>
-        <w:rPr>
-          <w:rStyle w:val="HTMLCode"/>
-          <w:rFonts w:eastAsiaTheme="majorEastAsia"/>
-          <w:sz w:val="32"/>
-          <w:szCs w:val="32"/>
-        </w:rPr>
-        <w:t>useEffect</w:t>
-      </w:r>
-      <w:proofErr w:type="spellEnd"/>
-      <w:r>
-        <w:rPr>
-          <w:sz w:val="32"/>
-          <w:szCs w:val="32"/>
-        </w:rPr>
-        <w:t>)</w:t>
+        <w:t xml:space="preserve"> Learning Report: Styling in React and Component Architecture</w:t>
       </w:r>
     </w:p>
     <w:p>
@@ -599,7 +486,7 @@
           <w:sz w:val="32"/>
           <w:szCs w:val="32"/>
         </w:rPr>
-        <w:t xml:space="preserve">In React, components go through different </w:t>
+        <w:t xml:space="preserve">Styling is a vital part of frontend development, especially when working with component-based libraries like </w:t>
       </w:r>
       <w:r>
         <w:rPr>
@@ -607,141 +494,14 @@
           <w:sz w:val="32"/>
           <w:szCs w:val="32"/>
         </w:rPr>
-        <w:t>lifecycle phases</w:t>
-      </w:r>
-      <w:r>
-        <w:rPr>
-          <w:sz w:val="32"/>
-          <w:szCs w:val="32"/>
-        </w:rPr>
-        <w:t xml:space="preserve">: </w:t>
-      </w:r>
-      <w:r>
-        <w:rPr>
-          <w:rStyle w:val="Strong"/>
-          <w:sz w:val="32"/>
-          <w:szCs w:val="32"/>
-        </w:rPr>
-        <w:t>mounting</w:t>
-      </w:r>
-      <w:r>
-        <w:rPr>
-          <w:sz w:val="32"/>
-          <w:szCs w:val="32"/>
-        </w:rPr>
-        <w:t xml:space="preserve">, </w:t>
-      </w:r>
-      <w:r>
-        <w:rPr>
-          <w:rStyle w:val="Strong"/>
-          <w:sz w:val="32"/>
-          <w:szCs w:val="32"/>
-        </w:rPr>
-        <w:t>updating</w:t>
-      </w:r>
-      <w:r>
-        <w:rPr>
-          <w:sz w:val="32"/>
-          <w:szCs w:val="32"/>
-        </w:rPr>
-        <w:t xml:space="preserve">, and </w:t>
-      </w:r>
-      <w:r>
-        <w:rPr>
-          <w:rStyle w:val="Strong"/>
-          <w:sz w:val="32"/>
-          <w:szCs w:val="32"/>
-        </w:rPr>
-        <w:t>unmounting</w:t>
-      </w:r>
-      <w:r>
-        <w:rPr>
-          <w:sz w:val="32"/>
-          <w:szCs w:val="32"/>
-        </w:rPr>
-        <w:t xml:space="preserve">. In class-based components, </w:t>
-      </w:r>
-      <w:proofErr w:type="gramStart"/>
-      <w:r>
-        <w:rPr>
-          <w:sz w:val="32"/>
-          <w:szCs w:val="32"/>
-        </w:rPr>
         <w:t>React</w:t>
       </w:r>
-      <w:proofErr w:type="gramEnd"/>
-      <w:r>
-        <w:rPr>
-          <w:sz w:val="32"/>
-          <w:szCs w:val="32"/>
-        </w:rPr>
-        <w:t xml:space="preserve"> provides </w:t>
-      </w:r>
-      <w:r>
-        <w:rPr>
-          <w:rStyle w:val="Strong"/>
-          <w:sz w:val="32"/>
-          <w:szCs w:val="32"/>
-        </w:rPr>
-        <w:t>lifecycle methods</w:t>
-      </w:r>
-      <w:r>
-        <w:rPr>
-          <w:sz w:val="32"/>
-          <w:szCs w:val="32"/>
-        </w:rPr>
-        <w:t xml:space="preserve"> like </w:t>
-      </w:r>
-      <w:proofErr w:type="spellStart"/>
-      <w:r>
-        <w:rPr>
-          <w:rStyle w:val="HTMLCode"/>
-          <w:sz w:val="32"/>
-          <w:szCs w:val="32"/>
-        </w:rPr>
-        <w:t>componentDidMount</w:t>
-      </w:r>
-      <w:proofErr w:type="spellEnd"/>
-      <w:r>
-        <w:rPr>
-          <w:sz w:val="32"/>
-          <w:szCs w:val="32"/>
-        </w:rPr>
-        <w:t xml:space="preserve">, </w:t>
-      </w:r>
-      <w:proofErr w:type="spellStart"/>
-      <w:r>
-        <w:rPr>
-          <w:rStyle w:val="HTMLCode"/>
-          <w:sz w:val="32"/>
-          <w:szCs w:val="32"/>
-        </w:rPr>
-        <w:t>componentDidUpdate</w:t>
-      </w:r>
-      <w:proofErr w:type="spellEnd"/>
-      <w:r>
-        <w:rPr>
-          <w:sz w:val="32"/>
-          <w:szCs w:val="32"/>
-        </w:rPr>
-        <w:t xml:space="preserve">, and </w:t>
-      </w:r>
-      <w:proofErr w:type="spellStart"/>
-      <w:r>
-        <w:rPr>
-          <w:rStyle w:val="HTMLCode"/>
-          <w:sz w:val="32"/>
-          <w:szCs w:val="32"/>
-        </w:rPr>
-        <w:t>componentWillUnmount</w:t>
-      </w:r>
-      <w:proofErr w:type="spellEnd"/>
-      <w:r>
-        <w:rPr>
-          <w:sz w:val="32"/>
-          <w:szCs w:val="32"/>
-        </w:rPr>
-        <w:t xml:space="preserve"> to manage side effects during these phases.</w:t>
+      <w:r>
+        <w:rPr>
+          <w:sz w:val="32"/>
+          <w:szCs w:val="32"/>
+        </w:rPr>
+        <w:t>. As applications grow, maintaining clean, scalable, and modular styles becomes essential.</w:t>
       </w:r>
     </w:p>
     <w:p>
@@ -757,7 +517,7 @@
           <w:sz w:val="32"/>
           <w:szCs w:val="32"/>
         </w:rPr>
-        <w:t xml:space="preserve">With the introduction of </w:t>
+        <w:t xml:space="preserve">In this learning module, I explored </w:t>
       </w:r>
       <w:r>
         <w:rPr>
@@ -765,79 +525,109 @@
           <w:sz w:val="32"/>
           <w:szCs w:val="32"/>
         </w:rPr>
-        <w:t>React Hooks</w:t>
-      </w:r>
-      <w:r>
-        <w:rPr>
-          <w:sz w:val="32"/>
-          <w:szCs w:val="32"/>
-        </w:rPr>
-        <w:t xml:space="preserve"> in version 16.8, we can achieve the same behavior in </w:t>
-      </w:r>
-      <w:r>
-        <w:rPr>
-          <w:rStyle w:val="Strong"/>
-          <w:sz w:val="32"/>
-          <w:szCs w:val="32"/>
-        </w:rPr>
-        <w:t>functional components</w:t>
-      </w:r>
-      <w:r>
-        <w:rPr>
-          <w:sz w:val="32"/>
-          <w:szCs w:val="32"/>
-        </w:rPr>
-        <w:t xml:space="preserve"> using hooks like </w:t>
-      </w:r>
-      <w:proofErr w:type="spellStart"/>
-      <w:r>
-        <w:rPr>
-          <w:rStyle w:val="HTMLCode"/>
-          <w:sz w:val="32"/>
-          <w:szCs w:val="32"/>
-        </w:rPr>
-        <w:t>useState</w:t>
-      </w:r>
-      <w:proofErr w:type="spellEnd"/>
-      <w:r>
-        <w:rPr>
-          <w:sz w:val="32"/>
-          <w:szCs w:val="32"/>
-        </w:rPr>
-        <w:t xml:space="preserve"> and </w:t>
-      </w:r>
-      <w:proofErr w:type="spellStart"/>
-      <w:r>
-        <w:rPr>
-          <w:rStyle w:val="HTMLCode"/>
-          <w:sz w:val="32"/>
-          <w:szCs w:val="32"/>
-        </w:rPr>
-        <w:t>useEffect</w:t>
-      </w:r>
-      <w:proofErr w:type="spellEnd"/>
-      <w:r>
-        <w:rPr>
-          <w:sz w:val="32"/>
-          <w:szCs w:val="32"/>
-        </w:rPr>
-        <w:t>.</w:t>
+        <w:t>three modern approaches to styling React applications</w:t>
+      </w:r>
+      <w:r>
+        <w:rPr>
+          <w:sz w:val="32"/>
+          <w:szCs w:val="32"/>
+        </w:rPr>
+        <w:t>:</w:t>
       </w:r>
     </w:p>
     <w:p>
       <w:pPr>
-        <w:rPr>
-          <w:sz w:val="32"/>
-          <w:szCs w:val="32"/>
-        </w:rPr>
-      </w:pPr>
-      <w:r>
-        <w:rPr>
-          <w:sz w:val="32"/>
-          <w:szCs w:val="32"/>
-        </w:rPr>
-        <w:pict w14:anchorId="4EB4F0D2">
-          <v:rect id="_x0000_i1032" style="width:0;height:1.5pt" o:hralign="center" o:hrstd="t" o:hr="t" fillcolor="#a0a0a0" stroked="f"/>
+        <w:pStyle w:val="NormalWeb"/>
+        <w:numPr>
+          <w:ilvl w:val="0"/>
+          <w:numId w:val="40"/>
+        </w:numPr>
+        <w:rPr>
+          <w:sz w:val="32"/>
+          <w:szCs w:val="32"/>
+        </w:rPr>
+      </w:pPr>
+      <w:r>
+        <w:rPr>
+          <w:rStyle w:val="Strong"/>
+          <w:sz w:val="32"/>
+          <w:szCs w:val="32"/>
+        </w:rPr>
+        <w:t>CSS Modules</w:t>
+      </w:r>
+    </w:p>
+    <w:p>
+      <w:pPr>
+        <w:pStyle w:val="NormalWeb"/>
+        <w:numPr>
+          <w:ilvl w:val="0"/>
+          <w:numId w:val="40"/>
+        </w:numPr>
+        <w:rPr>
+          <w:sz w:val="32"/>
+          <w:szCs w:val="32"/>
+        </w:rPr>
+      </w:pPr>
+      <w:r>
+        <w:rPr>
+          <w:rStyle w:val="Strong"/>
+          <w:sz w:val="32"/>
+          <w:szCs w:val="32"/>
+        </w:rPr>
+        <w:t>Tailwind CSS</w:t>
+      </w:r>
+    </w:p>
+    <w:p>
+      <w:pPr>
+        <w:pStyle w:val="NormalWeb"/>
+        <w:numPr>
+          <w:ilvl w:val="0"/>
+          <w:numId w:val="40"/>
+        </w:numPr>
+        <w:rPr>
+          <w:sz w:val="32"/>
+          <w:szCs w:val="32"/>
+        </w:rPr>
+      </w:pPr>
+      <w:r>
+        <w:rPr>
+          <w:rStyle w:val="Strong"/>
+          <w:sz w:val="32"/>
+          <w:szCs w:val="32"/>
+        </w:rPr>
+        <w:t>Styled Components</w:t>
+      </w:r>
+    </w:p>
+    <w:p>
+      <w:pPr>
+        <w:pStyle w:val="NormalWeb"/>
+        <w:rPr>
+          <w:sz w:val="32"/>
+          <w:szCs w:val="32"/>
+        </w:rPr>
+      </w:pPr>
+      <w:r>
+        <w:rPr>
+          <w:sz w:val="32"/>
+          <w:szCs w:val="32"/>
+        </w:rPr>
+        <w:t>Each approach offers unique advantages depending on the project requirements, scale, and development preferences.</w:t>
+      </w:r>
+    </w:p>
+    <w:p>
+      <w:pPr>
+        <w:rPr>
+          <w:sz w:val="32"/>
+          <w:szCs w:val="32"/>
+        </w:rPr>
+      </w:pPr>
+      <w:r>
+        <w:rPr>
+          <w:sz w:val="32"/>
+          <w:szCs w:val="32"/>
+        </w:rPr>
+        <w:pict w14:anchorId="59945160">
+          <v:rect id="_x0000_i1034" style="width:0;height:1.5pt" o:hralign="center" o:hrstd="t" o:hr="t" fillcolor="#a0a0a0" stroked="f"/>
         </w:pict>
       </w:r>
     </w:p>
@@ -857,792 +647,126 @@
           <w:sz w:val="32"/>
           <w:szCs w:val="32"/>
         </w:rPr>
-        <w:t>2. React Lifecycle Phases (Class Components)</w:t>
-      </w:r>
-    </w:p>
-    <w:tbl>
-      <w:tblPr>
-        <w:tblW w:w="0" w:type="auto"/>
-        <w:tblCellSpacing w:w="15" w:type="dxa"/>
-        <w:tblCellMar>
-          <w:top w:w="15" w:type="dxa"/>
-          <w:left w:w="15" w:type="dxa"/>
-          <w:bottom w:w="15" w:type="dxa"/>
-          <w:right w:w="15" w:type="dxa"/>
-        </w:tblCellMar>
-        <w:tblLook w:val="04A0" w:firstRow="1" w:lastRow="0" w:firstColumn="1" w:lastColumn="0" w:noHBand="0" w:noVBand="1"/>
-      </w:tblPr>
-      <w:tblGrid>
-        <w:gridCol w:w="1709"/>
-        <w:gridCol w:w="4285"/>
-        <w:gridCol w:w="3366"/>
-      </w:tblGrid>
-      <w:tr>
-        <w:trPr>
-          <w:tblHeader/>
-          <w:tblCellSpacing w:w="15" w:type="dxa"/>
-        </w:trPr>
-        <w:tc>
-          <w:tcPr>
-            <w:tcW w:w="0" w:type="auto"/>
-            <w:vAlign w:val="center"/>
-            <w:hideMark/>
-          </w:tcPr>
-          <w:p>
-            <w:pPr>
-              <w:jc w:val="center"/>
-              <w:rPr>
-                <w:b/>
-                <w:bCs/>
-                <w:sz w:val="32"/>
-                <w:szCs w:val="32"/>
-              </w:rPr>
-            </w:pPr>
-            <w:r>
-              <w:rPr>
-                <w:b/>
-                <w:bCs/>
-                <w:sz w:val="32"/>
-                <w:szCs w:val="32"/>
-              </w:rPr>
-              <w:t>Phase</w:t>
-            </w:r>
-          </w:p>
-        </w:tc>
-        <w:tc>
-          <w:tcPr>
-            <w:tcW w:w="0" w:type="auto"/>
-            <w:vAlign w:val="center"/>
-            <w:hideMark/>
-          </w:tcPr>
-          <w:p>
-            <w:pPr>
-              <w:jc w:val="center"/>
-              <w:rPr>
-                <w:b/>
-                <w:bCs/>
-                <w:sz w:val="32"/>
-                <w:szCs w:val="32"/>
-              </w:rPr>
-            </w:pPr>
-            <w:r>
-              <w:rPr>
-                <w:b/>
-                <w:bCs/>
-                <w:sz w:val="32"/>
-                <w:szCs w:val="32"/>
-              </w:rPr>
-              <w:t>Method</w:t>
-            </w:r>
-          </w:p>
-        </w:tc>
-        <w:tc>
-          <w:tcPr>
-            <w:tcW w:w="0" w:type="auto"/>
-            <w:vAlign w:val="center"/>
-            <w:hideMark/>
-          </w:tcPr>
-          <w:p>
-            <w:pPr>
-              <w:jc w:val="center"/>
-              <w:rPr>
-                <w:b/>
-                <w:bCs/>
-                <w:sz w:val="32"/>
-                <w:szCs w:val="32"/>
-              </w:rPr>
-            </w:pPr>
-            <w:r>
-              <w:rPr>
-                <w:b/>
-                <w:bCs/>
-                <w:sz w:val="32"/>
-                <w:szCs w:val="32"/>
-              </w:rPr>
-              <w:t>Purpose</w:t>
-            </w:r>
-          </w:p>
-        </w:tc>
-      </w:tr>
-      <w:tr>
-        <w:trPr>
-          <w:tblCellSpacing w:w="15" w:type="dxa"/>
-        </w:trPr>
-        <w:tc>
-          <w:tcPr>
-            <w:tcW w:w="0" w:type="auto"/>
-            <w:vAlign w:val="center"/>
-            <w:hideMark/>
-          </w:tcPr>
-          <w:p>
-            <w:pPr>
-              <w:rPr>
-                <w:sz w:val="32"/>
-                <w:szCs w:val="32"/>
-              </w:rPr>
-            </w:pPr>
-            <w:r>
-              <w:rPr>
-                <w:sz w:val="32"/>
-                <w:szCs w:val="32"/>
-              </w:rPr>
-              <w:t>Mounting</w:t>
-            </w:r>
-          </w:p>
-        </w:tc>
-        <w:tc>
-          <w:tcPr>
-            <w:tcW w:w="0" w:type="auto"/>
-            <w:vAlign w:val="center"/>
-            <w:hideMark/>
-          </w:tcPr>
-          <w:p>
-            <w:pPr>
-              <w:rPr>
-                <w:sz w:val="32"/>
-                <w:szCs w:val="32"/>
-              </w:rPr>
-            </w:pPr>
-            <w:proofErr w:type="spellStart"/>
-            <w:proofErr w:type="gramStart"/>
-            <w:r>
-              <w:rPr>
-                <w:rStyle w:val="HTMLCode"/>
-                <w:rFonts w:eastAsiaTheme="minorHAnsi"/>
-                <w:sz w:val="32"/>
-                <w:szCs w:val="32"/>
-              </w:rPr>
-              <w:t>componentDidMount</w:t>
-            </w:r>
-            <w:proofErr w:type="spellEnd"/>
-            <w:r>
-              <w:rPr>
-                <w:rStyle w:val="HTMLCode"/>
-                <w:rFonts w:eastAsiaTheme="minorHAnsi"/>
-                <w:sz w:val="32"/>
-                <w:szCs w:val="32"/>
-              </w:rPr>
-              <w:t>(</w:t>
-            </w:r>
-            <w:proofErr w:type="gramEnd"/>
-            <w:r>
-              <w:rPr>
-                <w:rStyle w:val="HTMLCode"/>
-                <w:rFonts w:eastAsiaTheme="minorHAnsi"/>
-                <w:sz w:val="32"/>
-                <w:szCs w:val="32"/>
-              </w:rPr>
-              <w:t>)</w:t>
-            </w:r>
-          </w:p>
-        </w:tc>
-        <w:tc>
-          <w:tcPr>
-            <w:tcW w:w="0" w:type="auto"/>
-            <w:vAlign w:val="center"/>
-            <w:hideMark/>
-          </w:tcPr>
-          <w:p>
-            <w:pPr>
-              <w:rPr>
-                <w:sz w:val="32"/>
-                <w:szCs w:val="32"/>
-              </w:rPr>
-            </w:pPr>
-            <w:r>
-              <w:rPr>
-                <w:sz w:val="32"/>
-                <w:szCs w:val="32"/>
-              </w:rPr>
-              <w:t>Runs after the component is rendered</w:t>
-            </w:r>
-          </w:p>
-        </w:tc>
-      </w:tr>
-      <w:tr>
-        <w:trPr>
-          <w:tblCellSpacing w:w="15" w:type="dxa"/>
-        </w:trPr>
-        <w:tc>
-          <w:tcPr>
-            <w:tcW w:w="0" w:type="auto"/>
-            <w:vAlign w:val="center"/>
-            <w:hideMark/>
-          </w:tcPr>
-          <w:p>
-            <w:pPr>
-              <w:rPr>
-                <w:sz w:val="32"/>
-                <w:szCs w:val="32"/>
-              </w:rPr>
-            </w:pPr>
-            <w:r>
-              <w:rPr>
-                <w:sz w:val="32"/>
-                <w:szCs w:val="32"/>
-              </w:rPr>
-              <w:t>Updating</w:t>
-            </w:r>
-          </w:p>
-        </w:tc>
-        <w:tc>
-          <w:tcPr>
-            <w:tcW w:w="0" w:type="auto"/>
-            <w:vAlign w:val="center"/>
-            <w:hideMark/>
-          </w:tcPr>
-          <w:p>
-            <w:pPr>
-              <w:rPr>
-                <w:sz w:val="32"/>
-                <w:szCs w:val="32"/>
-              </w:rPr>
-            </w:pPr>
-            <w:proofErr w:type="spellStart"/>
-            <w:proofErr w:type="gramStart"/>
-            <w:r>
-              <w:rPr>
-                <w:rStyle w:val="HTMLCode"/>
-                <w:rFonts w:eastAsiaTheme="minorHAnsi"/>
-                <w:sz w:val="32"/>
-                <w:szCs w:val="32"/>
-              </w:rPr>
-              <w:t>componentDidUpdate</w:t>
-            </w:r>
-            <w:proofErr w:type="spellEnd"/>
-            <w:r>
-              <w:rPr>
-                <w:rStyle w:val="HTMLCode"/>
-                <w:rFonts w:eastAsiaTheme="minorHAnsi"/>
-                <w:sz w:val="32"/>
-                <w:szCs w:val="32"/>
-              </w:rPr>
-              <w:t>(</w:t>
-            </w:r>
-            <w:proofErr w:type="gramEnd"/>
-            <w:r>
-              <w:rPr>
-                <w:rStyle w:val="HTMLCode"/>
-                <w:rFonts w:eastAsiaTheme="minorHAnsi"/>
-                <w:sz w:val="32"/>
-                <w:szCs w:val="32"/>
-              </w:rPr>
-              <w:t>)</w:t>
-            </w:r>
-          </w:p>
-        </w:tc>
-        <w:tc>
-          <w:tcPr>
-            <w:tcW w:w="0" w:type="auto"/>
-            <w:vAlign w:val="center"/>
-            <w:hideMark/>
-          </w:tcPr>
-          <w:p>
-            <w:pPr>
-              <w:rPr>
-                <w:sz w:val="32"/>
-                <w:szCs w:val="32"/>
-              </w:rPr>
-            </w:pPr>
-            <w:r>
-              <w:rPr>
-                <w:sz w:val="32"/>
-                <w:szCs w:val="32"/>
-              </w:rPr>
-              <w:t>Runs after component re-renders</w:t>
-            </w:r>
-          </w:p>
-        </w:tc>
-      </w:tr>
-      <w:tr>
-        <w:trPr>
-          <w:tblCellSpacing w:w="15" w:type="dxa"/>
-        </w:trPr>
-        <w:tc>
-          <w:tcPr>
-            <w:tcW w:w="0" w:type="auto"/>
-            <w:vAlign w:val="center"/>
-            <w:hideMark/>
-          </w:tcPr>
-          <w:p>
-            <w:pPr>
-              <w:rPr>
-                <w:sz w:val="32"/>
-                <w:szCs w:val="32"/>
-              </w:rPr>
-            </w:pPr>
-            <w:r>
-              <w:rPr>
-                <w:sz w:val="32"/>
-                <w:szCs w:val="32"/>
-              </w:rPr>
-              <w:t>Unmounting</w:t>
-            </w:r>
-          </w:p>
-        </w:tc>
-        <w:tc>
-          <w:tcPr>
-            <w:tcW w:w="0" w:type="auto"/>
-            <w:vAlign w:val="center"/>
-            <w:hideMark/>
-          </w:tcPr>
-          <w:p>
-            <w:pPr>
-              <w:rPr>
-                <w:sz w:val="32"/>
-                <w:szCs w:val="32"/>
-              </w:rPr>
-            </w:pPr>
-            <w:proofErr w:type="spellStart"/>
-            <w:proofErr w:type="gramStart"/>
-            <w:r>
-              <w:rPr>
-                <w:rStyle w:val="HTMLCode"/>
-                <w:rFonts w:eastAsiaTheme="minorHAnsi"/>
-                <w:sz w:val="32"/>
-                <w:szCs w:val="32"/>
-              </w:rPr>
-              <w:t>componentWillUnmount</w:t>
-            </w:r>
-            <w:proofErr w:type="spellEnd"/>
-            <w:r>
-              <w:rPr>
-                <w:rStyle w:val="HTMLCode"/>
-                <w:rFonts w:eastAsiaTheme="minorHAnsi"/>
-                <w:sz w:val="32"/>
-                <w:szCs w:val="32"/>
-              </w:rPr>
-              <w:t>(</w:t>
-            </w:r>
-            <w:proofErr w:type="gramEnd"/>
-            <w:r>
-              <w:rPr>
-                <w:rStyle w:val="HTMLCode"/>
-                <w:rFonts w:eastAsiaTheme="minorHAnsi"/>
-                <w:sz w:val="32"/>
-                <w:szCs w:val="32"/>
-              </w:rPr>
-              <w:t>)</w:t>
-            </w:r>
-          </w:p>
-        </w:tc>
-        <w:tc>
-          <w:tcPr>
-            <w:tcW w:w="0" w:type="auto"/>
-            <w:vAlign w:val="center"/>
-            <w:hideMark/>
-          </w:tcPr>
-          <w:p>
-            <w:pPr>
-              <w:rPr>
-                <w:sz w:val="32"/>
-                <w:szCs w:val="32"/>
-              </w:rPr>
-            </w:pPr>
-            <w:r>
-              <w:rPr>
-                <w:sz w:val="32"/>
-                <w:szCs w:val="32"/>
-              </w:rPr>
-              <w:t>Runs before component is removed</w:t>
-            </w:r>
-          </w:p>
-        </w:tc>
-      </w:tr>
-    </w:tbl>
-    <w:p>
-      <w:pPr>
-        <w:pStyle w:val="NormalWeb"/>
-        <w:rPr>
-          <w:sz w:val="32"/>
-          <w:szCs w:val="32"/>
-        </w:rPr>
-      </w:pPr>
-      <w:r>
-        <w:rPr>
-          <w:sz w:val="32"/>
-          <w:szCs w:val="32"/>
-        </w:rPr>
-        <w:t>Example:</w:t>
+        <w:t>2. Component Architecture in React</w:t>
       </w:r>
     </w:p>
     <w:p>
       <w:pPr>
-        <w:pStyle w:val="HTMLPreformatted"/>
-        <w:rPr>
-          <w:rStyle w:val="HTMLCode"/>
-          <w:sz w:val="32"/>
-          <w:szCs w:val="32"/>
-        </w:rPr>
-      </w:pPr>
-      <w:r>
-        <w:rPr>
-          <w:rStyle w:val="HTMLCode"/>
-          <w:sz w:val="32"/>
-          <w:szCs w:val="32"/>
-        </w:rPr>
-        <w:t xml:space="preserve">class Example extends </w:t>
-      </w:r>
-      <w:proofErr w:type="spellStart"/>
-      <w:r>
-        <w:rPr>
-          <w:rStyle w:val="HTMLCode"/>
-          <w:sz w:val="32"/>
-          <w:szCs w:val="32"/>
-        </w:rPr>
-        <w:t>React.Component</w:t>
-      </w:r>
-      <w:proofErr w:type="spellEnd"/>
-      <w:r>
-        <w:rPr>
-          <w:rStyle w:val="HTMLCode"/>
-          <w:sz w:val="32"/>
-          <w:szCs w:val="32"/>
-        </w:rPr>
-        <w:t xml:space="preserve"> {</w:t>
+        <w:pStyle w:val="NormalWeb"/>
+        <w:rPr>
+          <w:sz w:val="32"/>
+          <w:szCs w:val="32"/>
+        </w:rPr>
+      </w:pPr>
+      <w:r>
+        <w:rPr>
+          <w:sz w:val="32"/>
+          <w:szCs w:val="32"/>
+        </w:rPr>
+        <w:t xml:space="preserve">React promotes </w:t>
+      </w:r>
+      <w:r>
+        <w:rPr>
+          <w:rStyle w:val="Strong"/>
+          <w:sz w:val="32"/>
+          <w:szCs w:val="32"/>
+        </w:rPr>
+        <w:t>modular and reusable architecture</w:t>
+      </w:r>
+      <w:r>
+        <w:rPr>
+          <w:sz w:val="32"/>
+          <w:szCs w:val="32"/>
+        </w:rPr>
+        <w:t>, where the UI is built using independent components. Each component ideally contains:</w:t>
       </w:r>
     </w:p>
     <w:p>
       <w:pPr>
-        <w:pStyle w:val="HTMLPreformatted"/>
-        <w:rPr>
-          <w:rStyle w:val="HTMLCode"/>
-          <w:sz w:val="32"/>
-          <w:szCs w:val="32"/>
-        </w:rPr>
-      </w:pPr>
-      <w:r>
-        <w:rPr>
-          <w:rStyle w:val="HTMLCode"/>
-          <w:sz w:val="32"/>
-          <w:szCs w:val="32"/>
-        </w:rPr>
-        <w:t xml:space="preserve">  </w:t>
-      </w:r>
-      <w:proofErr w:type="spellStart"/>
-      <w:proofErr w:type="gramStart"/>
-      <w:r>
-        <w:rPr>
-          <w:rStyle w:val="HTMLCode"/>
-          <w:sz w:val="32"/>
-          <w:szCs w:val="32"/>
-        </w:rPr>
-        <w:t>componentDidMount</w:t>
-      </w:r>
-      <w:proofErr w:type="spellEnd"/>
-      <w:r>
-        <w:rPr>
-          <w:rStyle w:val="HTMLCode"/>
-          <w:sz w:val="32"/>
-          <w:szCs w:val="32"/>
-        </w:rPr>
-        <w:t>(</w:t>
-      </w:r>
-      <w:proofErr w:type="gramEnd"/>
-      <w:r>
-        <w:rPr>
-          <w:rStyle w:val="HTMLCode"/>
-          <w:sz w:val="32"/>
-          <w:szCs w:val="32"/>
-        </w:rPr>
-        <w:t>) {</w:t>
+        <w:pStyle w:val="NormalWeb"/>
+        <w:numPr>
+          <w:ilvl w:val="0"/>
+          <w:numId w:val="41"/>
+        </w:numPr>
+        <w:rPr>
+          <w:sz w:val="32"/>
+          <w:szCs w:val="32"/>
+        </w:rPr>
+      </w:pPr>
+      <w:r>
+        <w:rPr>
+          <w:sz w:val="32"/>
+          <w:szCs w:val="32"/>
+        </w:rPr>
+        <w:t xml:space="preserve">Its </w:t>
+      </w:r>
+      <w:r>
+        <w:rPr>
+          <w:rStyle w:val="Strong"/>
+          <w:sz w:val="32"/>
+          <w:szCs w:val="32"/>
+        </w:rPr>
+        <w:t>own logic</w:t>
       </w:r>
     </w:p>
     <w:p>
       <w:pPr>
-        <w:pStyle w:val="HTMLPreformatted"/>
-        <w:rPr>
-          <w:rStyle w:val="HTMLCode"/>
-          <w:sz w:val="32"/>
-          <w:szCs w:val="32"/>
-        </w:rPr>
-      </w:pPr>
-      <w:r>
-        <w:rPr>
-          <w:rStyle w:val="HTMLCode"/>
-          <w:sz w:val="32"/>
-          <w:szCs w:val="32"/>
-        </w:rPr>
-        <w:t xml:space="preserve">    </w:t>
-      </w:r>
-      <w:proofErr w:type="gramStart"/>
-      <w:r>
-        <w:rPr>
-          <w:rStyle w:val="HTMLCode"/>
-          <w:sz w:val="32"/>
-          <w:szCs w:val="32"/>
-        </w:rPr>
-        <w:t>console.log(</w:t>
-      </w:r>
-      <w:proofErr w:type="gramEnd"/>
-      <w:r>
-        <w:rPr>
-          <w:rStyle w:val="HTMLCode"/>
-          <w:sz w:val="32"/>
-          <w:szCs w:val="32"/>
-        </w:rPr>
-        <w:t>"Component mounted");</w:t>
+        <w:pStyle w:val="NormalWeb"/>
+        <w:numPr>
+          <w:ilvl w:val="0"/>
+          <w:numId w:val="41"/>
+        </w:numPr>
+        <w:rPr>
+          <w:sz w:val="32"/>
+          <w:szCs w:val="32"/>
+        </w:rPr>
+      </w:pPr>
+      <w:r>
+        <w:rPr>
+          <w:sz w:val="32"/>
+          <w:szCs w:val="32"/>
+        </w:rPr>
+        <w:t xml:space="preserve">Its </w:t>
+      </w:r>
+      <w:r>
+        <w:rPr>
+          <w:rStyle w:val="Strong"/>
+          <w:sz w:val="32"/>
+          <w:szCs w:val="32"/>
+        </w:rPr>
+        <w:t>own styling</w:t>
       </w:r>
     </w:p>
     <w:p>
       <w:pPr>
-        <w:pStyle w:val="HTMLPreformatted"/>
-        <w:rPr>
-          <w:rStyle w:val="HTMLCode"/>
-          <w:sz w:val="32"/>
-          <w:szCs w:val="32"/>
-        </w:rPr>
-      </w:pPr>
-      <w:r>
-        <w:rPr>
-          <w:rStyle w:val="HTMLCode"/>
-          <w:sz w:val="32"/>
-          <w:szCs w:val="32"/>
-        </w:rPr>
-        <w:lastRenderedPageBreak/>
-        <w:t xml:space="preserve">  }</w:t>
+        <w:pStyle w:val="NormalWeb"/>
+        <w:numPr>
+          <w:ilvl w:val="0"/>
+          <w:numId w:val="41"/>
+        </w:numPr>
+        <w:rPr>
+          <w:sz w:val="32"/>
+          <w:szCs w:val="32"/>
+        </w:rPr>
+      </w:pPr>
+      <w:r>
+        <w:rPr>
+          <w:sz w:val="32"/>
+          <w:szCs w:val="32"/>
+        </w:rPr>
+        <w:t xml:space="preserve">Isolated </w:t>
+      </w:r>
+      <w:r>
+        <w:rPr>
+          <w:rStyle w:val="Strong"/>
+          <w:sz w:val="32"/>
+          <w:szCs w:val="32"/>
+        </w:rPr>
+        <w:t>data and behavior</w:t>
       </w:r>
     </w:p>
     <w:p>
       <w:pPr>
-        <w:pStyle w:val="HTMLPreformatted"/>
-        <w:rPr>
-          <w:rStyle w:val="HTMLCode"/>
-          <w:sz w:val="32"/>
-          <w:szCs w:val="32"/>
-        </w:rPr>
-      </w:pPr>
-    </w:p>
-    <w:p>
-      <w:pPr>
-        <w:pStyle w:val="HTMLPreformatted"/>
-        <w:rPr>
-          <w:rStyle w:val="HTMLCode"/>
-          <w:sz w:val="32"/>
-          <w:szCs w:val="32"/>
-        </w:rPr>
-      </w:pPr>
-      <w:r>
-        <w:rPr>
-          <w:rStyle w:val="HTMLCode"/>
-          <w:sz w:val="32"/>
-          <w:szCs w:val="32"/>
-        </w:rPr>
-        <w:t xml:space="preserve">  </w:t>
-      </w:r>
-      <w:proofErr w:type="spellStart"/>
-      <w:proofErr w:type="gramStart"/>
-      <w:r>
-        <w:rPr>
-          <w:rStyle w:val="HTMLCode"/>
-          <w:sz w:val="32"/>
-          <w:szCs w:val="32"/>
-        </w:rPr>
-        <w:t>componentDidUpdate</w:t>
-      </w:r>
-      <w:proofErr w:type="spellEnd"/>
-      <w:r>
-        <w:rPr>
-          <w:rStyle w:val="HTMLCode"/>
-          <w:sz w:val="32"/>
-          <w:szCs w:val="32"/>
-        </w:rPr>
-        <w:t>(</w:t>
-      </w:r>
-      <w:proofErr w:type="gramEnd"/>
-      <w:r>
-        <w:rPr>
-          <w:rStyle w:val="HTMLCode"/>
-          <w:sz w:val="32"/>
-          <w:szCs w:val="32"/>
-        </w:rPr>
-        <w:t>) {</w:t>
-      </w:r>
-    </w:p>
-    <w:p>
-      <w:pPr>
-        <w:pStyle w:val="HTMLPreformatted"/>
-        <w:rPr>
-          <w:rStyle w:val="HTMLCode"/>
-          <w:sz w:val="32"/>
-          <w:szCs w:val="32"/>
-        </w:rPr>
-      </w:pPr>
-      <w:r>
-        <w:rPr>
-          <w:rStyle w:val="HTMLCode"/>
-          <w:sz w:val="32"/>
-          <w:szCs w:val="32"/>
-        </w:rPr>
-        <w:t xml:space="preserve">    </w:t>
-      </w:r>
-      <w:proofErr w:type="gramStart"/>
-      <w:r>
-        <w:rPr>
-          <w:rStyle w:val="HTMLCode"/>
-          <w:sz w:val="32"/>
-          <w:szCs w:val="32"/>
-        </w:rPr>
-        <w:t>console.log(</w:t>
-      </w:r>
-      <w:proofErr w:type="gramEnd"/>
-      <w:r>
-        <w:rPr>
-          <w:rStyle w:val="HTMLCode"/>
-          <w:sz w:val="32"/>
-          <w:szCs w:val="32"/>
-        </w:rPr>
-        <w:t>"Component updated");</w:t>
-      </w:r>
-    </w:p>
-    <w:p>
-      <w:pPr>
-        <w:pStyle w:val="HTMLPreformatted"/>
-        <w:rPr>
-          <w:rStyle w:val="HTMLCode"/>
-          <w:sz w:val="32"/>
-          <w:szCs w:val="32"/>
-        </w:rPr>
-      </w:pPr>
-      <w:r>
-        <w:rPr>
-          <w:rStyle w:val="HTMLCode"/>
-          <w:sz w:val="32"/>
-          <w:szCs w:val="32"/>
-        </w:rPr>
-        <w:t xml:space="preserve">  }</w:t>
-      </w:r>
-    </w:p>
-    <w:p>
-      <w:pPr>
-        <w:pStyle w:val="HTMLPreformatted"/>
-        <w:rPr>
-          <w:rStyle w:val="HTMLCode"/>
-          <w:sz w:val="32"/>
-          <w:szCs w:val="32"/>
-        </w:rPr>
-      </w:pPr>
-    </w:p>
-    <w:p>
-      <w:pPr>
-        <w:pStyle w:val="HTMLPreformatted"/>
-        <w:rPr>
-          <w:rStyle w:val="HTMLCode"/>
-          <w:sz w:val="32"/>
-          <w:szCs w:val="32"/>
-        </w:rPr>
-      </w:pPr>
-      <w:r>
-        <w:rPr>
-          <w:rStyle w:val="HTMLCode"/>
-          <w:sz w:val="32"/>
-          <w:szCs w:val="32"/>
-        </w:rPr>
-        <w:t xml:space="preserve">  </w:t>
-      </w:r>
-      <w:proofErr w:type="spellStart"/>
-      <w:proofErr w:type="gramStart"/>
-      <w:r>
-        <w:rPr>
-          <w:rStyle w:val="HTMLCode"/>
-          <w:sz w:val="32"/>
-          <w:szCs w:val="32"/>
-        </w:rPr>
-        <w:t>componentWillUnmount</w:t>
-      </w:r>
-      <w:proofErr w:type="spellEnd"/>
-      <w:r>
-        <w:rPr>
-          <w:rStyle w:val="HTMLCode"/>
-          <w:sz w:val="32"/>
-          <w:szCs w:val="32"/>
-        </w:rPr>
-        <w:t>(</w:t>
-      </w:r>
-      <w:proofErr w:type="gramEnd"/>
-      <w:r>
-        <w:rPr>
-          <w:rStyle w:val="HTMLCode"/>
-          <w:sz w:val="32"/>
-          <w:szCs w:val="32"/>
-        </w:rPr>
-        <w:t>) {</w:t>
-      </w:r>
-    </w:p>
-    <w:p>
-      <w:pPr>
-        <w:pStyle w:val="HTMLPreformatted"/>
-        <w:rPr>
-          <w:rStyle w:val="HTMLCode"/>
-          <w:sz w:val="32"/>
-          <w:szCs w:val="32"/>
-        </w:rPr>
-      </w:pPr>
-      <w:r>
-        <w:rPr>
-          <w:rStyle w:val="HTMLCode"/>
-          <w:sz w:val="32"/>
-          <w:szCs w:val="32"/>
-        </w:rPr>
-        <w:t xml:space="preserve">    </w:t>
-      </w:r>
-      <w:proofErr w:type="gramStart"/>
-      <w:r>
-        <w:rPr>
-          <w:rStyle w:val="HTMLCode"/>
-          <w:sz w:val="32"/>
-          <w:szCs w:val="32"/>
-        </w:rPr>
-        <w:t>console.log(</w:t>
-      </w:r>
-      <w:proofErr w:type="gramEnd"/>
-      <w:r>
-        <w:rPr>
-          <w:rStyle w:val="HTMLCode"/>
-          <w:sz w:val="32"/>
-          <w:szCs w:val="32"/>
-        </w:rPr>
-        <w:t>"Component will unmount");</w:t>
-      </w:r>
-    </w:p>
-    <w:p>
-      <w:pPr>
-        <w:pStyle w:val="HTMLPreformatted"/>
-        <w:rPr>
-          <w:rStyle w:val="HTMLCode"/>
-          <w:sz w:val="32"/>
-          <w:szCs w:val="32"/>
-        </w:rPr>
-      </w:pPr>
-      <w:r>
-        <w:rPr>
-          <w:rStyle w:val="HTMLCode"/>
-          <w:sz w:val="32"/>
-          <w:szCs w:val="32"/>
-        </w:rPr>
-        <w:t xml:space="preserve">  }</w:t>
-      </w:r>
-    </w:p>
-    <w:p>
-      <w:pPr>
-        <w:pStyle w:val="HTMLPreformatted"/>
-        <w:rPr>
-          <w:rStyle w:val="HTMLCode"/>
-          <w:sz w:val="32"/>
-          <w:szCs w:val="32"/>
-        </w:rPr>
-      </w:pPr>
-      <w:r>
-        <w:rPr>
-          <w:rStyle w:val="HTMLCode"/>
-          <w:sz w:val="32"/>
-          <w:szCs w:val="32"/>
-        </w:rPr>
-        <w:t>}</w:t>
-      </w:r>
-    </w:p>
-    <w:p>
-      <w:pPr>
         <w:pStyle w:val="NormalWeb"/>
         <w:rPr>
           <w:sz w:val="32"/>
@@ -1654,7 +778,7 @@
           <w:sz w:val="32"/>
           <w:szCs w:val="32"/>
         </w:rPr>
-        <w:t xml:space="preserve">However, in modern React development, </w:t>
+        <w:t xml:space="preserve">Organizing components this way improves </w:t>
       </w:r>
       <w:r>
         <w:rPr>
@@ -1662,31 +786,44 @@
           <w:sz w:val="32"/>
           <w:szCs w:val="32"/>
         </w:rPr>
-        <w:t>functional components with hooks</w:t>
-      </w:r>
-      <w:r>
-        <w:rPr>
-          <w:sz w:val="32"/>
-          <w:szCs w:val="32"/>
-        </w:rPr>
-        <w:t xml:space="preserve"> are preferred.</w:t>
-      </w:r>
-    </w:p>
-    <w:p>
-      <w:pPr>
-        <w:rPr>
-          <w:sz w:val="32"/>
-          <w:szCs w:val="32"/>
-        </w:rPr>
-      </w:pPr>
-      <w:r>
-        <w:rPr>
-          <w:sz w:val="32"/>
-          <w:szCs w:val="32"/>
-        </w:rPr>
-        <w:pict w14:anchorId="0E878E32">
-          <v:rect id="_x0000_i1033" style="width:0;height:1.5pt" o:hralign="center" o:hrstd="t" o:hr="t" fillcolor="#a0a0a0" stroked="f"/>
-        </w:pict>
+        <w:t>reusability</w:t>
+      </w:r>
+      <w:r>
+        <w:rPr>
+          <w:sz w:val="32"/>
+          <w:szCs w:val="32"/>
+        </w:rPr>
+        <w:t xml:space="preserve">, </w:t>
+      </w:r>
+      <w:r>
+        <w:rPr>
+          <w:rStyle w:val="Strong"/>
+          <w:sz w:val="32"/>
+          <w:szCs w:val="32"/>
+        </w:rPr>
+        <w:t>scalability</w:t>
+      </w:r>
+      <w:r>
+        <w:rPr>
+          <w:sz w:val="32"/>
+          <w:szCs w:val="32"/>
+        </w:rPr>
+        <w:t xml:space="preserve">, and </w:t>
+      </w:r>
+      <w:r>
+        <w:rPr>
+          <w:rStyle w:val="Strong"/>
+          <w:sz w:val="32"/>
+          <w:szCs w:val="32"/>
+        </w:rPr>
+        <w:t>maintainability</w:t>
+      </w:r>
+      <w:r>
+        <w:rPr>
+          <w:sz w:val="32"/>
+          <w:szCs w:val="32"/>
+        </w:rPr>
+        <w:t>.</w:t>
       </w:r>
     </w:p>
     <w:p>
@@ -1705,7 +842,7 @@
           <w:sz w:val="32"/>
           <w:szCs w:val="32"/>
         </w:rPr>
-        <w:t>3. Introduction to React Hooks</w:t>
+        <w:t>3. CSS Modules</w:t>
       </w:r>
     </w:p>
     <w:p>
@@ -1721,23 +858,369 @@
           <w:sz w:val="32"/>
           <w:szCs w:val="32"/>
         </w:rPr>
-        <w:t>Hooks allow functional components to manage state and lifecycle behaviors without writing a class.</w:t>
+        <w:t xml:space="preserve">CSS Modules allow you to write </w:t>
+      </w:r>
+      <w:r>
+        <w:rPr>
+          <w:rStyle w:val="Strong"/>
+          <w:sz w:val="32"/>
+          <w:szCs w:val="32"/>
+        </w:rPr>
+        <w:t>locally scoped CSS</w:t>
+      </w:r>
+      <w:r>
+        <w:rPr>
+          <w:sz w:val="32"/>
+          <w:szCs w:val="32"/>
+        </w:rPr>
+        <w:t>. Unlike global CSS, class names are automatically scoped to the component.</w:t>
       </w:r>
     </w:p>
     <w:p>
       <w:pPr>
-        <w:rPr>
-          <w:sz w:val="32"/>
-          <w:szCs w:val="32"/>
-        </w:rPr>
-      </w:pPr>
-      <w:r>
-        <w:rPr>
-          <w:sz w:val="32"/>
-          <w:szCs w:val="32"/>
-        </w:rPr>
-        <w:pict w14:anchorId="0166C8D8">
-          <v:rect id="_x0000_i1034" style="width:0;height:1.5pt" o:hralign="center" o:hrstd="t" o:hr="t" fillcolor="#a0a0a0" stroked="f"/>
+        <w:pStyle w:val="Heading4"/>
+        <w:rPr>
+          <w:sz w:val="32"/>
+          <w:szCs w:val="32"/>
+        </w:rPr>
+      </w:pPr>
+      <w:r>
+        <w:rPr>
+          <w:sz w:val="32"/>
+          <w:szCs w:val="32"/>
+        </w:rPr>
+        <w:lastRenderedPageBreak/>
+        <w:t xml:space="preserve"> Key Benefits:</w:t>
+      </w:r>
+    </w:p>
+    <w:p>
+      <w:pPr>
+        <w:pStyle w:val="NormalWeb"/>
+        <w:numPr>
+          <w:ilvl w:val="0"/>
+          <w:numId w:val="42"/>
+        </w:numPr>
+        <w:rPr>
+          <w:sz w:val="32"/>
+          <w:szCs w:val="32"/>
+        </w:rPr>
+      </w:pPr>
+      <w:r>
+        <w:rPr>
+          <w:sz w:val="32"/>
+          <w:szCs w:val="32"/>
+        </w:rPr>
+        <w:t>No class name conflicts</w:t>
+      </w:r>
+    </w:p>
+    <w:p>
+      <w:pPr>
+        <w:pStyle w:val="NormalWeb"/>
+        <w:numPr>
+          <w:ilvl w:val="0"/>
+          <w:numId w:val="42"/>
+        </w:numPr>
+        <w:rPr>
+          <w:sz w:val="32"/>
+          <w:szCs w:val="32"/>
+        </w:rPr>
+      </w:pPr>
+      <w:r>
+        <w:rPr>
+          <w:sz w:val="32"/>
+          <w:szCs w:val="32"/>
+        </w:rPr>
+        <w:t>Familiar CSS syntax</w:t>
+      </w:r>
+    </w:p>
+    <w:p>
+      <w:pPr>
+        <w:pStyle w:val="NormalWeb"/>
+        <w:numPr>
+          <w:ilvl w:val="0"/>
+          <w:numId w:val="42"/>
+        </w:numPr>
+        <w:rPr>
+          <w:sz w:val="32"/>
+          <w:szCs w:val="32"/>
+        </w:rPr>
+      </w:pPr>
+      <w:r>
+        <w:rPr>
+          <w:sz w:val="32"/>
+          <w:szCs w:val="32"/>
+        </w:rPr>
+        <w:t>Works with existing tooling</w:t>
+      </w:r>
+    </w:p>
+    <w:p>
+      <w:pPr>
+        <w:pStyle w:val="Heading4"/>
+        <w:rPr>
+          <w:sz w:val="32"/>
+          <w:szCs w:val="32"/>
+        </w:rPr>
+      </w:pPr>
+      <w:r>
+        <w:rPr>
+          <w:sz w:val="32"/>
+          <w:szCs w:val="32"/>
+        </w:rPr>
+        <w:t xml:space="preserve"> Example:</w:t>
+      </w:r>
+    </w:p>
+    <w:p>
+      <w:pPr>
+        <w:pStyle w:val="HTMLPreformatted"/>
+        <w:rPr>
+          <w:rStyle w:val="HTMLCode"/>
+          <w:sz w:val="32"/>
+          <w:szCs w:val="32"/>
+        </w:rPr>
+      </w:pPr>
+      <w:r>
+        <w:rPr>
+          <w:rStyle w:val="HTMLCode"/>
+          <w:sz w:val="32"/>
+          <w:szCs w:val="32"/>
+        </w:rPr>
+        <w:t>import styles from './Button.module.css';</w:t>
+      </w:r>
+    </w:p>
+    <w:p>
+      <w:pPr>
+        <w:pStyle w:val="HTMLPreformatted"/>
+        <w:rPr>
+          <w:rStyle w:val="HTMLCode"/>
+          <w:sz w:val="32"/>
+          <w:szCs w:val="32"/>
+        </w:rPr>
+      </w:pPr>
+    </w:p>
+    <w:p>
+      <w:pPr>
+        <w:pStyle w:val="HTMLPreformatted"/>
+        <w:rPr>
+          <w:rStyle w:val="HTMLCode"/>
+          <w:sz w:val="32"/>
+          <w:szCs w:val="32"/>
+        </w:rPr>
+      </w:pPr>
+      <w:r>
+        <w:rPr>
+          <w:rStyle w:val="HTMLCode"/>
+          <w:sz w:val="32"/>
+          <w:szCs w:val="32"/>
+        </w:rPr>
+        <w:t xml:space="preserve">function </w:t>
+      </w:r>
+      <w:proofErr w:type="gramStart"/>
+      <w:r>
+        <w:rPr>
+          <w:rStyle w:val="HTMLCode"/>
+          <w:sz w:val="32"/>
+          <w:szCs w:val="32"/>
+        </w:rPr>
+        <w:t>Button(</w:t>
+      </w:r>
+      <w:proofErr w:type="gramEnd"/>
+      <w:r>
+        <w:rPr>
+          <w:rStyle w:val="HTMLCode"/>
+          <w:sz w:val="32"/>
+          <w:szCs w:val="32"/>
+        </w:rPr>
+        <w:t>) {</w:t>
+      </w:r>
+    </w:p>
+    <w:p>
+      <w:pPr>
+        <w:pStyle w:val="HTMLPreformatted"/>
+        <w:rPr>
+          <w:rStyle w:val="HTMLCode"/>
+          <w:sz w:val="32"/>
+          <w:szCs w:val="32"/>
+        </w:rPr>
+      </w:pPr>
+      <w:r>
+        <w:rPr>
+          <w:rStyle w:val="HTMLCode"/>
+          <w:sz w:val="32"/>
+          <w:szCs w:val="32"/>
+        </w:rPr>
+        <w:t xml:space="preserve">  return &lt;button </w:t>
+      </w:r>
+      <w:proofErr w:type="spellStart"/>
+      <w:r>
+        <w:rPr>
+          <w:rStyle w:val="HTMLCode"/>
+          <w:sz w:val="32"/>
+          <w:szCs w:val="32"/>
+        </w:rPr>
+        <w:t>className</w:t>
+      </w:r>
+      <w:proofErr w:type="spellEnd"/>
+      <w:r>
+        <w:rPr>
+          <w:rStyle w:val="HTMLCode"/>
+          <w:sz w:val="32"/>
+          <w:szCs w:val="32"/>
+        </w:rPr>
+        <w:t>={</w:t>
+      </w:r>
+      <w:proofErr w:type="spellStart"/>
+      <w:proofErr w:type="gramStart"/>
+      <w:r>
+        <w:rPr>
+          <w:rStyle w:val="HTMLCode"/>
+          <w:sz w:val="32"/>
+          <w:szCs w:val="32"/>
+        </w:rPr>
+        <w:t>styles.primary</w:t>
+      </w:r>
+      <w:proofErr w:type="spellEnd"/>
+      <w:proofErr w:type="gramEnd"/>
+      <w:r>
+        <w:rPr>
+          <w:rStyle w:val="HTMLCode"/>
+          <w:sz w:val="32"/>
+          <w:szCs w:val="32"/>
+        </w:rPr>
+        <w:t>}&gt;Click Me&lt;/button&gt;;</w:t>
+      </w:r>
+    </w:p>
+    <w:p>
+      <w:pPr>
+        <w:pStyle w:val="HTMLPreformatted"/>
+        <w:rPr>
+          <w:rStyle w:val="HTMLCode"/>
+          <w:sz w:val="32"/>
+          <w:szCs w:val="32"/>
+        </w:rPr>
+      </w:pPr>
+      <w:r>
+        <w:rPr>
+          <w:rStyle w:val="HTMLCode"/>
+          <w:sz w:val="32"/>
+          <w:szCs w:val="32"/>
+        </w:rPr>
+        <w:t>}</w:t>
+      </w:r>
+    </w:p>
+    <w:p>
+      <w:pPr>
+        <w:pStyle w:val="HTMLPreformatted"/>
+        <w:rPr>
+          <w:rStyle w:val="HTMLCode"/>
+          <w:sz w:val="32"/>
+          <w:szCs w:val="32"/>
+        </w:rPr>
+      </w:pPr>
+      <w:r>
+        <w:rPr>
+          <w:rStyle w:val="HTMLCode"/>
+          <w:sz w:val="32"/>
+          <w:szCs w:val="32"/>
+        </w:rPr>
+        <w:t>/* Button.module.css */</w:t>
+      </w:r>
+    </w:p>
+    <w:p>
+      <w:pPr>
+        <w:pStyle w:val="HTMLPreformatted"/>
+        <w:rPr>
+          <w:rStyle w:val="HTMLCode"/>
+          <w:sz w:val="32"/>
+          <w:szCs w:val="32"/>
+        </w:rPr>
+      </w:pPr>
+      <w:proofErr w:type="gramStart"/>
+      <w:r>
+        <w:rPr>
+          <w:rStyle w:val="HTMLCode"/>
+          <w:sz w:val="32"/>
+          <w:szCs w:val="32"/>
+        </w:rPr>
+        <w:t>.primary</w:t>
+      </w:r>
+      <w:proofErr w:type="gramEnd"/>
+      <w:r>
+        <w:rPr>
+          <w:rStyle w:val="HTMLCode"/>
+          <w:sz w:val="32"/>
+          <w:szCs w:val="32"/>
+        </w:rPr>
+        <w:t xml:space="preserve"> {</w:t>
+      </w:r>
+    </w:p>
+    <w:p>
+      <w:pPr>
+        <w:pStyle w:val="HTMLPreformatted"/>
+        <w:rPr>
+          <w:rStyle w:val="HTMLCode"/>
+          <w:sz w:val="32"/>
+          <w:szCs w:val="32"/>
+        </w:rPr>
+      </w:pPr>
+      <w:r>
+        <w:rPr>
+          <w:rStyle w:val="HTMLCode"/>
+          <w:sz w:val="32"/>
+          <w:szCs w:val="32"/>
+        </w:rPr>
+        <w:t xml:space="preserve">  background-color: #3498db;</w:t>
+      </w:r>
+    </w:p>
+    <w:p>
+      <w:pPr>
+        <w:pStyle w:val="HTMLPreformatted"/>
+        <w:rPr>
+          <w:rStyle w:val="HTMLCode"/>
+          <w:sz w:val="32"/>
+          <w:szCs w:val="32"/>
+        </w:rPr>
+      </w:pPr>
+      <w:r>
+        <w:rPr>
+          <w:rStyle w:val="HTMLCode"/>
+          <w:sz w:val="32"/>
+          <w:szCs w:val="32"/>
+        </w:rPr>
+        <w:t xml:space="preserve">  padding: 10px 20px;</w:t>
+      </w:r>
+    </w:p>
+    <w:p>
+      <w:pPr>
+        <w:pStyle w:val="HTMLPreformatted"/>
+        <w:rPr>
+          <w:rStyle w:val="HTMLCode"/>
+          <w:sz w:val="32"/>
+          <w:szCs w:val="32"/>
+        </w:rPr>
+      </w:pPr>
+      <w:r>
+        <w:rPr>
+          <w:rStyle w:val="HTMLCode"/>
+          <w:sz w:val="32"/>
+          <w:szCs w:val="32"/>
+        </w:rPr>
+        <w:t>}</w:t>
+      </w:r>
+    </w:p>
+    <w:p>
+      <w:pPr>
+        <w:rPr>
+          <w:sz w:val="32"/>
+          <w:szCs w:val="32"/>
+        </w:rPr>
+      </w:pPr>
+      <w:r>
+        <w:rPr>
+          <w:sz w:val="32"/>
+          <w:szCs w:val="32"/>
+        </w:rPr>
+        <w:pict w14:anchorId="468B5CBE">
+          <v:rect id="_x0000_i1036" style="width:0;height:1.5pt" o:hralign="center" o:hrstd="t" o:hr="t" fillcolor="#a0a0a0" stroked="f"/>
         </w:pict>
       </w:r>
     </w:p>
@@ -1757,7 +1240,203 @@
           <w:sz w:val="32"/>
           <w:szCs w:val="32"/>
         </w:rPr>
-        <w:t xml:space="preserve">4. </w:t>
+        <w:t>4. Tailwind CSS</w:t>
+      </w:r>
+    </w:p>
+    <w:p>
+      <w:pPr>
+        <w:pStyle w:val="NormalWeb"/>
+        <w:rPr>
+          <w:sz w:val="32"/>
+          <w:szCs w:val="32"/>
+        </w:rPr>
+      </w:pPr>
+      <w:r>
+        <w:rPr>
+          <w:sz w:val="32"/>
+          <w:szCs w:val="32"/>
+        </w:rPr>
+        <w:t xml:space="preserve">Tailwind CSS is a </w:t>
+      </w:r>
+      <w:r>
+        <w:rPr>
+          <w:rStyle w:val="Strong"/>
+          <w:sz w:val="32"/>
+          <w:szCs w:val="32"/>
+        </w:rPr>
+        <w:t>utility-first CSS framework</w:t>
+      </w:r>
+      <w:r>
+        <w:rPr>
+          <w:sz w:val="32"/>
+          <w:szCs w:val="32"/>
+        </w:rPr>
+        <w:t xml:space="preserve"> that allows rapid styling by applying utility classes directly to HTML/JSX elements.</w:t>
+      </w:r>
+    </w:p>
+    <w:p>
+      <w:pPr>
+        <w:pStyle w:val="Heading4"/>
+        <w:rPr>
+          <w:sz w:val="32"/>
+          <w:szCs w:val="32"/>
+        </w:rPr>
+      </w:pPr>
+      <w:r>
+        <w:rPr>
+          <w:sz w:val="32"/>
+          <w:szCs w:val="32"/>
+        </w:rPr>
+        <w:t xml:space="preserve"> Key Benefits:</w:t>
+      </w:r>
+    </w:p>
+    <w:p>
+      <w:pPr>
+        <w:pStyle w:val="NormalWeb"/>
+        <w:numPr>
+          <w:ilvl w:val="0"/>
+          <w:numId w:val="43"/>
+        </w:numPr>
+        <w:rPr>
+          <w:sz w:val="32"/>
+          <w:szCs w:val="32"/>
+        </w:rPr>
+      </w:pPr>
+      <w:r>
+        <w:rPr>
+          <w:sz w:val="32"/>
+          <w:szCs w:val="32"/>
+        </w:rPr>
+        <w:t>Highly customizable via configuration</w:t>
+      </w:r>
+    </w:p>
+    <w:p>
+      <w:pPr>
+        <w:pStyle w:val="NormalWeb"/>
+        <w:numPr>
+          <w:ilvl w:val="0"/>
+          <w:numId w:val="43"/>
+        </w:numPr>
+        <w:rPr>
+          <w:sz w:val="32"/>
+          <w:szCs w:val="32"/>
+        </w:rPr>
+      </w:pPr>
+      <w:r>
+        <w:rPr>
+          <w:sz w:val="32"/>
+          <w:szCs w:val="32"/>
+        </w:rPr>
+        <w:t>Encourages consistency and design systems</w:t>
+      </w:r>
+    </w:p>
+    <w:p>
+      <w:pPr>
+        <w:pStyle w:val="NormalWeb"/>
+        <w:numPr>
+          <w:ilvl w:val="0"/>
+          <w:numId w:val="43"/>
+        </w:numPr>
+        <w:rPr>
+          <w:sz w:val="32"/>
+          <w:szCs w:val="32"/>
+        </w:rPr>
+      </w:pPr>
+      <w:r>
+        <w:rPr>
+          <w:sz w:val="32"/>
+          <w:szCs w:val="32"/>
+        </w:rPr>
+        <w:t>No need to leave JSX to style</w:t>
+      </w:r>
+    </w:p>
+    <w:p>
+      <w:pPr>
+        <w:pStyle w:val="Heading4"/>
+        <w:rPr>
+          <w:sz w:val="32"/>
+          <w:szCs w:val="32"/>
+        </w:rPr>
+      </w:pPr>
+      <w:r>
+        <w:rPr>
+          <w:sz w:val="32"/>
+          <w:szCs w:val="32"/>
+        </w:rPr>
+        <w:t xml:space="preserve"> Example:</w:t>
+      </w:r>
+    </w:p>
+    <w:p>
+      <w:pPr>
+        <w:pStyle w:val="HTMLPreformatted"/>
+        <w:rPr>
+          <w:rStyle w:val="HTMLCode"/>
+          <w:sz w:val="32"/>
+          <w:szCs w:val="32"/>
+        </w:rPr>
+      </w:pPr>
+      <w:r>
+        <w:rPr>
+          <w:rStyle w:val="HTMLCode"/>
+          <w:sz w:val="32"/>
+          <w:szCs w:val="32"/>
+        </w:rPr>
+        <w:t xml:space="preserve">function </w:t>
+      </w:r>
+      <w:proofErr w:type="gramStart"/>
+      <w:r>
+        <w:rPr>
+          <w:rStyle w:val="HTMLCode"/>
+          <w:sz w:val="32"/>
+          <w:szCs w:val="32"/>
+        </w:rPr>
+        <w:t>Card(</w:t>
+      </w:r>
+      <w:proofErr w:type="gramEnd"/>
+      <w:r>
+        <w:rPr>
+          <w:rStyle w:val="HTMLCode"/>
+          <w:sz w:val="32"/>
+          <w:szCs w:val="32"/>
+        </w:rPr>
+        <w:t>) {</w:t>
+      </w:r>
+    </w:p>
+    <w:p>
+      <w:pPr>
+        <w:pStyle w:val="HTMLPreformatted"/>
+        <w:rPr>
+          <w:rStyle w:val="HTMLCode"/>
+          <w:sz w:val="32"/>
+          <w:szCs w:val="32"/>
+        </w:rPr>
+      </w:pPr>
+      <w:r>
+        <w:rPr>
+          <w:rStyle w:val="HTMLCode"/>
+          <w:sz w:val="32"/>
+          <w:szCs w:val="32"/>
+        </w:rPr>
+        <w:t xml:space="preserve">  return (</w:t>
+      </w:r>
+    </w:p>
+    <w:p>
+      <w:pPr>
+        <w:pStyle w:val="HTMLPreformatted"/>
+        <w:rPr>
+          <w:rStyle w:val="HTMLCode"/>
+          <w:sz w:val="32"/>
+          <w:szCs w:val="32"/>
+        </w:rPr>
+      </w:pPr>
+      <w:r>
+        <w:rPr>
+          <w:rStyle w:val="HTMLCode"/>
+          <w:sz w:val="32"/>
+          <w:szCs w:val="32"/>
+        </w:rPr>
+        <w:lastRenderedPageBreak/>
+        <w:t xml:space="preserve">    &lt;div </w:t>
       </w:r>
       <w:proofErr w:type="spellStart"/>
       <w:r>
@@ -1766,9 +1445,150 @@
           <w:sz w:val="32"/>
           <w:szCs w:val="32"/>
         </w:rPr>
-        <w:t>useState</w:t>
+        <w:t>className</w:t>
       </w:r>
       <w:proofErr w:type="spellEnd"/>
+      <w:r>
+        <w:rPr>
+          <w:rStyle w:val="HTMLCode"/>
+          <w:sz w:val="32"/>
+          <w:szCs w:val="32"/>
+        </w:rPr>
+        <w:t>="</w:t>
+      </w:r>
+      <w:proofErr w:type="spellStart"/>
+      <w:r>
+        <w:rPr>
+          <w:rStyle w:val="HTMLCode"/>
+          <w:sz w:val="32"/>
+          <w:szCs w:val="32"/>
+        </w:rPr>
+        <w:t>bg</w:t>
+      </w:r>
+      <w:proofErr w:type="spellEnd"/>
+      <w:r>
+        <w:rPr>
+          <w:rStyle w:val="HTMLCode"/>
+          <w:sz w:val="32"/>
+          <w:szCs w:val="32"/>
+        </w:rPr>
+        <w:t>-white shadow-md p-4 rounded-lg"&gt;</w:t>
+      </w:r>
+    </w:p>
+    <w:p>
+      <w:pPr>
+        <w:pStyle w:val="HTMLPreformatted"/>
+        <w:rPr>
+          <w:rStyle w:val="HTMLCode"/>
+          <w:sz w:val="32"/>
+          <w:szCs w:val="32"/>
+        </w:rPr>
+      </w:pPr>
+      <w:r>
+        <w:rPr>
+          <w:rStyle w:val="HTMLCode"/>
+          <w:sz w:val="32"/>
+          <w:szCs w:val="32"/>
+        </w:rPr>
+        <w:t xml:space="preserve">      &lt;h2 </w:t>
+      </w:r>
+      <w:proofErr w:type="spellStart"/>
+      <w:r>
+        <w:rPr>
+          <w:rStyle w:val="HTMLCode"/>
+          <w:sz w:val="32"/>
+          <w:szCs w:val="32"/>
+        </w:rPr>
+        <w:t>className</w:t>
+      </w:r>
+      <w:proofErr w:type="spellEnd"/>
+      <w:r>
+        <w:rPr>
+          <w:rStyle w:val="HTMLCode"/>
+          <w:sz w:val="32"/>
+          <w:szCs w:val="32"/>
+        </w:rPr>
+        <w:t>="text-lg font-bold"&gt;Tailwind Card&lt;/h2&gt;</w:t>
+      </w:r>
+    </w:p>
+    <w:p>
+      <w:pPr>
+        <w:pStyle w:val="HTMLPreformatted"/>
+        <w:rPr>
+          <w:rStyle w:val="HTMLCode"/>
+          <w:sz w:val="32"/>
+          <w:szCs w:val="32"/>
+        </w:rPr>
+      </w:pPr>
+      <w:r>
+        <w:rPr>
+          <w:rStyle w:val="HTMLCode"/>
+          <w:sz w:val="32"/>
+          <w:szCs w:val="32"/>
+        </w:rPr>
+        <w:t xml:space="preserve">    &lt;/div&gt;</w:t>
+      </w:r>
+    </w:p>
+    <w:p>
+      <w:pPr>
+        <w:pStyle w:val="HTMLPreformatted"/>
+        <w:rPr>
+          <w:rStyle w:val="HTMLCode"/>
+          <w:sz w:val="32"/>
+          <w:szCs w:val="32"/>
+        </w:rPr>
+      </w:pPr>
+      <w:r>
+        <w:rPr>
+          <w:rStyle w:val="HTMLCode"/>
+          <w:sz w:val="32"/>
+          <w:szCs w:val="32"/>
+        </w:rPr>
+        <w:t xml:space="preserve">  );</w:t>
+      </w:r>
+    </w:p>
+    <w:p>
+      <w:pPr>
+        <w:pStyle w:val="HTMLPreformatted"/>
+        <w:rPr>
+          <w:rStyle w:val="HTMLCode"/>
+          <w:sz w:val="32"/>
+          <w:szCs w:val="32"/>
+        </w:rPr>
+      </w:pPr>
+      <w:r>
+        <w:rPr>
+          <w:rStyle w:val="HTMLCode"/>
+          <w:sz w:val="32"/>
+          <w:szCs w:val="32"/>
+        </w:rPr>
+        <w:t>}</w:t>
+      </w:r>
+    </w:p>
+    <w:p>
+      <w:pPr>
+        <w:pStyle w:val="NormalWeb"/>
+        <w:rPr>
+          <w:sz w:val="32"/>
+          <w:szCs w:val="32"/>
+        </w:rPr>
+      </w:pPr>
+      <w:r>
+        <w:rPr>
+          <w:sz w:val="32"/>
+          <w:szCs w:val="32"/>
+        </w:rPr>
+        <w:t>Tailwind reduces the need for custom CSS files and speeds up development.</w:t>
+      </w:r>
+    </w:p>
+    <w:p>
+      <w:pPr>
+        <w:pStyle w:val="Heading3"/>
+        <w:rPr>
+          <w:sz w:val="32"/>
+          <w:szCs w:val="32"/>
+        </w:rPr>
+      </w:pPr>
       <w:r>
         <w:rPr>
           <w:rStyle w:val="Strong"/>
@@ -1777,7 +1597,7 @@
           <w:sz w:val="32"/>
           <w:szCs w:val="32"/>
         </w:rPr>
-        <w:t xml:space="preserve"> – State in Functional Components</w:t>
+        <w:t>5. Styled Components</w:t>
       </w:r>
     </w:p>
     <w:p>
@@ -1788,22 +1608,12 @@
           <w:szCs w:val="32"/>
         </w:rPr>
       </w:pPr>
-      <w:proofErr w:type="spellStart"/>
-      <w:r>
-        <w:rPr>
-          <w:rStyle w:val="HTMLCode"/>
-          <w:sz w:val="32"/>
-          <w:szCs w:val="32"/>
-        </w:rPr>
-        <w:t>useState</w:t>
-      </w:r>
-      <w:proofErr w:type="spellEnd"/>
-      <w:r>
-        <w:rPr>
-          <w:sz w:val="32"/>
-          <w:szCs w:val="32"/>
-        </w:rPr>
-        <w:t xml:space="preserve"> is a React hook that allows you to add </w:t>
+      <w:r>
+        <w:rPr>
+          <w:sz w:val="32"/>
+          <w:szCs w:val="32"/>
+        </w:rPr>
+        <w:t xml:space="preserve">Styled Components is a popular library that allows writing </w:t>
       </w:r>
       <w:r>
         <w:rPr>
@@ -1811,14 +1621,14 @@
           <w:sz w:val="32"/>
           <w:szCs w:val="32"/>
         </w:rPr>
-        <w:t>local component state</w:t>
-      </w:r>
-      <w:r>
-        <w:rPr>
-          <w:sz w:val="32"/>
-          <w:szCs w:val="32"/>
-        </w:rPr>
-        <w:t>.</w:t>
+        <w:t>CSS-in-JS</w:t>
+      </w:r>
+      <w:r>
+        <w:rPr>
+          <w:sz w:val="32"/>
+          <w:szCs w:val="32"/>
+        </w:rPr>
+        <w:t>, where styles are defined inside the component file using template literals.</w:t>
       </w:r>
     </w:p>
     <w:p>
@@ -1834,412 +1644,27 @@
           <w:sz w:val="32"/>
           <w:szCs w:val="32"/>
         </w:rPr>
-        <w:t>Example:</w:t>
-      </w:r>
-    </w:p>
-    <w:p>
-      <w:pPr>
-        <w:pStyle w:val="HTMLPreformatted"/>
-        <w:rPr>
-          <w:rStyle w:val="HTMLCode"/>
-          <w:sz w:val="32"/>
-          <w:szCs w:val="32"/>
-        </w:rPr>
-      </w:pPr>
-      <w:r>
-        <w:rPr>
-          <w:rStyle w:val="HTMLCode"/>
-          <w:sz w:val="32"/>
-          <w:szCs w:val="32"/>
-        </w:rPr>
-        <w:t xml:space="preserve">import </w:t>
-      </w:r>
-      <w:proofErr w:type="gramStart"/>
-      <w:r>
-        <w:rPr>
-          <w:rStyle w:val="HTMLCode"/>
-          <w:sz w:val="32"/>
-          <w:szCs w:val="32"/>
-        </w:rPr>
-        <w:t xml:space="preserve">{ </w:t>
-      </w:r>
-      <w:proofErr w:type="spellStart"/>
-      <w:r>
-        <w:rPr>
-          <w:rStyle w:val="HTMLCode"/>
-          <w:sz w:val="32"/>
-          <w:szCs w:val="32"/>
-        </w:rPr>
-        <w:t>useState</w:t>
-      </w:r>
-      <w:proofErr w:type="spellEnd"/>
-      <w:proofErr w:type="gramEnd"/>
-      <w:r>
-        <w:rPr>
-          <w:rStyle w:val="HTMLCode"/>
-          <w:sz w:val="32"/>
-          <w:szCs w:val="32"/>
-        </w:rPr>
-        <w:t xml:space="preserve"> } from "react";</w:t>
-      </w:r>
-    </w:p>
-    <w:p>
-      <w:pPr>
-        <w:pStyle w:val="HTMLPreformatted"/>
-        <w:rPr>
-          <w:rStyle w:val="HTMLCode"/>
-          <w:sz w:val="32"/>
-          <w:szCs w:val="32"/>
-        </w:rPr>
-      </w:pPr>
-    </w:p>
-    <w:p>
-      <w:pPr>
-        <w:pStyle w:val="HTMLPreformatted"/>
-        <w:rPr>
-          <w:rStyle w:val="HTMLCode"/>
-          <w:sz w:val="32"/>
-          <w:szCs w:val="32"/>
-        </w:rPr>
-      </w:pPr>
-      <w:r>
-        <w:rPr>
-          <w:rStyle w:val="HTMLCode"/>
-          <w:sz w:val="32"/>
-          <w:szCs w:val="32"/>
-        </w:rPr>
-        <w:t xml:space="preserve">function </w:t>
-      </w:r>
-      <w:proofErr w:type="gramStart"/>
-      <w:r>
-        <w:rPr>
-          <w:rStyle w:val="HTMLCode"/>
-          <w:sz w:val="32"/>
-          <w:szCs w:val="32"/>
-        </w:rPr>
-        <w:t>Counter(</w:t>
-      </w:r>
-      <w:proofErr w:type="gramEnd"/>
-      <w:r>
-        <w:rPr>
-          <w:rStyle w:val="HTMLCode"/>
-          <w:sz w:val="32"/>
-          <w:szCs w:val="32"/>
-        </w:rPr>
-        <w:t>) {</w:t>
-      </w:r>
-    </w:p>
-    <w:p>
-      <w:pPr>
-        <w:pStyle w:val="HTMLPreformatted"/>
-        <w:rPr>
-          <w:rStyle w:val="HTMLCode"/>
-          <w:sz w:val="32"/>
-          <w:szCs w:val="32"/>
-        </w:rPr>
-      </w:pPr>
-      <w:r>
-        <w:rPr>
-          <w:rStyle w:val="HTMLCode"/>
-          <w:sz w:val="32"/>
-          <w:szCs w:val="32"/>
-        </w:rPr>
-        <w:t xml:space="preserve">  const [count, </w:t>
-      </w:r>
-      <w:proofErr w:type="spellStart"/>
-      <w:r>
-        <w:rPr>
-          <w:rStyle w:val="HTMLCode"/>
-          <w:sz w:val="32"/>
-          <w:szCs w:val="32"/>
-        </w:rPr>
-        <w:t>setCount</w:t>
-      </w:r>
-      <w:proofErr w:type="spellEnd"/>
-      <w:r>
-        <w:rPr>
-          <w:rStyle w:val="HTMLCode"/>
-          <w:sz w:val="32"/>
-          <w:szCs w:val="32"/>
-        </w:rPr>
-        <w:t xml:space="preserve">] = </w:t>
-      </w:r>
-      <w:proofErr w:type="spellStart"/>
-      <w:proofErr w:type="gramStart"/>
-      <w:r>
-        <w:rPr>
-          <w:rStyle w:val="HTMLCode"/>
-          <w:sz w:val="32"/>
-          <w:szCs w:val="32"/>
-        </w:rPr>
-        <w:t>useState</w:t>
-      </w:r>
-      <w:proofErr w:type="spellEnd"/>
-      <w:r>
-        <w:rPr>
-          <w:rStyle w:val="HTMLCode"/>
-          <w:sz w:val="32"/>
-          <w:szCs w:val="32"/>
-        </w:rPr>
-        <w:t>(</w:t>
-      </w:r>
-      <w:proofErr w:type="gramEnd"/>
-      <w:r>
-        <w:rPr>
-          <w:rStyle w:val="HTMLCode"/>
-          <w:sz w:val="32"/>
-          <w:szCs w:val="32"/>
-        </w:rPr>
-        <w:t>0);</w:t>
-      </w:r>
-    </w:p>
-    <w:p>
-      <w:pPr>
-        <w:pStyle w:val="HTMLPreformatted"/>
-        <w:rPr>
-          <w:rStyle w:val="HTMLCode"/>
-          <w:sz w:val="32"/>
-          <w:szCs w:val="32"/>
-        </w:rPr>
-      </w:pPr>
-    </w:p>
-    <w:p>
-      <w:pPr>
-        <w:pStyle w:val="HTMLPreformatted"/>
-        <w:rPr>
-          <w:rStyle w:val="HTMLCode"/>
-          <w:sz w:val="32"/>
-          <w:szCs w:val="32"/>
-        </w:rPr>
-      </w:pPr>
-      <w:r>
-        <w:rPr>
-          <w:rStyle w:val="HTMLCode"/>
-          <w:sz w:val="32"/>
-          <w:szCs w:val="32"/>
-        </w:rPr>
-        <w:t xml:space="preserve">  return (</w:t>
-      </w:r>
-    </w:p>
-    <w:p>
-      <w:pPr>
-        <w:pStyle w:val="HTMLPreformatted"/>
-        <w:rPr>
-          <w:rStyle w:val="HTMLCode"/>
-          <w:sz w:val="32"/>
-          <w:szCs w:val="32"/>
-        </w:rPr>
-      </w:pPr>
-      <w:r>
-        <w:rPr>
-          <w:rStyle w:val="HTMLCode"/>
-          <w:sz w:val="32"/>
-          <w:szCs w:val="32"/>
-        </w:rPr>
-        <w:t xml:space="preserve">    &lt;&gt;</w:t>
-      </w:r>
-    </w:p>
-    <w:p>
-      <w:pPr>
-        <w:pStyle w:val="HTMLPreformatted"/>
-        <w:rPr>
-          <w:rStyle w:val="HTMLCode"/>
-          <w:sz w:val="32"/>
-          <w:szCs w:val="32"/>
-        </w:rPr>
-      </w:pPr>
-      <w:r>
-        <w:rPr>
-          <w:rStyle w:val="HTMLCode"/>
-          <w:sz w:val="32"/>
-          <w:szCs w:val="32"/>
-        </w:rPr>
-        <w:lastRenderedPageBreak/>
-        <w:t xml:space="preserve">      &lt;p&gt;Count: {count}&lt;/p&gt;</w:t>
-      </w:r>
-    </w:p>
-    <w:p>
-      <w:pPr>
-        <w:pStyle w:val="HTMLPreformatted"/>
-        <w:rPr>
-          <w:rStyle w:val="HTMLCode"/>
-          <w:sz w:val="32"/>
-          <w:szCs w:val="32"/>
-        </w:rPr>
-      </w:pPr>
-      <w:r>
-        <w:rPr>
-          <w:rStyle w:val="HTMLCode"/>
-          <w:sz w:val="32"/>
-          <w:szCs w:val="32"/>
-        </w:rPr>
-        <w:t xml:space="preserve">      &lt;button </w:t>
-      </w:r>
-      <w:proofErr w:type="spellStart"/>
-      <w:r>
-        <w:rPr>
-          <w:rStyle w:val="HTMLCode"/>
-          <w:sz w:val="32"/>
-          <w:szCs w:val="32"/>
-        </w:rPr>
-        <w:t>onClick</w:t>
-      </w:r>
-      <w:proofErr w:type="spellEnd"/>
-      <w:proofErr w:type="gramStart"/>
-      <w:r>
-        <w:rPr>
-          <w:rStyle w:val="HTMLCode"/>
-          <w:sz w:val="32"/>
-          <w:szCs w:val="32"/>
-        </w:rPr>
-        <w:t>={</w:t>
-      </w:r>
-      <w:proofErr w:type="gramEnd"/>
-      <w:r>
-        <w:rPr>
-          <w:rStyle w:val="HTMLCode"/>
-          <w:sz w:val="32"/>
-          <w:szCs w:val="32"/>
-        </w:rPr>
-        <w:t xml:space="preserve">() =&gt; </w:t>
-      </w:r>
-      <w:proofErr w:type="spellStart"/>
-      <w:r>
-        <w:rPr>
-          <w:rStyle w:val="HTMLCode"/>
-          <w:sz w:val="32"/>
-          <w:szCs w:val="32"/>
-        </w:rPr>
-        <w:t>setCount</w:t>
-      </w:r>
-      <w:proofErr w:type="spellEnd"/>
-      <w:r>
-        <w:rPr>
-          <w:rStyle w:val="HTMLCode"/>
-          <w:sz w:val="32"/>
-          <w:szCs w:val="32"/>
-        </w:rPr>
-        <w:t>(count + 1)}&gt;Increase&lt;/button&gt;</w:t>
-      </w:r>
-    </w:p>
-    <w:p>
-      <w:pPr>
-        <w:pStyle w:val="HTMLPreformatted"/>
-        <w:rPr>
-          <w:rStyle w:val="HTMLCode"/>
-          <w:sz w:val="32"/>
-          <w:szCs w:val="32"/>
-        </w:rPr>
-      </w:pPr>
-      <w:r>
-        <w:rPr>
-          <w:rStyle w:val="HTMLCode"/>
-          <w:sz w:val="32"/>
-          <w:szCs w:val="32"/>
-        </w:rPr>
-        <w:t xml:space="preserve">    &lt;/&gt;</w:t>
-      </w:r>
-    </w:p>
-    <w:p>
-      <w:pPr>
-        <w:pStyle w:val="HTMLPreformatted"/>
-        <w:rPr>
-          <w:rStyle w:val="HTMLCode"/>
-          <w:sz w:val="32"/>
-          <w:szCs w:val="32"/>
-        </w:rPr>
-      </w:pPr>
-      <w:r>
-        <w:rPr>
-          <w:rStyle w:val="HTMLCode"/>
-          <w:sz w:val="32"/>
-          <w:szCs w:val="32"/>
-        </w:rPr>
-        <w:t xml:space="preserve">  );</w:t>
-      </w:r>
-    </w:p>
-    <w:p>
-      <w:pPr>
-        <w:pStyle w:val="HTMLPreformatted"/>
-        <w:rPr>
-          <w:rStyle w:val="HTMLCode"/>
-          <w:sz w:val="32"/>
-          <w:szCs w:val="32"/>
-        </w:rPr>
-      </w:pPr>
-      <w:r>
-        <w:rPr>
-          <w:rStyle w:val="HTMLCode"/>
-          <w:sz w:val="32"/>
-          <w:szCs w:val="32"/>
-        </w:rPr>
-        <w:t>}</w:t>
-      </w:r>
-    </w:p>
-    <w:p>
-      <w:pPr>
-        <w:pStyle w:val="Heading4"/>
-        <w:rPr>
-          <w:sz w:val="32"/>
-          <w:szCs w:val="32"/>
-        </w:rPr>
-      </w:pPr>
-      <w:r>
-        <w:rPr>
-          <w:sz w:val="32"/>
-          <w:szCs w:val="32"/>
-        </w:rPr>
-        <w:t>Key Points:</w:t>
-      </w:r>
-      <w:bookmarkStart w:id="0" w:name="_GoBack"/>
-      <w:bookmarkEnd w:id="0"/>
+        <w:t xml:space="preserve"> Key Benefits:</w:t>
+      </w:r>
     </w:p>
     <w:p>
       <w:pPr>
         <w:pStyle w:val="NormalWeb"/>
         <w:numPr>
           <w:ilvl w:val="0"/>
-          <w:numId w:val="36"/>
+          <w:numId w:val="44"/>
         </w:numPr>
         <w:rPr>
           <w:sz w:val="32"/>
           <w:szCs w:val="32"/>
         </w:rPr>
       </w:pPr>
-      <w:proofErr w:type="spellStart"/>
-      <w:proofErr w:type="gramStart"/>
-      <w:r>
-        <w:rPr>
-          <w:rStyle w:val="HTMLCode"/>
-          <w:sz w:val="32"/>
-          <w:szCs w:val="32"/>
-        </w:rPr>
-        <w:t>useState</w:t>
-      </w:r>
-      <w:proofErr w:type="spellEnd"/>
-      <w:r>
-        <w:rPr>
-          <w:rStyle w:val="HTMLCode"/>
-          <w:sz w:val="32"/>
-          <w:szCs w:val="32"/>
-        </w:rPr>
-        <w:t>(</w:t>
-      </w:r>
-      <w:proofErr w:type="gramEnd"/>
-      <w:r>
-        <w:rPr>
-          <w:rStyle w:val="HTMLCode"/>
-          <w:sz w:val="32"/>
-          <w:szCs w:val="32"/>
-        </w:rPr>
-        <w:t>)</w:t>
-      </w:r>
-      <w:r>
-        <w:rPr>
-          <w:sz w:val="32"/>
-          <w:szCs w:val="32"/>
-        </w:rPr>
-        <w:t xml:space="preserve"> returns a state variable and a function to update it.</w:t>
+      <w:r>
+        <w:rPr>
+          <w:sz w:val="32"/>
+          <w:szCs w:val="32"/>
+        </w:rPr>
+        <w:t>Dynamically style components using props</w:t>
       </w:r>
     </w:p>
     <w:p>
@@ -2247,7 +1672,7 @@
         <w:pStyle w:val="NormalWeb"/>
         <w:numPr>
           <w:ilvl w:val="0"/>
-          <w:numId w:val="36"/>
+          <w:numId w:val="44"/>
         </w:numPr>
         <w:rPr>
           <w:sz w:val="32"/>
@@ -2259,104 +1684,7 @@
           <w:sz w:val="32"/>
           <w:szCs w:val="32"/>
         </w:rPr>
-        <w:t>Re-rendering occurs when state is updated.</w:t>
-      </w:r>
-    </w:p>
-    <w:p>
-      <w:pPr>
-        <w:rPr>
-          <w:sz w:val="32"/>
-          <w:szCs w:val="32"/>
-        </w:rPr>
-      </w:pPr>
-      <w:r>
-        <w:rPr>
-          <w:sz w:val="32"/>
-          <w:szCs w:val="32"/>
-        </w:rPr>
-        <w:pict w14:anchorId="5F33AE2E">
-          <v:rect id="_x0000_i1035" style="width:0;height:1.5pt" o:hralign="center" o:hrstd="t" o:hr="t" fillcolor="#a0a0a0" stroked="f"/>
-        </w:pict>
-      </w:r>
-    </w:p>
-    <w:p>
-      <w:pPr>
-        <w:pStyle w:val="Heading3"/>
-        <w:rPr>
-          <w:sz w:val="32"/>
-          <w:szCs w:val="32"/>
-        </w:rPr>
-      </w:pPr>
-      <w:r>
-        <w:rPr>
-          <w:rStyle w:val="Strong"/>
-          <w:b/>
-          <w:bCs/>
-          <w:sz w:val="32"/>
-          <w:szCs w:val="32"/>
-        </w:rPr>
-        <w:t xml:space="preserve">5. </w:t>
-      </w:r>
-      <w:proofErr w:type="spellStart"/>
-      <w:r>
-        <w:rPr>
-          <w:rStyle w:val="HTMLCode"/>
-          <w:sz w:val="32"/>
-          <w:szCs w:val="32"/>
-        </w:rPr>
-        <w:t>useEffect</w:t>
-      </w:r>
-      <w:proofErr w:type="spellEnd"/>
-      <w:r>
-        <w:rPr>
-          <w:rStyle w:val="Strong"/>
-          <w:b/>
-          <w:bCs/>
-          <w:sz w:val="32"/>
-          <w:szCs w:val="32"/>
-        </w:rPr>
-        <w:t xml:space="preserve"> – Managing Side Effects</w:t>
-      </w:r>
-    </w:p>
-    <w:p>
-      <w:pPr>
-        <w:pStyle w:val="NormalWeb"/>
-        <w:rPr>
-          <w:sz w:val="32"/>
-          <w:szCs w:val="32"/>
-        </w:rPr>
-      </w:pPr>
-      <w:proofErr w:type="spellStart"/>
-      <w:r>
-        <w:rPr>
-          <w:rStyle w:val="HTMLCode"/>
-          <w:sz w:val="32"/>
-          <w:szCs w:val="32"/>
-        </w:rPr>
-        <w:t>useEffect</w:t>
-      </w:r>
-      <w:proofErr w:type="spellEnd"/>
-      <w:r>
-        <w:rPr>
-          <w:sz w:val="32"/>
-          <w:szCs w:val="32"/>
-        </w:rPr>
-        <w:t xml:space="preserve"> is used for </w:t>
-      </w:r>
-      <w:r>
-        <w:rPr>
-          <w:rStyle w:val="Strong"/>
-          <w:sz w:val="32"/>
-          <w:szCs w:val="32"/>
-        </w:rPr>
-        <w:t>side effects</w:t>
-      </w:r>
-      <w:r>
-        <w:rPr>
-          <w:sz w:val="32"/>
-          <w:szCs w:val="32"/>
-        </w:rPr>
-        <w:t xml:space="preserve"> like:</w:t>
+        <w:t>Encapsulated styling per component</w:t>
       </w:r>
     </w:p>
     <w:p>
@@ -2364,7 +1692,7 @@
         <w:pStyle w:val="NormalWeb"/>
         <w:numPr>
           <w:ilvl w:val="0"/>
-          <w:numId w:val="37"/>
+          <w:numId w:val="44"/>
         </w:numPr>
         <w:rPr>
           <w:sz w:val="32"/>
@@ -2376,83 +1704,89 @@
           <w:sz w:val="32"/>
           <w:szCs w:val="32"/>
         </w:rPr>
-        <w:t>Fetching data</w:t>
+        <w:t>JavaScript logic + styles in one file</w:t>
       </w:r>
     </w:p>
     <w:p>
       <w:pPr>
-        <w:pStyle w:val="NormalWeb"/>
-        <w:numPr>
-          <w:ilvl w:val="0"/>
-          <w:numId w:val="37"/>
-        </w:numPr>
-        <w:rPr>
-          <w:sz w:val="32"/>
-          <w:szCs w:val="32"/>
-        </w:rPr>
-      </w:pPr>
-      <w:r>
-        <w:rPr>
-          <w:sz w:val="32"/>
-          <w:szCs w:val="32"/>
-        </w:rPr>
-        <w:t>Updating the DOM</w:t>
+        <w:pStyle w:val="Heading4"/>
+        <w:rPr>
+          <w:sz w:val="32"/>
+          <w:szCs w:val="32"/>
+        </w:rPr>
+      </w:pPr>
+      <w:r>
+        <w:rPr>
+          <w:sz w:val="32"/>
+          <w:szCs w:val="32"/>
+        </w:rPr>
+        <w:t xml:space="preserve"> Example:</w:t>
       </w:r>
     </w:p>
     <w:p>
       <w:pPr>
-        <w:pStyle w:val="NormalWeb"/>
-        <w:numPr>
-          <w:ilvl w:val="0"/>
-          <w:numId w:val="37"/>
-        </w:numPr>
-        <w:rPr>
-          <w:sz w:val="32"/>
-          <w:szCs w:val="32"/>
-        </w:rPr>
-      </w:pPr>
-      <w:r>
-        <w:rPr>
-          <w:sz w:val="32"/>
-          <w:szCs w:val="32"/>
-        </w:rPr>
-        <w:t>Setting up subscriptions</w:t>
+        <w:pStyle w:val="HTMLPreformatted"/>
+        <w:rPr>
+          <w:rStyle w:val="HTMLCode"/>
+          <w:sz w:val="32"/>
+          <w:szCs w:val="32"/>
+        </w:rPr>
+      </w:pPr>
+      <w:r>
+        <w:rPr>
+          <w:rStyle w:val="HTMLCode"/>
+          <w:sz w:val="32"/>
+          <w:szCs w:val="32"/>
+        </w:rPr>
+        <w:t>import styled from 'styled-components';</w:t>
       </w:r>
     </w:p>
     <w:p>
       <w:pPr>
-        <w:pStyle w:val="NormalWeb"/>
-        <w:numPr>
-          <w:ilvl w:val="0"/>
-          <w:numId w:val="37"/>
-        </w:numPr>
-        <w:rPr>
-          <w:sz w:val="32"/>
-          <w:szCs w:val="32"/>
-        </w:rPr>
-      </w:pPr>
-      <w:r>
-        <w:rPr>
-          <w:sz w:val="32"/>
-          <w:szCs w:val="32"/>
-        </w:rPr>
-        <w:t>Cleaning up on unmount</w:t>
-      </w:r>
+        <w:pStyle w:val="HTMLPreformatted"/>
+        <w:rPr>
+          <w:rStyle w:val="HTMLCode"/>
+          <w:sz w:val="32"/>
+          <w:szCs w:val="32"/>
+        </w:rPr>
+      </w:pPr>
     </w:p>
     <w:p>
       <w:pPr>
-        <w:pStyle w:val="Heading4"/>
-        <w:rPr>
-          <w:sz w:val="32"/>
-          <w:szCs w:val="32"/>
-        </w:rPr>
-      </w:pPr>
-      <w:r>
-        <w:rPr>
-          <w:sz w:val="32"/>
-          <w:szCs w:val="32"/>
-        </w:rPr>
-        <w:t>Syntax:</w:t>
+        <w:pStyle w:val="HTMLPreformatted"/>
+        <w:rPr>
+          <w:rStyle w:val="HTMLCode"/>
+          <w:sz w:val="32"/>
+          <w:szCs w:val="32"/>
+        </w:rPr>
+      </w:pPr>
+      <w:r>
+        <w:rPr>
+          <w:rStyle w:val="HTMLCode"/>
+          <w:sz w:val="32"/>
+          <w:szCs w:val="32"/>
+        </w:rPr>
+        <w:t xml:space="preserve">const Button = </w:t>
+      </w:r>
+      <w:proofErr w:type="spellStart"/>
+      <w:proofErr w:type="gramStart"/>
+      <w:r>
+        <w:rPr>
+          <w:rStyle w:val="HTMLCode"/>
+          <w:sz w:val="32"/>
+          <w:szCs w:val="32"/>
+        </w:rPr>
+        <w:t>styled.button</w:t>
+      </w:r>
+      <w:proofErr w:type="spellEnd"/>
+      <w:proofErr w:type="gramEnd"/>
+      <w:r>
+        <w:rPr>
+          <w:rStyle w:val="HTMLCode"/>
+          <w:sz w:val="32"/>
+          <w:szCs w:val="32"/>
+        </w:rPr>
+        <w:t>`</w:t>
       </w:r>
     </w:p>
     <w:p>
@@ -2464,6 +1798,96 @@
           <w:szCs w:val="32"/>
         </w:rPr>
       </w:pPr>
+      <w:r>
+        <w:rPr>
+          <w:rStyle w:val="HTMLCode"/>
+          <w:sz w:val="32"/>
+          <w:szCs w:val="32"/>
+        </w:rPr>
+        <w:t xml:space="preserve">  background: #2ecc71;</w:t>
+      </w:r>
+    </w:p>
+    <w:p>
+      <w:pPr>
+        <w:pStyle w:val="HTMLPreformatted"/>
+        <w:rPr>
+          <w:rStyle w:val="HTMLCode"/>
+          <w:sz w:val="32"/>
+          <w:szCs w:val="32"/>
+        </w:rPr>
+      </w:pPr>
+      <w:r>
+        <w:rPr>
+          <w:rStyle w:val="HTMLCode"/>
+          <w:sz w:val="32"/>
+          <w:szCs w:val="32"/>
+        </w:rPr>
+        <w:t xml:space="preserve">  color: white;</w:t>
+      </w:r>
+    </w:p>
+    <w:p>
+      <w:pPr>
+        <w:pStyle w:val="HTMLPreformatted"/>
+        <w:rPr>
+          <w:rStyle w:val="HTMLCode"/>
+          <w:sz w:val="32"/>
+          <w:szCs w:val="32"/>
+        </w:rPr>
+      </w:pPr>
+      <w:r>
+        <w:rPr>
+          <w:rStyle w:val="HTMLCode"/>
+          <w:sz w:val="32"/>
+          <w:szCs w:val="32"/>
+        </w:rPr>
+        <w:t xml:space="preserve">  padding: 10px 20px;</w:t>
+      </w:r>
+    </w:p>
+    <w:p>
+      <w:pPr>
+        <w:pStyle w:val="HTMLPreformatted"/>
+        <w:rPr>
+          <w:rStyle w:val="HTMLCode"/>
+          <w:sz w:val="32"/>
+          <w:szCs w:val="32"/>
+        </w:rPr>
+      </w:pPr>
+      <w:r>
+        <w:rPr>
+          <w:rStyle w:val="HTMLCode"/>
+          <w:sz w:val="32"/>
+          <w:szCs w:val="32"/>
+        </w:rPr>
+        <w:t>`;</w:t>
+      </w:r>
+    </w:p>
+    <w:p>
+      <w:pPr>
+        <w:pStyle w:val="HTMLPreformatted"/>
+        <w:rPr>
+          <w:rStyle w:val="HTMLCode"/>
+          <w:sz w:val="32"/>
+          <w:szCs w:val="32"/>
+        </w:rPr>
+      </w:pPr>
+    </w:p>
+    <w:p>
+      <w:pPr>
+        <w:pStyle w:val="HTMLPreformatted"/>
+        <w:rPr>
+          <w:rStyle w:val="HTMLCode"/>
+          <w:sz w:val="32"/>
+          <w:szCs w:val="32"/>
+        </w:rPr>
+      </w:pPr>
+      <w:r>
+        <w:rPr>
+          <w:rStyle w:val="HTMLCode"/>
+          <w:sz w:val="32"/>
+          <w:szCs w:val="32"/>
+        </w:rPr>
+        <w:t xml:space="preserve">function </w:t>
+      </w:r>
       <w:proofErr w:type="spellStart"/>
       <w:proofErr w:type="gramStart"/>
       <w:r>
@@ -2472,7 +1896,7 @@
           <w:sz w:val="32"/>
           <w:szCs w:val="32"/>
         </w:rPr>
-        <w:t>useEffect</w:t>
+        <w:t>SubmitButton</w:t>
       </w:r>
       <w:proofErr w:type="spellEnd"/>
       <w:r>
@@ -2490,7 +1914,7 @@
           <w:sz w:val="32"/>
           <w:szCs w:val="32"/>
         </w:rPr>
-        <w:t>() =&gt; {</w:t>
+        <w:t>) {</w:t>
       </w:r>
     </w:p>
     <w:p>
@@ -2508,7 +1932,7 @@
           <w:sz w:val="32"/>
           <w:szCs w:val="32"/>
         </w:rPr>
-        <w:t xml:space="preserve">  // side effect code here</w:t>
+        <w:t xml:space="preserve">  return &lt;Button&gt;Submit&lt;/Button&gt;;</w:t>
       </w:r>
     </w:p>
     <w:p>
@@ -2526,287 +1950,27 @@
           <w:sz w:val="32"/>
           <w:szCs w:val="32"/>
         </w:rPr>
-        <w:t xml:space="preserve">  return () =&gt; {</w:t>
+        <w:t>}</w:t>
       </w:r>
     </w:p>
     <w:p>
       <w:pPr>
-        <w:pStyle w:val="HTMLPreformatted"/>
-        <w:rPr>
-          <w:rStyle w:val="HTMLCode"/>
-          <w:sz w:val="32"/>
-          <w:szCs w:val="32"/>
-        </w:rPr>
-      </w:pPr>
-      <w:r>
-        <w:rPr>
-          <w:rStyle w:val="HTMLCode"/>
-          <w:sz w:val="32"/>
-          <w:szCs w:val="32"/>
-        </w:rPr>
-        <w:t xml:space="preserve">    // cleanup code here (optional)</w:t>
-      </w:r>
-    </w:p>
-    <w:p>
-      <w:pPr>
-        <w:pStyle w:val="HTMLPreformatted"/>
-        <w:rPr>
-          <w:rStyle w:val="HTMLCode"/>
-          <w:sz w:val="32"/>
-          <w:szCs w:val="32"/>
-        </w:rPr>
-      </w:pPr>
-      <w:r>
-        <w:rPr>
-          <w:rStyle w:val="HTMLCode"/>
-          <w:sz w:val="32"/>
-          <w:szCs w:val="32"/>
-        </w:rPr>
-        <w:t xml:space="preserve">  };</w:t>
-      </w:r>
-    </w:p>
-    <w:p>
-      <w:pPr>
-        <w:pStyle w:val="HTMLPreformatted"/>
-        <w:rPr>
-          <w:rStyle w:val="HTMLCode"/>
-          <w:sz w:val="32"/>
-          <w:szCs w:val="32"/>
-        </w:rPr>
-      </w:pPr>
-      <w:r>
-        <w:rPr>
-          <w:rStyle w:val="HTMLCode"/>
-          <w:sz w:val="32"/>
-          <w:szCs w:val="32"/>
-        </w:rPr>
-        <w:t>}, [dependencies]);</w:t>
-      </w:r>
-    </w:p>
-    <w:p>
-      <w:pPr>
-        <w:pStyle w:val="Heading4"/>
-        <w:rPr>
-          <w:sz w:val="32"/>
-          <w:szCs w:val="32"/>
-        </w:rPr>
-      </w:pPr>
-      <w:r>
-        <w:rPr>
-          <w:sz w:val="32"/>
-          <w:szCs w:val="32"/>
-        </w:rPr>
-        <w:t>Example:</w:t>
-      </w:r>
-    </w:p>
-    <w:p>
-      <w:pPr>
-        <w:pStyle w:val="HTMLPreformatted"/>
-        <w:rPr>
-          <w:rStyle w:val="HTMLCode"/>
-          <w:sz w:val="32"/>
-          <w:szCs w:val="32"/>
-        </w:rPr>
-      </w:pPr>
-      <w:proofErr w:type="spellStart"/>
-      <w:proofErr w:type="gramStart"/>
-      <w:r>
-        <w:rPr>
-          <w:rStyle w:val="HTMLCode"/>
-          <w:sz w:val="32"/>
-          <w:szCs w:val="32"/>
-        </w:rPr>
-        <w:t>useEffect</w:t>
-      </w:r>
-      <w:proofErr w:type="spellEnd"/>
-      <w:r>
-        <w:rPr>
-          <w:rStyle w:val="HTMLCode"/>
-          <w:sz w:val="32"/>
-          <w:szCs w:val="32"/>
-        </w:rPr>
-        <w:t>(</w:t>
-      </w:r>
-      <w:proofErr w:type="gramEnd"/>
-      <w:r>
-        <w:rPr>
-          <w:rStyle w:val="HTMLCode"/>
-          <w:sz w:val="32"/>
-          <w:szCs w:val="32"/>
-        </w:rPr>
-        <w:t>() =&gt; {</w:t>
-      </w:r>
-    </w:p>
-    <w:p>
-      <w:pPr>
-        <w:pStyle w:val="HTMLPreformatted"/>
-        <w:rPr>
-          <w:rStyle w:val="HTMLCode"/>
-          <w:sz w:val="32"/>
-          <w:szCs w:val="32"/>
-        </w:rPr>
-      </w:pPr>
-      <w:r>
-        <w:rPr>
-          <w:rStyle w:val="HTMLCode"/>
-          <w:sz w:val="32"/>
-          <w:szCs w:val="32"/>
-        </w:rPr>
-        <w:t xml:space="preserve">  </w:t>
-      </w:r>
-      <w:proofErr w:type="gramStart"/>
-      <w:r>
-        <w:rPr>
-          <w:rStyle w:val="HTMLCode"/>
-          <w:sz w:val="32"/>
-          <w:szCs w:val="32"/>
-        </w:rPr>
-        <w:t>console.log(</w:t>
-      </w:r>
-      <w:proofErr w:type="gramEnd"/>
-      <w:r>
-        <w:rPr>
-          <w:rStyle w:val="HTMLCode"/>
-          <w:sz w:val="32"/>
-          <w:szCs w:val="32"/>
-        </w:rPr>
-        <w:t>"Component mounted or updated");</w:t>
-      </w:r>
-    </w:p>
-    <w:p>
-      <w:pPr>
-        <w:pStyle w:val="HTMLPreformatted"/>
-        <w:rPr>
-          <w:rStyle w:val="HTMLCode"/>
-          <w:sz w:val="32"/>
-          <w:szCs w:val="32"/>
-        </w:rPr>
-      </w:pPr>
-      <w:r>
-        <w:rPr>
-          <w:rStyle w:val="HTMLCode"/>
-          <w:sz w:val="32"/>
-          <w:szCs w:val="32"/>
-        </w:rPr>
-        <w:lastRenderedPageBreak/>
-        <w:t xml:space="preserve">  return () =&gt; </w:t>
-      </w:r>
-      <w:proofErr w:type="gramStart"/>
-      <w:r>
-        <w:rPr>
-          <w:rStyle w:val="HTMLCode"/>
-          <w:sz w:val="32"/>
-          <w:szCs w:val="32"/>
-        </w:rPr>
-        <w:t>console.log(</w:t>
-      </w:r>
-      <w:proofErr w:type="gramEnd"/>
-      <w:r>
-        <w:rPr>
-          <w:rStyle w:val="HTMLCode"/>
-          <w:sz w:val="32"/>
-          <w:szCs w:val="32"/>
-        </w:rPr>
-        <w:t>"Component will unmount");</w:t>
-      </w:r>
-    </w:p>
-    <w:p>
-      <w:pPr>
-        <w:pStyle w:val="HTMLPreformatted"/>
-        <w:rPr>
-          <w:rStyle w:val="HTMLCode"/>
-          <w:sz w:val="32"/>
-          <w:szCs w:val="32"/>
-        </w:rPr>
-      </w:pPr>
-      <w:r>
-        <w:rPr>
-          <w:rStyle w:val="HTMLCode"/>
-          <w:sz w:val="32"/>
-          <w:szCs w:val="32"/>
-        </w:rPr>
-        <w:t>}, [count]);</w:t>
-      </w:r>
-    </w:p>
-    <w:p>
-      <w:pPr>
-        <w:pStyle w:val="NormalWeb"/>
-        <w:numPr>
-          <w:ilvl w:val="0"/>
-          <w:numId w:val="38"/>
-        </w:numPr>
-        <w:rPr>
-          <w:sz w:val="32"/>
-          <w:szCs w:val="32"/>
-        </w:rPr>
-      </w:pPr>
-      <w:r>
-        <w:rPr>
-          <w:sz w:val="32"/>
-          <w:szCs w:val="32"/>
-        </w:rPr>
-        <w:t>The second argument (dependency array) controls when the effect runs.</w:t>
-      </w:r>
-    </w:p>
-    <w:p>
-      <w:pPr>
-        <w:pStyle w:val="NormalWeb"/>
-        <w:numPr>
-          <w:ilvl w:val="0"/>
-          <w:numId w:val="38"/>
-        </w:numPr>
-        <w:rPr>
-          <w:sz w:val="32"/>
-          <w:szCs w:val="32"/>
-        </w:rPr>
-      </w:pPr>
-      <w:r>
-        <w:rPr>
-          <w:sz w:val="32"/>
-          <w:szCs w:val="32"/>
-        </w:rPr>
-        <w:t>If it's empty (</w:t>
-      </w:r>
-      <w:r>
-        <w:rPr>
-          <w:rStyle w:val="HTMLCode"/>
-          <w:sz w:val="32"/>
-          <w:szCs w:val="32"/>
-        </w:rPr>
-        <w:t>[]</w:t>
-      </w:r>
-      <w:r>
-        <w:rPr>
-          <w:sz w:val="32"/>
-          <w:szCs w:val="32"/>
-        </w:rPr>
-        <w:t>), it only runs on mount.</w:t>
-      </w:r>
-    </w:p>
-    <w:p>
-      <w:pPr>
-        <w:pStyle w:val="NormalWeb"/>
-        <w:numPr>
-          <w:ilvl w:val="0"/>
-          <w:numId w:val="38"/>
-        </w:numPr>
-        <w:rPr>
-          <w:sz w:val="32"/>
-          <w:szCs w:val="32"/>
-        </w:rPr>
-      </w:pPr>
-      <w:r>
-        <w:rPr>
-          <w:sz w:val="32"/>
-          <w:szCs w:val="32"/>
-        </w:rPr>
-        <w:t>If it includes variables, it runs whenever those change.</w:t>
-      </w:r>
-    </w:p>
-    <w:p>
-      <w:pPr>
-        <w:pStyle w:val="Heading2"/>
-      </w:pPr>
+        <w:rPr>
+          <w:sz w:val="32"/>
+          <w:szCs w:val="32"/>
+        </w:rPr>
+      </w:pPr>
+      <w:r>
+        <w:rPr>
+          <w:sz w:val="32"/>
+          <w:szCs w:val="32"/>
+        </w:rPr>
+        <w:pict w14:anchorId="062F9066">
+          <v:rect id="_x0000_i1058" style="width:0;height:1.5pt" o:hralign="center" o:hrstd="t" o:hr="t" fillcolor="#a0a0a0" stroked="f"/>
+        </w:pict>
+      </w:r>
+      <w:bookmarkStart w:id="0" w:name="_GoBack"/>
+      <w:bookmarkEnd w:id="0"/>
     </w:p>
     <w:sectPr>
       <w:pgSz w:w="12240" w:h="15840"/>
@@ -3324,6 +2488,155 @@
     </w:lvl>
   </w:abstractNum>
   <w:abstractNum w:abstractNumId="3" w15:restartNumberingAfterBreak="0">
+    <w:nsid w:val="09470EF0"/>
+    <w:multiLevelType w:val="multilevel"/>
+    <w:tmpl w:val="8514D160"/>
+    <w:lvl w:ilvl="0">
+      <w:start w:val="1"/>
+      <w:numFmt w:val="bullet"/>
+      <w:lvlText w:val=""/>
+      <w:lvlJc w:val="left"/>
+      <w:pPr>
+        <w:tabs>
+          <w:tab w:val="num" w:pos="720"/>
+        </w:tabs>
+        <w:ind w:left="720" w:hanging="360"/>
+      </w:pPr>
+      <w:rPr>
+        <w:rFonts w:ascii="Symbol" w:hAnsi="Symbol" w:hint="default"/>
+        <w:sz w:val="20"/>
+      </w:rPr>
+    </w:lvl>
+    <w:lvl w:ilvl="1" w:tentative="1">
+      <w:start w:val="1"/>
+      <w:numFmt w:val="bullet"/>
+      <w:lvlText w:val="o"/>
+      <w:lvlJc w:val="left"/>
+      <w:pPr>
+        <w:tabs>
+          <w:tab w:val="num" w:pos="1440"/>
+        </w:tabs>
+        <w:ind w:left="1440" w:hanging="360"/>
+      </w:pPr>
+      <w:rPr>
+        <w:rFonts w:ascii="Courier New" w:hAnsi="Courier New" w:hint="default"/>
+        <w:sz w:val="20"/>
+      </w:rPr>
+    </w:lvl>
+    <w:lvl w:ilvl="2" w:tentative="1">
+      <w:start w:val="1"/>
+      <w:numFmt w:val="bullet"/>
+      <w:lvlText w:val=""/>
+      <w:lvlJc w:val="left"/>
+      <w:pPr>
+        <w:tabs>
+          <w:tab w:val="num" w:pos="2160"/>
+        </w:tabs>
+        <w:ind w:left="2160" w:hanging="360"/>
+      </w:pPr>
+      <w:rPr>
+        <w:rFonts w:ascii="Wingdings" w:hAnsi="Wingdings" w:hint="default"/>
+        <w:sz w:val="20"/>
+      </w:rPr>
+    </w:lvl>
+    <w:lvl w:ilvl="3" w:tentative="1">
+      <w:start w:val="1"/>
+      <w:numFmt w:val="bullet"/>
+      <w:lvlText w:val=""/>
+      <w:lvlJc w:val="left"/>
+      <w:pPr>
+        <w:tabs>
+          <w:tab w:val="num" w:pos="2880"/>
+        </w:tabs>
+        <w:ind w:left="2880" w:hanging="360"/>
+      </w:pPr>
+      <w:rPr>
+        <w:rFonts w:ascii="Wingdings" w:hAnsi="Wingdings" w:hint="default"/>
+        <w:sz w:val="20"/>
+      </w:rPr>
+    </w:lvl>
+    <w:lvl w:ilvl="4" w:tentative="1">
+      <w:start w:val="1"/>
+      <w:numFmt w:val="bullet"/>
+      <w:lvlText w:val=""/>
+      <w:lvlJc w:val="left"/>
+      <w:pPr>
+        <w:tabs>
+          <w:tab w:val="num" w:pos="3600"/>
+        </w:tabs>
+        <w:ind w:left="3600" w:hanging="360"/>
+      </w:pPr>
+      <w:rPr>
+        <w:rFonts w:ascii="Wingdings" w:hAnsi="Wingdings" w:hint="default"/>
+        <w:sz w:val="20"/>
+      </w:rPr>
+    </w:lvl>
+    <w:lvl w:ilvl="5" w:tentative="1">
+      <w:start w:val="1"/>
+      <w:numFmt w:val="bullet"/>
+      <w:lvlText w:val=""/>
+      <w:lvlJc w:val="left"/>
+      <w:pPr>
+        <w:tabs>
+          <w:tab w:val="num" w:pos="4320"/>
+        </w:tabs>
+        <w:ind w:left="4320" w:hanging="360"/>
+      </w:pPr>
+      <w:rPr>
+        <w:rFonts w:ascii="Wingdings" w:hAnsi="Wingdings" w:hint="default"/>
+        <w:sz w:val="20"/>
+      </w:rPr>
+    </w:lvl>
+    <w:lvl w:ilvl="6" w:tentative="1">
+      <w:start w:val="1"/>
+      <w:numFmt w:val="bullet"/>
+      <w:lvlText w:val=""/>
+      <w:lvlJc w:val="left"/>
+      <w:pPr>
+        <w:tabs>
+          <w:tab w:val="num" w:pos="5040"/>
+        </w:tabs>
+        <w:ind w:left="5040" w:hanging="360"/>
+      </w:pPr>
+      <w:rPr>
+        <w:rFonts w:ascii="Wingdings" w:hAnsi="Wingdings" w:hint="default"/>
+        <w:sz w:val="20"/>
+      </w:rPr>
+    </w:lvl>
+    <w:lvl w:ilvl="7" w:tentative="1">
+      <w:start w:val="1"/>
+      <w:numFmt w:val="bullet"/>
+      <w:lvlText w:val=""/>
+      <w:lvlJc w:val="left"/>
+      <w:pPr>
+        <w:tabs>
+          <w:tab w:val="num" w:pos="5760"/>
+        </w:tabs>
+        <w:ind w:left="5760" w:hanging="360"/>
+      </w:pPr>
+      <w:rPr>
+        <w:rFonts w:ascii="Wingdings" w:hAnsi="Wingdings" w:hint="default"/>
+        <w:sz w:val="20"/>
+      </w:rPr>
+    </w:lvl>
+    <w:lvl w:ilvl="8" w:tentative="1">
+      <w:start w:val="1"/>
+      <w:numFmt w:val="bullet"/>
+      <w:lvlText w:val=""/>
+      <w:lvlJc w:val="left"/>
+      <w:pPr>
+        <w:tabs>
+          <w:tab w:val="num" w:pos="6480"/>
+        </w:tabs>
+        <w:ind w:left="6480" w:hanging="360"/>
+      </w:pPr>
+      <w:rPr>
+        <w:rFonts w:ascii="Wingdings" w:hAnsi="Wingdings" w:hint="default"/>
+        <w:sz w:val="20"/>
+      </w:rPr>
+    </w:lvl>
+  </w:abstractNum>
+  <w:abstractNum w:abstractNumId="4" w15:restartNumberingAfterBreak="0">
     <w:nsid w:val="0AFF00DC"/>
     <w:multiLevelType w:val="multilevel"/>
     <w:tmpl w:val="5FFA565E"/>
@@ -3472,7 +2785,7 @@
       </w:rPr>
     </w:lvl>
   </w:abstractNum>
-  <w:abstractNum w:abstractNumId="4" w15:restartNumberingAfterBreak="0">
+  <w:abstractNum w:abstractNumId="5" w15:restartNumberingAfterBreak="0">
     <w:nsid w:val="141D5702"/>
     <w:multiLevelType w:val="multilevel"/>
     <w:tmpl w:val="81F88C6C"/>
@@ -3621,7 +2934,7 @@
       </w:rPr>
     </w:lvl>
   </w:abstractNum>
-  <w:abstractNum w:abstractNumId="5" w15:restartNumberingAfterBreak="0">
+  <w:abstractNum w:abstractNumId="6" w15:restartNumberingAfterBreak="0">
     <w:nsid w:val="14A36D37"/>
     <w:multiLevelType w:val="multilevel"/>
     <w:tmpl w:val="620E3686"/>
@@ -3770,7 +3083,7 @@
       </w:rPr>
     </w:lvl>
   </w:abstractNum>
-  <w:abstractNum w:abstractNumId="6" w15:restartNumberingAfterBreak="0">
+  <w:abstractNum w:abstractNumId="7" w15:restartNumberingAfterBreak="0">
     <w:nsid w:val="14CF0D9B"/>
     <w:multiLevelType w:val="multilevel"/>
     <w:tmpl w:val="2CF2A6C2"/>
@@ -3919,7 +3232,7 @@
       </w:rPr>
     </w:lvl>
   </w:abstractNum>
-  <w:abstractNum w:abstractNumId="7" w15:restartNumberingAfterBreak="0">
+  <w:abstractNum w:abstractNumId="8" w15:restartNumberingAfterBreak="0">
     <w:nsid w:val="156E59D7"/>
     <w:multiLevelType w:val="multilevel"/>
     <w:tmpl w:val="8DCEACAE"/>
@@ -4068,7 +3381,156 @@
       </w:rPr>
     </w:lvl>
   </w:abstractNum>
-  <w:abstractNum w:abstractNumId="8" w15:restartNumberingAfterBreak="0">
+  <w:abstractNum w:abstractNumId="9" w15:restartNumberingAfterBreak="0">
+    <w:nsid w:val="1B6400B8"/>
+    <w:multiLevelType w:val="multilevel"/>
+    <w:tmpl w:val="65DAF230"/>
+    <w:lvl w:ilvl="0">
+      <w:start w:val="1"/>
+      <w:numFmt w:val="bullet"/>
+      <w:lvlText w:val=""/>
+      <w:lvlJc w:val="left"/>
+      <w:pPr>
+        <w:tabs>
+          <w:tab w:val="num" w:pos="720"/>
+        </w:tabs>
+        <w:ind w:left="720" w:hanging="360"/>
+      </w:pPr>
+      <w:rPr>
+        <w:rFonts w:ascii="Symbol" w:hAnsi="Symbol" w:hint="default"/>
+        <w:sz w:val="20"/>
+      </w:rPr>
+    </w:lvl>
+    <w:lvl w:ilvl="1" w:tentative="1">
+      <w:start w:val="1"/>
+      <w:numFmt w:val="bullet"/>
+      <w:lvlText w:val="o"/>
+      <w:lvlJc w:val="left"/>
+      <w:pPr>
+        <w:tabs>
+          <w:tab w:val="num" w:pos="1440"/>
+        </w:tabs>
+        <w:ind w:left="1440" w:hanging="360"/>
+      </w:pPr>
+      <w:rPr>
+        <w:rFonts w:ascii="Courier New" w:hAnsi="Courier New" w:hint="default"/>
+        <w:sz w:val="20"/>
+      </w:rPr>
+    </w:lvl>
+    <w:lvl w:ilvl="2" w:tentative="1">
+      <w:start w:val="1"/>
+      <w:numFmt w:val="bullet"/>
+      <w:lvlText w:val=""/>
+      <w:lvlJc w:val="left"/>
+      <w:pPr>
+        <w:tabs>
+          <w:tab w:val="num" w:pos="2160"/>
+        </w:tabs>
+        <w:ind w:left="2160" w:hanging="360"/>
+      </w:pPr>
+      <w:rPr>
+        <w:rFonts w:ascii="Wingdings" w:hAnsi="Wingdings" w:hint="default"/>
+        <w:sz w:val="20"/>
+      </w:rPr>
+    </w:lvl>
+    <w:lvl w:ilvl="3" w:tentative="1">
+      <w:start w:val="1"/>
+      <w:numFmt w:val="bullet"/>
+      <w:lvlText w:val=""/>
+      <w:lvlJc w:val="left"/>
+      <w:pPr>
+        <w:tabs>
+          <w:tab w:val="num" w:pos="2880"/>
+        </w:tabs>
+        <w:ind w:left="2880" w:hanging="360"/>
+      </w:pPr>
+      <w:rPr>
+        <w:rFonts w:ascii="Wingdings" w:hAnsi="Wingdings" w:hint="default"/>
+        <w:sz w:val="20"/>
+      </w:rPr>
+    </w:lvl>
+    <w:lvl w:ilvl="4" w:tentative="1">
+      <w:start w:val="1"/>
+      <w:numFmt w:val="bullet"/>
+      <w:lvlText w:val=""/>
+      <w:lvlJc w:val="left"/>
+      <w:pPr>
+        <w:tabs>
+          <w:tab w:val="num" w:pos="3600"/>
+        </w:tabs>
+        <w:ind w:left="3600" w:hanging="360"/>
+      </w:pPr>
+      <w:rPr>
+        <w:rFonts w:ascii="Wingdings" w:hAnsi="Wingdings" w:hint="default"/>
+        <w:sz w:val="20"/>
+      </w:rPr>
+    </w:lvl>
+    <w:lvl w:ilvl="5" w:tentative="1">
+      <w:start w:val="1"/>
+      <w:numFmt w:val="bullet"/>
+      <w:lvlText w:val=""/>
+      <w:lvlJc w:val="left"/>
+      <w:pPr>
+        <w:tabs>
+          <w:tab w:val="num" w:pos="4320"/>
+        </w:tabs>
+        <w:ind w:left="4320" w:hanging="360"/>
+      </w:pPr>
+      <w:rPr>
+        <w:rFonts w:ascii="Wingdings" w:hAnsi="Wingdings" w:hint="default"/>
+        <w:sz w:val="20"/>
+      </w:rPr>
+    </w:lvl>
+    <w:lvl w:ilvl="6" w:tentative="1">
+      <w:start w:val="1"/>
+      <w:numFmt w:val="bullet"/>
+      <w:lvlText w:val=""/>
+      <w:lvlJc w:val="left"/>
+      <w:pPr>
+        <w:tabs>
+          <w:tab w:val="num" w:pos="5040"/>
+        </w:tabs>
+        <w:ind w:left="5040" w:hanging="360"/>
+      </w:pPr>
+      <w:rPr>
+        <w:rFonts w:ascii="Wingdings" w:hAnsi="Wingdings" w:hint="default"/>
+        <w:sz w:val="20"/>
+      </w:rPr>
+    </w:lvl>
+    <w:lvl w:ilvl="7" w:tentative="1">
+      <w:start w:val="1"/>
+      <w:numFmt w:val="bullet"/>
+      <w:lvlText w:val=""/>
+      <w:lvlJc w:val="left"/>
+      <w:pPr>
+        <w:tabs>
+          <w:tab w:val="num" w:pos="5760"/>
+        </w:tabs>
+        <w:ind w:left="5760" w:hanging="360"/>
+      </w:pPr>
+      <w:rPr>
+        <w:rFonts w:ascii="Wingdings" w:hAnsi="Wingdings" w:hint="default"/>
+        <w:sz w:val="20"/>
+      </w:rPr>
+    </w:lvl>
+    <w:lvl w:ilvl="8" w:tentative="1">
+      <w:start w:val="1"/>
+      <w:numFmt w:val="bullet"/>
+      <w:lvlText w:val=""/>
+      <w:lvlJc w:val="left"/>
+      <w:pPr>
+        <w:tabs>
+          <w:tab w:val="num" w:pos="6480"/>
+        </w:tabs>
+        <w:ind w:left="6480" w:hanging="360"/>
+      </w:pPr>
+      <w:rPr>
+        <w:rFonts w:ascii="Wingdings" w:hAnsi="Wingdings" w:hint="default"/>
+        <w:sz w:val="20"/>
+      </w:rPr>
+    </w:lvl>
+  </w:abstractNum>
+  <w:abstractNum w:abstractNumId="10" w15:restartNumberingAfterBreak="0">
     <w:nsid w:val="1C603DD1"/>
     <w:multiLevelType w:val="multilevel"/>
     <w:tmpl w:val="71042C6C"/>
@@ -4217,7 +3679,7 @@
       </w:rPr>
     </w:lvl>
   </w:abstractNum>
-  <w:abstractNum w:abstractNumId="9" w15:restartNumberingAfterBreak="0">
+  <w:abstractNum w:abstractNumId="11" w15:restartNumberingAfterBreak="0">
     <w:nsid w:val="1F1E773D"/>
     <w:multiLevelType w:val="multilevel"/>
     <w:tmpl w:val="87F685AC"/>
@@ -4366,7 +3828,7 @@
       </w:rPr>
     </w:lvl>
   </w:abstractNum>
-  <w:abstractNum w:abstractNumId="10" w15:restartNumberingAfterBreak="0">
+  <w:abstractNum w:abstractNumId="12" w15:restartNumberingAfterBreak="0">
     <w:nsid w:val="207D008E"/>
     <w:multiLevelType w:val="multilevel"/>
     <w:tmpl w:val="F3D282D6"/>
@@ -4479,7 +3941,7 @@
       </w:pPr>
     </w:lvl>
   </w:abstractNum>
-  <w:abstractNum w:abstractNumId="11" w15:restartNumberingAfterBreak="0">
+  <w:abstractNum w:abstractNumId="13" w15:restartNumberingAfterBreak="0">
     <w:nsid w:val="20836E56"/>
     <w:multiLevelType w:val="hybridMultilevel"/>
     <w:tmpl w:val="BB0C3CB8"/>
@@ -4568,7 +4030,7 @@
       </w:pPr>
     </w:lvl>
   </w:abstractNum>
-  <w:abstractNum w:abstractNumId="12" w15:restartNumberingAfterBreak="0">
+  <w:abstractNum w:abstractNumId="14" w15:restartNumberingAfterBreak="0">
     <w:nsid w:val="253068CD"/>
     <w:multiLevelType w:val="multilevel"/>
     <w:tmpl w:val="7A6E6E62"/>
@@ -4717,7 +4179,305 @@
       </w:rPr>
     </w:lvl>
   </w:abstractNum>
-  <w:abstractNum w:abstractNumId="13" w15:restartNumberingAfterBreak="0">
+  <w:abstractNum w:abstractNumId="15" w15:restartNumberingAfterBreak="0">
+    <w:nsid w:val="2F7B3E17"/>
+    <w:multiLevelType w:val="multilevel"/>
+    <w:tmpl w:val="950EA87C"/>
+    <w:lvl w:ilvl="0">
+      <w:start w:val="1"/>
+      <w:numFmt w:val="bullet"/>
+      <w:lvlText w:val=""/>
+      <w:lvlJc w:val="left"/>
+      <w:pPr>
+        <w:tabs>
+          <w:tab w:val="num" w:pos="720"/>
+        </w:tabs>
+        <w:ind w:left="720" w:hanging="360"/>
+      </w:pPr>
+      <w:rPr>
+        <w:rFonts w:ascii="Symbol" w:hAnsi="Symbol" w:hint="default"/>
+        <w:sz w:val="20"/>
+      </w:rPr>
+    </w:lvl>
+    <w:lvl w:ilvl="1" w:tentative="1">
+      <w:start w:val="1"/>
+      <w:numFmt w:val="bullet"/>
+      <w:lvlText w:val="o"/>
+      <w:lvlJc w:val="left"/>
+      <w:pPr>
+        <w:tabs>
+          <w:tab w:val="num" w:pos="1440"/>
+        </w:tabs>
+        <w:ind w:left="1440" w:hanging="360"/>
+      </w:pPr>
+      <w:rPr>
+        <w:rFonts w:ascii="Courier New" w:hAnsi="Courier New" w:hint="default"/>
+        <w:sz w:val="20"/>
+      </w:rPr>
+    </w:lvl>
+    <w:lvl w:ilvl="2" w:tentative="1">
+      <w:start w:val="1"/>
+      <w:numFmt w:val="bullet"/>
+      <w:lvlText w:val=""/>
+      <w:lvlJc w:val="left"/>
+      <w:pPr>
+        <w:tabs>
+          <w:tab w:val="num" w:pos="2160"/>
+        </w:tabs>
+        <w:ind w:left="2160" w:hanging="360"/>
+      </w:pPr>
+      <w:rPr>
+        <w:rFonts w:ascii="Wingdings" w:hAnsi="Wingdings" w:hint="default"/>
+        <w:sz w:val="20"/>
+      </w:rPr>
+    </w:lvl>
+    <w:lvl w:ilvl="3" w:tentative="1">
+      <w:start w:val="1"/>
+      <w:numFmt w:val="bullet"/>
+      <w:lvlText w:val=""/>
+      <w:lvlJc w:val="left"/>
+      <w:pPr>
+        <w:tabs>
+          <w:tab w:val="num" w:pos="2880"/>
+        </w:tabs>
+        <w:ind w:left="2880" w:hanging="360"/>
+      </w:pPr>
+      <w:rPr>
+        <w:rFonts w:ascii="Wingdings" w:hAnsi="Wingdings" w:hint="default"/>
+        <w:sz w:val="20"/>
+      </w:rPr>
+    </w:lvl>
+    <w:lvl w:ilvl="4" w:tentative="1">
+      <w:start w:val="1"/>
+      <w:numFmt w:val="bullet"/>
+      <w:lvlText w:val=""/>
+      <w:lvlJc w:val="left"/>
+      <w:pPr>
+        <w:tabs>
+          <w:tab w:val="num" w:pos="3600"/>
+        </w:tabs>
+        <w:ind w:left="3600" w:hanging="360"/>
+      </w:pPr>
+      <w:rPr>
+        <w:rFonts w:ascii="Wingdings" w:hAnsi="Wingdings" w:hint="default"/>
+        <w:sz w:val="20"/>
+      </w:rPr>
+    </w:lvl>
+    <w:lvl w:ilvl="5" w:tentative="1">
+      <w:start w:val="1"/>
+      <w:numFmt w:val="bullet"/>
+      <w:lvlText w:val=""/>
+      <w:lvlJc w:val="left"/>
+      <w:pPr>
+        <w:tabs>
+          <w:tab w:val="num" w:pos="4320"/>
+        </w:tabs>
+        <w:ind w:left="4320" w:hanging="360"/>
+      </w:pPr>
+      <w:rPr>
+        <w:rFonts w:ascii="Wingdings" w:hAnsi="Wingdings" w:hint="default"/>
+        <w:sz w:val="20"/>
+      </w:rPr>
+    </w:lvl>
+    <w:lvl w:ilvl="6" w:tentative="1">
+      <w:start w:val="1"/>
+      <w:numFmt w:val="bullet"/>
+      <w:lvlText w:val=""/>
+      <w:lvlJc w:val="left"/>
+      <w:pPr>
+        <w:tabs>
+          <w:tab w:val="num" w:pos="5040"/>
+        </w:tabs>
+        <w:ind w:left="5040" w:hanging="360"/>
+      </w:pPr>
+      <w:rPr>
+        <w:rFonts w:ascii="Wingdings" w:hAnsi="Wingdings" w:hint="default"/>
+        <w:sz w:val="20"/>
+      </w:rPr>
+    </w:lvl>
+    <w:lvl w:ilvl="7" w:tentative="1">
+      <w:start w:val="1"/>
+      <w:numFmt w:val="bullet"/>
+      <w:lvlText w:val=""/>
+      <w:lvlJc w:val="left"/>
+      <w:pPr>
+        <w:tabs>
+          <w:tab w:val="num" w:pos="5760"/>
+        </w:tabs>
+        <w:ind w:left="5760" w:hanging="360"/>
+      </w:pPr>
+      <w:rPr>
+        <w:rFonts w:ascii="Wingdings" w:hAnsi="Wingdings" w:hint="default"/>
+        <w:sz w:val="20"/>
+      </w:rPr>
+    </w:lvl>
+    <w:lvl w:ilvl="8" w:tentative="1">
+      <w:start w:val="1"/>
+      <w:numFmt w:val="bullet"/>
+      <w:lvlText w:val=""/>
+      <w:lvlJc w:val="left"/>
+      <w:pPr>
+        <w:tabs>
+          <w:tab w:val="num" w:pos="6480"/>
+        </w:tabs>
+        <w:ind w:left="6480" w:hanging="360"/>
+      </w:pPr>
+      <w:rPr>
+        <w:rFonts w:ascii="Wingdings" w:hAnsi="Wingdings" w:hint="default"/>
+        <w:sz w:val="20"/>
+      </w:rPr>
+    </w:lvl>
+  </w:abstractNum>
+  <w:abstractNum w:abstractNumId="16" w15:restartNumberingAfterBreak="0">
+    <w:nsid w:val="36FD3F37"/>
+    <w:multiLevelType w:val="multilevel"/>
+    <w:tmpl w:val="E31C658E"/>
+    <w:lvl w:ilvl="0">
+      <w:start w:val="1"/>
+      <w:numFmt w:val="bullet"/>
+      <w:lvlText w:val=""/>
+      <w:lvlJc w:val="left"/>
+      <w:pPr>
+        <w:tabs>
+          <w:tab w:val="num" w:pos="720"/>
+        </w:tabs>
+        <w:ind w:left="720" w:hanging="360"/>
+      </w:pPr>
+      <w:rPr>
+        <w:rFonts w:ascii="Symbol" w:hAnsi="Symbol" w:hint="default"/>
+        <w:sz w:val="20"/>
+      </w:rPr>
+    </w:lvl>
+    <w:lvl w:ilvl="1" w:tentative="1">
+      <w:start w:val="1"/>
+      <w:numFmt w:val="bullet"/>
+      <w:lvlText w:val="o"/>
+      <w:lvlJc w:val="left"/>
+      <w:pPr>
+        <w:tabs>
+          <w:tab w:val="num" w:pos="1440"/>
+        </w:tabs>
+        <w:ind w:left="1440" w:hanging="360"/>
+      </w:pPr>
+      <w:rPr>
+        <w:rFonts w:ascii="Courier New" w:hAnsi="Courier New" w:hint="default"/>
+        <w:sz w:val="20"/>
+      </w:rPr>
+    </w:lvl>
+    <w:lvl w:ilvl="2" w:tentative="1">
+      <w:start w:val="1"/>
+      <w:numFmt w:val="bullet"/>
+      <w:lvlText w:val=""/>
+      <w:lvlJc w:val="left"/>
+      <w:pPr>
+        <w:tabs>
+          <w:tab w:val="num" w:pos="2160"/>
+        </w:tabs>
+        <w:ind w:left="2160" w:hanging="360"/>
+      </w:pPr>
+      <w:rPr>
+        <w:rFonts w:ascii="Wingdings" w:hAnsi="Wingdings" w:hint="default"/>
+        <w:sz w:val="20"/>
+      </w:rPr>
+    </w:lvl>
+    <w:lvl w:ilvl="3" w:tentative="1">
+      <w:start w:val="1"/>
+      <w:numFmt w:val="bullet"/>
+      <w:lvlText w:val=""/>
+      <w:lvlJc w:val="left"/>
+      <w:pPr>
+        <w:tabs>
+          <w:tab w:val="num" w:pos="2880"/>
+        </w:tabs>
+        <w:ind w:left="2880" w:hanging="360"/>
+      </w:pPr>
+      <w:rPr>
+        <w:rFonts w:ascii="Wingdings" w:hAnsi="Wingdings" w:hint="default"/>
+        <w:sz w:val="20"/>
+      </w:rPr>
+    </w:lvl>
+    <w:lvl w:ilvl="4" w:tentative="1">
+      <w:start w:val="1"/>
+      <w:numFmt w:val="bullet"/>
+      <w:lvlText w:val=""/>
+      <w:lvlJc w:val="left"/>
+      <w:pPr>
+        <w:tabs>
+          <w:tab w:val="num" w:pos="3600"/>
+        </w:tabs>
+        <w:ind w:left="3600" w:hanging="360"/>
+      </w:pPr>
+      <w:rPr>
+        <w:rFonts w:ascii="Wingdings" w:hAnsi="Wingdings" w:hint="default"/>
+        <w:sz w:val="20"/>
+      </w:rPr>
+    </w:lvl>
+    <w:lvl w:ilvl="5" w:tentative="1">
+      <w:start w:val="1"/>
+      <w:numFmt w:val="bullet"/>
+      <w:lvlText w:val=""/>
+      <w:lvlJc w:val="left"/>
+      <w:pPr>
+        <w:tabs>
+          <w:tab w:val="num" w:pos="4320"/>
+        </w:tabs>
+        <w:ind w:left="4320" w:hanging="360"/>
+      </w:pPr>
+      <w:rPr>
+        <w:rFonts w:ascii="Wingdings" w:hAnsi="Wingdings" w:hint="default"/>
+        <w:sz w:val="20"/>
+      </w:rPr>
+    </w:lvl>
+    <w:lvl w:ilvl="6" w:tentative="1">
+      <w:start w:val="1"/>
+      <w:numFmt w:val="bullet"/>
+      <w:lvlText w:val=""/>
+      <w:lvlJc w:val="left"/>
+      <w:pPr>
+        <w:tabs>
+          <w:tab w:val="num" w:pos="5040"/>
+        </w:tabs>
+        <w:ind w:left="5040" w:hanging="360"/>
+      </w:pPr>
+      <w:rPr>
+        <w:rFonts w:ascii="Wingdings" w:hAnsi="Wingdings" w:hint="default"/>
+        <w:sz w:val="20"/>
+      </w:rPr>
+    </w:lvl>
+    <w:lvl w:ilvl="7" w:tentative="1">
+      <w:start w:val="1"/>
+      <w:numFmt w:val="bullet"/>
+      <w:lvlText w:val=""/>
+      <w:lvlJc w:val="left"/>
+      <w:pPr>
+        <w:tabs>
+          <w:tab w:val="num" w:pos="5760"/>
+        </w:tabs>
+        <w:ind w:left="5760" w:hanging="360"/>
+      </w:pPr>
+      <w:rPr>
+        <w:rFonts w:ascii="Wingdings" w:hAnsi="Wingdings" w:hint="default"/>
+        <w:sz w:val="20"/>
+      </w:rPr>
+    </w:lvl>
+    <w:lvl w:ilvl="8" w:tentative="1">
+      <w:start w:val="1"/>
+      <w:numFmt w:val="bullet"/>
+      <w:lvlText w:val=""/>
+      <w:lvlJc w:val="left"/>
+      <w:pPr>
+        <w:tabs>
+          <w:tab w:val="num" w:pos="6480"/>
+        </w:tabs>
+        <w:ind w:left="6480" w:hanging="360"/>
+      </w:pPr>
+      <w:rPr>
+        <w:rFonts w:ascii="Wingdings" w:hAnsi="Wingdings" w:hint="default"/>
+        <w:sz w:val="20"/>
+      </w:rPr>
+    </w:lvl>
+  </w:abstractNum>
+  <w:abstractNum w:abstractNumId="17" w15:restartNumberingAfterBreak="0">
     <w:nsid w:val="3AA4537C"/>
     <w:multiLevelType w:val="multilevel"/>
     <w:tmpl w:val="0C5A17A6"/>
@@ -4830,7 +4590,7 @@
       </w:pPr>
     </w:lvl>
   </w:abstractNum>
-  <w:abstractNum w:abstractNumId="14" w15:restartNumberingAfterBreak="0">
+  <w:abstractNum w:abstractNumId="18" w15:restartNumberingAfterBreak="0">
     <w:nsid w:val="3FBA7411"/>
     <w:multiLevelType w:val="multilevel"/>
     <w:tmpl w:val="E4647C9A"/>
@@ -4979,7 +4739,7 @@
       </w:rPr>
     </w:lvl>
   </w:abstractNum>
-  <w:abstractNum w:abstractNumId="15" w15:restartNumberingAfterBreak="0">
+  <w:abstractNum w:abstractNumId="19" w15:restartNumberingAfterBreak="0">
     <w:nsid w:val="426D116C"/>
     <w:multiLevelType w:val="multilevel"/>
     <w:tmpl w:val="351266D0"/>
@@ -5128,7 +4888,7 @@
       </w:rPr>
     </w:lvl>
   </w:abstractNum>
-  <w:abstractNum w:abstractNumId="16" w15:restartNumberingAfterBreak="0">
+  <w:abstractNum w:abstractNumId="20" w15:restartNumberingAfterBreak="0">
     <w:nsid w:val="450221EF"/>
     <w:multiLevelType w:val="multilevel"/>
     <w:tmpl w:val="0AAE37AE"/>
@@ -5245,7 +5005,7 @@
       </w:pPr>
     </w:lvl>
   </w:abstractNum>
-  <w:abstractNum w:abstractNumId="17" w15:restartNumberingAfterBreak="0">
+  <w:abstractNum w:abstractNumId="21" w15:restartNumberingAfterBreak="0">
     <w:nsid w:val="45DD790E"/>
     <w:multiLevelType w:val="multilevel"/>
     <w:tmpl w:val="9F924AE8"/>
@@ -5394,7 +5154,7 @@
       </w:rPr>
     </w:lvl>
   </w:abstractNum>
-  <w:abstractNum w:abstractNumId="18" w15:restartNumberingAfterBreak="0">
+  <w:abstractNum w:abstractNumId="22" w15:restartNumberingAfterBreak="0">
     <w:nsid w:val="464A41CD"/>
     <w:multiLevelType w:val="multilevel"/>
     <w:tmpl w:val="1B281128"/>
@@ -5507,7 +5267,7 @@
       </w:pPr>
     </w:lvl>
   </w:abstractNum>
-  <w:abstractNum w:abstractNumId="19" w15:restartNumberingAfterBreak="0">
+  <w:abstractNum w:abstractNumId="23" w15:restartNumberingAfterBreak="0">
     <w:nsid w:val="4BC61ECA"/>
     <w:multiLevelType w:val="multilevel"/>
     <w:tmpl w:val="ADB69E4E"/>
@@ -5656,7 +5416,7 @@
       </w:rPr>
     </w:lvl>
   </w:abstractNum>
-  <w:abstractNum w:abstractNumId="20" w15:restartNumberingAfterBreak="0">
+  <w:abstractNum w:abstractNumId="24" w15:restartNumberingAfterBreak="0">
     <w:nsid w:val="4D056C3F"/>
     <w:multiLevelType w:val="multilevel"/>
     <w:tmpl w:val="EC806AD0"/>
@@ -5769,7 +5529,7 @@
       </w:pPr>
     </w:lvl>
   </w:abstractNum>
-  <w:abstractNum w:abstractNumId="21" w15:restartNumberingAfterBreak="0">
+  <w:abstractNum w:abstractNumId="25" w15:restartNumberingAfterBreak="0">
     <w:nsid w:val="515E57F4"/>
     <w:multiLevelType w:val="multilevel"/>
     <w:tmpl w:val="FEA81A34"/>
@@ -5882,7 +5642,7 @@
       </w:pPr>
     </w:lvl>
   </w:abstractNum>
-  <w:abstractNum w:abstractNumId="22" w15:restartNumberingAfterBreak="0">
+  <w:abstractNum w:abstractNumId="26" w15:restartNumberingAfterBreak="0">
     <w:nsid w:val="524575A8"/>
     <w:multiLevelType w:val="multilevel"/>
     <w:tmpl w:val="060C7ADE"/>
@@ -6031,7 +5791,7 @@
       </w:rPr>
     </w:lvl>
   </w:abstractNum>
-  <w:abstractNum w:abstractNumId="23" w15:restartNumberingAfterBreak="0">
+  <w:abstractNum w:abstractNumId="27" w15:restartNumberingAfterBreak="0">
     <w:nsid w:val="529611FB"/>
     <w:multiLevelType w:val="hybridMultilevel"/>
     <w:tmpl w:val="CF265A78"/>
@@ -6120,7 +5880,156 @@
       </w:pPr>
     </w:lvl>
   </w:abstractNum>
-  <w:abstractNum w:abstractNumId="24" w15:restartNumberingAfterBreak="0">
+  <w:abstractNum w:abstractNumId="28" w15:restartNumberingAfterBreak="0">
+    <w:nsid w:val="58AA4B93"/>
+    <w:multiLevelType w:val="multilevel"/>
+    <w:tmpl w:val="267CB276"/>
+    <w:lvl w:ilvl="0">
+      <w:start w:val="1"/>
+      <w:numFmt w:val="bullet"/>
+      <w:lvlText w:val=""/>
+      <w:lvlJc w:val="left"/>
+      <w:pPr>
+        <w:tabs>
+          <w:tab w:val="num" w:pos="720"/>
+        </w:tabs>
+        <w:ind w:left="720" w:hanging="360"/>
+      </w:pPr>
+      <w:rPr>
+        <w:rFonts w:ascii="Symbol" w:hAnsi="Symbol" w:hint="default"/>
+        <w:sz w:val="20"/>
+      </w:rPr>
+    </w:lvl>
+    <w:lvl w:ilvl="1" w:tentative="1">
+      <w:start w:val="1"/>
+      <w:numFmt w:val="bullet"/>
+      <w:lvlText w:val="o"/>
+      <w:lvlJc w:val="left"/>
+      <w:pPr>
+        <w:tabs>
+          <w:tab w:val="num" w:pos="1440"/>
+        </w:tabs>
+        <w:ind w:left="1440" w:hanging="360"/>
+      </w:pPr>
+      <w:rPr>
+        <w:rFonts w:ascii="Courier New" w:hAnsi="Courier New" w:hint="default"/>
+        <w:sz w:val="20"/>
+      </w:rPr>
+    </w:lvl>
+    <w:lvl w:ilvl="2" w:tentative="1">
+      <w:start w:val="1"/>
+      <w:numFmt w:val="bullet"/>
+      <w:lvlText w:val=""/>
+      <w:lvlJc w:val="left"/>
+      <w:pPr>
+        <w:tabs>
+          <w:tab w:val="num" w:pos="2160"/>
+        </w:tabs>
+        <w:ind w:left="2160" w:hanging="360"/>
+      </w:pPr>
+      <w:rPr>
+        <w:rFonts w:ascii="Wingdings" w:hAnsi="Wingdings" w:hint="default"/>
+        <w:sz w:val="20"/>
+      </w:rPr>
+    </w:lvl>
+    <w:lvl w:ilvl="3" w:tentative="1">
+      <w:start w:val="1"/>
+      <w:numFmt w:val="bullet"/>
+      <w:lvlText w:val=""/>
+      <w:lvlJc w:val="left"/>
+      <w:pPr>
+        <w:tabs>
+          <w:tab w:val="num" w:pos="2880"/>
+        </w:tabs>
+        <w:ind w:left="2880" w:hanging="360"/>
+      </w:pPr>
+      <w:rPr>
+        <w:rFonts w:ascii="Wingdings" w:hAnsi="Wingdings" w:hint="default"/>
+        <w:sz w:val="20"/>
+      </w:rPr>
+    </w:lvl>
+    <w:lvl w:ilvl="4" w:tentative="1">
+      <w:start w:val="1"/>
+      <w:numFmt w:val="bullet"/>
+      <w:lvlText w:val=""/>
+      <w:lvlJc w:val="left"/>
+      <w:pPr>
+        <w:tabs>
+          <w:tab w:val="num" w:pos="3600"/>
+        </w:tabs>
+        <w:ind w:left="3600" w:hanging="360"/>
+      </w:pPr>
+      <w:rPr>
+        <w:rFonts w:ascii="Wingdings" w:hAnsi="Wingdings" w:hint="default"/>
+        <w:sz w:val="20"/>
+      </w:rPr>
+    </w:lvl>
+    <w:lvl w:ilvl="5" w:tentative="1">
+      <w:start w:val="1"/>
+      <w:numFmt w:val="bullet"/>
+      <w:lvlText w:val=""/>
+      <w:lvlJc w:val="left"/>
+      <w:pPr>
+        <w:tabs>
+          <w:tab w:val="num" w:pos="4320"/>
+        </w:tabs>
+        <w:ind w:left="4320" w:hanging="360"/>
+      </w:pPr>
+      <w:rPr>
+        <w:rFonts w:ascii="Wingdings" w:hAnsi="Wingdings" w:hint="default"/>
+        <w:sz w:val="20"/>
+      </w:rPr>
+    </w:lvl>
+    <w:lvl w:ilvl="6" w:tentative="1">
+      <w:start w:val="1"/>
+      <w:numFmt w:val="bullet"/>
+      <w:lvlText w:val=""/>
+      <w:lvlJc w:val="left"/>
+      <w:pPr>
+        <w:tabs>
+          <w:tab w:val="num" w:pos="5040"/>
+        </w:tabs>
+        <w:ind w:left="5040" w:hanging="360"/>
+      </w:pPr>
+      <w:rPr>
+        <w:rFonts w:ascii="Wingdings" w:hAnsi="Wingdings" w:hint="default"/>
+        <w:sz w:val="20"/>
+      </w:rPr>
+    </w:lvl>
+    <w:lvl w:ilvl="7" w:tentative="1">
+      <w:start w:val="1"/>
+      <w:numFmt w:val="bullet"/>
+      <w:lvlText w:val=""/>
+      <w:lvlJc w:val="left"/>
+      <w:pPr>
+        <w:tabs>
+          <w:tab w:val="num" w:pos="5760"/>
+        </w:tabs>
+        <w:ind w:left="5760" w:hanging="360"/>
+      </w:pPr>
+      <w:rPr>
+        <w:rFonts w:ascii="Wingdings" w:hAnsi="Wingdings" w:hint="default"/>
+        <w:sz w:val="20"/>
+      </w:rPr>
+    </w:lvl>
+    <w:lvl w:ilvl="8" w:tentative="1">
+      <w:start w:val="1"/>
+      <w:numFmt w:val="bullet"/>
+      <w:lvlText w:val=""/>
+      <w:lvlJc w:val="left"/>
+      <w:pPr>
+        <w:tabs>
+          <w:tab w:val="num" w:pos="6480"/>
+        </w:tabs>
+        <w:ind w:left="6480" w:hanging="360"/>
+      </w:pPr>
+      <w:rPr>
+        <w:rFonts w:ascii="Wingdings" w:hAnsi="Wingdings" w:hint="default"/>
+        <w:sz w:val="20"/>
+      </w:rPr>
+    </w:lvl>
+  </w:abstractNum>
+  <w:abstractNum w:abstractNumId="29" w15:restartNumberingAfterBreak="0">
     <w:nsid w:val="59DF0E59"/>
     <w:multiLevelType w:val="multilevel"/>
     <w:tmpl w:val="2B68B7AC"/>
@@ -6269,7 +6178,7 @@
       </w:rPr>
     </w:lvl>
   </w:abstractNum>
-  <w:abstractNum w:abstractNumId="25" w15:restartNumberingAfterBreak="0">
+  <w:abstractNum w:abstractNumId="30" w15:restartNumberingAfterBreak="0">
     <w:nsid w:val="5CE57D39"/>
     <w:multiLevelType w:val="multilevel"/>
     <w:tmpl w:val="9D6230F6"/>
@@ -6418,7 +6327,7 @@
       </w:rPr>
     </w:lvl>
   </w:abstractNum>
-  <w:abstractNum w:abstractNumId="26" w15:restartNumberingAfterBreak="0">
+  <w:abstractNum w:abstractNumId="31" w15:restartNumberingAfterBreak="0">
     <w:nsid w:val="5EC0368E"/>
     <w:multiLevelType w:val="multilevel"/>
     <w:tmpl w:val="367A5F6A"/>
@@ -6567,7 +6476,7 @@
       </w:rPr>
     </w:lvl>
   </w:abstractNum>
-  <w:abstractNum w:abstractNumId="27" w15:restartNumberingAfterBreak="0">
+  <w:abstractNum w:abstractNumId="32" w15:restartNumberingAfterBreak="0">
     <w:nsid w:val="62A05E2B"/>
     <w:multiLevelType w:val="multilevel"/>
     <w:tmpl w:val="C7BAD7A6"/>
@@ -6716,7 +6625,7 @@
       </w:rPr>
     </w:lvl>
   </w:abstractNum>
-  <w:abstractNum w:abstractNumId="28" w15:restartNumberingAfterBreak="0">
+  <w:abstractNum w:abstractNumId="33" w15:restartNumberingAfterBreak="0">
     <w:nsid w:val="64526D4E"/>
     <w:multiLevelType w:val="multilevel"/>
     <w:tmpl w:val="2B4C632A"/>
@@ -6829,7 +6738,7 @@
       </w:pPr>
     </w:lvl>
   </w:abstractNum>
-  <w:abstractNum w:abstractNumId="29" w15:restartNumberingAfterBreak="0">
+  <w:abstractNum w:abstractNumId="34" w15:restartNumberingAfterBreak="0">
     <w:nsid w:val="64597E3D"/>
     <w:multiLevelType w:val="multilevel"/>
     <w:tmpl w:val="88080E68"/>
@@ -6978,7 +6887,7 @@
       </w:rPr>
     </w:lvl>
   </w:abstractNum>
-  <w:abstractNum w:abstractNumId="30" w15:restartNumberingAfterBreak="0">
+  <w:abstractNum w:abstractNumId="35" w15:restartNumberingAfterBreak="0">
     <w:nsid w:val="65EB26A7"/>
     <w:multiLevelType w:val="hybridMultilevel"/>
     <w:tmpl w:val="631463AC"/>
@@ -7067,7 +6976,7 @@
       </w:pPr>
     </w:lvl>
   </w:abstractNum>
-  <w:abstractNum w:abstractNumId="31" w15:restartNumberingAfterBreak="0">
+  <w:abstractNum w:abstractNumId="36" w15:restartNumberingAfterBreak="0">
     <w:nsid w:val="68457453"/>
     <w:multiLevelType w:val="multilevel"/>
     <w:tmpl w:val="BC6C0CC2"/>
@@ -7216,7 +7125,7 @@
       </w:rPr>
     </w:lvl>
   </w:abstractNum>
-  <w:abstractNum w:abstractNumId="32" w15:restartNumberingAfterBreak="0">
+  <w:abstractNum w:abstractNumId="37" w15:restartNumberingAfterBreak="0">
     <w:nsid w:val="685E3123"/>
     <w:multiLevelType w:val="multilevel"/>
     <w:tmpl w:val="B732A106"/>
@@ -7365,7 +7274,7 @@
       </w:rPr>
     </w:lvl>
   </w:abstractNum>
-  <w:abstractNum w:abstractNumId="33" w15:restartNumberingAfterBreak="0">
+  <w:abstractNum w:abstractNumId="38" w15:restartNumberingAfterBreak="0">
     <w:nsid w:val="68C938F0"/>
     <w:multiLevelType w:val="multilevel"/>
     <w:tmpl w:val="F8929196"/>
@@ -7514,7 +7423,7 @@
       </w:rPr>
     </w:lvl>
   </w:abstractNum>
-  <w:abstractNum w:abstractNumId="34" w15:restartNumberingAfterBreak="0">
+  <w:abstractNum w:abstractNumId="39" w15:restartNumberingAfterBreak="0">
     <w:nsid w:val="7687779E"/>
     <w:multiLevelType w:val="multilevel"/>
     <w:tmpl w:val="81CC0870"/>
@@ -7663,7 +7572,7 @@
       </w:rPr>
     </w:lvl>
   </w:abstractNum>
-  <w:abstractNum w:abstractNumId="35" w15:restartNumberingAfterBreak="0">
+  <w:abstractNum w:abstractNumId="40" w15:restartNumberingAfterBreak="0">
     <w:nsid w:val="78436AB0"/>
     <w:multiLevelType w:val="multilevel"/>
     <w:tmpl w:val="689EE3B0"/>
@@ -7812,7 +7721,156 @@
       </w:rPr>
     </w:lvl>
   </w:abstractNum>
-  <w:abstractNum w:abstractNumId="36" w15:restartNumberingAfterBreak="0">
+  <w:abstractNum w:abstractNumId="41" w15:restartNumberingAfterBreak="0">
+    <w:nsid w:val="7C7F55A8"/>
+    <w:multiLevelType w:val="multilevel"/>
+    <w:tmpl w:val="A0C4017C"/>
+    <w:lvl w:ilvl="0">
+      <w:start w:val="1"/>
+      <w:numFmt w:val="bullet"/>
+      <w:lvlText w:val=""/>
+      <w:lvlJc w:val="left"/>
+      <w:pPr>
+        <w:tabs>
+          <w:tab w:val="num" w:pos="720"/>
+        </w:tabs>
+        <w:ind w:left="720" w:hanging="360"/>
+      </w:pPr>
+      <w:rPr>
+        <w:rFonts w:ascii="Symbol" w:hAnsi="Symbol" w:hint="default"/>
+        <w:sz w:val="20"/>
+      </w:rPr>
+    </w:lvl>
+    <w:lvl w:ilvl="1" w:tentative="1">
+      <w:start w:val="1"/>
+      <w:numFmt w:val="bullet"/>
+      <w:lvlText w:val="o"/>
+      <w:lvlJc w:val="left"/>
+      <w:pPr>
+        <w:tabs>
+          <w:tab w:val="num" w:pos="1440"/>
+        </w:tabs>
+        <w:ind w:left="1440" w:hanging="360"/>
+      </w:pPr>
+      <w:rPr>
+        <w:rFonts w:ascii="Courier New" w:hAnsi="Courier New" w:hint="default"/>
+        <w:sz w:val="20"/>
+      </w:rPr>
+    </w:lvl>
+    <w:lvl w:ilvl="2" w:tentative="1">
+      <w:start w:val="1"/>
+      <w:numFmt w:val="bullet"/>
+      <w:lvlText w:val=""/>
+      <w:lvlJc w:val="left"/>
+      <w:pPr>
+        <w:tabs>
+          <w:tab w:val="num" w:pos="2160"/>
+        </w:tabs>
+        <w:ind w:left="2160" w:hanging="360"/>
+      </w:pPr>
+      <w:rPr>
+        <w:rFonts w:ascii="Wingdings" w:hAnsi="Wingdings" w:hint="default"/>
+        <w:sz w:val="20"/>
+      </w:rPr>
+    </w:lvl>
+    <w:lvl w:ilvl="3" w:tentative="1">
+      <w:start w:val="1"/>
+      <w:numFmt w:val="bullet"/>
+      <w:lvlText w:val=""/>
+      <w:lvlJc w:val="left"/>
+      <w:pPr>
+        <w:tabs>
+          <w:tab w:val="num" w:pos="2880"/>
+        </w:tabs>
+        <w:ind w:left="2880" w:hanging="360"/>
+      </w:pPr>
+      <w:rPr>
+        <w:rFonts w:ascii="Wingdings" w:hAnsi="Wingdings" w:hint="default"/>
+        <w:sz w:val="20"/>
+      </w:rPr>
+    </w:lvl>
+    <w:lvl w:ilvl="4" w:tentative="1">
+      <w:start w:val="1"/>
+      <w:numFmt w:val="bullet"/>
+      <w:lvlText w:val=""/>
+      <w:lvlJc w:val="left"/>
+      <w:pPr>
+        <w:tabs>
+          <w:tab w:val="num" w:pos="3600"/>
+        </w:tabs>
+        <w:ind w:left="3600" w:hanging="360"/>
+      </w:pPr>
+      <w:rPr>
+        <w:rFonts w:ascii="Wingdings" w:hAnsi="Wingdings" w:hint="default"/>
+        <w:sz w:val="20"/>
+      </w:rPr>
+    </w:lvl>
+    <w:lvl w:ilvl="5" w:tentative="1">
+      <w:start w:val="1"/>
+      <w:numFmt w:val="bullet"/>
+      <w:lvlText w:val=""/>
+      <w:lvlJc w:val="left"/>
+      <w:pPr>
+        <w:tabs>
+          <w:tab w:val="num" w:pos="4320"/>
+        </w:tabs>
+        <w:ind w:left="4320" w:hanging="360"/>
+      </w:pPr>
+      <w:rPr>
+        <w:rFonts w:ascii="Wingdings" w:hAnsi="Wingdings" w:hint="default"/>
+        <w:sz w:val="20"/>
+      </w:rPr>
+    </w:lvl>
+    <w:lvl w:ilvl="6" w:tentative="1">
+      <w:start w:val="1"/>
+      <w:numFmt w:val="bullet"/>
+      <w:lvlText w:val=""/>
+      <w:lvlJc w:val="left"/>
+      <w:pPr>
+        <w:tabs>
+          <w:tab w:val="num" w:pos="5040"/>
+        </w:tabs>
+        <w:ind w:left="5040" w:hanging="360"/>
+      </w:pPr>
+      <w:rPr>
+        <w:rFonts w:ascii="Wingdings" w:hAnsi="Wingdings" w:hint="default"/>
+        <w:sz w:val="20"/>
+      </w:rPr>
+    </w:lvl>
+    <w:lvl w:ilvl="7" w:tentative="1">
+      <w:start w:val="1"/>
+      <w:numFmt w:val="bullet"/>
+      <w:lvlText w:val=""/>
+      <w:lvlJc w:val="left"/>
+      <w:pPr>
+        <w:tabs>
+          <w:tab w:val="num" w:pos="5760"/>
+        </w:tabs>
+        <w:ind w:left="5760" w:hanging="360"/>
+      </w:pPr>
+      <w:rPr>
+        <w:rFonts w:ascii="Wingdings" w:hAnsi="Wingdings" w:hint="default"/>
+        <w:sz w:val="20"/>
+      </w:rPr>
+    </w:lvl>
+    <w:lvl w:ilvl="8" w:tentative="1">
+      <w:start w:val="1"/>
+      <w:numFmt w:val="bullet"/>
+      <w:lvlText w:val=""/>
+      <w:lvlJc w:val="left"/>
+      <w:pPr>
+        <w:tabs>
+          <w:tab w:val="num" w:pos="6480"/>
+        </w:tabs>
+        <w:ind w:left="6480" w:hanging="360"/>
+      </w:pPr>
+      <w:rPr>
+        <w:rFonts w:ascii="Wingdings" w:hAnsi="Wingdings" w:hint="default"/>
+        <w:sz w:val="20"/>
+      </w:rPr>
+    </w:lvl>
+  </w:abstractNum>
+  <w:abstractNum w:abstractNumId="42" w15:restartNumberingAfterBreak="0">
     <w:nsid w:val="7CEE040A"/>
     <w:multiLevelType w:val="multilevel"/>
     <w:tmpl w:val="5B80D0E2"/>
@@ -7961,7 +8019,7 @@
       </w:rPr>
     </w:lvl>
   </w:abstractNum>
-  <w:abstractNum w:abstractNumId="37" w15:restartNumberingAfterBreak="0">
+  <w:abstractNum w:abstractNumId="43" w15:restartNumberingAfterBreak="0">
     <w:nsid w:val="7CEF1DA2"/>
     <w:multiLevelType w:val="multilevel"/>
     <w:tmpl w:val="FD322D9C"/>
@@ -8074,7 +8132,7 @@
       </w:pPr>
     </w:lvl>
   </w:abstractNum>
-  <w:abstractNum w:abstractNumId="38" w15:restartNumberingAfterBreak="0">
+  <w:abstractNum w:abstractNumId="44" w15:restartNumberingAfterBreak="0">
     <w:nsid w:val="7E0F60F7"/>
     <w:multiLevelType w:val="multilevel"/>
     <w:tmpl w:val="5C3823D6"/>
@@ -8224,121 +8282,139 @@
     </w:lvl>
   </w:abstractNum>
   <w:num w:numId="1">
-    <w:abstractNumId w:val="28"/>
+    <w:abstractNumId w:val="33"/>
   </w:num>
   <w:num w:numId="2">
-    <w:abstractNumId w:val="37"/>
+    <w:abstractNumId w:val="43"/>
   </w:num>
   <w:num w:numId="3">
+    <w:abstractNumId w:val="24"/>
+  </w:num>
+  <w:num w:numId="4">
+    <w:abstractNumId w:val="35"/>
+  </w:num>
+  <w:num w:numId="5">
+    <w:abstractNumId w:val="27"/>
+  </w:num>
+  <w:num w:numId="6">
+    <w:abstractNumId w:val="13"/>
+  </w:num>
+  <w:num w:numId="7">
     <w:abstractNumId w:val="20"/>
   </w:num>
-  <w:num w:numId="4">
-    <w:abstractNumId w:val="30"/>
+  <w:num w:numId="8">
+    <w:abstractNumId w:val="22"/>
   </w:num>
-  <w:num w:numId="5">
+  <w:num w:numId="9">
+    <w:abstractNumId w:val="12"/>
+  </w:num>
+  <w:num w:numId="10">
+    <w:abstractNumId w:val="31"/>
+  </w:num>
+  <w:num w:numId="11">
+    <w:abstractNumId w:val="7"/>
+  </w:num>
+  <w:num w:numId="12">
+    <w:abstractNumId w:val="32"/>
+  </w:num>
+  <w:num w:numId="13">
+    <w:abstractNumId w:val="25"/>
+  </w:num>
+  <w:num w:numId="14">
+    <w:abstractNumId w:val="36"/>
+  </w:num>
+  <w:num w:numId="15">
+    <w:abstractNumId w:val="44"/>
+  </w:num>
+  <w:num w:numId="16">
+    <w:abstractNumId w:val="29"/>
+  </w:num>
+  <w:num w:numId="17">
     <w:abstractNumId w:val="23"/>
   </w:num>
-  <w:num w:numId="6">
-    <w:abstractNumId w:val="11"/>
-  </w:num>
-  <w:num w:numId="7">
-    <w:abstractNumId w:val="16"/>
-  </w:num>
-  <w:num w:numId="8">
-    <w:abstractNumId w:val="18"/>
-  </w:num>
-  <w:num w:numId="9">
-    <w:abstractNumId w:val="10"/>
-  </w:num>
-  <w:num w:numId="10">
-    <w:abstractNumId w:val="26"/>
-  </w:num>
-  <w:num w:numId="11">
-    <w:abstractNumId w:val="6"/>
-  </w:num>
-  <w:num w:numId="12">
-    <w:abstractNumId w:val="27"/>
-  </w:num>
-  <w:num w:numId="13">
-    <w:abstractNumId w:val="21"/>
-  </w:num>
-  <w:num w:numId="14">
-    <w:abstractNumId w:val="31"/>
-  </w:num>
-  <w:num w:numId="15">
-    <w:abstractNumId w:val="38"/>
-  </w:num>
-  <w:num w:numId="16">
-    <w:abstractNumId w:val="24"/>
-  </w:num>
-  <w:num w:numId="17">
-    <w:abstractNumId w:val="19"/>
-  </w:num>
   <w:num w:numId="18">
-    <w:abstractNumId w:val="12"/>
+    <w:abstractNumId w:val="14"/>
   </w:num>
   <w:num w:numId="19">
     <w:abstractNumId w:val="1"/>
   </w:num>
   <w:num w:numId="20">
-    <w:abstractNumId w:val="15"/>
+    <w:abstractNumId w:val="19"/>
   </w:num>
   <w:num w:numId="21">
-    <w:abstractNumId w:val="5"/>
+    <w:abstractNumId w:val="6"/>
   </w:num>
   <w:num w:numId="22">
     <w:abstractNumId w:val="2"/>
   </w:num>
   <w:num w:numId="23">
-    <w:abstractNumId w:val="7"/>
+    <w:abstractNumId w:val="8"/>
   </w:num>
   <w:num w:numId="24">
-    <w:abstractNumId w:val="13"/>
+    <w:abstractNumId w:val="17"/>
   </w:num>
   <w:num w:numId="25">
-    <w:abstractNumId w:val="17"/>
+    <w:abstractNumId w:val="21"/>
   </w:num>
   <w:num w:numId="26">
-    <w:abstractNumId w:val="8"/>
+    <w:abstractNumId w:val="10"/>
   </w:num>
   <w:num w:numId="27">
-    <w:abstractNumId w:val="14"/>
+    <w:abstractNumId w:val="18"/>
   </w:num>
   <w:num w:numId="28">
-    <w:abstractNumId w:val="25"/>
+    <w:abstractNumId w:val="30"/>
   </w:num>
   <w:num w:numId="29">
-    <w:abstractNumId w:val="32"/>
+    <w:abstractNumId w:val="37"/>
   </w:num>
   <w:num w:numId="30">
-    <w:abstractNumId w:val="34"/>
+    <w:abstractNumId w:val="39"/>
   </w:num>
   <w:num w:numId="31">
-    <w:abstractNumId w:val="36"/>
+    <w:abstractNumId w:val="42"/>
   </w:num>
   <w:num w:numId="32">
-    <w:abstractNumId w:val="9"/>
+    <w:abstractNumId w:val="11"/>
   </w:num>
   <w:num w:numId="33">
-    <w:abstractNumId w:val="4"/>
+    <w:abstractNumId w:val="5"/>
   </w:num>
   <w:num w:numId="34">
     <w:abstractNumId w:val="0"/>
   </w:num>
   <w:num w:numId="35">
-    <w:abstractNumId w:val="35"/>
+    <w:abstractNumId w:val="40"/>
   </w:num>
   <w:num w:numId="36">
-    <w:abstractNumId w:val="29"/>
+    <w:abstractNumId w:val="34"/>
   </w:num>
   <w:num w:numId="37">
-    <w:abstractNumId w:val="3"/>
+    <w:abstractNumId w:val="4"/>
   </w:num>
   <w:num w:numId="38">
-    <w:abstractNumId w:val="33"/>
+    <w:abstractNumId w:val="38"/>
   </w:num>
   <w:num w:numId="39">
-    <w:abstractNumId w:val="22"/>
+    <w:abstractNumId w:val="26"/>
+  </w:num>
+  <w:num w:numId="40">
+    <w:abstractNumId w:val="9"/>
+  </w:num>
+  <w:num w:numId="41">
+    <w:abstractNumId w:val="28"/>
+  </w:num>
+  <w:num w:numId="42">
+    <w:abstractNumId w:val="41"/>
+  </w:num>
+  <w:num w:numId="43">
+    <w:abstractNumId w:val="16"/>
+  </w:num>
+  <w:num w:numId="44">
+    <w:abstractNumId w:val="15"/>
+  </w:num>
+  <w:num w:numId="45">
+    <w:abstractNumId w:val="3"/>
   </w:num>
 </w:numbering>
 </file>

--- a/task 3/Task_3.docx
+++ b/task 3/Task_3.docx
@@ -178,7 +178,7 @@
           <w:sz w:val="72"/>
           <w:szCs w:val="72"/>
         </w:rPr>
-        <w:t>5</w:t>
+        <w:t>7</w:t>
       </w:r>
     </w:p>
     <w:p>
@@ -249,24 +249,50 @@
           <w:sz w:val="72"/>
           <w:szCs w:val="72"/>
         </w:rPr>
-        <w:t xml:space="preserve"> React Components </w:t>
-      </w:r>
-    </w:p>
-    <w:p>
-      <w:pPr>
+        <w:t xml:space="preserve"> React</w:t>
+      </w:r>
+      <w:r>
         <w:rPr>
           <w:rFonts w:cstheme="minorHAnsi"/>
           <w:sz w:val="72"/>
           <w:szCs w:val="72"/>
         </w:rPr>
-      </w:pPr>
+        <w:t xml:space="preserve"> </w:t>
+      </w:r>
+      <w:proofErr w:type="spellStart"/>
       <w:r>
         <w:rPr>
           <w:rFonts w:cstheme="minorHAnsi"/>
           <w:sz w:val="72"/>
           <w:szCs w:val="72"/>
         </w:rPr>
-        <w:t xml:space="preserve">     Architecture Best Practices</w:t>
+        <w:t>Todo</w:t>
+      </w:r>
+      <w:proofErr w:type="spellEnd"/>
+      <w:r>
+        <w:rPr>
+          <w:rFonts w:cstheme="minorHAnsi"/>
+          <w:sz w:val="72"/>
+          <w:szCs w:val="72"/>
+        </w:rPr>
+        <w:t xml:space="preserve"> App</w:t>
+      </w:r>
+    </w:p>
+    <w:p>
+      <w:pPr>
+        <w:rPr>
+          <w:rFonts w:cstheme="minorHAnsi"/>
+          <w:sz w:val="72"/>
+          <w:szCs w:val="72"/>
+        </w:rPr>
+      </w:pPr>
+      <w:r>
+        <w:rPr>
+          <w:rFonts w:cstheme="minorHAnsi"/>
+          <w:sz w:val="72"/>
+          <w:szCs w:val="72"/>
+        </w:rPr>
+        <w:t xml:space="preserve">  using reusable components</w:t>
       </w:r>
     </w:p>
     <w:p>
@@ -331,17 +357,15 @@
           <w:sz w:val="72"/>
           <w:szCs w:val="72"/>
         </w:rPr>
-        <w:t>30</w:t>
-      </w:r>
-      <w:bookmarkStart w:id="0" w:name="_GoBack"/>
-      <w:bookmarkEnd w:id="0"/>
+        <w:t>2</w:t>
+      </w:r>
       <w:r>
         <w:rPr>
           <w:rFonts w:cstheme="minorHAnsi"/>
           <w:sz w:val="72"/>
           <w:szCs w:val="72"/>
         </w:rPr>
-        <w:t xml:space="preserve"> Ju</w:t>
+        <w:t xml:space="preserve"> </w:t>
       </w:r>
       <w:r>
         <w:rPr>
@@ -349,7 +373,7 @@
           <w:sz w:val="72"/>
           <w:szCs w:val="72"/>
         </w:rPr>
-        <w:t>ly</w:t>
+        <w:t>August</w:t>
       </w:r>
       <w:r>
         <w:rPr>
@@ -439,38 +463,79 @@
         <w:t>ologies</w:t>
       </w:r>
     </w:p>
-    <w:p/>
-    <w:p>
-      <w:pPr>
-        <w:pStyle w:val="Heading2"/>
-        <w:rPr>
-          <w:sz w:val="34"/>
-          <w:szCs w:val="34"/>
-        </w:rPr>
-      </w:pPr>
-      <w:r>
+    <w:p>
+      <w:pPr>
         <w:rPr>
           <w:rFonts w:ascii="Segoe UI Emoji" w:hAnsi="Segoe UI Emoji" w:cs="Segoe UI Emoji"/>
-          <w:sz w:val="34"/>
-          <w:szCs w:val="34"/>
+          <w:sz w:val="32"/>
+          <w:szCs w:val="32"/>
+        </w:rPr>
+      </w:pPr>
+    </w:p>
+    <w:p>
+      <w:pPr>
+        <w:rPr>
+          <w:rFonts w:ascii="Algerian" w:hAnsi="Algerian"/>
+          <w:b/>
+          <w:sz w:val="72"/>
+          <w:szCs w:val="72"/>
+        </w:rPr>
+      </w:pPr>
+      <w:r>
+        <w:rPr>
+          <w:rFonts w:ascii="Segoe UI Emoji" w:hAnsi="Segoe UI Emoji" w:cs="Segoe UI Emoji"/>
+          <w:sz w:val="32"/>
+          <w:szCs w:val="32"/>
         </w:rPr>
         <w:lastRenderedPageBreak/>
         <w:t>📘</w:t>
       </w:r>
       <w:r>
         <w:rPr>
-          <w:sz w:val="34"/>
-          <w:szCs w:val="34"/>
-        </w:rPr>
-        <w:t xml:space="preserve"> Learning Report: React Components Architecture &amp; Best Practices</w:t>
+          <w:sz w:val="32"/>
+          <w:szCs w:val="32"/>
+        </w:rPr>
+        <w:t xml:space="preserve"> Learning Report: State Management with React Context API</w:t>
+      </w:r>
+    </w:p>
+    <w:p>
+      <w:pPr>
+        <w:pStyle w:val="NormalWeb"/>
+        <w:rPr>
+          <w:sz w:val="32"/>
+          <w:szCs w:val="32"/>
+        </w:rPr>
+      </w:pPr>
+      <w:r>
+        <w:rPr>
+          <w:rFonts w:ascii="Segoe UI Emoji" w:hAnsi="Segoe UI Emoji" w:cs="Segoe UI Emoji"/>
+          <w:sz w:val="32"/>
+          <w:szCs w:val="32"/>
+        </w:rPr>
+        <w:t>📚</w:t>
+      </w:r>
+      <w:r>
+        <w:rPr>
+          <w:sz w:val="32"/>
+          <w:szCs w:val="32"/>
+        </w:rPr>
+        <w:t xml:space="preserve"> </w:t>
+      </w:r>
+      <w:r>
+        <w:rPr>
+          <w:rStyle w:val="Emphasis"/>
+          <w:sz w:val="32"/>
+          <w:szCs w:val="32"/>
+        </w:rPr>
+        <w:t>Styling &amp; Components Architecture Module</w:t>
       </w:r>
     </w:p>
     <w:p>
       <w:pPr>
         <w:pStyle w:val="Heading3"/>
         <w:rPr>
-          <w:sz w:val="34"/>
-          <w:szCs w:val="34"/>
+          <w:sz w:val="32"/>
+          <w:szCs w:val="32"/>
         </w:rPr>
       </w:pPr>
       <w:r>
@@ -478,8 +543,8 @@
           <w:rStyle w:val="Strong"/>
           <w:b/>
           <w:bCs/>
-          <w:sz w:val="34"/>
-          <w:szCs w:val="34"/>
+          <w:sz w:val="32"/>
+          <w:szCs w:val="32"/>
         </w:rPr>
         <w:t>1. Introduction</w:t>
       </w:r>
@@ -488,168 +553,78 @@
       <w:pPr>
         <w:pStyle w:val="NormalWeb"/>
         <w:rPr>
-          <w:sz w:val="34"/>
-          <w:szCs w:val="34"/>
-        </w:rPr>
-      </w:pPr>
-      <w:r>
-        <w:rPr>
-          <w:sz w:val="34"/>
-          <w:szCs w:val="34"/>
-        </w:rPr>
-        <w:t xml:space="preserve">React encourages a </w:t>
+          <w:sz w:val="32"/>
+          <w:szCs w:val="32"/>
+        </w:rPr>
+      </w:pPr>
+      <w:r>
+        <w:rPr>
+          <w:sz w:val="32"/>
+          <w:szCs w:val="32"/>
+        </w:rPr>
+        <w:t xml:space="preserve">React provides a powerful way to build interactive user interfaces using components. However, as applications grow, managing shared state across multiple components becomes challenging—especially when passing props through deeply nested components. This is where the </w:t>
       </w:r>
       <w:r>
         <w:rPr>
           <w:rStyle w:val="Strong"/>
-          <w:sz w:val="34"/>
-          <w:szCs w:val="34"/>
-        </w:rPr>
-        <w:t>component-based architecture</w:t>
-      </w:r>
-      <w:r>
-        <w:rPr>
-          <w:sz w:val="34"/>
-          <w:szCs w:val="34"/>
-        </w:rPr>
-        <w:t xml:space="preserve">, where the UI is built using reusable, independent, and self-contained building blocks called </w:t>
+          <w:sz w:val="32"/>
+          <w:szCs w:val="32"/>
+        </w:rPr>
+        <w:t>Context API</w:t>
+      </w:r>
+      <w:r>
+        <w:rPr>
+          <w:sz w:val="32"/>
+          <w:szCs w:val="32"/>
+        </w:rPr>
+        <w:t xml:space="preserve"> comes in.</w:t>
+      </w:r>
+    </w:p>
+    <w:p>
+      <w:pPr>
+        <w:pStyle w:val="NormalWeb"/>
+        <w:rPr>
+          <w:sz w:val="32"/>
+          <w:szCs w:val="32"/>
+        </w:rPr>
+      </w:pPr>
+      <w:r>
+        <w:rPr>
+          <w:sz w:val="32"/>
+          <w:szCs w:val="32"/>
+        </w:rPr>
+        <w:t xml:space="preserve">The </w:t>
       </w:r>
       <w:r>
         <w:rPr>
           <w:rStyle w:val="Strong"/>
-          <w:sz w:val="34"/>
-          <w:szCs w:val="34"/>
-        </w:rPr>
-        <w:t>components</w:t>
-      </w:r>
-      <w:r>
-        <w:rPr>
-          <w:sz w:val="34"/>
-          <w:szCs w:val="34"/>
-        </w:rPr>
-        <w:t xml:space="preserve">. A good component architecture improves </w:t>
-      </w:r>
-      <w:r>
-        <w:rPr>
-          <w:rStyle w:val="Strong"/>
-          <w:sz w:val="34"/>
-          <w:szCs w:val="34"/>
-        </w:rPr>
-        <w:t>scalability</w:t>
-      </w:r>
-      <w:r>
-        <w:rPr>
-          <w:sz w:val="34"/>
-          <w:szCs w:val="34"/>
-        </w:rPr>
-        <w:t xml:space="preserve">, </w:t>
-      </w:r>
-      <w:r>
-        <w:rPr>
-          <w:rStyle w:val="Strong"/>
-          <w:sz w:val="34"/>
-          <w:szCs w:val="34"/>
-        </w:rPr>
-        <w:t>maintainability</w:t>
-      </w:r>
-      <w:r>
-        <w:rPr>
-          <w:sz w:val="34"/>
-          <w:szCs w:val="34"/>
-        </w:rPr>
-        <w:t xml:space="preserve">, and </w:t>
-      </w:r>
-      <w:r>
-        <w:rPr>
-          <w:rStyle w:val="Strong"/>
-          <w:sz w:val="34"/>
-          <w:szCs w:val="34"/>
-        </w:rPr>
-        <w:t>developer productivity</w:t>
-      </w:r>
-      <w:r>
-        <w:rPr>
-          <w:sz w:val="34"/>
-          <w:szCs w:val="34"/>
-        </w:rPr>
-        <w:t>—especially in large applications.</w:t>
-      </w:r>
-    </w:p>
-    <w:p>
-      <w:pPr>
-        <w:pStyle w:val="NormalWeb"/>
-        <w:rPr>
-          <w:sz w:val="34"/>
-          <w:szCs w:val="34"/>
-        </w:rPr>
-      </w:pPr>
-      <w:r>
-        <w:rPr>
-          <w:sz w:val="34"/>
-          <w:szCs w:val="34"/>
-        </w:rPr>
-        <w:t xml:space="preserve">In this learning module, I explored the principles of </w:t>
-      </w:r>
-      <w:r>
-        <w:rPr>
-          <w:rStyle w:val="Strong"/>
-          <w:sz w:val="34"/>
-          <w:szCs w:val="34"/>
-        </w:rPr>
-        <w:t>structuring React components</w:t>
-      </w:r>
-      <w:r>
-        <w:rPr>
-          <w:sz w:val="34"/>
-          <w:szCs w:val="34"/>
-        </w:rPr>
-        <w:t xml:space="preserve">, </w:t>
-      </w:r>
-      <w:r>
-        <w:rPr>
-          <w:rStyle w:val="Strong"/>
-          <w:sz w:val="34"/>
-          <w:szCs w:val="34"/>
-        </w:rPr>
-        <w:t>file/folder organization</w:t>
-      </w:r>
-      <w:r>
-        <w:rPr>
-          <w:sz w:val="34"/>
-          <w:szCs w:val="34"/>
-        </w:rPr>
-        <w:t xml:space="preserve">, and </w:t>
-      </w:r>
-      <w:r>
-        <w:rPr>
-          <w:rStyle w:val="Strong"/>
-          <w:sz w:val="34"/>
-          <w:szCs w:val="34"/>
-        </w:rPr>
-        <w:t>best practices for styling and modularity</w:t>
-      </w:r>
-      <w:r>
-        <w:rPr>
-          <w:sz w:val="34"/>
-          <w:szCs w:val="34"/>
-        </w:rPr>
-        <w:t>.</w:t>
-      </w:r>
-    </w:p>
-    <w:p>
-      <w:pPr>
-        <w:rPr>
-          <w:sz w:val="34"/>
-          <w:szCs w:val="34"/>
-        </w:rPr>
-      </w:pPr>
-      <w:r>
-        <w:rPr>
-          <w:sz w:val="34"/>
-          <w:szCs w:val="34"/>
-        </w:rPr>
-        <w:pict w14:anchorId="34DB8A59">
-          <v:rect id="_x0000_i1032" style="width:0;height:1.5pt" o:hralign="center" o:hrstd="t" o:hr="t" fillcolor="#a0a0a0" stroked="f"/>
+          <w:sz w:val="32"/>
+          <w:szCs w:val="32"/>
+        </w:rPr>
+        <w:t>Context API</w:t>
+      </w:r>
+      <w:r>
+        <w:rPr>
+          <w:sz w:val="32"/>
+          <w:szCs w:val="32"/>
+        </w:rPr>
+        <w:t xml:space="preserve"> is a built-in feature of React that allows data to be shared globally across the component tree without explicitly passing props at every level. It is ideal for managing application-wide state such as authentication, themes, user preferences, or settings.</w:t>
+      </w:r>
+    </w:p>
+    <w:p>
+      <w:pPr>
+        <w:rPr>
+          <w:sz w:val="32"/>
+          <w:szCs w:val="32"/>
+        </w:rPr>
+      </w:pPr>
+      <w:r>
+        <w:rPr>
+          <w:sz w:val="32"/>
+          <w:szCs w:val="32"/>
+        </w:rPr>
+        <w:pict w14:anchorId="3F78F05E">
+          <v:rect id="_x0000_i1030" style="width:0;height:1.5pt" o:hralign="center" o:hrstd="t" o:hr="t" fillcolor="#a0a0a0" stroked="f"/>
         </w:pict>
       </w:r>
     </w:p>
@@ -657,8 +632,8 @@
       <w:pPr>
         <w:pStyle w:val="Heading3"/>
         <w:rPr>
-          <w:sz w:val="34"/>
-          <w:szCs w:val="34"/>
+          <w:sz w:val="32"/>
+          <w:szCs w:val="32"/>
         </w:rPr>
       </w:pPr>
       <w:r>
@@ -666,52 +641,1702 @@
           <w:rStyle w:val="Strong"/>
           <w:b/>
           <w:bCs/>
-          <w:sz w:val="34"/>
-          <w:szCs w:val="34"/>
-        </w:rPr>
-        <w:t>2. Component Types in React</w:t>
-      </w:r>
-    </w:p>
-    <w:p>
-      <w:pPr>
-        <w:pStyle w:val="NormalWeb"/>
-        <w:rPr>
-          <w:sz w:val="34"/>
-          <w:szCs w:val="34"/>
-        </w:rPr>
-      </w:pPr>
-      <w:r>
-        <w:rPr>
-          <w:sz w:val="34"/>
-          <w:szCs w:val="34"/>
-        </w:rPr>
-        <w:t>React components can be divided into two main types:</w:t>
-      </w:r>
-    </w:p>
-    <w:p>
-      <w:pPr>
-        <w:pStyle w:val="Heading4"/>
-        <w:rPr>
-          <w:sz w:val="34"/>
-          <w:szCs w:val="34"/>
-        </w:rPr>
-      </w:pPr>
-      <w:r>
-        <w:rPr>
-          <w:sz w:val="34"/>
-          <w:szCs w:val="34"/>
-        </w:rPr>
-        <w:t xml:space="preserve">a. </w:t>
-      </w:r>
+          <w:sz w:val="32"/>
+          <w:szCs w:val="32"/>
+        </w:rPr>
+        <w:t>3. Core Concepts</w:t>
+      </w:r>
+    </w:p>
+    <w:tbl>
+      <w:tblPr>
+        <w:tblW w:w="0" w:type="auto"/>
+        <w:tblCellSpacing w:w="15" w:type="dxa"/>
+        <w:tblCellMar>
+          <w:top w:w="15" w:type="dxa"/>
+          <w:left w:w="15" w:type="dxa"/>
+          <w:bottom w:w="15" w:type="dxa"/>
+          <w:right w:w="15" w:type="dxa"/>
+        </w:tblCellMar>
+        <w:tblLook w:val="04A0" w:firstRow="1" w:lastRow="0" w:firstColumn="1" w:lastColumn="0" w:noHBand="0" w:noVBand="1"/>
+      </w:tblPr>
+      <w:tblGrid>
+        <w:gridCol w:w="2956"/>
+        <w:gridCol w:w="6404"/>
+      </w:tblGrid>
+      <w:tr>
+        <w:trPr>
+          <w:tblHeader/>
+          <w:tblCellSpacing w:w="15" w:type="dxa"/>
+        </w:trPr>
+        <w:tc>
+          <w:tcPr>
+            <w:tcW w:w="0" w:type="auto"/>
+            <w:vAlign w:val="center"/>
+            <w:hideMark/>
+          </w:tcPr>
+          <w:p>
+            <w:pPr>
+              <w:jc w:val="center"/>
+              <w:rPr>
+                <w:b/>
+                <w:bCs/>
+                <w:sz w:val="32"/>
+                <w:szCs w:val="32"/>
+              </w:rPr>
+            </w:pPr>
+            <w:r>
+              <w:rPr>
+                <w:b/>
+                <w:bCs/>
+                <w:sz w:val="32"/>
+                <w:szCs w:val="32"/>
+              </w:rPr>
+              <w:t>Term</w:t>
+            </w:r>
+          </w:p>
+        </w:tc>
+        <w:tc>
+          <w:tcPr>
+            <w:tcW w:w="0" w:type="auto"/>
+            <w:vAlign w:val="center"/>
+            <w:hideMark/>
+          </w:tcPr>
+          <w:p>
+            <w:pPr>
+              <w:jc w:val="center"/>
+              <w:rPr>
+                <w:b/>
+                <w:bCs/>
+                <w:sz w:val="32"/>
+                <w:szCs w:val="32"/>
+              </w:rPr>
+            </w:pPr>
+            <w:r>
+              <w:rPr>
+                <w:b/>
+                <w:bCs/>
+                <w:sz w:val="32"/>
+                <w:szCs w:val="32"/>
+              </w:rPr>
+              <w:t>Purpose</w:t>
+            </w:r>
+          </w:p>
+        </w:tc>
+      </w:tr>
+      <w:tr>
+        <w:trPr>
+          <w:tblCellSpacing w:w="15" w:type="dxa"/>
+        </w:trPr>
+        <w:tc>
+          <w:tcPr>
+            <w:tcW w:w="0" w:type="auto"/>
+            <w:vAlign w:val="center"/>
+            <w:hideMark/>
+          </w:tcPr>
+          <w:p>
+            <w:pPr>
+              <w:rPr>
+                <w:sz w:val="32"/>
+                <w:szCs w:val="32"/>
+              </w:rPr>
+            </w:pPr>
+            <w:proofErr w:type="spellStart"/>
+            <w:proofErr w:type="gramStart"/>
+            <w:r>
+              <w:rPr>
+                <w:rStyle w:val="HTMLCode"/>
+                <w:rFonts w:eastAsiaTheme="minorHAnsi"/>
+                <w:sz w:val="32"/>
+                <w:szCs w:val="32"/>
+              </w:rPr>
+              <w:t>createContext</w:t>
+            </w:r>
+            <w:proofErr w:type="spellEnd"/>
+            <w:r>
+              <w:rPr>
+                <w:rStyle w:val="HTMLCode"/>
+                <w:rFonts w:eastAsiaTheme="minorHAnsi"/>
+                <w:sz w:val="32"/>
+                <w:szCs w:val="32"/>
+              </w:rPr>
+              <w:t>(</w:t>
+            </w:r>
+            <w:proofErr w:type="gramEnd"/>
+            <w:r>
+              <w:rPr>
+                <w:rStyle w:val="HTMLCode"/>
+                <w:rFonts w:eastAsiaTheme="minorHAnsi"/>
+                <w:sz w:val="32"/>
+                <w:szCs w:val="32"/>
+              </w:rPr>
+              <w:t>)</w:t>
+            </w:r>
+          </w:p>
+        </w:tc>
+        <w:tc>
+          <w:tcPr>
+            <w:tcW w:w="0" w:type="auto"/>
+            <w:vAlign w:val="center"/>
+            <w:hideMark/>
+          </w:tcPr>
+          <w:p>
+            <w:pPr>
+              <w:rPr>
+                <w:sz w:val="32"/>
+                <w:szCs w:val="32"/>
+              </w:rPr>
+            </w:pPr>
+            <w:r>
+              <w:rPr>
+                <w:sz w:val="32"/>
+                <w:szCs w:val="32"/>
+              </w:rPr>
+              <w:t>Creates a new context object</w:t>
+            </w:r>
+          </w:p>
+        </w:tc>
+      </w:tr>
+      <w:tr>
+        <w:trPr>
+          <w:tblCellSpacing w:w="15" w:type="dxa"/>
+        </w:trPr>
+        <w:tc>
+          <w:tcPr>
+            <w:tcW w:w="0" w:type="auto"/>
+            <w:vAlign w:val="center"/>
+            <w:hideMark/>
+          </w:tcPr>
+          <w:p>
+            <w:pPr>
+              <w:rPr>
+                <w:sz w:val="32"/>
+                <w:szCs w:val="32"/>
+              </w:rPr>
+            </w:pPr>
+            <w:r>
+              <w:rPr>
+                <w:rStyle w:val="HTMLCode"/>
+                <w:rFonts w:eastAsiaTheme="minorHAnsi"/>
+                <w:sz w:val="32"/>
+                <w:szCs w:val="32"/>
+              </w:rPr>
+              <w:t>&lt;Provider&gt;</w:t>
+            </w:r>
+          </w:p>
+        </w:tc>
+        <w:tc>
+          <w:tcPr>
+            <w:tcW w:w="0" w:type="auto"/>
+            <w:vAlign w:val="center"/>
+            <w:hideMark/>
+          </w:tcPr>
+          <w:p>
+            <w:pPr>
+              <w:rPr>
+                <w:sz w:val="32"/>
+                <w:szCs w:val="32"/>
+              </w:rPr>
+            </w:pPr>
+            <w:r>
+              <w:rPr>
+                <w:sz w:val="32"/>
+                <w:szCs w:val="32"/>
+              </w:rPr>
+              <w:t>Makes context value available to children</w:t>
+            </w:r>
+          </w:p>
+        </w:tc>
+      </w:tr>
+      <w:tr>
+        <w:trPr>
+          <w:tblCellSpacing w:w="15" w:type="dxa"/>
+        </w:trPr>
+        <w:tc>
+          <w:tcPr>
+            <w:tcW w:w="0" w:type="auto"/>
+            <w:vAlign w:val="center"/>
+            <w:hideMark/>
+          </w:tcPr>
+          <w:p>
+            <w:pPr>
+              <w:rPr>
+                <w:sz w:val="32"/>
+                <w:szCs w:val="32"/>
+              </w:rPr>
+            </w:pPr>
+            <w:proofErr w:type="spellStart"/>
+            <w:proofErr w:type="gramStart"/>
+            <w:r>
+              <w:rPr>
+                <w:rStyle w:val="HTMLCode"/>
+                <w:rFonts w:eastAsiaTheme="minorHAnsi"/>
+                <w:sz w:val="32"/>
+                <w:szCs w:val="32"/>
+              </w:rPr>
+              <w:t>useContext</w:t>
+            </w:r>
+            <w:proofErr w:type="spellEnd"/>
+            <w:r>
+              <w:rPr>
+                <w:rStyle w:val="HTMLCode"/>
+                <w:rFonts w:eastAsiaTheme="minorHAnsi"/>
+                <w:sz w:val="32"/>
+                <w:szCs w:val="32"/>
+              </w:rPr>
+              <w:t>(</w:t>
+            </w:r>
+            <w:proofErr w:type="gramEnd"/>
+            <w:r>
+              <w:rPr>
+                <w:rStyle w:val="HTMLCode"/>
+                <w:rFonts w:eastAsiaTheme="minorHAnsi"/>
+                <w:sz w:val="32"/>
+                <w:szCs w:val="32"/>
+              </w:rPr>
+              <w:t>)</w:t>
+            </w:r>
+          </w:p>
+        </w:tc>
+        <w:tc>
+          <w:tcPr>
+            <w:tcW w:w="0" w:type="auto"/>
+            <w:vAlign w:val="center"/>
+            <w:hideMark/>
+          </w:tcPr>
+          <w:p>
+            <w:pPr>
+              <w:rPr>
+                <w:sz w:val="32"/>
+                <w:szCs w:val="32"/>
+              </w:rPr>
+            </w:pPr>
+            <w:r>
+              <w:rPr>
+                <w:sz w:val="32"/>
+                <w:szCs w:val="32"/>
+              </w:rPr>
+              <w:t>Accesses context value inside functional components</w:t>
+            </w:r>
+          </w:p>
+        </w:tc>
+      </w:tr>
+    </w:tbl>
+    <w:p>
+      <w:pPr>
+        <w:rPr>
+          <w:sz w:val="32"/>
+          <w:szCs w:val="32"/>
+        </w:rPr>
+      </w:pPr>
+      <w:r>
+        <w:rPr>
+          <w:sz w:val="32"/>
+          <w:szCs w:val="32"/>
+        </w:rPr>
+        <w:pict w14:anchorId="2335379A">
+          <v:rect id="_x0000_i1032" style="width:0;height:1.5pt" o:hralign="center" o:hrstd="t" o:hr="t" fillcolor="#a0a0a0" stroked="f"/>
+        </w:pict>
+      </w:r>
+    </w:p>
+    <w:p>
+      <w:pPr>
+        <w:pStyle w:val="Heading3"/>
+        <w:rPr>
+          <w:sz w:val="32"/>
+          <w:szCs w:val="32"/>
+        </w:rPr>
+      </w:pPr>
       <w:r>
         <w:rPr>
           <w:rStyle w:val="Strong"/>
           <w:b/>
           <w:bCs/>
-          <w:sz w:val="34"/>
-          <w:szCs w:val="34"/>
-        </w:rPr>
-        <w:t>Presentational (UI) Components</w:t>
+          <w:sz w:val="32"/>
+          <w:szCs w:val="32"/>
+        </w:rPr>
+        <w:t>4. Context API Workflow Example</w:t>
+      </w:r>
+    </w:p>
+    <w:p>
+      <w:pPr>
+        <w:pStyle w:val="NormalWeb"/>
+        <w:rPr>
+          <w:sz w:val="32"/>
+          <w:szCs w:val="32"/>
+        </w:rPr>
+      </w:pPr>
+      <w:r>
+        <w:rPr>
+          <w:rStyle w:val="Strong"/>
+          <w:sz w:val="32"/>
+          <w:szCs w:val="32"/>
+        </w:rPr>
+        <w:t>Step 1: Create Context</w:t>
+      </w:r>
+    </w:p>
+    <w:p>
+      <w:pPr>
+        <w:pStyle w:val="HTMLPreformatted"/>
+        <w:rPr>
+          <w:sz w:val="32"/>
+          <w:szCs w:val="32"/>
+        </w:rPr>
+      </w:pPr>
+      <w:proofErr w:type="spellStart"/>
+      <w:r>
+        <w:rPr>
+          <w:sz w:val="32"/>
+          <w:szCs w:val="32"/>
+        </w:rPr>
+        <w:t>js</w:t>
+      </w:r>
+      <w:proofErr w:type="spellEnd"/>
+    </w:p>
+    <w:p>
+      <w:pPr>
+        <w:pStyle w:val="HTMLPreformatted"/>
+        <w:rPr>
+          <w:sz w:val="32"/>
+          <w:szCs w:val="32"/>
+        </w:rPr>
+      </w:pPr>
+      <w:proofErr w:type="spellStart"/>
+      <w:r>
+        <w:rPr>
+          <w:sz w:val="32"/>
+          <w:szCs w:val="32"/>
+        </w:rPr>
+        <w:lastRenderedPageBreak/>
+        <w:t>CopyEdit</w:t>
+      </w:r>
+      <w:proofErr w:type="spellEnd"/>
+    </w:p>
+    <w:p>
+      <w:pPr>
+        <w:pStyle w:val="HTMLPreformatted"/>
+        <w:rPr>
+          <w:rStyle w:val="HTMLCode"/>
+          <w:sz w:val="32"/>
+          <w:szCs w:val="32"/>
+        </w:rPr>
+      </w:pPr>
+      <w:r>
+        <w:rPr>
+          <w:rStyle w:val="hljs-keyword"/>
+          <w:sz w:val="32"/>
+          <w:szCs w:val="32"/>
+        </w:rPr>
+        <w:t>import</w:t>
+      </w:r>
+      <w:r>
+        <w:rPr>
+          <w:rStyle w:val="HTMLCode"/>
+          <w:sz w:val="32"/>
+          <w:szCs w:val="32"/>
+        </w:rPr>
+        <w:t xml:space="preserve"> </w:t>
+      </w:r>
+      <w:proofErr w:type="gramStart"/>
+      <w:r>
+        <w:rPr>
+          <w:rStyle w:val="HTMLCode"/>
+          <w:sz w:val="32"/>
+          <w:szCs w:val="32"/>
+        </w:rPr>
+        <w:t xml:space="preserve">{ </w:t>
+      </w:r>
+      <w:proofErr w:type="spellStart"/>
+      <w:r>
+        <w:rPr>
+          <w:rStyle w:val="HTMLCode"/>
+          <w:sz w:val="32"/>
+          <w:szCs w:val="32"/>
+        </w:rPr>
+        <w:t>createContext</w:t>
+      </w:r>
+      <w:proofErr w:type="spellEnd"/>
+      <w:proofErr w:type="gramEnd"/>
+      <w:r>
+        <w:rPr>
+          <w:rStyle w:val="HTMLCode"/>
+          <w:sz w:val="32"/>
+          <w:szCs w:val="32"/>
+        </w:rPr>
+        <w:t xml:space="preserve"> } </w:t>
+      </w:r>
+      <w:r>
+        <w:rPr>
+          <w:rStyle w:val="hljs-keyword"/>
+          <w:sz w:val="32"/>
+          <w:szCs w:val="32"/>
+        </w:rPr>
+        <w:t>from</w:t>
+      </w:r>
+      <w:r>
+        <w:rPr>
+          <w:rStyle w:val="HTMLCode"/>
+          <w:sz w:val="32"/>
+          <w:szCs w:val="32"/>
+        </w:rPr>
+        <w:t xml:space="preserve"> </w:t>
+      </w:r>
+      <w:r>
+        <w:rPr>
+          <w:rStyle w:val="hljs-string"/>
+          <w:sz w:val="32"/>
+          <w:szCs w:val="32"/>
+        </w:rPr>
+        <w:t>'react'</w:t>
+      </w:r>
+      <w:r>
+        <w:rPr>
+          <w:rStyle w:val="HTMLCode"/>
+          <w:sz w:val="32"/>
+          <w:szCs w:val="32"/>
+        </w:rPr>
+        <w:t>;</w:t>
+      </w:r>
+    </w:p>
+    <w:p>
+      <w:pPr>
+        <w:pStyle w:val="HTMLPreformatted"/>
+        <w:rPr>
+          <w:rStyle w:val="HTMLCode"/>
+          <w:sz w:val="32"/>
+          <w:szCs w:val="32"/>
+        </w:rPr>
+      </w:pPr>
+      <w:r>
+        <w:rPr>
+          <w:rStyle w:val="hljs-keyword"/>
+          <w:sz w:val="32"/>
+          <w:szCs w:val="32"/>
+        </w:rPr>
+        <w:t>export</w:t>
+      </w:r>
+      <w:r>
+        <w:rPr>
+          <w:rStyle w:val="HTMLCode"/>
+          <w:sz w:val="32"/>
+          <w:szCs w:val="32"/>
+        </w:rPr>
+        <w:t xml:space="preserve"> </w:t>
+      </w:r>
+      <w:r>
+        <w:rPr>
+          <w:rStyle w:val="hljs-keyword"/>
+          <w:sz w:val="32"/>
+          <w:szCs w:val="32"/>
+        </w:rPr>
+        <w:t>const</w:t>
+      </w:r>
+      <w:r>
+        <w:rPr>
+          <w:rStyle w:val="HTMLCode"/>
+          <w:sz w:val="32"/>
+          <w:szCs w:val="32"/>
+        </w:rPr>
+        <w:t xml:space="preserve"> </w:t>
+      </w:r>
+      <w:proofErr w:type="spellStart"/>
+      <w:r>
+        <w:rPr>
+          <w:rStyle w:val="hljs-title"/>
+          <w:sz w:val="32"/>
+          <w:szCs w:val="32"/>
+        </w:rPr>
+        <w:t>ThemeContext</w:t>
+      </w:r>
+      <w:proofErr w:type="spellEnd"/>
+      <w:r>
+        <w:rPr>
+          <w:rStyle w:val="HTMLCode"/>
+          <w:sz w:val="32"/>
+          <w:szCs w:val="32"/>
+        </w:rPr>
+        <w:t xml:space="preserve"> = </w:t>
+      </w:r>
+      <w:proofErr w:type="spellStart"/>
+      <w:proofErr w:type="gramStart"/>
+      <w:r>
+        <w:rPr>
+          <w:rStyle w:val="hljs-title"/>
+          <w:sz w:val="32"/>
+          <w:szCs w:val="32"/>
+        </w:rPr>
+        <w:t>createContext</w:t>
+      </w:r>
+      <w:proofErr w:type="spellEnd"/>
+      <w:r>
+        <w:rPr>
+          <w:rStyle w:val="HTMLCode"/>
+          <w:sz w:val="32"/>
+          <w:szCs w:val="32"/>
+        </w:rPr>
+        <w:t>(</w:t>
+      </w:r>
+      <w:proofErr w:type="gramEnd"/>
+      <w:r>
+        <w:rPr>
+          <w:rStyle w:val="HTMLCode"/>
+          <w:sz w:val="32"/>
+          <w:szCs w:val="32"/>
+        </w:rPr>
+        <w:t>);</w:t>
+      </w:r>
+    </w:p>
+    <w:p>
+      <w:pPr>
+        <w:pStyle w:val="NormalWeb"/>
+        <w:rPr>
+          <w:sz w:val="32"/>
+          <w:szCs w:val="32"/>
+        </w:rPr>
+      </w:pPr>
+      <w:r>
+        <w:rPr>
+          <w:rStyle w:val="Strong"/>
+          <w:sz w:val="32"/>
+          <w:szCs w:val="32"/>
+        </w:rPr>
+        <w:t>Step 2: Create a Provider</w:t>
+      </w:r>
+    </w:p>
+    <w:p>
+      <w:pPr>
+        <w:pStyle w:val="HTMLPreformatted"/>
+        <w:rPr>
+          <w:sz w:val="32"/>
+          <w:szCs w:val="32"/>
+        </w:rPr>
+      </w:pPr>
+      <w:proofErr w:type="spellStart"/>
+      <w:r>
+        <w:rPr>
+          <w:sz w:val="32"/>
+          <w:szCs w:val="32"/>
+        </w:rPr>
+        <w:t>js</w:t>
+      </w:r>
+      <w:proofErr w:type="spellEnd"/>
+    </w:p>
+    <w:p>
+      <w:pPr>
+        <w:pStyle w:val="HTMLPreformatted"/>
+        <w:rPr>
+          <w:sz w:val="32"/>
+          <w:szCs w:val="32"/>
+        </w:rPr>
+      </w:pPr>
+      <w:proofErr w:type="spellStart"/>
+      <w:r>
+        <w:rPr>
+          <w:sz w:val="32"/>
+          <w:szCs w:val="32"/>
+        </w:rPr>
+        <w:t>CopyEdit</w:t>
+      </w:r>
+      <w:proofErr w:type="spellEnd"/>
+    </w:p>
+    <w:p>
+      <w:pPr>
+        <w:pStyle w:val="HTMLPreformatted"/>
+        <w:rPr>
+          <w:rStyle w:val="HTMLCode"/>
+          <w:sz w:val="32"/>
+          <w:szCs w:val="32"/>
+        </w:rPr>
+      </w:pPr>
+      <w:r>
+        <w:rPr>
+          <w:rStyle w:val="hljs-keyword"/>
+          <w:sz w:val="32"/>
+          <w:szCs w:val="32"/>
+        </w:rPr>
+        <w:t>import</w:t>
+      </w:r>
+      <w:r>
+        <w:rPr>
+          <w:rStyle w:val="HTMLCode"/>
+          <w:sz w:val="32"/>
+          <w:szCs w:val="32"/>
+        </w:rPr>
+        <w:t xml:space="preserve"> </w:t>
+      </w:r>
+      <w:proofErr w:type="gramStart"/>
+      <w:r>
+        <w:rPr>
+          <w:rStyle w:val="HTMLCode"/>
+          <w:sz w:val="32"/>
+          <w:szCs w:val="32"/>
+        </w:rPr>
+        <w:t xml:space="preserve">{ </w:t>
+      </w:r>
+      <w:proofErr w:type="spellStart"/>
+      <w:r>
+        <w:rPr>
+          <w:rStyle w:val="HTMLCode"/>
+          <w:sz w:val="32"/>
+          <w:szCs w:val="32"/>
+        </w:rPr>
+        <w:t>useState</w:t>
+      </w:r>
+      <w:proofErr w:type="spellEnd"/>
+      <w:proofErr w:type="gramEnd"/>
+      <w:r>
+        <w:rPr>
+          <w:rStyle w:val="HTMLCode"/>
+          <w:sz w:val="32"/>
+          <w:szCs w:val="32"/>
+        </w:rPr>
+        <w:t xml:space="preserve"> } </w:t>
+      </w:r>
+      <w:r>
+        <w:rPr>
+          <w:rStyle w:val="hljs-keyword"/>
+          <w:sz w:val="32"/>
+          <w:szCs w:val="32"/>
+        </w:rPr>
+        <w:t>from</w:t>
+      </w:r>
+      <w:r>
+        <w:rPr>
+          <w:rStyle w:val="HTMLCode"/>
+          <w:sz w:val="32"/>
+          <w:szCs w:val="32"/>
+        </w:rPr>
+        <w:t xml:space="preserve"> </w:t>
+      </w:r>
+      <w:r>
+        <w:rPr>
+          <w:rStyle w:val="hljs-string"/>
+          <w:sz w:val="32"/>
+          <w:szCs w:val="32"/>
+        </w:rPr>
+        <w:t>'react'</w:t>
+      </w:r>
+      <w:r>
+        <w:rPr>
+          <w:rStyle w:val="HTMLCode"/>
+          <w:sz w:val="32"/>
+          <w:szCs w:val="32"/>
+        </w:rPr>
+        <w:t>;</w:t>
+      </w:r>
+    </w:p>
+    <w:p>
+      <w:pPr>
+        <w:pStyle w:val="HTMLPreformatted"/>
+        <w:rPr>
+          <w:rStyle w:val="HTMLCode"/>
+          <w:sz w:val="32"/>
+          <w:szCs w:val="32"/>
+        </w:rPr>
+      </w:pPr>
+      <w:r>
+        <w:rPr>
+          <w:rStyle w:val="hljs-keyword"/>
+          <w:sz w:val="32"/>
+          <w:szCs w:val="32"/>
+        </w:rPr>
+        <w:t>import</w:t>
+      </w:r>
+      <w:r>
+        <w:rPr>
+          <w:rStyle w:val="HTMLCode"/>
+          <w:sz w:val="32"/>
+          <w:szCs w:val="32"/>
+        </w:rPr>
+        <w:t xml:space="preserve"> </w:t>
+      </w:r>
+      <w:proofErr w:type="gramStart"/>
+      <w:r>
+        <w:rPr>
+          <w:rStyle w:val="HTMLCode"/>
+          <w:sz w:val="32"/>
+          <w:szCs w:val="32"/>
+        </w:rPr>
+        <w:t xml:space="preserve">{ </w:t>
+      </w:r>
+      <w:proofErr w:type="spellStart"/>
+      <w:r>
+        <w:rPr>
+          <w:rStyle w:val="hljs-title"/>
+          <w:sz w:val="32"/>
+          <w:szCs w:val="32"/>
+        </w:rPr>
+        <w:t>ThemeContext</w:t>
+      </w:r>
+      <w:proofErr w:type="spellEnd"/>
+      <w:proofErr w:type="gramEnd"/>
+      <w:r>
+        <w:rPr>
+          <w:rStyle w:val="HTMLCode"/>
+          <w:sz w:val="32"/>
+          <w:szCs w:val="32"/>
+        </w:rPr>
+        <w:t xml:space="preserve"> } </w:t>
+      </w:r>
+      <w:r>
+        <w:rPr>
+          <w:rStyle w:val="hljs-keyword"/>
+          <w:sz w:val="32"/>
+          <w:szCs w:val="32"/>
+        </w:rPr>
+        <w:t>from</w:t>
+      </w:r>
+      <w:r>
+        <w:rPr>
+          <w:rStyle w:val="HTMLCode"/>
+          <w:sz w:val="32"/>
+          <w:szCs w:val="32"/>
+        </w:rPr>
+        <w:t xml:space="preserve"> </w:t>
+      </w:r>
+      <w:r>
+        <w:rPr>
+          <w:rStyle w:val="hljs-string"/>
+          <w:sz w:val="32"/>
+          <w:szCs w:val="32"/>
+        </w:rPr>
+        <w:t>'./</w:t>
+      </w:r>
+      <w:proofErr w:type="spellStart"/>
+      <w:r>
+        <w:rPr>
+          <w:rStyle w:val="hljs-string"/>
+          <w:sz w:val="32"/>
+          <w:szCs w:val="32"/>
+        </w:rPr>
+        <w:t>ThemeContext</w:t>
+      </w:r>
+      <w:proofErr w:type="spellEnd"/>
+      <w:r>
+        <w:rPr>
+          <w:rStyle w:val="hljs-string"/>
+          <w:sz w:val="32"/>
+          <w:szCs w:val="32"/>
+        </w:rPr>
+        <w:t>'</w:t>
+      </w:r>
+      <w:r>
+        <w:rPr>
+          <w:rStyle w:val="HTMLCode"/>
+          <w:sz w:val="32"/>
+          <w:szCs w:val="32"/>
+        </w:rPr>
+        <w:t>;</w:t>
+      </w:r>
+    </w:p>
+    <w:p>
+      <w:pPr>
+        <w:pStyle w:val="HTMLPreformatted"/>
+        <w:rPr>
+          <w:rStyle w:val="HTMLCode"/>
+          <w:sz w:val="32"/>
+          <w:szCs w:val="32"/>
+        </w:rPr>
+      </w:pPr>
+    </w:p>
+    <w:p>
+      <w:pPr>
+        <w:pStyle w:val="HTMLPreformatted"/>
+        <w:rPr>
+          <w:rStyle w:val="HTMLCode"/>
+          <w:sz w:val="32"/>
+          <w:szCs w:val="32"/>
+        </w:rPr>
+      </w:pPr>
+      <w:r>
+        <w:rPr>
+          <w:rStyle w:val="hljs-keyword"/>
+          <w:sz w:val="32"/>
+          <w:szCs w:val="32"/>
+        </w:rPr>
+        <w:t>export</w:t>
+      </w:r>
+      <w:r>
+        <w:rPr>
+          <w:rStyle w:val="HTMLCode"/>
+          <w:sz w:val="32"/>
+          <w:szCs w:val="32"/>
+        </w:rPr>
+        <w:t xml:space="preserve"> </w:t>
+      </w:r>
+      <w:r>
+        <w:rPr>
+          <w:rStyle w:val="hljs-keyword"/>
+          <w:sz w:val="32"/>
+          <w:szCs w:val="32"/>
+        </w:rPr>
+        <w:t>function</w:t>
+      </w:r>
+      <w:r>
+        <w:rPr>
+          <w:rStyle w:val="HTMLCode"/>
+          <w:sz w:val="32"/>
+          <w:szCs w:val="32"/>
+        </w:rPr>
+        <w:t xml:space="preserve"> </w:t>
+      </w:r>
+      <w:proofErr w:type="spellStart"/>
+      <w:proofErr w:type="gramStart"/>
+      <w:r>
+        <w:rPr>
+          <w:rStyle w:val="hljs-title"/>
+          <w:sz w:val="32"/>
+          <w:szCs w:val="32"/>
+        </w:rPr>
+        <w:t>ThemeProvider</w:t>
+      </w:r>
+      <w:proofErr w:type="spellEnd"/>
+      <w:r>
+        <w:rPr>
+          <w:rStyle w:val="HTMLCode"/>
+          <w:sz w:val="32"/>
+          <w:szCs w:val="32"/>
+        </w:rPr>
+        <w:t>(</w:t>
+      </w:r>
+      <w:proofErr w:type="gramEnd"/>
+      <w:r>
+        <w:rPr>
+          <w:rStyle w:val="hljs-params"/>
+          <w:sz w:val="32"/>
+          <w:szCs w:val="32"/>
+        </w:rPr>
+        <w:t>{ children }</w:t>
+      </w:r>
+      <w:r>
+        <w:rPr>
+          <w:rStyle w:val="HTMLCode"/>
+          <w:sz w:val="32"/>
+          <w:szCs w:val="32"/>
+        </w:rPr>
+        <w:t>) {</w:t>
+      </w:r>
+    </w:p>
+    <w:p>
+      <w:pPr>
+        <w:pStyle w:val="HTMLPreformatted"/>
+        <w:rPr>
+          <w:rStyle w:val="HTMLCode"/>
+          <w:sz w:val="32"/>
+          <w:szCs w:val="32"/>
+        </w:rPr>
+      </w:pPr>
+      <w:r>
+        <w:rPr>
+          <w:rStyle w:val="HTMLCode"/>
+          <w:sz w:val="32"/>
+          <w:szCs w:val="32"/>
+        </w:rPr>
+        <w:t xml:space="preserve">  </w:t>
+      </w:r>
+      <w:r>
+        <w:rPr>
+          <w:rStyle w:val="hljs-keyword"/>
+          <w:sz w:val="32"/>
+          <w:szCs w:val="32"/>
+        </w:rPr>
+        <w:t>const</w:t>
+      </w:r>
+      <w:r>
+        <w:rPr>
+          <w:rStyle w:val="HTMLCode"/>
+          <w:sz w:val="32"/>
+          <w:szCs w:val="32"/>
+        </w:rPr>
+        <w:t xml:space="preserve"> [</w:t>
+      </w:r>
+      <w:proofErr w:type="spellStart"/>
+      <w:r>
+        <w:rPr>
+          <w:rStyle w:val="HTMLCode"/>
+          <w:sz w:val="32"/>
+          <w:szCs w:val="32"/>
+        </w:rPr>
+        <w:t>darkMode</w:t>
+      </w:r>
+      <w:proofErr w:type="spellEnd"/>
+      <w:r>
+        <w:rPr>
+          <w:rStyle w:val="HTMLCode"/>
+          <w:sz w:val="32"/>
+          <w:szCs w:val="32"/>
+        </w:rPr>
+        <w:t xml:space="preserve">, </w:t>
+      </w:r>
+      <w:proofErr w:type="spellStart"/>
+      <w:r>
+        <w:rPr>
+          <w:rStyle w:val="HTMLCode"/>
+          <w:sz w:val="32"/>
+          <w:szCs w:val="32"/>
+        </w:rPr>
+        <w:t>setDarkMode</w:t>
+      </w:r>
+      <w:proofErr w:type="spellEnd"/>
+      <w:r>
+        <w:rPr>
+          <w:rStyle w:val="HTMLCode"/>
+          <w:sz w:val="32"/>
+          <w:szCs w:val="32"/>
+        </w:rPr>
+        <w:t xml:space="preserve">] = </w:t>
+      </w:r>
+      <w:proofErr w:type="spellStart"/>
+      <w:r>
+        <w:rPr>
+          <w:rStyle w:val="hljs-title"/>
+          <w:sz w:val="32"/>
+          <w:szCs w:val="32"/>
+        </w:rPr>
+        <w:t>useState</w:t>
+      </w:r>
+      <w:proofErr w:type="spellEnd"/>
+      <w:r>
+        <w:rPr>
+          <w:rStyle w:val="HTMLCode"/>
+          <w:sz w:val="32"/>
+          <w:szCs w:val="32"/>
+        </w:rPr>
+        <w:t>(</w:t>
+      </w:r>
+      <w:r>
+        <w:rPr>
+          <w:rStyle w:val="hljs-literal"/>
+          <w:sz w:val="32"/>
+          <w:szCs w:val="32"/>
+        </w:rPr>
+        <w:t>false</w:t>
+      </w:r>
+      <w:r>
+        <w:rPr>
+          <w:rStyle w:val="HTMLCode"/>
+          <w:sz w:val="32"/>
+          <w:szCs w:val="32"/>
+        </w:rPr>
+        <w:t>);</w:t>
+      </w:r>
+    </w:p>
+    <w:p>
+      <w:pPr>
+        <w:pStyle w:val="HTMLPreformatted"/>
+        <w:rPr>
+          <w:rStyle w:val="HTMLCode"/>
+          <w:sz w:val="32"/>
+          <w:szCs w:val="32"/>
+        </w:rPr>
+      </w:pPr>
+      <w:r>
+        <w:rPr>
+          <w:rStyle w:val="HTMLCode"/>
+          <w:sz w:val="32"/>
+          <w:szCs w:val="32"/>
+        </w:rPr>
+        <w:t xml:space="preserve">  </w:t>
+      </w:r>
+      <w:r>
+        <w:rPr>
+          <w:rStyle w:val="hljs-keyword"/>
+          <w:sz w:val="32"/>
+          <w:szCs w:val="32"/>
+        </w:rPr>
+        <w:t>const</w:t>
+      </w:r>
+      <w:r>
+        <w:rPr>
+          <w:rStyle w:val="HTMLCode"/>
+          <w:sz w:val="32"/>
+          <w:szCs w:val="32"/>
+        </w:rPr>
+        <w:t xml:space="preserve"> </w:t>
+      </w:r>
+      <w:proofErr w:type="spellStart"/>
+      <w:r>
+        <w:rPr>
+          <w:rStyle w:val="hljs-title"/>
+          <w:sz w:val="32"/>
+          <w:szCs w:val="32"/>
+        </w:rPr>
+        <w:t>toggleTheme</w:t>
+      </w:r>
+      <w:proofErr w:type="spellEnd"/>
+      <w:r>
+        <w:rPr>
+          <w:rStyle w:val="HTMLCode"/>
+          <w:sz w:val="32"/>
+          <w:szCs w:val="32"/>
+        </w:rPr>
+        <w:t xml:space="preserve"> = () =&gt; </w:t>
+      </w:r>
+      <w:proofErr w:type="spellStart"/>
+      <w:r>
+        <w:rPr>
+          <w:rStyle w:val="hljs-title"/>
+          <w:sz w:val="32"/>
+          <w:szCs w:val="32"/>
+        </w:rPr>
+        <w:t>setDarkMode</w:t>
+      </w:r>
+      <w:proofErr w:type="spellEnd"/>
+      <w:proofErr w:type="gramStart"/>
+      <w:r>
+        <w:rPr>
+          <w:rStyle w:val="HTMLCode"/>
+          <w:sz w:val="32"/>
+          <w:szCs w:val="32"/>
+        </w:rPr>
+        <w:t>(!</w:t>
+      </w:r>
+      <w:proofErr w:type="spellStart"/>
+      <w:r>
+        <w:rPr>
+          <w:rStyle w:val="HTMLCode"/>
+          <w:sz w:val="32"/>
+          <w:szCs w:val="32"/>
+        </w:rPr>
+        <w:t>darkMode</w:t>
+      </w:r>
+      <w:proofErr w:type="spellEnd"/>
+      <w:proofErr w:type="gramEnd"/>
+      <w:r>
+        <w:rPr>
+          <w:rStyle w:val="HTMLCode"/>
+          <w:sz w:val="32"/>
+          <w:szCs w:val="32"/>
+        </w:rPr>
+        <w:t>);</w:t>
+      </w:r>
+    </w:p>
+    <w:p>
+      <w:pPr>
+        <w:pStyle w:val="HTMLPreformatted"/>
+        <w:rPr>
+          <w:rStyle w:val="HTMLCode"/>
+          <w:sz w:val="32"/>
+          <w:szCs w:val="32"/>
+        </w:rPr>
+      </w:pPr>
+    </w:p>
+    <w:p>
+      <w:pPr>
+        <w:pStyle w:val="HTMLPreformatted"/>
+        <w:rPr>
+          <w:rStyle w:val="HTMLCode"/>
+          <w:sz w:val="32"/>
+          <w:szCs w:val="32"/>
+        </w:rPr>
+      </w:pPr>
+      <w:r>
+        <w:rPr>
+          <w:rStyle w:val="HTMLCode"/>
+          <w:sz w:val="32"/>
+          <w:szCs w:val="32"/>
+        </w:rPr>
+        <w:t xml:space="preserve">  </w:t>
+      </w:r>
+      <w:r>
+        <w:rPr>
+          <w:rStyle w:val="hljs-keyword"/>
+          <w:sz w:val="32"/>
+          <w:szCs w:val="32"/>
+        </w:rPr>
+        <w:t>return</w:t>
+      </w:r>
+      <w:r>
+        <w:rPr>
+          <w:rStyle w:val="HTMLCode"/>
+          <w:sz w:val="32"/>
+          <w:szCs w:val="32"/>
+        </w:rPr>
+        <w:t xml:space="preserve"> (</w:t>
+      </w:r>
+    </w:p>
+    <w:p>
+      <w:pPr>
+        <w:pStyle w:val="HTMLPreformatted"/>
+        <w:rPr>
+          <w:rStyle w:val="HTMLCode"/>
+          <w:sz w:val="32"/>
+          <w:szCs w:val="32"/>
+        </w:rPr>
+      </w:pPr>
+      <w:r>
+        <w:rPr>
+          <w:rStyle w:val="HTMLCode"/>
+          <w:sz w:val="32"/>
+          <w:szCs w:val="32"/>
+        </w:rPr>
+        <w:t xml:space="preserve">    </w:t>
+      </w:r>
+      <w:r>
+        <w:rPr>
+          <w:rStyle w:val="hljs-tag"/>
+          <w:sz w:val="32"/>
+          <w:szCs w:val="32"/>
+        </w:rPr>
+        <w:t>&lt;</w:t>
+      </w:r>
+      <w:proofErr w:type="spellStart"/>
+      <w:r>
+        <w:rPr>
+          <w:rStyle w:val="hljs-name"/>
+          <w:sz w:val="32"/>
+          <w:szCs w:val="32"/>
+        </w:rPr>
+        <w:t>ThemeContext.Provider</w:t>
+      </w:r>
+      <w:proofErr w:type="spellEnd"/>
+      <w:r>
+        <w:rPr>
+          <w:rStyle w:val="HTMLCode"/>
+          <w:sz w:val="32"/>
+          <w:szCs w:val="32"/>
+        </w:rPr>
+        <w:t xml:space="preserve"> </w:t>
+      </w:r>
+      <w:r>
+        <w:rPr>
+          <w:rStyle w:val="hljs-attr"/>
+          <w:sz w:val="32"/>
+          <w:szCs w:val="32"/>
+        </w:rPr>
+        <w:t>value</w:t>
+      </w:r>
+      <w:proofErr w:type="gramStart"/>
+      <w:r>
+        <w:rPr>
+          <w:rStyle w:val="HTMLCode"/>
+          <w:sz w:val="32"/>
+          <w:szCs w:val="32"/>
+        </w:rPr>
+        <w:t>=</w:t>
+      </w:r>
+      <w:r>
+        <w:rPr>
+          <w:rStyle w:val="hljs-string"/>
+          <w:sz w:val="32"/>
+          <w:szCs w:val="32"/>
+        </w:rPr>
+        <w:t>{</w:t>
+      </w:r>
+      <w:proofErr w:type="gramEnd"/>
+      <w:r>
+        <w:rPr>
+          <w:rStyle w:val="hljs-string"/>
+          <w:sz w:val="32"/>
+          <w:szCs w:val="32"/>
+        </w:rPr>
+        <w:t>{</w:t>
+      </w:r>
+      <w:r>
+        <w:rPr>
+          <w:rStyle w:val="HTMLCode"/>
+          <w:sz w:val="32"/>
+          <w:szCs w:val="32"/>
+        </w:rPr>
+        <w:t xml:space="preserve"> </w:t>
+      </w:r>
+      <w:proofErr w:type="spellStart"/>
+      <w:r>
+        <w:rPr>
+          <w:rStyle w:val="hljs-attr"/>
+          <w:sz w:val="32"/>
+          <w:szCs w:val="32"/>
+        </w:rPr>
+        <w:t>darkMode</w:t>
+      </w:r>
+      <w:proofErr w:type="spellEnd"/>
+      <w:r>
+        <w:rPr>
+          <w:rStyle w:val="HTMLCode"/>
+          <w:sz w:val="32"/>
+          <w:szCs w:val="32"/>
+        </w:rPr>
+        <w:t xml:space="preserve">, </w:t>
+      </w:r>
+      <w:proofErr w:type="spellStart"/>
+      <w:r>
+        <w:rPr>
+          <w:rStyle w:val="hljs-attr"/>
+          <w:sz w:val="32"/>
+          <w:szCs w:val="32"/>
+        </w:rPr>
+        <w:t>toggleTheme</w:t>
+      </w:r>
+      <w:proofErr w:type="spellEnd"/>
+      <w:r>
+        <w:rPr>
+          <w:rStyle w:val="HTMLCode"/>
+          <w:sz w:val="32"/>
+          <w:szCs w:val="32"/>
+        </w:rPr>
+        <w:t xml:space="preserve"> }}&gt;</w:t>
+      </w:r>
+    </w:p>
+    <w:p>
+      <w:pPr>
+        <w:pStyle w:val="HTMLPreformatted"/>
+        <w:rPr>
+          <w:rStyle w:val="HTMLCode"/>
+          <w:sz w:val="32"/>
+          <w:szCs w:val="32"/>
+        </w:rPr>
+      </w:pPr>
+      <w:r>
+        <w:rPr>
+          <w:rStyle w:val="HTMLCode"/>
+          <w:sz w:val="32"/>
+          <w:szCs w:val="32"/>
+        </w:rPr>
+        <w:t xml:space="preserve">      {children}</w:t>
+      </w:r>
+    </w:p>
+    <w:p>
+      <w:pPr>
+        <w:pStyle w:val="HTMLPreformatted"/>
+        <w:rPr>
+          <w:rStyle w:val="HTMLCode"/>
+          <w:sz w:val="32"/>
+          <w:szCs w:val="32"/>
+        </w:rPr>
+      </w:pPr>
+      <w:r>
+        <w:rPr>
+          <w:rStyle w:val="HTMLCode"/>
+          <w:sz w:val="32"/>
+          <w:szCs w:val="32"/>
+        </w:rPr>
+        <w:t xml:space="preserve">    </w:t>
+      </w:r>
+      <w:r>
+        <w:rPr>
+          <w:rStyle w:val="hljs-tag"/>
+          <w:sz w:val="32"/>
+          <w:szCs w:val="32"/>
+        </w:rPr>
+        <w:t>&lt;/</w:t>
+      </w:r>
+      <w:proofErr w:type="spellStart"/>
+      <w:r>
+        <w:rPr>
+          <w:rStyle w:val="hljs-name"/>
+          <w:sz w:val="32"/>
+          <w:szCs w:val="32"/>
+        </w:rPr>
+        <w:t>ThemeContext.Provider</w:t>
+      </w:r>
+      <w:proofErr w:type="spellEnd"/>
+      <w:r>
+        <w:rPr>
+          <w:rStyle w:val="HTMLCode"/>
+          <w:sz w:val="32"/>
+          <w:szCs w:val="32"/>
+        </w:rPr>
+        <w:t>&gt;</w:t>
+      </w:r>
+    </w:p>
+    <w:p>
+      <w:pPr>
+        <w:pStyle w:val="HTMLPreformatted"/>
+        <w:rPr>
+          <w:rStyle w:val="HTMLCode"/>
+          <w:sz w:val="32"/>
+          <w:szCs w:val="32"/>
+        </w:rPr>
+      </w:pPr>
+      <w:r>
+        <w:rPr>
+          <w:rStyle w:val="HTMLCode"/>
+          <w:sz w:val="32"/>
+          <w:szCs w:val="32"/>
+        </w:rPr>
+        <w:t xml:space="preserve">  );</w:t>
+      </w:r>
+    </w:p>
+    <w:p>
+      <w:pPr>
+        <w:pStyle w:val="HTMLPreformatted"/>
+        <w:rPr>
+          <w:rStyle w:val="HTMLCode"/>
+          <w:sz w:val="32"/>
+          <w:szCs w:val="32"/>
+        </w:rPr>
+      </w:pPr>
+      <w:r>
+        <w:rPr>
+          <w:rStyle w:val="HTMLCode"/>
+          <w:sz w:val="32"/>
+          <w:szCs w:val="32"/>
+        </w:rPr>
+        <w:t>}</w:t>
+      </w:r>
+    </w:p>
+    <w:p>
+      <w:pPr>
+        <w:pStyle w:val="NormalWeb"/>
+        <w:rPr>
+          <w:sz w:val="32"/>
+          <w:szCs w:val="32"/>
+        </w:rPr>
+      </w:pPr>
+      <w:r>
+        <w:rPr>
+          <w:rStyle w:val="Strong"/>
+          <w:sz w:val="32"/>
+          <w:szCs w:val="32"/>
+        </w:rPr>
+        <w:t>Step 3: Wrap App</w:t>
+      </w:r>
+    </w:p>
+    <w:p>
+      <w:pPr>
+        <w:pStyle w:val="HTMLPreformatted"/>
+        <w:rPr>
+          <w:sz w:val="32"/>
+          <w:szCs w:val="32"/>
+        </w:rPr>
+      </w:pPr>
+      <w:proofErr w:type="spellStart"/>
+      <w:r>
+        <w:rPr>
+          <w:sz w:val="32"/>
+          <w:szCs w:val="32"/>
+        </w:rPr>
+        <w:t>js</w:t>
+      </w:r>
+      <w:proofErr w:type="spellEnd"/>
+    </w:p>
+    <w:p>
+      <w:pPr>
+        <w:pStyle w:val="HTMLPreformatted"/>
+        <w:rPr>
+          <w:sz w:val="32"/>
+          <w:szCs w:val="32"/>
+        </w:rPr>
+      </w:pPr>
+      <w:proofErr w:type="spellStart"/>
+      <w:r>
+        <w:rPr>
+          <w:sz w:val="32"/>
+          <w:szCs w:val="32"/>
+        </w:rPr>
+        <w:t>CopyEdit</w:t>
+      </w:r>
+      <w:proofErr w:type="spellEnd"/>
+    </w:p>
+    <w:p>
+      <w:pPr>
+        <w:pStyle w:val="HTMLPreformatted"/>
+        <w:rPr>
+          <w:rStyle w:val="HTMLCode"/>
+          <w:sz w:val="32"/>
+          <w:szCs w:val="32"/>
+        </w:rPr>
+      </w:pPr>
+      <w:r>
+        <w:rPr>
+          <w:rStyle w:val="HTMLCode"/>
+          <w:sz w:val="32"/>
+          <w:szCs w:val="32"/>
+        </w:rPr>
+        <w:t>&lt;</w:t>
+      </w:r>
+      <w:proofErr w:type="spellStart"/>
+      <w:r>
+        <w:rPr>
+          <w:rStyle w:val="hljs-title"/>
+          <w:sz w:val="32"/>
+          <w:szCs w:val="32"/>
+        </w:rPr>
+        <w:t>ThemeProvider</w:t>
+      </w:r>
+      <w:proofErr w:type="spellEnd"/>
+      <w:r>
+        <w:rPr>
+          <w:rStyle w:val="HTMLCode"/>
+          <w:sz w:val="32"/>
+          <w:szCs w:val="32"/>
+        </w:rPr>
+        <w:t>&gt;</w:t>
+      </w:r>
+    </w:p>
+    <w:p>
+      <w:pPr>
+        <w:pStyle w:val="HTMLPreformatted"/>
+        <w:rPr>
+          <w:rStyle w:val="HTMLCode"/>
+          <w:sz w:val="32"/>
+          <w:szCs w:val="32"/>
+        </w:rPr>
+      </w:pPr>
+      <w:r>
+        <w:rPr>
+          <w:rStyle w:val="HTMLCode"/>
+          <w:sz w:val="32"/>
+          <w:szCs w:val="32"/>
+        </w:rPr>
+        <w:t xml:space="preserve">  </w:t>
+      </w:r>
+      <w:r>
+        <w:rPr>
+          <w:rStyle w:val="hljs-tag"/>
+          <w:sz w:val="32"/>
+          <w:szCs w:val="32"/>
+        </w:rPr>
+        <w:t>&lt;</w:t>
+      </w:r>
+      <w:r>
+        <w:rPr>
+          <w:rStyle w:val="hljs-name"/>
+          <w:sz w:val="32"/>
+          <w:szCs w:val="32"/>
+        </w:rPr>
+        <w:t>App</w:t>
+      </w:r>
+      <w:r>
+        <w:rPr>
+          <w:rStyle w:val="HTMLCode"/>
+          <w:sz w:val="32"/>
+          <w:szCs w:val="32"/>
+        </w:rPr>
+        <w:t xml:space="preserve"> /&gt;</w:t>
+      </w:r>
+    </w:p>
+    <w:p>
+      <w:pPr>
+        <w:pStyle w:val="HTMLPreformatted"/>
+        <w:rPr>
+          <w:rStyle w:val="HTMLCode"/>
+          <w:sz w:val="32"/>
+          <w:szCs w:val="32"/>
+        </w:rPr>
+      </w:pPr>
+      <w:r>
+        <w:rPr>
+          <w:rStyle w:val="HTMLCode"/>
+          <w:sz w:val="32"/>
+          <w:szCs w:val="32"/>
+        </w:rPr>
+        <w:t>&lt;/</w:t>
+      </w:r>
+      <w:proofErr w:type="spellStart"/>
+      <w:r>
+        <w:rPr>
+          <w:rStyle w:val="hljs-title"/>
+          <w:sz w:val="32"/>
+          <w:szCs w:val="32"/>
+        </w:rPr>
+        <w:t>ThemeProvider</w:t>
+      </w:r>
+      <w:proofErr w:type="spellEnd"/>
+      <w:r>
+        <w:rPr>
+          <w:rStyle w:val="HTMLCode"/>
+          <w:sz w:val="32"/>
+          <w:szCs w:val="32"/>
+        </w:rPr>
+        <w:t>&gt;</w:t>
+      </w:r>
+    </w:p>
+    <w:p>
+      <w:pPr>
+        <w:pStyle w:val="NormalWeb"/>
+        <w:rPr>
+          <w:sz w:val="32"/>
+          <w:szCs w:val="32"/>
+        </w:rPr>
+      </w:pPr>
+      <w:r>
+        <w:rPr>
+          <w:rStyle w:val="Strong"/>
+          <w:sz w:val="32"/>
+          <w:szCs w:val="32"/>
+        </w:rPr>
+        <w:t>Step 4: Consume Context</w:t>
+      </w:r>
+    </w:p>
+    <w:p>
+      <w:pPr>
+        <w:pStyle w:val="HTMLPreformatted"/>
+        <w:rPr>
+          <w:sz w:val="32"/>
+          <w:szCs w:val="32"/>
+        </w:rPr>
+      </w:pPr>
+      <w:proofErr w:type="spellStart"/>
+      <w:r>
+        <w:rPr>
+          <w:sz w:val="32"/>
+          <w:szCs w:val="32"/>
+        </w:rPr>
+        <w:t>js</w:t>
+      </w:r>
+      <w:proofErr w:type="spellEnd"/>
+    </w:p>
+    <w:p>
+      <w:pPr>
+        <w:pStyle w:val="HTMLPreformatted"/>
+        <w:rPr>
+          <w:sz w:val="32"/>
+          <w:szCs w:val="32"/>
+        </w:rPr>
+      </w:pPr>
+      <w:proofErr w:type="spellStart"/>
+      <w:r>
+        <w:rPr>
+          <w:sz w:val="32"/>
+          <w:szCs w:val="32"/>
+        </w:rPr>
+        <w:t>CopyEdit</w:t>
+      </w:r>
+      <w:proofErr w:type="spellEnd"/>
+    </w:p>
+    <w:p>
+      <w:pPr>
+        <w:pStyle w:val="HTMLPreformatted"/>
+        <w:rPr>
+          <w:rStyle w:val="HTMLCode"/>
+          <w:sz w:val="32"/>
+          <w:szCs w:val="32"/>
+        </w:rPr>
+      </w:pPr>
+      <w:r>
+        <w:rPr>
+          <w:rStyle w:val="hljs-keyword"/>
+          <w:sz w:val="32"/>
+          <w:szCs w:val="32"/>
+        </w:rPr>
+        <w:lastRenderedPageBreak/>
+        <w:t>const</w:t>
+      </w:r>
+      <w:r>
+        <w:rPr>
+          <w:rStyle w:val="HTMLCode"/>
+          <w:sz w:val="32"/>
+          <w:szCs w:val="32"/>
+        </w:rPr>
+        <w:t xml:space="preserve"> </w:t>
+      </w:r>
+      <w:proofErr w:type="gramStart"/>
+      <w:r>
+        <w:rPr>
+          <w:rStyle w:val="HTMLCode"/>
+          <w:sz w:val="32"/>
+          <w:szCs w:val="32"/>
+        </w:rPr>
+        <w:t xml:space="preserve">{ </w:t>
+      </w:r>
+      <w:proofErr w:type="spellStart"/>
+      <w:r>
+        <w:rPr>
+          <w:rStyle w:val="HTMLCode"/>
+          <w:sz w:val="32"/>
+          <w:szCs w:val="32"/>
+        </w:rPr>
+        <w:t>darkMode</w:t>
+      </w:r>
+      <w:proofErr w:type="spellEnd"/>
+      <w:proofErr w:type="gramEnd"/>
+      <w:r>
+        <w:rPr>
+          <w:rStyle w:val="HTMLCode"/>
+          <w:sz w:val="32"/>
+          <w:szCs w:val="32"/>
+        </w:rPr>
+        <w:t xml:space="preserve">, </w:t>
+      </w:r>
+      <w:proofErr w:type="spellStart"/>
+      <w:r>
+        <w:rPr>
+          <w:rStyle w:val="HTMLCode"/>
+          <w:sz w:val="32"/>
+          <w:szCs w:val="32"/>
+        </w:rPr>
+        <w:t>toggleTheme</w:t>
+      </w:r>
+      <w:proofErr w:type="spellEnd"/>
+      <w:r>
+        <w:rPr>
+          <w:rStyle w:val="HTMLCode"/>
+          <w:sz w:val="32"/>
+          <w:szCs w:val="32"/>
+        </w:rPr>
+        <w:t xml:space="preserve"> } = </w:t>
+      </w:r>
+      <w:proofErr w:type="spellStart"/>
+      <w:r>
+        <w:rPr>
+          <w:rStyle w:val="hljs-title"/>
+          <w:sz w:val="32"/>
+          <w:szCs w:val="32"/>
+        </w:rPr>
+        <w:t>useContext</w:t>
+      </w:r>
+      <w:proofErr w:type="spellEnd"/>
+      <w:r>
+        <w:rPr>
+          <w:rStyle w:val="HTMLCode"/>
+          <w:sz w:val="32"/>
+          <w:szCs w:val="32"/>
+        </w:rPr>
+        <w:t>(</w:t>
+      </w:r>
+      <w:proofErr w:type="spellStart"/>
+      <w:r>
+        <w:rPr>
+          <w:rStyle w:val="hljs-title"/>
+          <w:sz w:val="32"/>
+          <w:szCs w:val="32"/>
+        </w:rPr>
+        <w:t>ThemeContext</w:t>
+      </w:r>
+      <w:proofErr w:type="spellEnd"/>
+      <w:r>
+        <w:rPr>
+          <w:rStyle w:val="HTMLCode"/>
+          <w:sz w:val="32"/>
+          <w:szCs w:val="32"/>
+        </w:rPr>
+        <w:t>);</w:t>
+      </w:r>
+    </w:p>
+    <w:p>
+      <w:pPr>
+        <w:rPr>
+          <w:sz w:val="32"/>
+          <w:szCs w:val="32"/>
+        </w:rPr>
+      </w:pPr>
+      <w:r>
+        <w:rPr>
+          <w:sz w:val="32"/>
+          <w:szCs w:val="32"/>
+        </w:rPr>
+        <w:pict w14:anchorId="4BA2C99D">
+          <v:rect id="_x0000_i1033" style="width:0;height:1.5pt" o:hralign="center" o:hrstd="t" o:hr="t" fillcolor="#a0a0a0" stroked="f"/>
+        </w:pict>
+      </w:r>
+    </w:p>
+    <w:p>
+      <w:pPr>
+        <w:pStyle w:val="Heading3"/>
+        <w:rPr>
+          <w:sz w:val="32"/>
+          <w:szCs w:val="32"/>
+        </w:rPr>
+      </w:pPr>
+      <w:r>
+        <w:rPr>
+          <w:rStyle w:val="Strong"/>
+          <w:b/>
+          <w:bCs/>
+          <w:sz w:val="32"/>
+          <w:szCs w:val="32"/>
+        </w:rPr>
+        <w:t>5. Practical Applications</w:t>
       </w:r>
     </w:p>
     <w:p>
@@ -719,27 +2344,27 @@
         <w:pStyle w:val="NormalWeb"/>
         <w:numPr>
           <w:ilvl w:val="0"/>
-          <w:numId w:val="1"/>
+          <w:numId w:val="17"/>
         </w:numPr>
         <w:rPr>
-          <w:sz w:val="34"/>
-          <w:szCs w:val="34"/>
-        </w:rPr>
-      </w:pPr>
-      <w:r>
-        <w:rPr>
-          <w:sz w:val="34"/>
-          <w:szCs w:val="34"/>
-        </w:rPr>
-        <w:t xml:space="preserve">Focus on </w:t>
-      </w:r>
+          <w:sz w:val="32"/>
+          <w:szCs w:val="32"/>
+        </w:rPr>
+      </w:pPr>
       <w:r>
         <w:rPr>
           <w:rStyle w:val="Strong"/>
-          <w:sz w:val="34"/>
-          <w:szCs w:val="34"/>
-        </w:rPr>
-        <w:t>how things look</w:t>
+          <w:sz w:val="32"/>
+          <w:szCs w:val="32"/>
+        </w:rPr>
+        <w:t>Theme Management</w:t>
+      </w:r>
+      <w:r>
+        <w:rPr>
+          <w:sz w:val="32"/>
+          <w:szCs w:val="32"/>
+        </w:rPr>
+        <w:t xml:space="preserve"> – toggle dark/light modes</w:t>
       </w:r>
     </w:p>
     <w:p>
@@ -747,27 +2372,27 @@
         <w:pStyle w:val="NormalWeb"/>
         <w:numPr>
           <w:ilvl w:val="0"/>
-          <w:numId w:val="1"/>
+          <w:numId w:val="17"/>
         </w:numPr>
         <w:rPr>
-          <w:sz w:val="34"/>
-          <w:szCs w:val="34"/>
-        </w:rPr>
-      </w:pPr>
-      <w:r>
-        <w:rPr>
-          <w:sz w:val="34"/>
-          <w:szCs w:val="34"/>
-        </w:rPr>
-        <w:t xml:space="preserve">Usually receive data via </w:t>
-      </w:r>
+          <w:sz w:val="32"/>
+          <w:szCs w:val="32"/>
+        </w:rPr>
+      </w:pPr>
       <w:r>
         <w:rPr>
           <w:rStyle w:val="Strong"/>
-          <w:sz w:val="34"/>
-          <w:szCs w:val="34"/>
-        </w:rPr>
-        <w:t>props</w:t>
+          <w:sz w:val="32"/>
+          <w:szCs w:val="32"/>
+        </w:rPr>
+        <w:t>Authentication</w:t>
+      </w:r>
+      <w:r>
+        <w:rPr>
+          <w:sz w:val="32"/>
+          <w:szCs w:val="32"/>
+        </w:rPr>
+        <w:t xml:space="preserve"> – store and access login state</w:t>
       </w:r>
     </w:p>
     <w:p>
@@ -775,45 +2400,93 @@
         <w:pStyle w:val="NormalWeb"/>
         <w:numPr>
           <w:ilvl w:val="0"/>
-          <w:numId w:val="1"/>
+          <w:numId w:val="17"/>
         </w:numPr>
         <w:rPr>
-          <w:sz w:val="34"/>
-          <w:szCs w:val="34"/>
-        </w:rPr>
-      </w:pPr>
-      <w:r>
-        <w:rPr>
-          <w:sz w:val="34"/>
-          <w:szCs w:val="34"/>
-        </w:rPr>
-        <w:t>Stateless or only use local UI state</w:t>
-      </w:r>
-    </w:p>
-    <w:p>
-      <w:pPr>
-        <w:pStyle w:val="Heading4"/>
-        <w:rPr>
-          <w:sz w:val="34"/>
-          <w:szCs w:val="34"/>
-        </w:rPr>
-      </w:pPr>
-      <w:r>
-        <w:rPr>
-          <w:sz w:val="34"/>
-          <w:szCs w:val="34"/>
-        </w:rPr>
-        <w:t xml:space="preserve">b. </w:t>
-      </w:r>
+          <w:sz w:val="32"/>
+          <w:szCs w:val="32"/>
+        </w:rPr>
+      </w:pPr>
+      <w:r>
+        <w:rPr>
+          <w:rStyle w:val="Strong"/>
+          <w:sz w:val="32"/>
+          <w:szCs w:val="32"/>
+        </w:rPr>
+        <w:t>Cart Functionality</w:t>
+      </w:r>
+      <w:r>
+        <w:rPr>
+          <w:sz w:val="32"/>
+          <w:szCs w:val="32"/>
+        </w:rPr>
+        <w:t xml:space="preserve"> – access cart data across components</w:t>
+      </w:r>
+    </w:p>
+    <w:p>
+      <w:pPr>
+        <w:pStyle w:val="NormalWeb"/>
+        <w:numPr>
+          <w:ilvl w:val="0"/>
+          <w:numId w:val="17"/>
+        </w:numPr>
+        <w:rPr>
+          <w:sz w:val="32"/>
+          <w:szCs w:val="32"/>
+        </w:rPr>
+      </w:pPr>
+      <w:r>
+        <w:rPr>
+          <w:rStyle w:val="Strong"/>
+          <w:sz w:val="32"/>
+          <w:szCs w:val="32"/>
+        </w:rPr>
+        <w:t>User Preferences</w:t>
+      </w:r>
+      <w:r>
+        <w:rPr>
+          <w:sz w:val="32"/>
+          <w:szCs w:val="32"/>
+        </w:rPr>
+        <w:t xml:space="preserve"> – language, display settings, etc.</w:t>
+      </w:r>
+    </w:p>
+    <w:p>
+      <w:pPr>
+        <w:rPr>
+          <w:sz w:val="32"/>
+          <w:szCs w:val="32"/>
+        </w:rPr>
+      </w:pPr>
+      <w:r>
+        <w:rPr>
+          <w:sz w:val="32"/>
+          <w:szCs w:val="32"/>
+        </w:rPr>
+        <w:pict w14:anchorId="3F1D6E7E">
+          <v:rect id="_x0000_i1034" style="width:0;height:1.5pt" o:hralign="center" o:hrstd="t" o:hr="t" fillcolor="#a0a0a0" stroked="f"/>
+        </w:pict>
+      </w:r>
+    </w:p>
+    <w:p>
+      <w:pPr>
+        <w:pStyle w:val="Heading3"/>
+        <w:rPr>
+          <w:sz w:val="32"/>
+          <w:szCs w:val="32"/>
+        </w:rPr>
+      </w:pPr>
+      <w:bookmarkStart w:id="0" w:name="_GoBack"/>
+      <w:bookmarkEnd w:id="0"/>
       <w:r>
         <w:rPr>
           <w:rStyle w:val="Strong"/>
           <w:b/>
           <w:bCs/>
-          <w:sz w:val="34"/>
-          <w:szCs w:val="34"/>
-        </w:rPr>
-        <w:t>Container (Logic) Components</w:t>
+          <w:sz w:val="32"/>
+          <w:szCs w:val="32"/>
+        </w:rPr>
+        <w:t>7. When NOT to Use Context</w:t>
       </w:r>
     </w:p>
     <w:p>
@@ -821,27 +2494,34 @@
         <w:pStyle w:val="NormalWeb"/>
         <w:numPr>
           <w:ilvl w:val="0"/>
-          <w:numId w:val="2"/>
+          <w:numId w:val="19"/>
         </w:numPr>
         <w:rPr>
-          <w:sz w:val="34"/>
-          <w:szCs w:val="34"/>
-        </w:rPr>
-      </w:pPr>
-      <w:r>
-        <w:rPr>
-          <w:sz w:val="34"/>
-          <w:szCs w:val="34"/>
-        </w:rPr>
-        <w:t xml:space="preserve">Focus on </w:t>
+          <w:sz w:val="32"/>
+          <w:szCs w:val="32"/>
+        </w:rPr>
+      </w:pPr>
+      <w:r>
+        <w:rPr>
+          <w:sz w:val="32"/>
+          <w:szCs w:val="32"/>
+        </w:rPr>
+        <w:t xml:space="preserve">If the state changes frequently (e.g., real-time search inputs), Context may cause </w:t>
       </w:r>
       <w:r>
         <w:rPr>
           <w:rStyle w:val="Strong"/>
-          <w:sz w:val="34"/>
-          <w:szCs w:val="34"/>
-        </w:rPr>
-        <w:t>how things work</w:t>
+          <w:sz w:val="32"/>
+          <w:szCs w:val="32"/>
+        </w:rPr>
+        <w:t>unnecessary re-renders</w:t>
+      </w:r>
+      <w:r>
+        <w:rPr>
+          <w:sz w:val="32"/>
+          <w:szCs w:val="32"/>
+        </w:rPr>
+        <w:t>.</w:t>
       </w:r>
     </w:p>
     <w:p>
@@ -849,19 +2529,104 @@
         <w:pStyle w:val="NormalWeb"/>
         <w:numPr>
           <w:ilvl w:val="0"/>
-          <w:numId w:val="2"/>
+          <w:numId w:val="19"/>
         </w:numPr>
         <w:rPr>
-          <w:sz w:val="34"/>
-          <w:szCs w:val="34"/>
-        </w:rPr>
-      </w:pPr>
-      <w:r>
-        <w:rPr>
-          <w:sz w:val="34"/>
-          <w:szCs w:val="34"/>
-        </w:rPr>
-        <w:t>Handle data fetching, business logic</w:t>
+          <w:sz w:val="32"/>
+          <w:szCs w:val="32"/>
+        </w:rPr>
+      </w:pPr>
+      <w:r>
+        <w:rPr>
+          <w:sz w:val="32"/>
+          <w:szCs w:val="32"/>
+        </w:rPr>
+        <w:t xml:space="preserve">For complex or large-scale applications, consider advanced tools like </w:t>
+      </w:r>
+      <w:r>
+        <w:rPr>
+          <w:rStyle w:val="Strong"/>
+          <w:sz w:val="32"/>
+          <w:szCs w:val="32"/>
+        </w:rPr>
+        <w:t>Redux</w:t>
+      </w:r>
+      <w:r>
+        <w:rPr>
+          <w:sz w:val="32"/>
+          <w:szCs w:val="32"/>
+        </w:rPr>
+        <w:t xml:space="preserve">, </w:t>
+      </w:r>
+      <w:proofErr w:type="spellStart"/>
+      <w:r>
+        <w:rPr>
+          <w:rStyle w:val="Strong"/>
+          <w:sz w:val="32"/>
+          <w:szCs w:val="32"/>
+        </w:rPr>
+        <w:t>Zustand</w:t>
+      </w:r>
+      <w:proofErr w:type="spellEnd"/>
+      <w:r>
+        <w:rPr>
+          <w:sz w:val="32"/>
+          <w:szCs w:val="32"/>
+        </w:rPr>
+        <w:t xml:space="preserve">, or </w:t>
+      </w:r>
+      <w:proofErr w:type="spellStart"/>
+      <w:r>
+        <w:rPr>
+          <w:rStyle w:val="Strong"/>
+          <w:sz w:val="32"/>
+          <w:szCs w:val="32"/>
+        </w:rPr>
+        <w:t>Jotai</w:t>
+      </w:r>
+      <w:proofErr w:type="spellEnd"/>
+      <w:r>
+        <w:rPr>
+          <w:sz w:val="32"/>
+          <w:szCs w:val="32"/>
+        </w:rPr>
+        <w:t>.</w:t>
+      </w:r>
+    </w:p>
+    <w:p>
+      <w:pPr>
+        <w:rPr>
+          <w:sz w:val="32"/>
+          <w:szCs w:val="32"/>
+        </w:rPr>
+      </w:pPr>
+      <w:r>
+        <w:rPr>
+          <w:sz w:val="32"/>
+          <w:szCs w:val="32"/>
+        </w:rPr>
+        <w:pict w14:anchorId="03E17B2E">
+          <v:rect id="_x0000_i1036" style="width:0;height:1.5pt" o:hralign="center" o:hrstd="t" o:hr="t" fillcolor="#a0a0a0" stroked="f"/>
+        </w:pict>
+      </w:r>
+    </w:p>
+    <w:p>
+      <w:pPr>
+        <w:pStyle w:val="Heading3"/>
+        <w:rPr>
+          <w:sz w:val="32"/>
+          <w:szCs w:val="32"/>
+        </w:rPr>
+      </w:pPr>
+      <w:r>
+        <w:rPr>
+          <w:rStyle w:val="Strong"/>
+          <w:b/>
+          <w:bCs/>
+          <w:sz w:val="32"/>
+          <w:szCs w:val="32"/>
+        </w:rPr>
+        <w:t>8. Key Benefits</w:t>
       </w:r>
     </w:p>
     <w:p>
@@ -869,293 +2634,19 @@
         <w:pStyle w:val="NormalWeb"/>
         <w:numPr>
           <w:ilvl w:val="0"/>
-          <w:numId w:val="2"/>
+          <w:numId w:val="20"/>
         </w:numPr>
         <w:rPr>
-          <w:sz w:val="34"/>
-          <w:szCs w:val="34"/>
-        </w:rPr>
-      </w:pPr>
-      <w:r>
-        <w:rPr>
-          <w:sz w:val="34"/>
-          <w:szCs w:val="34"/>
-        </w:rPr>
-        <w:t>May pass data to child components</w:t>
-      </w:r>
-    </w:p>
-    <w:p>
-      <w:pPr>
-        <w:pStyle w:val="NormalWeb"/>
-        <w:rPr>
-          <w:sz w:val="34"/>
-          <w:szCs w:val="34"/>
-        </w:rPr>
-      </w:pPr>
-      <w:r>
-        <w:rPr>
-          <w:sz w:val="34"/>
-          <w:szCs w:val="34"/>
-        </w:rPr>
-        <w:t xml:space="preserve">This separation makes the code </w:t>
-      </w:r>
-      <w:r>
-        <w:rPr>
-          <w:rStyle w:val="Strong"/>
-          <w:sz w:val="34"/>
-          <w:szCs w:val="34"/>
-        </w:rPr>
-        <w:t>clean, reusable, and easier to test</w:t>
-      </w:r>
-      <w:r>
-        <w:rPr>
-          <w:sz w:val="34"/>
-          <w:szCs w:val="34"/>
-        </w:rPr>
-        <w:t>.</w:t>
-      </w:r>
-    </w:p>
-    <w:p>
-      <w:pPr>
-        <w:rPr>
-          <w:sz w:val="34"/>
-          <w:szCs w:val="34"/>
-        </w:rPr>
-      </w:pPr>
-      <w:r>
-        <w:rPr>
-          <w:sz w:val="34"/>
-          <w:szCs w:val="34"/>
-        </w:rPr>
-        <w:lastRenderedPageBreak/>
-        <w:pict w14:anchorId="65575311">
-          <v:rect id="_x0000_i1033" style="width:0;height:1.5pt" o:hralign="center" o:hrstd="t" o:hr="t" fillcolor="#a0a0a0" stroked="f"/>
-        </w:pict>
-      </w:r>
-    </w:p>
-    <w:p>
-      <w:pPr>
-        <w:pStyle w:val="Heading3"/>
-        <w:rPr>
-          <w:sz w:val="34"/>
-          <w:szCs w:val="34"/>
-        </w:rPr>
-      </w:pPr>
-      <w:r>
-        <w:rPr>
-          <w:rStyle w:val="Strong"/>
-          <w:b/>
-          <w:bCs/>
-          <w:sz w:val="34"/>
-          <w:szCs w:val="34"/>
-        </w:rPr>
-        <w:t>3. Recommended Component Folder Structure</w:t>
-      </w:r>
-    </w:p>
-    <w:p>
-      <w:pPr>
-        <w:pStyle w:val="NormalWeb"/>
-        <w:rPr>
-          <w:sz w:val="34"/>
-          <w:szCs w:val="34"/>
-        </w:rPr>
-      </w:pPr>
-      <w:r>
-        <w:rPr>
-          <w:sz w:val="34"/>
-          <w:szCs w:val="34"/>
-        </w:rPr>
-        <w:t>To ensure clarity and modularity, each component should have its own folder with all related files:</w:t>
-      </w:r>
-    </w:p>
-    <w:p>
-      <w:pPr>
-        <w:pStyle w:val="HTMLPreformatted"/>
-        <w:rPr>
-          <w:rStyle w:val="HTMLCode"/>
-          <w:sz w:val="34"/>
-          <w:szCs w:val="34"/>
-        </w:rPr>
-      </w:pPr>
-      <w:r>
-        <w:rPr>
-          <w:rStyle w:val="HTMLCode"/>
-          <w:sz w:val="34"/>
-          <w:szCs w:val="34"/>
-        </w:rPr>
-        <w:t>/</w:t>
-      </w:r>
-      <w:proofErr w:type="spellStart"/>
-      <w:r>
-        <w:rPr>
-          <w:rStyle w:val="HTMLCode"/>
-          <w:sz w:val="34"/>
-          <w:szCs w:val="34"/>
-        </w:rPr>
-        <w:t>src</w:t>
-      </w:r>
-      <w:proofErr w:type="spellEnd"/>
-    </w:p>
-    <w:p>
-      <w:pPr>
-        <w:pStyle w:val="HTMLPreformatted"/>
-        <w:rPr>
-          <w:rStyle w:val="HTMLCode"/>
-          <w:sz w:val="34"/>
-          <w:szCs w:val="34"/>
-        </w:rPr>
-      </w:pPr>
-      <w:r>
-        <w:rPr>
-          <w:rStyle w:val="HTMLCode"/>
-          <w:sz w:val="34"/>
-          <w:szCs w:val="34"/>
-        </w:rPr>
-        <w:t xml:space="preserve"> └── components/</w:t>
-      </w:r>
-    </w:p>
-    <w:p>
-      <w:pPr>
-        <w:pStyle w:val="HTMLPreformatted"/>
-        <w:rPr>
-          <w:rStyle w:val="HTMLCode"/>
-          <w:sz w:val="34"/>
-          <w:szCs w:val="34"/>
-        </w:rPr>
-      </w:pPr>
-      <w:r>
-        <w:rPr>
-          <w:rStyle w:val="HTMLCode"/>
-          <w:sz w:val="34"/>
-          <w:szCs w:val="34"/>
-        </w:rPr>
-        <w:t xml:space="preserve">     └── Button/</w:t>
-      </w:r>
-    </w:p>
-    <w:p>
-      <w:pPr>
-        <w:pStyle w:val="HTMLPreformatted"/>
-        <w:rPr>
-          <w:rStyle w:val="HTMLCode"/>
-          <w:sz w:val="34"/>
-          <w:szCs w:val="34"/>
-        </w:rPr>
-      </w:pPr>
-      <w:r>
-        <w:rPr>
-          <w:rStyle w:val="HTMLCode"/>
-          <w:sz w:val="34"/>
-          <w:szCs w:val="34"/>
-        </w:rPr>
-        <w:t xml:space="preserve">         ├── </w:t>
-      </w:r>
-      <w:proofErr w:type="spellStart"/>
-      <w:r>
-        <w:rPr>
-          <w:rStyle w:val="HTMLCode"/>
-          <w:sz w:val="34"/>
-          <w:szCs w:val="34"/>
-        </w:rPr>
-        <w:t>Button.jsx</w:t>
-      </w:r>
-      <w:proofErr w:type="spellEnd"/>
-    </w:p>
-    <w:p>
-      <w:pPr>
-        <w:pStyle w:val="HTMLPreformatted"/>
-        <w:rPr>
-          <w:rStyle w:val="HTMLCode"/>
-          <w:sz w:val="34"/>
-          <w:szCs w:val="34"/>
-        </w:rPr>
-      </w:pPr>
-      <w:r>
-        <w:rPr>
-          <w:rStyle w:val="HTMLCode"/>
-          <w:sz w:val="34"/>
-          <w:szCs w:val="34"/>
-        </w:rPr>
-        <w:t xml:space="preserve">         ├── Button.module.css (</w:t>
-      </w:r>
-      <w:proofErr w:type="gramStart"/>
-      <w:r>
-        <w:rPr>
-          <w:rStyle w:val="HTMLCode"/>
-          <w:sz w:val="34"/>
-          <w:szCs w:val="34"/>
-        </w:rPr>
-        <w:t>or .</w:t>
-      </w:r>
-      <w:proofErr w:type="spellStart"/>
-      <w:r>
-        <w:rPr>
-          <w:rStyle w:val="HTMLCode"/>
-          <w:sz w:val="34"/>
-          <w:szCs w:val="34"/>
-        </w:rPr>
-        <w:t>scss</w:t>
-      </w:r>
-      <w:proofErr w:type="spellEnd"/>
-      <w:proofErr w:type="gramEnd"/>
-      <w:r>
-        <w:rPr>
-          <w:rStyle w:val="HTMLCode"/>
-          <w:sz w:val="34"/>
-          <w:szCs w:val="34"/>
-        </w:rPr>
-        <w:t>)</w:t>
-      </w:r>
-    </w:p>
-    <w:p>
-      <w:pPr>
-        <w:pStyle w:val="HTMLPreformatted"/>
-        <w:rPr>
-          <w:rStyle w:val="HTMLCode"/>
-          <w:sz w:val="34"/>
-          <w:szCs w:val="34"/>
-        </w:rPr>
-      </w:pPr>
-      <w:r>
-        <w:rPr>
-          <w:rStyle w:val="HTMLCode"/>
-          <w:sz w:val="34"/>
-          <w:szCs w:val="34"/>
-        </w:rPr>
-        <w:t xml:space="preserve">         ├── Button.test.js</w:t>
-      </w:r>
-    </w:p>
-    <w:p>
-      <w:pPr>
-        <w:pStyle w:val="HTMLPreformatted"/>
-        <w:rPr>
-          <w:rStyle w:val="HTMLCode"/>
-          <w:sz w:val="34"/>
-          <w:szCs w:val="34"/>
-        </w:rPr>
-      </w:pPr>
-      <w:r>
-        <w:rPr>
-          <w:rStyle w:val="HTMLCode"/>
-          <w:sz w:val="34"/>
-          <w:szCs w:val="34"/>
-        </w:rPr>
-        <w:t xml:space="preserve">         └── index.js</w:t>
-      </w:r>
-    </w:p>
-    <w:p>
-      <w:pPr>
-        <w:pStyle w:val="NormalWeb"/>
-        <w:rPr>
-          <w:sz w:val="34"/>
-          <w:szCs w:val="34"/>
-        </w:rPr>
-      </w:pPr>
-      <w:r>
-        <w:rPr>
-          <w:sz w:val="34"/>
-          <w:szCs w:val="34"/>
-        </w:rPr>
-        <w:t>This structure allows each component to manage:</w:t>
+          <w:sz w:val="32"/>
+          <w:szCs w:val="32"/>
+        </w:rPr>
+      </w:pPr>
+      <w:r>
+        <w:rPr>
+          <w:sz w:val="32"/>
+          <w:szCs w:val="32"/>
+        </w:rPr>
+        <w:t>Cleaner code with minimal prop drilling</w:t>
       </w:r>
     </w:p>
     <w:p>
@@ -1163,44 +2654,19 @@
         <w:pStyle w:val="NormalWeb"/>
         <w:numPr>
           <w:ilvl w:val="0"/>
-          <w:numId w:val="3"/>
+          <w:numId w:val="20"/>
         </w:numPr>
         <w:rPr>
-          <w:sz w:val="34"/>
-          <w:szCs w:val="34"/>
-        </w:rPr>
-      </w:pPr>
-      <w:r>
-        <w:rPr>
-          <w:sz w:val="34"/>
-          <w:szCs w:val="34"/>
-        </w:rPr>
-        <w:t>Its logic (</w:t>
-      </w:r>
-      <w:r>
-        <w:rPr>
-          <w:rStyle w:val="HTMLCode"/>
-          <w:sz w:val="34"/>
-          <w:szCs w:val="34"/>
-        </w:rPr>
-        <w:t>.</w:t>
-      </w:r>
-      <w:proofErr w:type="spellStart"/>
-      <w:r>
-        <w:rPr>
-          <w:rStyle w:val="HTMLCode"/>
-          <w:sz w:val="34"/>
-          <w:szCs w:val="34"/>
-        </w:rPr>
-        <w:t>jsx</w:t>
-      </w:r>
-      <w:proofErr w:type="spellEnd"/>
-      <w:r>
-        <w:rPr>
-          <w:sz w:val="34"/>
-          <w:szCs w:val="34"/>
-        </w:rPr>
-        <w:t>)</w:t>
+          <w:sz w:val="32"/>
+          <w:szCs w:val="32"/>
+        </w:rPr>
+      </w:pPr>
+      <w:r>
+        <w:rPr>
+          <w:sz w:val="32"/>
+          <w:szCs w:val="32"/>
+        </w:rPr>
+        <w:t>Easier to manage shared global state</w:t>
       </w:r>
     </w:p>
     <w:p>
@@ -1208,19 +2674,19 @@
         <w:pStyle w:val="NormalWeb"/>
         <w:numPr>
           <w:ilvl w:val="0"/>
-          <w:numId w:val="3"/>
+          <w:numId w:val="20"/>
         </w:numPr>
         <w:rPr>
-          <w:sz w:val="34"/>
-          <w:szCs w:val="34"/>
-        </w:rPr>
-      </w:pPr>
-      <w:r>
-        <w:rPr>
-          <w:sz w:val="34"/>
-          <w:szCs w:val="34"/>
-        </w:rPr>
-        <w:t>Its styling (CSS Module, Tailwind, or Styled Component)</w:t>
+          <w:sz w:val="32"/>
+          <w:szCs w:val="32"/>
+        </w:rPr>
+      </w:pPr>
+      <w:r>
+        <w:rPr>
+          <w:sz w:val="32"/>
+          <w:szCs w:val="32"/>
+        </w:rPr>
+        <w:t>Better component separation and modularity</w:t>
       </w:r>
     </w:p>
     <w:p>
@@ -1228,745 +2694,19 @@
         <w:pStyle w:val="NormalWeb"/>
         <w:numPr>
           <w:ilvl w:val="0"/>
-          <w:numId w:val="3"/>
+          <w:numId w:val="20"/>
         </w:numPr>
         <w:rPr>
-          <w:sz w:val="34"/>
-          <w:szCs w:val="34"/>
-        </w:rPr>
-      </w:pPr>
-      <w:r>
-        <w:rPr>
-          <w:sz w:val="34"/>
-          <w:szCs w:val="34"/>
-        </w:rPr>
-        <w:t>Its tests and documentation</w:t>
-      </w:r>
-    </w:p>
-    <w:p>
-      <w:pPr>
-        <w:rPr>
-          <w:sz w:val="34"/>
-          <w:szCs w:val="34"/>
-        </w:rPr>
-      </w:pPr>
-      <w:r>
-        <w:rPr>
-          <w:sz w:val="34"/>
-          <w:szCs w:val="34"/>
-        </w:rPr>
-        <w:pict w14:anchorId="621AB21A">
-          <v:rect id="_x0000_i1034" style="width:0;height:1.5pt" o:hralign="center" o:hrstd="t" o:hr="t" fillcolor="#a0a0a0" stroked="f"/>
-        </w:pict>
-      </w:r>
-    </w:p>
-    <w:p>
-      <w:pPr>
-        <w:pStyle w:val="Heading3"/>
-        <w:rPr>
-          <w:sz w:val="34"/>
-          <w:szCs w:val="34"/>
-        </w:rPr>
-      </w:pPr>
-      <w:r>
-        <w:rPr>
-          <w:rStyle w:val="Strong"/>
-          <w:b/>
-          <w:bCs/>
-          <w:sz w:val="34"/>
-          <w:szCs w:val="34"/>
-        </w:rPr>
-        <w:t>4. Best Practices for Component Architecture</w:t>
-      </w:r>
-    </w:p>
-    <w:p>
-      <w:pPr>
-        <w:pStyle w:val="Heading4"/>
-        <w:rPr>
-          <w:sz w:val="34"/>
-          <w:szCs w:val="34"/>
-        </w:rPr>
-      </w:pPr>
-      <w:r>
-        <w:rPr>
-          <w:sz w:val="34"/>
-          <w:szCs w:val="34"/>
-        </w:rPr>
-        <w:t xml:space="preserve"> 1. </w:t>
-      </w:r>
-      <w:r>
-        <w:rPr>
-          <w:rStyle w:val="Strong"/>
-          <w:b/>
-          <w:bCs/>
-          <w:sz w:val="34"/>
-          <w:szCs w:val="34"/>
-        </w:rPr>
-        <w:t>Small, Focused Components</w:t>
-      </w:r>
-    </w:p>
-    <w:p>
-      <w:pPr>
-        <w:pStyle w:val="NormalWeb"/>
-        <w:numPr>
-          <w:ilvl w:val="0"/>
-          <w:numId w:val="4"/>
-        </w:numPr>
-        <w:rPr>
-          <w:sz w:val="34"/>
-          <w:szCs w:val="34"/>
-        </w:rPr>
-      </w:pPr>
-      <w:r>
-        <w:rPr>
-          <w:sz w:val="34"/>
-          <w:szCs w:val="34"/>
-        </w:rPr>
-        <w:t>Each component should do one thing well.</w:t>
-      </w:r>
-    </w:p>
-    <w:p>
-      <w:pPr>
-        <w:pStyle w:val="NormalWeb"/>
-        <w:numPr>
-          <w:ilvl w:val="0"/>
-          <w:numId w:val="4"/>
-        </w:numPr>
-        <w:rPr>
-          <w:sz w:val="34"/>
-          <w:szCs w:val="34"/>
-        </w:rPr>
-      </w:pPr>
-      <w:r>
-        <w:rPr>
-          <w:sz w:val="34"/>
-          <w:szCs w:val="34"/>
-        </w:rPr>
-        <w:t>Break complex UIs into smaller subcomponents.</w:t>
-      </w:r>
-    </w:p>
-    <w:p>
-      <w:pPr>
-        <w:pStyle w:val="Heading4"/>
-        <w:rPr>
-          <w:sz w:val="34"/>
-          <w:szCs w:val="34"/>
-        </w:rPr>
-      </w:pPr>
-      <w:r>
-        <w:rPr>
-          <w:sz w:val="34"/>
-          <w:szCs w:val="34"/>
-        </w:rPr>
-        <w:t xml:space="preserve"> 2. </w:t>
-      </w:r>
-      <w:r>
-        <w:rPr>
-          <w:rStyle w:val="Strong"/>
-          <w:b/>
-          <w:bCs/>
-          <w:sz w:val="34"/>
-          <w:szCs w:val="34"/>
-        </w:rPr>
-        <w:t>Reusable and Generic</w:t>
-      </w:r>
-    </w:p>
-    <w:p>
-      <w:pPr>
-        <w:pStyle w:val="NormalWeb"/>
-        <w:numPr>
-          <w:ilvl w:val="0"/>
-          <w:numId w:val="5"/>
-        </w:numPr>
-        <w:rPr>
-          <w:sz w:val="34"/>
-          <w:szCs w:val="34"/>
-        </w:rPr>
-      </w:pPr>
-      <w:r>
-        <w:rPr>
-          <w:sz w:val="34"/>
-          <w:szCs w:val="34"/>
-        </w:rPr>
-        <w:t>Avoid hard-coding values. Use props to customize components.</w:t>
-      </w:r>
-    </w:p>
-    <w:p>
-      <w:pPr>
-        <w:pStyle w:val="NormalWeb"/>
-        <w:numPr>
-          <w:ilvl w:val="0"/>
-          <w:numId w:val="5"/>
-        </w:numPr>
-        <w:rPr>
-          <w:sz w:val="34"/>
-          <w:szCs w:val="34"/>
-        </w:rPr>
-      </w:pPr>
-      <w:r>
-        <w:rPr>
-          <w:sz w:val="34"/>
-          <w:szCs w:val="34"/>
-        </w:rPr>
-        <w:t>Keep components flexible and reusable.</w:t>
-      </w:r>
-    </w:p>
-    <w:p>
-      <w:pPr>
-        <w:pStyle w:val="Heading4"/>
-        <w:rPr>
-          <w:sz w:val="34"/>
-          <w:szCs w:val="34"/>
-        </w:rPr>
-      </w:pPr>
-      <w:r>
-        <w:rPr>
-          <w:sz w:val="34"/>
-          <w:szCs w:val="34"/>
-        </w:rPr>
-        <w:lastRenderedPageBreak/>
-        <w:t xml:space="preserve"> 3. </w:t>
-      </w:r>
-      <w:r>
-        <w:rPr>
-          <w:rStyle w:val="Strong"/>
-          <w:b/>
-          <w:bCs/>
-          <w:sz w:val="34"/>
-          <w:szCs w:val="34"/>
-        </w:rPr>
-        <w:t>Prop Validation</w:t>
-      </w:r>
-    </w:p>
-    <w:p>
-      <w:pPr>
-        <w:pStyle w:val="NormalWeb"/>
-        <w:numPr>
-          <w:ilvl w:val="0"/>
-          <w:numId w:val="6"/>
-        </w:numPr>
-        <w:rPr>
-          <w:sz w:val="34"/>
-          <w:szCs w:val="34"/>
-        </w:rPr>
-      </w:pPr>
-      <w:r>
-        <w:rPr>
-          <w:sz w:val="34"/>
-          <w:szCs w:val="34"/>
-        </w:rPr>
-        <w:t xml:space="preserve">Use </w:t>
-      </w:r>
-      <w:proofErr w:type="spellStart"/>
-      <w:r>
-        <w:rPr>
-          <w:rStyle w:val="HTMLCode"/>
-          <w:sz w:val="34"/>
-          <w:szCs w:val="34"/>
-        </w:rPr>
-        <w:t>PropTypes</w:t>
-      </w:r>
-      <w:proofErr w:type="spellEnd"/>
-      <w:r>
-        <w:rPr>
-          <w:sz w:val="34"/>
-          <w:szCs w:val="34"/>
-        </w:rPr>
-        <w:t xml:space="preserve"> or TypeScript to define expected props and data types.</w:t>
-      </w:r>
-    </w:p>
-    <w:p>
-      <w:pPr>
-        <w:pStyle w:val="Heading4"/>
-        <w:rPr>
-          <w:sz w:val="34"/>
-          <w:szCs w:val="34"/>
-        </w:rPr>
-      </w:pPr>
-      <w:r>
-        <w:rPr>
-          <w:sz w:val="34"/>
-          <w:szCs w:val="34"/>
-        </w:rPr>
-        <w:t xml:space="preserve"> 4. </w:t>
-      </w:r>
-      <w:r>
-        <w:rPr>
-          <w:rStyle w:val="Strong"/>
-          <w:b/>
-          <w:bCs/>
-          <w:sz w:val="34"/>
-          <w:szCs w:val="34"/>
-        </w:rPr>
-        <w:t>Lift State Up</w:t>
-      </w:r>
-    </w:p>
-    <w:p>
-      <w:pPr>
-        <w:pStyle w:val="NormalWeb"/>
-        <w:numPr>
-          <w:ilvl w:val="0"/>
-          <w:numId w:val="7"/>
-        </w:numPr>
-        <w:rPr>
-          <w:sz w:val="34"/>
-          <w:szCs w:val="34"/>
-        </w:rPr>
-      </w:pPr>
-      <w:r>
-        <w:rPr>
-          <w:sz w:val="34"/>
-          <w:szCs w:val="34"/>
-        </w:rPr>
-        <w:t xml:space="preserve">When multiple components need shared data, </w:t>
-      </w:r>
-      <w:r>
-        <w:rPr>
-          <w:rStyle w:val="Strong"/>
-          <w:sz w:val="34"/>
-          <w:szCs w:val="34"/>
-        </w:rPr>
-        <w:t>lift state up</w:t>
-      </w:r>
-      <w:r>
-        <w:rPr>
-          <w:sz w:val="34"/>
-          <w:szCs w:val="34"/>
-        </w:rPr>
-        <w:t xml:space="preserve"> to the nearest common ancestor.</w:t>
-      </w:r>
-    </w:p>
-    <w:p>
-      <w:pPr>
-        <w:pStyle w:val="Heading4"/>
-        <w:rPr>
-          <w:sz w:val="34"/>
-          <w:szCs w:val="34"/>
-        </w:rPr>
-      </w:pPr>
-      <w:r>
-        <w:rPr>
-          <w:sz w:val="34"/>
-          <w:szCs w:val="34"/>
-        </w:rPr>
-        <w:t xml:space="preserve"> 5. </w:t>
-      </w:r>
-      <w:r>
-        <w:rPr>
-          <w:rStyle w:val="Strong"/>
-          <w:b/>
-          <w:bCs/>
-          <w:sz w:val="34"/>
-          <w:szCs w:val="34"/>
-        </w:rPr>
-        <w:t>Separation of Concerns</w:t>
-      </w:r>
-    </w:p>
-    <w:p>
-      <w:pPr>
-        <w:pStyle w:val="NormalWeb"/>
-        <w:numPr>
-          <w:ilvl w:val="0"/>
-          <w:numId w:val="8"/>
-        </w:numPr>
-        <w:rPr>
-          <w:sz w:val="34"/>
-          <w:szCs w:val="34"/>
-        </w:rPr>
-      </w:pPr>
-      <w:r>
-        <w:rPr>
-          <w:sz w:val="34"/>
-          <w:szCs w:val="34"/>
-        </w:rPr>
-        <w:t>Keep business logic (data fetching, state) separate from UI rendering.</w:t>
-      </w:r>
-    </w:p>
-    <w:p>
-      <w:pPr>
-        <w:pStyle w:val="NormalWeb"/>
-        <w:numPr>
-          <w:ilvl w:val="0"/>
-          <w:numId w:val="8"/>
-        </w:numPr>
-        <w:rPr>
-          <w:sz w:val="34"/>
-          <w:szCs w:val="34"/>
-        </w:rPr>
-      </w:pPr>
-      <w:r>
-        <w:rPr>
-          <w:sz w:val="34"/>
-          <w:szCs w:val="34"/>
-        </w:rPr>
-        <w:t>Use custom hooks for reusable logic (</w:t>
-      </w:r>
-      <w:proofErr w:type="spellStart"/>
-      <w:proofErr w:type="gramStart"/>
-      <w:r>
-        <w:rPr>
-          <w:rStyle w:val="HTMLCode"/>
-          <w:sz w:val="34"/>
-          <w:szCs w:val="34"/>
-        </w:rPr>
-        <w:t>useUserData</w:t>
-      </w:r>
-      <w:proofErr w:type="spellEnd"/>
-      <w:r>
-        <w:rPr>
-          <w:rStyle w:val="HTMLCode"/>
-          <w:sz w:val="34"/>
-          <w:szCs w:val="34"/>
-        </w:rPr>
-        <w:t>(</w:t>
-      </w:r>
-      <w:proofErr w:type="gramEnd"/>
-      <w:r>
-        <w:rPr>
-          <w:rStyle w:val="HTMLCode"/>
-          <w:sz w:val="34"/>
-          <w:szCs w:val="34"/>
-        </w:rPr>
-        <w:t>)</w:t>
-      </w:r>
-      <w:r>
-        <w:rPr>
-          <w:sz w:val="34"/>
-          <w:szCs w:val="34"/>
-        </w:rPr>
-        <w:t xml:space="preserve">, </w:t>
-      </w:r>
-      <w:proofErr w:type="spellStart"/>
-      <w:r>
-        <w:rPr>
-          <w:rStyle w:val="HTMLCode"/>
-          <w:sz w:val="34"/>
-          <w:szCs w:val="34"/>
-        </w:rPr>
-        <w:t>useTheme</w:t>
-      </w:r>
-      <w:proofErr w:type="spellEnd"/>
-      <w:r>
-        <w:rPr>
-          <w:rStyle w:val="HTMLCode"/>
-          <w:sz w:val="34"/>
-          <w:szCs w:val="34"/>
-        </w:rPr>
-        <w:t>()</w:t>
-      </w:r>
-      <w:r>
-        <w:rPr>
-          <w:sz w:val="34"/>
-          <w:szCs w:val="34"/>
-        </w:rPr>
-        <w:t>).</w:t>
-      </w:r>
-    </w:p>
-    <w:p>
-      <w:pPr>
-        <w:pStyle w:val="Heading4"/>
-        <w:rPr>
-          <w:sz w:val="34"/>
-          <w:szCs w:val="34"/>
-        </w:rPr>
-      </w:pPr>
-      <w:r>
-        <w:rPr>
-          <w:sz w:val="34"/>
-          <w:szCs w:val="34"/>
-        </w:rPr>
-        <w:t xml:space="preserve"> 6. </w:t>
-      </w:r>
-      <w:r>
-        <w:rPr>
-          <w:rStyle w:val="Strong"/>
-          <w:b/>
-          <w:bCs/>
-          <w:sz w:val="34"/>
-          <w:szCs w:val="34"/>
-        </w:rPr>
-        <w:t>Consistent Naming Conventions</w:t>
-      </w:r>
-    </w:p>
-    <w:p>
-      <w:pPr>
-        <w:pStyle w:val="NormalWeb"/>
-        <w:numPr>
-          <w:ilvl w:val="0"/>
-          <w:numId w:val="9"/>
-        </w:numPr>
-        <w:rPr>
-          <w:sz w:val="34"/>
-          <w:szCs w:val="34"/>
-        </w:rPr>
-      </w:pPr>
-      <w:r>
-        <w:rPr>
-          <w:sz w:val="34"/>
-          <w:szCs w:val="34"/>
-        </w:rPr>
-        <w:t xml:space="preserve">File and component names should be </w:t>
-      </w:r>
-      <w:proofErr w:type="spellStart"/>
-      <w:r>
-        <w:rPr>
-          <w:sz w:val="34"/>
-          <w:szCs w:val="34"/>
-        </w:rPr>
-        <w:t>PascalCase</w:t>
-      </w:r>
-      <w:proofErr w:type="spellEnd"/>
-      <w:r>
-        <w:rPr>
-          <w:sz w:val="34"/>
-          <w:szCs w:val="34"/>
-        </w:rPr>
-        <w:t xml:space="preserve"> (</w:t>
-      </w:r>
-      <w:proofErr w:type="spellStart"/>
-      <w:r>
-        <w:rPr>
-          <w:rStyle w:val="HTMLCode"/>
-          <w:sz w:val="34"/>
-          <w:szCs w:val="34"/>
-        </w:rPr>
-        <w:t>UserProfile.jsx</w:t>
-      </w:r>
-      <w:proofErr w:type="spellEnd"/>
-      <w:r>
-        <w:rPr>
-          <w:sz w:val="34"/>
-          <w:szCs w:val="34"/>
-        </w:rPr>
-        <w:t xml:space="preserve">, </w:t>
-      </w:r>
-      <w:proofErr w:type="spellStart"/>
-      <w:r>
-        <w:rPr>
-          <w:rStyle w:val="HTMLCode"/>
-          <w:sz w:val="34"/>
-          <w:szCs w:val="34"/>
-        </w:rPr>
-        <w:t>ProductCard.jsx</w:t>
-      </w:r>
-      <w:proofErr w:type="spellEnd"/>
-      <w:r>
-        <w:rPr>
-          <w:sz w:val="34"/>
-          <w:szCs w:val="34"/>
-        </w:rPr>
-        <w:t>)</w:t>
-      </w:r>
-    </w:p>
-    <w:p>
-      <w:pPr>
-        <w:pStyle w:val="NormalWeb"/>
-        <w:numPr>
-          <w:ilvl w:val="0"/>
-          <w:numId w:val="9"/>
-        </w:numPr>
-        <w:rPr>
-          <w:sz w:val="34"/>
-          <w:szCs w:val="34"/>
-        </w:rPr>
-      </w:pPr>
-      <w:r>
-        <w:rPr>
-          <w:sz w:val="34"/>
-          <w:szCs w:val="34"/>
-        </w:rPr>
-        <w:t>CSS class names should follow BEM or Tailwind conventions</w:t>
-      </w:r>
-    </w:p>
-    <w:p>
-      <w:pPr>
-        <w:rPr>
-          <w:sz w:val="34"/>
-          <w:szCs w:val="34"/>
-        </w:rPr>
-      </w:pPr>
-      <w:r>
-        <w:rPr>
-          <w:sz w:val="34"/>
-          <w:szCs w:val="34"/>
-        </w:rPr>
-        <w:pict w14:anchorId="352F841C">
-          <v:rect id="_x0000_i1035" style="width:0;height:1.5pt" o:hralign="center" o:hrstd="t" o:hr="t" fillcolor="#a0a0a0" stroked="f"/>
-        </w:pict>
-      </w:r>
-    </w:p>
-    <w:p>
-      <w:pPr>
-        <w:pStyle w:val="Heading3"/>
-        <w:rPr>
-          <w:sz w:val="34"/>
-          <w:szCs w:val="34"/>
-        </w:rPr>
-      </w:pPr>
-      <w:r>
-        <w:rPr>
-          <w:rStyle w:val="Strong"/>
-          <w:b/>
-          <w:bCs/>
-          <w:sz w:val="34"/>
-          <w:szCs w:val="34"/>
-        </w:rPr>
-        <w:t>5. Styling Best Practices with Architecture</w:t>
-      </w:r>
-    </w:p>
-    <w:p>
-      <w:pPr>
-        <w:pStyle w:val="NormalWeb"/>
-        <w:numPr>
-          <w:ilvl w:val="0"/>
-          <w:numId w:val="10"/>
-        </w:numPr>
-        <w:rPr>
-          <w:sz w:val="34"/>
-          <w:szCs w:val="34"/>
-        </w:rPr>
-      </w:pPr>
-      <w:r>
-        <w:rPr>
-          <w:sz w:val="34"/>
-          <w:szCs w:val="34"/>
-        </w:rPr>
-        <w:t xml:space="preserve">Use </w:t>
-      </w:r>
-      <w:r>
-        <w:rPr>
-          <w:rStyle w:val="Strong"/>
-          <w:sz w:val="34"/>
-          <w:szCs w:val="34"/>
-        </w:rPr>
-        <w:t>CSS Modules</w:t>
-      </w:r>
-      <w:r>
-        <w:rPr>
-          <w:sz w:val="34"/>
-          <w:szCs w:val="34"/>
-        </w:rPr>
-        <w:t xml:space="preserve"> for scoped styles in small-to-medium projects</w:t>
-      </w:r>
-    </w:p>
-    <w:p>
-      <w:pPr>
-        <w:pStyle w:val="NormalWeb"/>
-        <w:numPr>
-          <w:ilvl w:val="0"/>
-          <w:numId w:val="10"/>
-        </w:numPr>
-        <w:rPr>
-          <w:sz w:val="34"/>
-          <w:szCs w:val="34"/>
-        </w:rPr>
-      </w:pPr>
-      <w:r>
-        <w:rPr>
-          <w:sz w:val="34"/>
-          <w:szCs w:val="34"/>
-        </w:rPr>
-        <w:t xml:space="preserve">Use </w:t>
-      </w:r>
-      <w:r>
-        <w:rPr>
-          <w:rStyle w:val="Strong"/>
-          <w:sz w:val="34"/>
-          <w:szCs w:val="34"/>
-        </w:rPr>
-        <w:t>Tailwind CSS</w:t>
-      </w:r>
-      <w:r>
-        <w:rPr>
-          <w:sz w:val="34"/>
-          <w:szCs w:val="34"/>
-        </w:rPr>
-        <w:t xml:space="preserve"> for utility-first design with rapid development</w:t>
-      </w:r>
-    </w:p>
-    <w:p>
-      <w:pPr>
-        <w:pStyle w:val="NormalWeb"/>
-        <w:numPr>
-          <w:ilvl w:val="0"/>
-          <w:numId w:val="10"/>
-        </w:numPr>
-        <w:rPr>
-          <w:sz w:val="34"/>
-          <w:szCs w:val="34"/>
-        </w:rPr>
-      </w:pPr>
-      <w:r>
-        <w:rPr>
-          <w:sz w:val="34"/>
-          <w:szCs w:val="34"/>
-        </w:rPr>
-        <w:t xml:space="preserve">Use </w:t>
-      </w:r>
-      <w:r>
-        <w:rPr>
-          <w:rStyle w:val="Strong"/>
-          <w:sz w:val="34"/>
-          <w:szCs w:val="34"/>
-        </w:rPr>
-        <w:t>Styled Components</w:t>
-      </w:r>
-      <w:r>
-        <w:rPr>
-          <w:sz w:val="34"/>
-          <w:szCs w:val="34"/>
-        </w:rPr>
-        <w:t xml:space="preserve"> or </w:t>
-      </w:r>
-      <w:r>
-        <w:rPr>
-          <w:rStyle w:val="Strong"/>
-          <w:sz w:val="34"/>
-          <w:szCs w:val="34"/>
-        </w:rPr>
-        <w:t>Emotion</w:t>
-      </w:r>
-      <w:r>
-        <w:rPr>
-          <w:sz w:val="34"/>
-          <w:szCs w:val="34"/>
-        </w:rPr>
-        <w:t xml:space="preserve"> when dynamic styling is needed with logic</w:t>
-      </w:r>
-    </w:p>
-    <w:p>
-      <w:pPr>
-        <w:pStyle w:val="NormalWeb"/>
-        <w:numPr>
-          <w:ilvl w:val="0"/>
-          <w:numId w:val="10"/>
-        </w:numPr>
-        <w:rPr>
-          <w:sz w:val="34"/>
-          <w:szCs w:val="34"/>
-        </w:rPr>
-      </w:pPr>
-      <w:r>
-        <w:rPr>
-          <w:sz w:val="34"/>
-          <w:szCs w:val="34"/>
-        </w:rPr>
-        <w:t xml:space="preserve">Keep styles </w:t>
-      </w:r>
-      <w:r>
-        <w:rPr>
-          <w:rStyle w:val="Strong"/>
-          <w:sz w:val="34"/>
-          <w:szCs w:val="34"/>
-        </w:rPr>
-        <w:t>inside the component folder</w:t>
-      </w:r>
-      <w:r>
-        <w:rPr>
-          <w:sz w:val="34"/>
-          <w:szCs w:val="34"/>
-        </w:rPr>
-        <w:t>, not globally</w:t>
+          <w:sz w:val="32"/>
+          <w:szCs w:val="32"/>
+        </w:rPr>
+      </w:pPr>
+      <w:r>
+        <w:rPr>
+          <w:sz w:val="32"/>
+          <w:szCs w:val="32"/>
+        </w:rPr>
+        <w:t>Improved maintainability and scalability</w:t>
       </w:r>
     </w:p>
     <w:sectPr>
@@ -2187,6 +2927,155 @@
     </w:lvl>
   </w:abstractNum>
   <w:abstractNum w:abstractNumId="1" w15:restartNumberingAfterBreak="0">
+    <w:nsid w:val="13113163"/>
+    <w:multiLevelType w:val="multilevel"/>
+    <w:tmpl w:val="CB7E54CC"/>
+    <w:lvl w:ilvl="0">
+      <w:start w:val="1"/>
+      <w:numFmt w:val="bullet"/>
+      <w:lvlText w:val=""/>
+      <w:lvlJc w:val="left"/>
+      <w:pPr>
+        <w:tabs>
+          <w:tab w:val="num" w:pos="720"/>
+        </w:tabs>
+        <w:ind w:left="720" w:hanging="360"/>
+      </w:pPr>
+      <w:rPr>
+        <w:rFonts w:ascii="Symbol" w:hAnsi="Symbol" w:hint="default"/>
+        <w:sz w:val="20"/>
+      </w:rPr>
+    </w:lvl>
+    <w:lvl w:ilvl="1">
+      <w:start w:val="1"/>
+      <w:numFmt w:val="bullet"/>
+      <w:lvlText w:val="o"/>
+      <w:lvlJc w:val="left"/>
+      <w:pPr>
+        <w:tabs>
+          <w:tab w:val="num" w:pos="1440"/>
+        </w:tabs>
+        <w:ind w:left="1440" w:hanging="360"/>
+      </w:pPr>
+      <w:rPr>
+        <w:rFonts w:ascii="Courier New" w:hAnsi="Courier New" w:hint="default"/>
+        <w:sz w:val="20"/>
+      </w:rPr>
+    </w:lvl>
+    <w:lvl w:ilvl="2" w:tentative="1">
+      <w:start w:val="1"/>
+      <w:numFmt w:val="bullet"/>
+      <w:lvlText w:val=""/>
+      <w:lvlJc w:val="left"/>
+      <w:pPr>
+        <w:tabs>
+          <w:tab w:val="num" w:pos="2160"/>
+        </w:tabs>
+        <w:ind w:left="2160" w:hanging="360"/>
+      </w:pPr>
+      <w:rPr>
+        <w:rFonts w:ascii="Wingdings" w:hAnsi="Wingdings" w:hint="default"/>
+        <w:sz w:val="20"/>
+      </w:rPr>
+    </w:lvl>
+    <w:lvl w:ilvl="3" w:tentative="1">
+      <w:start w:val="1"/>
+      <w:numFmt w:val="bullet"/>
+      <w:lvlText w:val=""/>
+      <w:lvlJc w:val="left"/>
+      <w:pPr>
+        <w:tabs>
+          <w:tab w:val="num" w:pos="2880"/>
+        </w:tabs>
+        <w:ind w:left="2880" w:hanging="360"/>
+      </w:pPr>
+      <w:rPr>
+        <w:rFonts w:ascii="Wingdings" w:hAnsi="Wingdings" w:hint="default"/>
+        <w:sz w:val="20"/>
+      </w:rPr>
+    </w:lvl>
+    <w:lvl w:ilvl="4" w:tentative="1">
+      <w:start w:val="1"/>
+      <w:numFmt w:val="bullet"/>
+      <w:lvlText w:val=""/>
+      <w:lvlJc w:val="left"/>
+      <w:pPr>
+        <w:tabs>
+          <w:tab w:val="num" w:pos="3600"/>
+        </w:tabs>
+        <w:ind w:left="3600" w:hanging="360"/>
+      </w:pPr>
+      <w:rPr>
+        <w:rFonts w:ascii="Wingdings" w:hAnsi="Wingdings" w:hint="default"/>
+        <w:sz w:val="20"/>
+      </w:rPr>
+    </w:lvl>
+    <w:lvl w:ilvl="5" w:tentative="1">
+      <w:start w:val="1"/>
+      <w:numFmt w:val="bullet"/>
+      <w:lvlText w:val=""/>
+      <w:lvlJc w:val="left"/>
+      <w:pPr>
+        <w:tabs>
+          <w:tab w:val="num" w:pos="4320"/>
+        </w:tabs>
+        <w:ind w:left="4320" w:hanging="360"/>
+      </w:pPr>
+      <w:rPr>
+        <w:rFonts w:ascii="Wingdings" w:hAnsi="Wingdings" w:hint="default"/>
+        <w:sz w:val="20"/>
+      </w:rPr>
+    </w:lvl>
+    <w:lvl w:ilvl="6" w:tentative="1">
+      <w:start w:val="1"/>
+      <w:numFmt w:val="bullet"/>
+      <w:lvlText w:val=""/>
+      <w:lvlJc w:val="left"/>
+      <w:pPr>
+        <w:tabs>
+          <w:tab w:val="num" w:pos="5040"/>
+        </w:tabs>
+        <w:ind w:left="5040" w:hanging="360"/>
+      </w:pPr>
+      <w:rPr>
+        <w:rFonts w:ascii="Wingdings" w:hAnsi="Wingdings" w:hint="default"/>
+        <w:sz w:val="20"/>
+      </w:rPr>
+    </w:lvl>
+    <w:lvl w:ilvl="7" w:tentative="1">
+      <w:start w:val="1"/>
+      <w:numFmt w:val="bullet"/>
+      <w:lvlText w:val=""/>
+      <w:lvlJc w:val="left"/>
+      <w:pPr>
+        <w:tabs>
+          <w:tab w:val="num" w:pos="5760"/>
+        </w:tabs>
+        <w:ind w:left="5760" w:hanging="360"/>
+      </w:pPr>
+      <w:rPr>
+        <w:rFonts w:ascii="Wingdings" w:hAnsi="Wingdings" w:hint="default"/>
+        <w:sz w:val="20"/>
+      </w:rPr>
+    </w:lvl>
+    <w:lvl w:ilvl="8" w:tentative="1">
+      <w:start w:val="1"/>
+      <w:numFmt w:val="bullet"/>
+      <w:lvlText w:val=""/>
+      <w:lvlJc w:val="left"/>
+      <w:pPr>
+        <w:tabs>
+          <w:tab w:val="num" w:pos="6480"/>
+        </w:tabs>
+        <w:ind w:left="6480" w:hanging="360"/>
+      </w:pPr>
+      <w:rPr>
+        <w:rFonts w:ascii="Wingdings" w:hAnsi="Wingdings" w:hint="default"/>
+        <w:sz w:val="20"/>
+      </w:rPr>
+    </w:lvl>
+  </w:abstractNum>
+  <w:abstractNum w:abstractNumId="2" w15:restartNumberingAfterBreak="0">
     <w:nsid w:val="16880581"/>
     <w:multiLevelType w:val="multilevel"/>
     <w:tmpl w:val="BA246EDE"/>
@@ -2335,7 +3224,7 @@
       </w:rPr>
     </w:lvl>
   </w:abstractNum>
-  <w:abstractNum w:abstractNumId="2" w15:restartNumberingAfterBreak="0">
+  <w:abstractNum w:abstractNumId="3" w15:restartNumberingAfterBreak="0">
     <w:nsid w:val="1D754406"/>
     <w:multiLevelType w:val="multilevel"/>
     <w:tmpl w:val="9C0E4EFC"/>
@@ -2484,7 +3373,7 @@
       </w:rPr>
     </w:lvl>
   </w:abstractNum>
-  <w:abstractNum w:abstractNumId="3" w15:restartNumberingAfterBreak="0">
+  <w:abstractNum w:abstractNumId="4" w15:restartNumberingAfterBreak="0">
     <w:nsid w:val="20D55632"/>
     <w:multiLevelType w:val="multilevel"/>
     <w:tmpl w:val="195C26AE"/>
@@ -2633,7 +3522,7 @@
       </w:rPr>
     </w:lvl>
   </w:abstractNum>
-  <w:abstractNum w:abstractNumId="4" w15:restartNumberingAfterBreak="0">
+  <w:abstractNum w:abstractNumId="5" w15:restartNumberingAfterBreak="0">
     <w:nsid w:val="23E11F44"/>
     <w:multiLevelType w:val="multilevel"/>
     <w:tmpl w:val="4D6CAC06"/>
@@ -2782,7 +3671,305 @@
       </w:rPr>
     </w:lvl>
   </w:abstractNum>
-  <w:abstractNum w:abstractNumId="5" w15:restartNumberingAfterBreak="0">
+  <w:abstractNum w:abstractNumId="6" w15:restartNumberingAfterBreak="0">
+    <w:nsid w:val="25927A4A"/>
+    <w:multiLevelType w:val="multilevel"/>
+    <w:tmpl w:val="7562BDDA"/>
+    <w:lvl w:ilvl="0">
+      <w:start w:val="1"/>
+      <w:numFmt w:val="bullet"/>
+      <w:lvlText w:val=""/>
+      <w:lvlJc w:val="left"/>
+      <w:pPr>
+        <w:tabs>
+          <w:tab w:val="num" w:pos="720"/>
+        </w:tabs>
+        <w:ind w:left="720" w:hanging="360"/>
+      </w:pPr>
+      <w:rPr>
+        <w:rFonts w:ascii="Symbol" w:hAnsi="Symbol" w:hint="default"/>
+        <w:sz w:val="20"/>
+      </w:rPr>
+    </w:lvl>
+    <w:lvl w:ilvl="1" w:tentative="1">
+      <w:start w:val="1"/>
+      <w:numFmt w:val="bullet"/>
+      <w:lvlText w:val="o"/>
+      <w:lvlJc w:val="left"/>
+      <w:pPr>
+        <w:tabs>
+          <w:tab w:val="num" w:pos="1440"/>
+        </w:tabs>
+        <w:ind w:left="1440" w:hanging="360"/>
+      </w:pPr>
+      <w:rPr>
+        <w:rFonts w:ascii="Courier New" w:hAnsi="Courier New" w:hint="default"/>
+        <w:sz w:val="20"/>
+      </w:rPr>
+    </w:lvl>
+    <w:lvl w:ilvl="2" w:tentative="1">
+      <w:start w:val="1"/>
+      <w:numFmt w:val="bullet"/>
+      <w:lvlText w:val=""/>
+      <w:lvlJc w:val="left"/>
+      <w:pPr>
+        <w:tabs>
+          <w:tab w:val="num" w:pos="2160"/>
+        </w:tabs>
+        <w:ind w:left="2160" w:hanging="360"/>
+      </w:pPr>
+      <w:rPr>
+        <w:rFonts w:ascii="Wingdings" w:hAnsi="Wingdings" w:hint="default"/>
+        <w:sz w:val="20"/>
+      </w:rPr>
+    </w:lvl>
+    <w:lvl w:ilvl="3" w:tentative="1">
+      <w:start w:val="1"/>
+      <w:numFmt w:val="bullet"/>
+      <w:lvlText w:val=""/>
+      <w:lvlJc w:val="left"/>
+      <w:pPr>
+        <w:tabs>
+          <w:tab w:val="num" w:pos="2880"/>
+        </w:tabs>
+        <w:ind w:left="2880" w:hanging="360"/>
+      </w:pPr>
+      <w:rPr>
+        <w:rFonts w:ascii="Wingdings" w:hAnsi="Wingdings" w:hint="default"/>
+        <w:sz w:val="20"/>
+      </w:rPr>
+    </w:lvl>
+    <w:lvl w:ilvl="4" w:tentative="1">
+      <w:start w:val="1"/>
+      <w:numFmt w:val="bullet"/>
+      <w:lvlText w:val=""/>
+      <w:lvlJc w:val="left"/>
+      <w:pPr>
+        <w:tabs>
+          <w:tab w:val="num" w:pos="3600"/>
+        </w:tabs>
+        <w:ind w:left="3600" w:hanging="360"/>
+      </w:pPr>
+      <w:rPr>
+        <w:rFonts w:ascii="Wingdings" w:hAnsi="Wingdings" w:hint="default"/>
+        <w:sz w:val="20"/>
+      </w:rPr>
+    </w:lvl>
+    <w:lvl w:ilvl="5" w:tentative="1">
+      <w:start w:val="1"/>
+      <w:numFmt w:val="bullet"/>
+      <w:lvlText w:val=""/>
+      <w:lvlJc w:val="left"/>
+      <w:pPr>
+        <w:tabs>
+          <w:tab w:val="num" w:pos="4320"/>
+        </w:tabs>
+        <w:ind w:left="4320" w:hanging="360"/>
+      </w:pPr>
+      <w:rPr>
+        <w:rFonts w:ascii="Wingdings" w:hAnsi="Wingdings" w:hint="default"/>
+        <w:sz w:val="20"/>
+      </w:rPr>
+    </w:lvl>
+    <w:lvl w:ilvl="6" w:tentative="1">
+      <w:start w:val="1"/>
+      <w:numFmt w:val="bullet"/>
+      <w:lvlText w:val=""/>
+      <w:lvlJc w:val="left"/>
+      <w:pPr>
+        <w:tabs>
+          <w:tab w:val="num" w:pos="5040"/>
+        </w:tabs>
+        <w:ind w:left="5040" w:hanging="360"/>
+      </w:pPr>
+      <w:rPr>
+        <w:rFonts w:ascii="Wingdings" w:hAnsi="Wingdings" w:hint="default"/>
+        <w:sz w:val="20"/>
+      </w:rPr>
+    </w:lvl>
+    <w:lvl w:ilvl="7" w:tentative="1">
+      <w:start w:val="1"/>
+      <w:numFmt w:val="bullet"/>
+      <w:lvlText w:val=""/>
+      <w:lvlJc w:val="left"/>
+      <w:pPr>
+        <w:tabs>
+          <w:tab w:val="num" w:pos="5760"/>
+        </w:tabs>
+        <w:ind w:left="5760" w:hanging="360"/>
+      </w:pPr>
+      <w:rPr>
+        <w:rFonts w:ascii="Wingdings" w:hAnsi="Wingdings" w:hint="default"/>
+        <w:sz w:val="20"/>
+      </w:rPr>
+    </w:lvl>
+    <w:lvl w:ilvl="8" w:tentative="1">
+      <w:start w:val="1"/>
+      <w:numFmt w:val="bullet"/>
+      <w:lvlText w:val=""/>
+      <w:lvlJc w:val="left"/>
+      <w:pPr>
+        <w:tabs>
+          <w:tab w:val="num" w:pos="6480"/>
+        </w:tabs>
+        <w:ind w:left="6480" w:hanging="360"/>
+      </w:pPr>
+      <w:rPr>
+        <w:rFonts w:ascii="Wingdings" w:hAnsi="Wingdings" w:hint="default"/>
+        <w:sz w:val="20"/>
+      </w:rPr>
+    </w:lvl>
+  </w:abstractNum>
+  <w:abstractNum w:abstractNumId="7" w15:restartNumberingAfterBreak="0">
+    <w:nsid w:val="3DE40335"/>
+    <w:multiLevelType w:val="multilevel"/>
+    <w:tmpl w:val="71426FDC"/>
+    <w:lvl w:ilvl="0">
+      <w:start w:val="1"/>
+      <w:numFmt w:val="bullet"/>
+      <w:lvlText w:val=""/>
+      <w:lvlJc w:val="left"/>
+      <w:pPr>
+        <w:tabs>
+          <w:tab w:val="num" w:pos="720"/>
+        </w:tabs>
+        <w:ind w:left="720" w:hanging="360"/>
+      </w:pPr>
+      <w:rPr>
+        <w:rFonts w:ascii="Symbol" w:hAnsi="Symbol" w:hint="default"/>
+        <w:sz w:val="20"/>
+      </w:rPr>
+    </w:lvl>
+    <w:lvl w:ilvl="1" w:tentative="1">
+      <w:start w:val="1"/>
+      <w:numFmt w:val="bullet"/>
+      <w:lvlText w:val="o"/>
+      <w:lvlJc w:val="left"/>
+      <w:pPr>
+        <w:tabs>
+          <w:tab w:val="num" w:pos="1440"/>
+        </w:tabs>
+        <w:ind w:left="1440" w:hanging="360"/>
+      </w:pPr>
+      <w:rPr>
+        <w:rFonts w:ascii="Courier New" w:hAnsi="Courier New" w:hint="default"/>
+        <w:sz w:val="20"/>
+      </w:rPr>
+    </w:lvl>
+    <w:lvl w:ilvl="2" w:tentative="1">
+      <w:start w:val="1"/>
+      <w:numFmt w:val="bullet"/>
+      <w:lvlText w:val=""/>
+      <w:lvlJc w:val="left"/>
+      <w:pPr>
+        <w:tabs>
+          <w:tab w:val="num" w:pos="2160"/>
+        </w:tabs>
+        <w:ind w:left="2160" w:hanging="360"/>
+      </w:pPr>
+      <w:rPr>
+        <w:rFonts w:ascii="Wingdings" w:hAnsi="Wingdings" w:hint="default"/>
+        <w:sz w:val="20"/>
+      </w:rPr>
+    </w:lvl>
+    <w:lvl w:ilvl="3" w:tentative="1">
+      <w:start w:val="1"/>
+      <w:numFmt w:val="bullet"/>
+      <w:lvlText w:val=""/>
+      <w:lvlJc w:val="left"/>
+      <w:pPr>
+        <w:tabs>
+          <w:tab w:val="num" w:pos="2880"/>
+        </w:tabs>
+        <w:ind w:left="2880" w:hanging="360"/>
+      </w:pPr>
+      <w:rPr>
+        <w:rFonts w:ascii="Wingdings" w:hAnsi="Wingdings" w:hint="default"/>
+        <w:sz w:val="20"/>
+      </w:rPr>
+    </w:lvl>
+    <w:lvl w:ilvl="4" w:tentative="1">
+      <w:start w:val="1"/>
+      <w:numFmt w:val="bullet"/>
+      <w:lvlText w:val=""/>
+      <w:lvlJc w:val="left"/>
+      <w:pPr>
+        <w:tabs>
+          <w:tab w:val="num" w:pos="3600"/>
+        </w:tabs>
+        <w:ind w:left="3600" w:hanging="360"/>
+      </w:pPr>
+      <w:rPr>
+        <w:rFonts w:ascii="Wingdings" w:hAnsi="Wingdings" w:hint="default"/>
+        <w:sz w:val="20"/>
+      </w:rPr>
+    </w:lvl>
+    <w:lvl w:ilvl="5" w:tentative="1">
+      <w:start w:val="1"/>
+      <w:numFmt w:val="bullet"/>
+      <w:lvlText w:val=""/>
+      <w:lvlJc w:val="left"/>
+      <w:pPr>
+        <w:tabs>
+          <w:tab w:val="num" w:pos="4320"/>
+        </w:tabs>
+        <w:ind w:left="4320" w:hanging="360"/>
+      </w:pPr>
+      <w:rPr>
+        <w:rFonts w:ascii="Wingdings" w:hAnsi="Wingdings" w:hint="default"/>
+        <w:sz w:val="20"/>
+      </w:rPr>
+    </w:lvl>
+    <w:lvl w:ilvl="6" w:tentative="1">
+      <w:start w:val="1"/>
+      <w:numFmt w:val="bullet"/>
+      <w:lvlText w:val=""/>
+      <w:lvlJc w:val="left"/>
+      <w:pPr>
+        <w:tabs>
+          <w:tab w:val="num" w:pos="5040"/>
+        </w:tabs>
+        <w:ind w:left="5040" w:hanging="360"/>
+      </w:pPr>
+      <w:rPr>
+        <w:rFonts w:ascii="Wingdings" w:hAnsi="Wingdings" w:hint="default"/>
+        <w:sz w:val="20"/>
+      </w:rPr>
+    </w:lvl>
+    <w:lvl w:ilvl="7" w:tentative="1">
+      <w:start w:val="1"/>
+      <w:numFmt w:val="bullet"/>
+      <w:lvlText w:val=""/>
+      <w:lvlJc w:val="left"/>
+      <w:pPr>
+        <w:tabs>
+          <w:tab w:val="num" w:pos="5760"/>
+        </w:tabs>
+        <w:ind w:left="5760" w:hanging="360"/>
+      </w:pPr>
+      <w:rPr>
+        <w:rFonts w:ascii="Wingdings" w:hAnsi="Wingdings" w:hint="default"/>
+        <w:sz w:val="20"/>
+      </w:rPr>
+    </w:lvl>
+    <w:lvl w:ilvl="8" w:tentative="1">
+      <w:start w:val="1"/>
+      <w:numFmt w:val="bullet"/>
+      <w:lvlText w:val=""/>
+      <w:lvlJc w:val="left"/>
+      <w:pPr>
+        <w:tabs>
+          <w:tab w:val="num" w:pos="6480"/>
+        </w:tabs>
+        <w:ind w:left="6480" w:hanging="360"/>
+      </w:pPr>
+      <w:rPr>
+        <w:rFonts w:ascii="Wingdings" w:hAnsi="Wingdings" w:hint="default"/>
+        <w:sz w:val="20"/>
+      </w:rPr>
+    </w:lvl>
+  </w:abstractNum>
+  <w:abstractNum w:abstractNumId="8" w15:restartNumberingAfterBreak="0">
     <w:nsid w:val="3F346243"/>
     <w:multiLevelType w:val="multilevel"/>
     <w:tmpl w:val="FCB68EB8"/>
@@ -2931,7 +4118,156 @@
       </w:rPr>
     </w:lvl>
   </w:abstractNum>
-  <w:abstractNum w:abstractNumId="6" w15:restartNumberingAfterBreak="0">
+  <w:abstractNum w:abstractNumId="9" w15:restartNumberingAfterBreak="0">
+    <w:nsid w:val="5125487B"/>
+    <w:multiLevelType w:val="multilevel"/>
+    <w:tmpl w:val="BA806246"/>
+    <w:lvl w:ilvl="0">
+      <w:start w:val="1"/>
+      <w:numFmt w:val="bullet"/>
+      <w:lvlText w:val=""/>
+      <w:lvlJc w:val="left"/>
+      <w:pPr>
+        <w:tabs>
+          <w:tab w:val="num" w:pos="720"/>
+        </w:tabs>
+        <w:ind w:left="720" w:hanging="360"/>
+      </w:pPr>
+      <w:rPr>
+        <w:rFonts w:ascii="Symbol" w:hAnsi="Symbol" w:hint="default"/>
+        <w:sz w:val="20"/>
+      </w:rPr>
+    </w:lvl>
+    <w:lvl w:ilvl="1" w:tentative="1">
+      <w:start w:val="1"/>
+      <w:numFmt w:val="bullet"/>
+      <w:lvlText w:val="o"/>
+      <w:lvlJc w:val="left"/>
+      <w:pPr>
+        <w:tabs>
+          <w:tab w:val="num" w:pos="1440"/>
+        </w:tabs>
+        <w:ind w:left="1440" w:hanging="360"/>
+      </w:pPr>
+      <w:rPr>
+        <w:rFonts w:ascii="Courier New" w:hAnsi="Courier New" w:hint="default"/>
+        <w:sz w:val="20"/>
+      </w:rPr>
+    </w:lvl>
+    <w:lvl w:ilvl="2" w:tentative="1">
+      <w:start w:val="1"/>
+      <w:numFmt w:val="bullet"/>
+      <w:lvlText w:val=""/>
+      <w:lvlJc w:val="left"/>
+      <w:pPr>
+        <w:tabs>
+          <w:tab w:val="num" w:pos="2160"/>
+        </w:tabs>
+        <w:ind w:left="2160" w:hanging="360"/>
+      </w:pPr>
+      <w:rPr>
+        <w:rFonts w:ascii="Wingdings" w:hAnsi="Wingdings" w:hint="default"/>
+        <w:sz w:val="20"/>
+      </w:rPr>
+    </w:lvl>
+    <w:lvl w:ilvl="3" w:tentative="1">
+      <w:start w:val="1"/>
+      <w:numFmt w:val="bullet"/>
+      <w:lvlText w:val=""/>
+      <w:lvlJc w:val="left"/>
+      <w:pPr>
+        <w:tabs>
+          <w:tab w:val="num" w:pos="2880"/>
+        </w:tabs>
+        <w:ind w:left="2880" w:hanging="360"/>
+      </w:pPr>
+      <w:rPr>
+        <w:rFonts w:ascii="Wingdings" w:hAnsi="Wingdings" w:hint="default"/>
+        <w:sz w:val="20"/>
+      </w:rPr>
+    </w:lvl>
+    <w:lvl w:ilvl="4" w:tentative="1">
+      <w:start w:val="1"/>
+      <w:numFmt w:val="bullet"/>
+      <w:lvlText w:val=""/>
+      <w:lvlJc w:val="left"/>
+      <w:pPr>
+        <w:tabs>
+          <w:tab w:val="num" w:pos="3600"/>
+        </w:tabs>
+        <w:ind w:left="3600" w:hanging="360"/>
+      </w:pPr>
+      <w:rPr>
+        <w:rFonts w:ascii="Wingdings" w:hAnsi="Wingdings" w:hint="default"/>
+        <w:sz w:val="20"/>
+      </w:rPr>
+    </w:lvl>
+    <w:lvl w:ilvl="5" w:tentative="1">
+      <w:start w:val="1"/>
+      <w:numFmt w:val="bullet"/>
+      <w:lvlText w:val=""/>
+      <w:lvlJc w:val="left"/>
+      <w:pPr>
+        <w:tabs>
+          <w:tab w:val="num" w:pos="4320"/>
+        </w:tabs>
+        <w:ind w:left="4320" w:hanging="360"/>
+      </w:pPr>
+      <w:rPr>
+        <w:rFonts w:ascii="Wingdings" w:hAnsi="Wingdings" w:hint="default"/>
+        <w:sz w:val="20"/>
+      </w:rPr>
+    </w:lvl>
+    <w:lvl w:ilvl="6" w:tentative="1">
+      <w:start w:val="1"/>
+      <w:numFmt w:val="bullet"/>
+      <w:lvlText w:val=""/>
+      <w:lvlJc w:val="left"/>
+      <w:pPr>
+        <w:tabs>
+          <w:tab w:val="num" w:pos="5040"/>
+        </w:tabs>
+        <w:ind w:left="5040" w:hanging="360"/>
+      </w:pPr>
+      <w:rPr>
+        <w:rFonts w:ascii="Wingdings" w:hAnsi="Wingdings" w:hint="default"/>
+        <w:sz w:val="20"/>
+      </w:rPr>
+    </w:lvl>
+    <w:lvl w:ilvl="7" w:tentative="1">
+      <w:start w:val="1"/>
+      <w:numFmt w:val="bullet"/>
+      <w:lvlText w:val=""/>
+      <w:lvlJc w:val="left"/>
+      <w:pPr>
+        <w:tabs>
+          <w:tab w:val="num" w:pos="5760"/>
+        </w:tabs>
+        <w:ind w:left="5760" w:hanging="360"/>
+      </w:pPr>
+      <w:rPr>
+        <w:rFonts w:ascii="Wingdings" w:hAnsi="Wingdings" w:hint="default"/>
+        <w:sz w:val="20"/>
+      </w:rPr>
+    </w:lvl>
+    <w:lvl w:ilvl="8" w:tentative="1">
+      <w:start w:val="1"/>
+      <w:numFmt w:val="bullet"/>
+      <w:lvlText w:val=""/>
+      <w:lvlJc w:val="left"/>
+      <w:pPr>
+        <w:tabs>
+          <w:tab w:val="num" w:pos="6480"/>
+        </w:tabs>
+        <w:ind w:left="6480" w:hanging="360"/>
+      </w:pPr>
+      <w:rPr>
+        <w:rFonts w:ascii="Wingdings" w:hAnsi="Wingdings" w:hint="default"/>
+        <w:sz w:val="20"/>
+      </w:rPr>
+    </w:lvl>
+  </w:abstractNum>
+  <w:abstractNum w:abstractNumId="10" w15:restartNumberingAfterBreak="0">
     <w:nsid w:val="54DC424F"/>
     <w:multiLevelType w:val="multilevel"/>
     <w:tmpl w:val="315ACE64"/>
@@ -3080,7 +4416,156 @@
       </w:rPr>
     </w:lvl>
   </w:abstractNum>
-  <w:abstractNum w:abstractNumId="7" w15:restartNumberingAfterBreak="0">
+  <w:abstractNum w:abstractNumId="11" w15:restartNumberingAfterBreak="0">
+    <w:nsid w:val="5861464D"/>
+    <w:multiLevelType w:val="multilevel"/>
+    <w:tmpl w:val="51349922"/>
+    <w:lvl w:ilvl="0">
+      <w:start w:val="1"/>
+      <w:numFmt w:val="bullet"/>
+      <w:lvlText w:val=""/>
+      <w:lvlJc w:val="left"/>
+      <w:pPr>
+        <w:tabs>
+          <w:tab w:val="num" w:pos="720"/>
+        </w:tabs>
+        <w:ind w:left="720" w:hanging="360"/>
+      </w:pPr>
+      <w:rPr>
+        <w:rFonts w:ascii="Symbol" w:hAnsi="Symbol" w:hint="default"/>
+        <w:sz w:val="20"/>
+      </w:rPr>
+    </w:lvl>
+    <w:lvl w:ilvl="1" w:tentative="1">
+      <w:start w:val="1"/>
+      <w:numFmt w:val="bullet"/>
+      <w:lvlText w:val="o"/>
+      <w:lvlJc w:val="left"/>
+      <w:pPr>
+        <w:tabs>
+          <w:tab w:val="num" w:pos="1440"/>
+        </w:tabs>
+        <w:ind w:left="1440" w:hanging="360"/>
+      </w:pPr>
+      <w:rPr>
+        <w:rFonts w:ascii="Courier New" w:hAnsi="Courier New" w:hint="default"/>
+        <w:sz w:val="20"/>
+      </w:rPr>
+    </w:lvl>
+    <w:lvl w:ilvl="2" w:tentative="1">
+      <w:start w:val="1"/>
+      <w:numFmt w:val="bullet"/>
+      <w:lvlText w:val=""/>
+      <w:lvlJc w:val="left"/>
+      <w:pPr>
+        <w:tabs>
+          <w:tab w:val="num" w:pos="2160"/>
+        </w:tabs>
+        <w:ind w:left="2160" w:hanging="360"/>
+      </w:pPr>
+      <w:rPr>
+        <w:rFonts w:ascii="Wingdings" w:hAnsi="Wingdings" w:hint="default"/>
+        <w:sz w:val="20"/>
+      </w:rPr>
+    </w:lvl>
+    <w:lvl w:ilvl="3" w:tentative="1">
+      <w:start w:val="1"/>
+      <w:numFmt w:val="bullet"/>
+      <w:lvlText w:val=""/>
+      <w:lvlJc w:val="left"/>
+      <w:pPr>
+        <w:tabs>
+          <w:tab w:val="num" w:pos="2880"/>
+        </w:tabs>
+        <w:ind w:left="2880" w:hanging="360"/>
+      </w:pPr>
+      <w:rPr>
+        <w:rFonts w:ascii="Wingdings" w:hAnsi="Wingdings" w:hint="default"/>
+        <w:sz w:val="20"/>
+      </w:rPr>
+    </w:lvl>
+    <w:lvl w:ilvl="4" w:tentative="1">
+      <w:start w:val="1"/>
+      <w:numFmt w:val="bullet"/>
+      <w:lvlText w:val=""/>
+      <w:lvlJc w:val="left"/>
+      <w:pPr>
+        <w:tabs>
+          <w:tab w:val="num" w:pos="3600"/>
+        </w:tabs>
+        <w:ind w:left="3600" w:hanging="360"/>
+      </w:pPr>
+      <w:rPr>
+        <w:rFonts w:ascii="Wingdings" w:hAnsi="Wingdings" w:hint="default"/>
+        <w:sz w:val="20"/>
+      </w:rPr>
+    </w:lvl>
+    <w:lvl w:ilvl="5" w:tentative="1">
+      <w:start w:val="1"/>
+      <w:numFmt w:val="bullet"/>
+      <w:lvlText w:val=""/>
+      <w:lvlJc w:val="left"/>
+      <w:pPr>
+        <w:tabs>
+          <w:tab w:val="num" w:pos="4320"/>
+        </w:tabs>
+        <w:ind w:left="4320" w:hanging="360"/>
+      </w:pPr>
+      <w:rPr>
+        <w:rFonts w:ascii="Wingdings" w:hAnsi="Wingdings" w:hint="default"/>
+        <w:sz w:val="20"/>
+      </w:rPr>
+    </w:lvl>
+    <w:lvl w:ilvl="6" w:tentative="1">
+      <w:start w:val="1"/>
+      <w:numFmt w:val="bullet"/>
+      <w:lvlText w:val=""/>
+      <w:lvlJc w:val="left"/>
+      <w:pPr>
+        <w:tabs>
+          <w:tab w:val="num" w:pos="5040"/>
+        </w:tabs>
+        <w:ind w:left="5040" w:hanging="360"/>
+      </w:pPr>
+      <w:rPr>
+        <w:rFonts w:ascii="Wingdings" w:hAnsi="Wingdings" w:hint="default"/>
+        <w:sz w:val="20"/>
+      </w:rPr>
+    </w:lvl>
+    <w:lvl w:ilvl="7" w:tentative="1">
+      <w:start w:val="1"/>
+      <w:numFmt w:val="bullet"/>
+      <w:lvlText w:val=""/>
+      <w:lvlJc w:val="left"/>
+      <w:pPr>
+        <w:tabs>
+          <w:tab w:val="num" w:pos="5760"/>
+        </w:tabs>
+        <w:ind w:left="5760" w:hanging="360"/>
+      </w:pPr>
+      <w:rPr>
+        <w:rFonts w:ascii="Wingdings" w:hAnsi="Wingdings" w:hint="default"/>
+        <w:sz w:val="20"/>
+      </w:rPr>
+    </w:lvl>
+    <w:lvl w:ilvl="8" w:tentative="1">
+      <w:start w:val="1"/>
+      <w:numFmt w:val="bullet"/>
+      <w:lvlText w:val=""/>
+      <w:lvlJc w:val="left"/>
+      <w:pPr>
+        <w:tabs>
+          <w:tab w:val="num" w:pos="6480"/>
+        </w:tabs>
+        <w:ind w:left="6480" w:hanging="360"/>
+      </w:pPr>
+      <w:rPr>
+        <w:rFonts w:ascii="Wingdings" w:hAnsi="Wingdings" w:hint="default"/>
+        <w:sz w:val="20"/>
+      </w:rPr>
+    </w:lvl>
+  </w:abstractNum>
+  <w:abstractNum w:abstractNumId="12" w15:restartNumberingAfterBreak="0">
     <w:nsid w:val="5B5056F4"/>
     <w:multiLevelType w:val="multilevel"/>
     <w:tmpl w:val="529A42F2"/>
@@ -3229,7 +4714,7 @@
       </w:rPr>
     </w:lvl>
   </w:abstractNum>
-  <w:abstractNum w:abstractNumId="8" w15:restartNumberingAfterBreak="0">
+  <w:abstractNum w:abstractNumId="13" w15:restartNumberingAfterBreak="0">
     <w:nsid w:val="602245CB"/>
     <w:multiLevelType w:val="multilevel"/>
     <w:tmpl w:val="85AA7104"/>
@@ -3378,10 +4863,755 @@
       </w:rPr>
     </w:lvl>
   </w:abstractNum>
-  <w:abstractNum w:abstractNumId="9" w15:restartNumberingAfterBreak="0">
+  <w:abstractNum w:abstractNumId="14" w15:restartNumberingAfterBreak="0">
+    <w:nsid w:val="60BD05FF"/>
+    <w:multiLevelType w:val="multilevel"/>
+    <w:tmpl w:val="90606096"/>
+    <w:lvl w:ilvl="0">
+      <w:start w:val="1"/>
+      <w:numFmt w:val="bullet"/>
+      <w:lvlText w:val=""/>
+      <w:lvlJc w:val="left"/>
+      <w:pPr>
+        <w:tabs>
+          <w:tab w:val="num" w:pos="720"/>
+        </w:tabs>
+        <w:ind w:left="720" w:hanging="360"/>
+      </w:pPr>
+      <w:rPr>
+        <w:rFonts w:ascii="Symbol" w:hAnsi="Symbol" w:hint="default"/>
+        <w:sz w:val="20"/>
+      </w:rPr>
+    </w:lvl>
+    <w:lvl w:ilvl="1" w:tentative="1">
+      <w:start w:val="1"/>
+      <w:numFmt w:val="bullet"/>
+      <w:lvlText w:val="o"/>
+      <w:lvlJc w:val="left"/>
+      <w:pPr>
+        <w:tabs>
+          <w:tab w:val="num" w:pos="1440"/>
+        </w:tabs>
+        <w:ind w:left="1440" w:hanging="360"/>
+      </w:pPr>
+      <w:rPr>
+        <w:rFonts w:ascii="Courier New" w:hAnsi="Courier New" w:hint="default"/>
+        <w:sz w:val="20"/>
+      </w:rPr>
+    </w:lvl>
+    <w:lvl w:ilvl="2" w:tentative="1">
+      <w:start w:val="1"/>
+      <w:numFmt w:val="bullet"/>
+      <w:lvlText w:val=""/>
+      <w:lvlJc w:val="left"/>
+      <w:pPr>
+        <w:tabs>
+          <w:tab w:val="num" w:pos="2160"/>
+        </w:tabs>
+        <w:ind w:left="2160" w:hanging="360"/>
+      </w:pPr>
+      <w:rPr>
+        <w:rFonts w:ascii="Wingdings" w:hAnsi="Wingdings" w:hint="default"/>
+        <w:sz w:val="20"/>
+      </w:rPr>
+    </w:lvl>
+    <w:lvl w:ilvl="3" w:tentative="1">
+      <w:start w:val="1"/>
+      <w:numFmt w:val="bullet"/>
+      <w:lvlText w:val=""/>
+      <w:lvlJc w:val="left"/>
+      <w:pPr>
+        <w:tabs>
+          <w:tab w:val="num" w:pos="2880"/>
+        </w:tabs>
+        <w:ind w:left="2880" w:hanging="360"/>
+      </w:pPr>
+      <w:rPr>
+        <w:rFonts w:ascii="Wingdings" w:hAnsi="Wingdings" w:hint="default"/>
+        <w:sz w:val="20"/>
+      </w:rPr>
+    </w:lvl>
+    <w:lvl w:ilvl="4" w:tentative="1">
+      <w:start w:val="1"/>
+      <w:numFmt w:val="bullet"/>
+      <w:lvlText w:val=""/>
+      <w:lvlJc w:val="left"/>
+      <w:pPr>
+        <w:tabs>
+          <w:tab w:val="num" w:pos="3600"/>
+        </w:tabs>
+        <w:ind w:left="3600" w:hanging="360"/>
+      </w:pPr>
+      <w:rPr>
+        <w:rFonts w:ascii="Wingdings" w:hAnsi="Wingdings" w:hint="default"/>
+        <w:sz w:val="20"/>
+      </w:rPr>
+    </w:lvl>
+    <w:lvl w:ilvl="5" w:tentative="1">
+      <w:start w:val="1"/>
+      <w:numFmt w:val="bullet"/>
+      <w:lvlText w:val=""/>
+      <w:lvlJc w:val="left"/>
+      <w:pPr>
+        <w:tabs>
+          <w:tab w:val="num" w:pos="4320"/>
+        </w:tabs>
+        <w:ind w:left="4320" w:hanging="360"/>
+      </w:pPr>
+      <w:rPr>
+        <w:rFonts w:ascii="Wingdings" w:hAnsi="Wingdings" w:hint="default"/>
+        <w:sz w:val="20"/>
+      </w:rPr>
+    </w:lvl>
+    <w:lvl w:ilvl="6" w:tentative="1">
+      <w:start w:val="1"/>
+      <w:numFmt w:val="bullet"/>
+      <w:lvlText w:val=""/>
+      <w:lvlJc w:val="left"/>
+      <w:pPr>
+        <w:tabs>
+          <w:tab w:val="num" w:pos="5040"/>
+        </w:tabs>
+        <w:ind w:left="5040" w:hanging="360"/>
+      </w:pPr>
+      <w:rPr>
+        <w:rFonts w:ascii="Wingdings" w:hAnsi="Wingdings" w:hint="default"/>
+        <w:sz w:val="20"/>
+      </w:rPr>
+    </w:lvl>
+    <w:lvl w:ilvl="7" w:tentative="1">
+      <w:start w:val="1"/>
+      <w:numFmt w:val="bullet"/>
+      <w:lvlText w:val=""/>
+      <w:lvlJc w:val="left"/>
+      <w:pPr>
+        <w:tabs>
+          <w:tab w:val="num" w:pos="5760"/>
+        </w:tabs>
+        <w:ind w:left="5760" w:hanging="360"/>
+      </w:pPr>
+      <w:rPr>
+        <w:rFonts w:ascii="Wingdings" w:hAnsi="Wingdings" w:hint="default"/>
+        <w:sz w:val="20"/>
+      </w:rPr>
+    </w:lvl>
+    <w:lvl w:ilvl="8" w:tentative="1">
+      <w:start w:val="1"/>
+      <w:numFmt w:val="bullet"/>
+      <w:lvlText w:val=""/>
+      <w:lvlJc w:val="left"/>
+      <w:pPr>
+        <w:tabs>
+          <w:tab w:val="num" w:pos="6480"/>
+        </w:tabs>
+        <w:ind w:left="6480" w:hanging="360"/>
+      </w:pPr>
+      <w:rPr>
+        <w:rFonts w:ascii="Wingdings" w:hAnsi="Wingdings" w:hint="default"/>
+        <w:sz w:val="20"/>
+      </w:rPr>
+    </w:lvl>
+  </w:abstractNum>
+  <w:abstractNum w:abstractNumId="15" w15:restartNumberingAfterBreak="0">
+    <w:nsid w:val="67AE4C55"/>
+    <w:multiLevelType w:val="multilevel"/>
+    <w:tmpl w:val="2C400F48"/>
+    <w:lvl w:ilvl="0">
+      <w:start w:val="1"/>
+      <w:numFmt w:val="bullet"/>
+      <w:lvlText w:val=""/>
+      <w:lvlJc w:val="left"/>
+      <w:pPr>
+        <w:tabs>
+          <w:tab w:val="num" w:pos="720"/>
+        </w:tabs>
+        <w:ind w:left="720" w:hanging="360"/>
+      </w:pPr>
+      <w:rPr>
+        <w:rFonts w:ascii="Symbol" w:hAnsi="Symbol" w:hint="default"/>
+        <w:sz w:val="20"/>
+      </w:rPr>
+    </w:lvl>
+    <w:lvl w:ilvl="1" w:tentative="1">
+      <w:start w:val="1"/>
+      <w:numFmt w:val="bullet"/>
+      <w:lvlText w:val="o"/>
+      <w:lvlJc w:val="left"/>
+      <w:pPr>
+        <w:tabs>
+          <w:tab w:val="num" w:pos="1440"/>
+        </w:tabs>
+        <w:ind w:left="1440" w:hanging="360"/>
+      </w:pPr>
+      <w:rPr>
+        <w:rFonts w:ascii="Courier New" w:hAnsi="Courier New" w:hint="default"/>
+        <w:sz w:val="20"/>
+      </w:rPr>
+    </w:lvl>
+    <w:lvl w:ilvl="2" w:tentative="1">
+      <w:start w:val="1"/>
+      <w:numFmt w:val="bullet"/>
+      <w:lvlText w:val=""/>
+      <w:lvlJc w:val="left"/>
+      <w:pPr>
+        <w:tabs>
+          <w:tab w:val="num" w:pos="2160"/>
+        </w:tabs>
+        <w:ind w:left="2160" w:hanging="360"/>
+      </w:pPr>
+      <w:rPr>
+        <w:rFonts w:ascii="Wingdings" w:hAnsi="Wingdings" w:hint="default"/>
+        <w:sz w:val="20"/>
+      </w:rPr>
+    </w:lvl>
+    <w:lvl w:ilvl="3" w:tentative="1">
+      <w:start w:val="1"/>
+      <w:numFmt w:val="bullet"/>
+      <w:lvlText w:val=""/>
+      <w:lvlJc w:val="left"/>
+      <w:pPr>
+        <w:tabs>
+          <w:tab w:val="num" w:pos="2880"/>
+        </w:tabs>
+        <w:ind w:left="2880" w:hanging="360"/>
+      </w:pPr>
+      <w:rPr>
+        <w:rFonts w:ascii="Wingdings" w:hAnsi="Wingdings" w:hint="default"/>
+        <w:sz w:val="20"/>
+      </w:rPr>
+    </w:lvl>
+    <w:lvl w:ilvl="4" w:tentative="1">
+      <w:start w:val="1"/>
+      <w:numFmt w:val="bullet"/>
+      <w:lvlText w:val=""/>
+      <w:lvlJc w:val="left"/>
+      <w:pPr>
+        <w:tabs>
+          <w:tab w:val="num" w:pos="3600"/>
+        </w:tabs>
+        <w:ind w:left="3600" w:hanging="360"/>
+      </w:pPr>
+      <w:rPr>
+        <w:rFonts w:ascii="Wingdings" w:hAnsi="Wingdings" w:hint="default"/>
+        <w:sz w:val="20"/>
+      </w:rPr>
+    </w:lvl>
+    <w:lvl w:ilvl="5" w:tentative="1">
+      <w:start w:val="1"/>
+      <w:numFmt w:val="bullet"/>
+      <w:lvlText w:val=""/>
+      <w:lvlJc w:val="left"/>
+      <w:pPr>
+        <w:tabs>
+          <w:tab w:val="num" w:pos="4320"/>
+        </w:tabs>
+        <w:ind w:left="4320" w:hanging="360"/>
+      </w:pPr>
+      <w:rPr>
+        <w:rFonts w:ascii="Wingdings" w:hAnsi="Wingdings" w:hint="default"/>
+        <w:sz w:val="20"/>
+      </w:rPr>
+    </w:lvl>
+    <w:lvl w:ilvl="6" w:tentative="1">
+      <w:start w:val="1"/>
+      <w:numFmt w:val="bullet"/>
+      <w:lvlText w:val=""/>
+      <w:lvlJc w:val="left"/>
+      <w:pPr>
+        <w:tabs>
+          <w:tab w:val="num" w:pos="5040"/>
+        </w:tabs>
+        <w:ind w:left="5040" w:hanging="360"/>
+      </w:pPr>
+      <w:rPr>
+        <w:rFonts w:ascii="Wingdings" w:hAnsi="Wingdings" w:hint="default"/>
+        <w:sz w:val="20"/>
+      </w:rPr>
+    </w:lvl>
+    <w:lvl w:ilvl="7" w:tentative="1">
+      <w:start w:val="1"/>
+      <w:numFmt w:val="bullet"/>
+      <w:lvlText w:val=""/>
+      <w:lvlJc w:val="left"/>
+      <w:pPr>
+        <w:tabs>
+          <w:tab w:val="num" w:pos="5760"/>
+        </w:tabs>
+        <w:ind w:left="5760" w:hanging="360"/>
+      </w:pPr>
+      <w:rPr>
+        <w:rFonts w:ascii="Wingdings" w:hAnsi="Wingdings" w:hint="default"/>
+        <w:sz w:val="20"/>
+      </w:rPr>
+    </w:lvl>
+    <w:lvl w:ilvl="8" w:tentative="1">
+      <w:start w:val="1"/>
+      <w:numFmt w:val="bullet"/>
+      <w:lvlText w:val=""/>
+      <w:lvlJc w:val="left"/>
+      <w:pPr>
+        <w:tabs>
+          <w:tab w:val="num" w:pos="6480"/>
+        </w:tabs>
+        <w:ind w:left="6480" w:hanging="360"/>
+      </w:pPr>
+      <w:rPr>
+        <w:rFonts w:ascii="Wingdings" w:hAnsi="Wingdings" w:hint="default"/>
+        <w:sz w:val="20"/>
+      </w:rPr>
+    </w:lvl>
+  </w:abstractNum>
+  <w:abstractNum w:abstractNumId="16" w15:restartNumberingAfterBreak="0">
     <w:nsid w:val="70FF37AA"/>
     <w:multiLevelType w:val="multilevel"/>
     <w:tmpl w:val="5C7ECC04"/>
+    <w:lvl w:ilvl="0">
+      <w:start w:val="1"/>
+      <w:numFmt w:val="bullet"/>
+      <w:lvlText w:val=""/>
+      <w:lvlJc w:val="left"/>
+      <w:pPr>
+        <w:tabs>
+          <w:tab w:val="num" w:pos="720"/>
+        </w:tabs>
+        <w:ind w:left="720" w:hanging="360"/>
+      </w:pPr>
+      <w:rPr>
+        <w:rFonts w:ascii="Symbol" w:hAnsi="Symbol" w:hint="default"/>
+        <w:sz w:val="20"/>
+      </w:rPr>
+    </w:lvl>
+    <w:lvl w:ilvl="1" w:tentative="1">
+      <w:start w:val="1"/>
+      <w:numFmt w:val="bullet"/>
+      <w:lvlText w:val="o"/>
+      <w:lvlJc w:val="left"/>
+      <w:pPr>
+        <w:tabs>
+          <w:tab w:val="num" w:pos="1440"/>
+        </w:tabs>
+        <w:ind w:left="1440" w:hanging="360"/>
+      </w:pPr>
+      <w:rPr>
+        <w:rFonts w:ascii="Courier New" w:hAnsi="Courier New" w:hint="default"/>
+        <w:sz w:val="20"/>
+      </w:rPr>
+    </w:lvl>
+    <w:lvl w:ilvl="2" w:tentative="1">
+      <w:start w:val="1"/>
+      <w:numFmt w:val="bullet"/>
+      <w:lvlText w:val=""/>
+      <w:lvlJc w:val="left"/>
+      <w:pPr>
+        <w:tabs>
+          <w:tab w:val="num" w:pos="2160"/>
+        </w:tabs>
+        <w:ind w:left="2160" w:hanging="360"/>
+      </w:pPr>
+      <w:rPr>
+        <w:rFonts w:ascii="Wingdings" w:hAnsi="Wingdings" w:hint="default"/>
+        <w:sz w:val="20"/>
+      </w:rPr>
+    </w:lvl>
+    <w:lvl w:ilvl="3" w:tentative="1">
+      <w:start w:val="1"/>
+      <w:numFmt w:val="bullet"/>
+      <w:lvlText w:val=""/>
+      <w:lvlJc w:val="left"/>
+      <w:pPr>
+        <w:tabs>
+          <w:tab w:val="num" w:pos="2880"/>
+        </w:tabs>
+        <w:ind w:left="2880" w:hanging="360"/>
+      </w:pPr>
+      <w:rPr>
+        <w:rFonts w:ascii="Wingdings" w:hAnsi="Wingdings" w:hint="default"/>
+        <w:sz w:val="20"/>
+      </w:rPr>
+    </w:lvl>
+    <w:lvl w:ilvl="4" w:tentative="1">
+      <w:start w:val="1"/>
+      <w:numFmt w:val="bullet"/>
+      <w:lvlText w:val=""/>
+      <w:lvlJc w:val="left"/>
+      <w:pPr>
+        <w:tabs>
+          <w:tab w:val="num" w:pos="3600"/>
+        </w:tabs>
+        <w:ind w:left="3600" w:hanging="360"/>
+      </w:pPr>
+      <w:rPr>
+        <w:rFonts w:ascii="Wingdings" w:hAnsi="Wingdings" w:hint="default"/>
+        <w:sz w:val="20"/>
+      </w:rPr>
+    </w:lvl>
+    <w:lvl w:ilvl="5" w:tentative="1">
+      <w:start w:val="1"/>
+      <w:numFmt w:val="bullet"/>
+      <w:lvlText w:val=""/>
+      <w:lvlJc w:val="left"/>
+      <w:pPr>
+        <w:tabs>
+          <w:tab w:val="num" w:pos="4320"/>
+        </w:tabs>
+        <w:ind w:left="4320" w:hanging="360"/>
+      </w:pPr>
+      <w:rPr>
+        <w:rFonts w:ascii="Wingdings" w:hAnsi="Wingdings" w:hint="default"/>
+        <w:sz w:val="20"/>
+      </w:rPr>
+    </w:lvl>
+    <w:lvl w:ilvl="6" w:tentative="1">
+      <w:start w:val="1"/>
+      <w:numFmt w:val="bullet"/>
+      <w:lvlText w:val=""/>
+      <w:lvlJc w:val="left"/>
+      <w:pPr>
+        <w:tabs>
+          <w:tab w:val="num" w:pos="5040"/>
+        </w:tabs>
+        <w:ind w:left="5040" w:hanging="360"/>
+      </w:pPr>
+      <w:rPr>
+        <w:rFonts w:ascii="Wingdings" w:hAnsi="Wingdings" w:hint="default"/>
+        <w:sz w:val="20"/>
+      </w:rPr>
+    </w:lvl>
+    <w:lvl w:ilvl="7" w:tentative="1">
+      <w:start w:val="1"/>
+      <w:numFmt w:val="bullet"/>
+      <w:lvlText w:val=""/>
+      <w:lvlJc w:val="left"/>
+      <w:pPr>
+        <w:tabs>
+          <w:tab w:val="num" w:pos="5760"/>
+        </w:tabs>
+        <w:ind w:left="5760" w:hanging="360"/>
+      </w:pPr>
+      <w:rPr>
+        <w:rFonts w:ascii="Wingdings" w:hAnsi="Wingdings" w:hint="default"/>
+        <w:sz w:val="20"/>
+      </w:rPr>
+    </w:lvl>
+    <w:lvl w:ilvl="8" w:tentative="1">
+      <w:start w:val="1"/>
+      <w:numFmt w:val="bullet"/>
+      <w:lvlText w:val=""/>
+      <w:lvlJc w:val="left"/>
+      <w:pPr>
+        <w:tabs>
+          <w:tab w:val="num" w:pos="6480"/>
+        </w:tabs>
+        <w:ind w:left="6480" w:hanging="360"/>
+      </w:pPr>
+      <w:rPr>
+        <w:rFonts w:ascii="Wingdings" w:hAnsi="Wingdings" w:hint="default"/>
+        <w:sz w:val="20"/>
+      </w:rPr>
+    </w:lvl>
+  </w:abstractNum>
+  <w:abstractNum w:abstractNumId="17" w15:restartNumberingAfterBreak="0">
+    <w:nsid w:val="711D3140"/>
+    <w:multiLevelType w:val="multilevel"/>
+    <w:tmpl w:val="22404316"/>
+    <w:lvl w:ilvl="0">
+      <w:start w:val="1"/>
+      <w:numFmt w:val="bullet"/>
+      <w:lvlText w:val=""/>
+      <w:lvlJc w:val="left"/>
+      <w:pPr>
+        <w:tabs>
+          <w:tab w:val="num" w:pos="720"/>
+        </w:tabs>
+        <w:ind w:left="720" w:hanging="360"/>
+      </w:pPr>
+      <w:rPr>
+        <w:rFonts w:ascii="Symbol" w:hAnsi="Symbol" w:hint="default"/>
+        <w:sz w:val="20"/>
+      </w:rPr>
+    </w:lvl>
+    <w:lvl w:ilvl="1" w:tentative="1">
+      <w:start w:val="1"/>
+      <w:numFmt w:val="bullet"/>
+      <w:lvlText w:val="o"/>
+      <w:lvlJc w:val="left"/>
+      <w:pPr>
+        <w:tabs>
+          <w:tab w:val="num" w:pos="1440"/>
+        </w:tabs>
+        <w:ind w:left="1440" w:hanging="360"/>
+      </w:pPr>
+      <w:rPr>
+        <w:rFonts w:ascii="Courier New" w:hAnsi="Courier New" w:hint="default"/>
+        <w:sz w:val="20"/>
+      </w:rPr>
+    </w:lvl>
+    <w:lvl w:ilvl="2" w:tentative="1">
+      <w:start w:val="1"/>
+      <w:numFmt w:val="bullet"/>
+      <w:lvlText w:val=""/>
+      <w:lvlJc w:val="left"/>
+      <w:pPr>
+        <w:tabs>
+          <w:tab w:val="num" w:pos="2160"/>
+        </w:tabs>
+        <w:ind w:left="2160" w:hanging="360"/>
+      </w:pPr>
+      <w:rPr>
+        <w:rFonts w:ascii="Wingdings" w:hAnsi="Wingdings" w:hint="default"/>
+        <w:sz w:val="20"/>
+      </w:rPr>
+    </w:lvl>
+    <w:lvl w:ilvl="3" w:tentative="1">
+      <w:start w:val="1"/>
+      <w:numFmt w:val="bullet"/>
+      <w:lvlText w:val=""/>
+      <w:lvlJc w:val="left"/>
+      <w:pPr>
+        <w:tabs>
+          <w:tab w:val="num" w:pos="2880"/>
+        </w:tabs>
+        <w:ind w:left="2880" w:hanging="360"/>
+      </w:pPr>
+      <w:rPr>
+        <w:rFonts w:ascii="Wingdings" w:hAnsi="Wingdings" w:hint="default"/>
+        <w:sz w:val="20"/>
+      </w:rPr>
+    </w:lvl>
+    <w:lvl w:ilvl="4" w:tentative="1">
+      <w:start w:val="1"/>
+      <w:numFmt w:val="bullet"/>
+      <w:lvlText w:val=""/>
+      <w:lvlJc w:val="left"/>
+      <w:pPr>
+        <w:tabs>
+          <w:tab w:val="num" w:pos="3600"/>
+        </w:tabs>
+        <w:ind w:left="3600" w:hanging="360"/>
+      </w:pPr>
+      <w:rPr>
+        <w:rFonts w:ascii="Wingdings" w:hAnsi="Wingdings" w:hint="default"/>
+        <w:sz w:val="20"/>
+      </w:rPr>
+    </w:lvl>
+    <w:lvl w:ilvl="5" w:tentative="1">
+      <w:start w:val="1"/>
+      <w:numFmt w:val="bullet"/>
+      <w:lvlText w:val=""/>
+      <w:lvlJc w:val="left"/>
+      <w:pPr>
+        <w:tabs>
+          <w:tab w:val="num" w:pos="4320"/>
+        </w:tabs>
+        <w:ind w:left="4320" w:hanging="360"/>
+      </w:pPr>
+      <w:rPr>
+        <w:rFonts w:ascii="Wingdings" w:hAnsi="Wingdings" w:hint="default"/>
+        <w:sz w:val="20"/>
+      </w:rPr>
+    </w:lvl>
+    <w:lvl w:ilvl="6" w:tentative="1">
+      <w:start w:val="1"/>
+      <w:numFmt w:val="bullet"/>
+      <w:lvlText w:val=""/>
+      <w:lvlJc w:val="left"/>
+      <w:pPr>
+        <w:tabs>
+          <w:tab w:val="num" w:pos="5040"/>
+        </w:tabs>
+        <w:ind w:left="5040" w:hanging="360"/>
+      </w:pPr>
+      <w:rPr>
+        <w:rFonts w:ascii="Wingdings" w:hAnsi="Wingdings" w:hint="default"/>
+        <w:sz w:val="20"/>
+      </w:rPr>
+    </w:lvl>
+    <w:lvl w:ilvl="7" w:tentative="1">
+      <w:start w:val="1"/>
+      <w:numFmt w:val="bullet"/>
+      <w:lvlText w:val=""/>
+      <w:lvlJc w:val="left"/>
+      <w:pPr>
+        <w:tabs>
+          <w:tab w:val="num" w:pos="5760"/>
+        </w:tabs>
+        <w:ind w:left="5760" w:hanging="360"/>
+      </w:pPr>
+      <w:rPr>
+        <w:rFonts w:ascii="Wingdings" w:hAnsi="Wingdings" w:hint="default"/>
+        <w:sz w:val="20"/>
+      </w:rPr>
+    </w:lvl>
+    <w:lvl w:ilvl="8" w:tentative="1">
+      <w:start w:val="1"/>
+      <w:numFmt w:val="bullet"/>
+      <w:lvlText w:val=""/>
+      <w:lvlJc w:val="left"/>
+      <w:pPr>
+        <w:tabs>
+          <w:tab w:val="num" w:pos="6480"/>
+        </w:tabs>
+        <w:ind w:left="6480" w:hanging="360"/>
+      </w:pPr>
+      <w:rPr>
+        <w:rFonts w:ascii="Wingdings" w:hAnsi="Wingdings" w:hint="default"/>
+        <w:sz w:val="20"/>
+      </w:rPr>
+    </w:lvl>
+  </w:abstractNum>
+  <w:abstractNum w:abstractNumId="18" w15:restartNumberingAfterBreak="0">
+    <w:nsid w:val="73A6750B"/>
+    <w:multiLevelType w:val="multilevel"/>
+    <w:tmpl w:val="F0E0761E"/>
+    <w:lvl w:ilvl="0">
+      <w:start w:val="1"/>
+      <w:numFmt w:val="bullet"/>
+      <w:lvlText w:val=""/>
+      <w:lvlJc w:val="left"/>
+      <w:pPr>
+        <w:tabs>
+          <w:tab w:val="num" w:pos="720"/>
+        </w:tabs>
+        <w:ind w:left="720" w:hanging="360"/>
+      </w:pPr>
+      <w:rPr>
+        <w:rFonts w:ascii="Symbol" w:hAnsi="Symbol" w:hint="default"/>
+        <w:sz w:val="20"/>
+      </w:rPr>
+    </w:lvl>
+    <w:lvl w:ilvl="1" w:tentative="1">
+      <w:start w:val="1"/>
+      <w:numFmt w:val="bullet"/>
+      <w:lvlText w:val="o"/>
+      <w:lvlJc w:val="left"/>
+      <w:pPr>
+        <w:tabs>
+          <w:tab w:val="num" w:pos="1440"/>
+        </w:tabs>
+        <w:ind w:left="1440" w:hanging="360"/>
+      </w:pPr>
+      <w:rPr>
+        <w:rFonts w:ascii="Courier New" w:hAnsi="Courier New" w:hint="default"/>
+        <w:sz w:val="20"/>
+      </w:rPr>
+    </w:lvl>
+    <w:lvl w:ilvl="2" w:tentative="1">
+      <w:start w:val="1"/>
+      <w:numFmt w:val="bullet"/>
+      <w:lvlText w:val=""/>
+      <w:lvlJc w:val="left"/>
+      <w:pPr>
+        <w:tabs>
+          <w:tab w:val="num" w:pos="2160"/>
+        </w:tabs>
+        <w:ind w:left="2160" w:hanging="360"/>
+      </w:pPr>
+      <w:rPr>
+        <w:rFonts w:ascii="Wingdings" w:hAnsi="Wingdings" w:hint="default"/>
+        <w:sz w:val="20"/>
+      </w:rPr>
+    </w:lvl>
+    <w:lvl w:ilvl="3" w:tentative="1">
+      <w:start w:val="1"/>
+      <w:numFmt w:val="bullet"/>
+      <w:lvlText w:val=""/>
+      <w:lvlJc w:val="left"/>
+      <w:pPr>
+        <w:tabs>
+          <w:tab w:val="num" w:pos="2880"/>
+        </w:tabs>
+        <w:ind w:left="2880" w:hanging="360"/>
+      </w:pPr>
+      <w:rPr>
+        <w:rFonts w:ascii="Wingdings" w:hAnsi="Wingdings" w:hint="default"/>
+        <w:sz w:val="20"/>
+      </w:rPr>
+    </w:lvl>
+    <w:lvl w:ilvl="4" w:tentative="1">
+      <w:start w:val="1"/>
+      <w:numFmt w:val="bullet"/>
+      <w:lvlText w:val=""/>
+      <w:lvlJc w:val="left"/>
+      <w:pPr>
+        <w:tabs>
+          <w:tab w:val="num" w:pos="3600"/>
+        </w:tabs>
+        <w:ind w:left="3600" w:hanging="360"/>
+      </w:pPr>
+      <w:rPr>
+        <w:rFonts w:ascii="Wingdings" w:hAnsi="Wingdings" w:hint="default"/>
+        <w:sz w:val="20"/>
+      </w:rPr>
+    </w:lvl>
+    <w:lvl w:ilvl="5" w:tentative="1">
+      <w:start w:val="1"/>
+      <w:numFmt w:val="bullet"/>
+      <w:lvlText w:val=""/>
+      <w:lvlJc w:val="left"/>
+      <w:pPr>
+        <w:tabs>
+          <w:tab w:val="num" w:pos="4320"/>
+        </w:tabs>
+        <w:ind w:left="4320" w:hanging="360"/>
+      </w:pPr>
+      <w:rPr>
+        <w:rFonts w:ascii="Wingdings" w:hAnsi="Wingdings" w:hint="default"/>
+        <w:sz w:val="20"/>
+      </w:rPr>
+    </w:lvl>
+    <w:lvl w:ilvl="6" w:tentative="1">
+      <w:start w:val="1"/>
+      <w:numFmt w:val="bullet"/>
+      <w:lvlText w:val=""/>
+      <w:lvlJc w:val="left"/>
+      <w:pPr>
+        <w:tabs>
+          <w:tab w:val="num" w:pos="5040"/>
+        </w:tabs>
+        <w:ind w:left="5040" w:hanging="360"/>
+      </w:pPr>
+      <w:rPr>
+        <w:rFonts w:ascii="Wingdings" w:hAnsi="Wingdings" w:hint="default"/>
+        <w:sz w:val="20"/>
+      </w:rPr>
+    </w:lvl>
+    <w:lvl w:ilvl="7" w:tentative="1">
+      <w:start w:val="1"/>
+      <w:numFmt w:val="bullet"/>
+      <w:lvlText w:val=""/>
+      <w:lvlJc w:val="left"/>
+      <w:pPr>
+        <w:tabs>
+          <w:tab w:val="num" w:pos="5760"/>
+        </w:tabs>
+        <w:ind w:left="5760" w:hanging="360"/>
+      </w:pPr>
+      <w:rPr>
+        <w:rFonts w:ascii="Wingdings" w:hAnsi="Wingdings" w:hint="default"/>
+        <w:sz w:val="20"/>
+      </w:rPr>
+    </w:lvl>
+    <w:lvl w:ilvl="8" w:tentative="1">
+      <w:start w:val="1"/>
+      <w:numFmt w:val="bullet"/>
+      <w:lvlText w:val=""/>
+      <w:lvlJc w:val="left"/>
+      <w:pPr>
+        <w:tabs>
+          <w:tab w:val="num" w:pos="6480"/>
+        </w:tabs>
+        <w:ind w:left="6480" w:hanging="360"/>
+      </w:pPr>
+      <w:rPr>
+        <w:rFonts w:ascii="Wingdings" w:hAnsi="Wingdings" w:hint="default"/>
+        <w:sz w:val="20"/>
+      </w:rPr>
+    </w:lvl>
+  </w:abstractNum>
+  <w:abstractNum w:abstractNumId="19" w15:restartNumberingAfterBreak="0">
+    <w:nsid w:val="777A6656"/>
+    <w:multiLevelType w:val="multilevel"/>
+    <w:tmpl w:val="804C54A8"/>
     <w:lvl w:ilvl="0">
       <w:start w:val="1"/>
       <w:numFmt w:val="bullet"/>
@@ -3531,31 +5761,61 @@
     <w:abstractNumId w:val="0"/>
   </w:num>
   <w:num w:numId="2">
+    <w:abstractNumId w:val="4"/>
+  </w:num>
+  <w:num w:numId="3">
+    <w:abstractNumId w:val="5"/>
+  </w:num>
+  <w:num w:numId="4">
+    <w:abstractNumId w:val="16"/>
+  </w:num>
+  <w:num w:numId="5">
     <w:abstractNumId w:val="3"/>
   </w:num>
-  <w:num w:numId="3">
-    <w:abstractNumId w:val="4"/>
+  <w:num w:numId="6">
+    <w:abstractNumId w:val="8"/>
   </w:num>
-  <w:num w:numId="4">
+  <w:num w:numId="7">
+    <w:abstractNumId w:val="13"/>
+  </w:num>
+  <w:num w:numId="8">
+    <w:abstractNumId w:val="2"/>
+  </w:num>
+  <w:num w:numId="9">
+    <w:abstractNumId w:val="12"/>
+  </w:num>
+  <w:num w:numId="10">
+    <w:abstractNumId w:val="10"/>
+  </w:num>
+  <w:num w:numId="11">
+    <w:abstractNumId w:val="6"/>
+  </w:num>
+  <w:num w:numId="12">
+    <w:abstractNumId w:val="15"/>
+  </w:num>
+  <w:num w:numId="13">
+    <w:abstractNumId w:val="11"/>
+  </w:num>
+  <w:num w:numId="14">
+    <w:abstractNumId w:val="1"/>
+  </w:num>
+  <w:num w:numId="15">
+    <w:abstractNumId w:val="14"/>
+  </w:num>
+  <w:num w:numId="16">
+    <w:abstractNumId w:val="18"/>
+  </w:num>
+  <w:num w:numId="17">
+    <w:abstractNumId w:val="19"/>
+  </w:num>
+  <w:num w:numId="18">
     <w:abstractNumId w:val="9"/>
   </w:num>
-  <w:num w:numId="5">
-    <w:abstractNumId w:val="2"/>
-  </w:num>
-  <w:num w:numId="6">
-    <w:abstractNumId w:val="5"/>
-  </w:num>
-  <w:num w:numId="7">
-    <w:abstractNumId w:val="8"/>
-  </w:num>
-  <w:num w:numId="8">
-    <w:abstractNumId w:val="1"/>
-  </w:num>
-  <w:num w:numId="9">
+  <w:num w:numId="19">
     <w:abstractNumId w:val="7"/>
   </w:num>
-  <w:num w:numId="10">
-    <w:abstractNumId w:val="6"/>
+  <w:num w:numId="20">
+    <w:abstractNumId w:val="17"/>
   </w:num>
   <w:numIdMacAtCleanup w:val="10"/>
 </w:numbering>
@@ -4349,6 +6609,57 @@
       <w:szCs w:val="32"/>
     </w:rPr>
   </w:style>
+  <w:style w:type="character" w:styleId="Emphasis">
+    <w:name w:val="Emphasis"/>
+    <w:basedOn w:val="DefaultParagraphFont"/>
+    <w:uiPriority w:val="20"/>
+    <w:qFormat/>
+    <w:rsid w:val="00DA41BD"/>
+    <w:rPr>
+      <w:i/>
+      <w:iCs/>
+    </w:rPr>
+  </w:style>
+  <w:style w:type="character" w:customStyle="1" w:styleId="hljs-title">
+    <w:name w:val="hljs-title"/>
+    <w:basedOn w:val="DefaultParagraphFont"/>
+    <w:rsid w:val="00DA41BD"/>
+  </w:style>
+  <w:style w:type="character" w:customStyle="1" w:styleId="hljs-params">
+    <w:name w:val="hljs-params"/>
+    <w:basedOn w:val="DefaultParagraphFont"/>
+    <w:rsid w:val="00DA41BD"/>
+  </w:style>
+  <w:style w:type="character" w:customStyle="1" w:styleId="hljs-tag">
+    <w:name w:val="hljs-tag"/>
+    <w:basedOn w:val="DefaultParagraphFont"/>
+    <w:rsid w:val="00DA41BD"/>
+  </w:style>
+  <w:style w:type="character" w:customStyle="1" w:styleId="hljs-name">
+    <w:name w:val="hljs-name"/>
+    <w:basedOn w:val="DefaultParagraphFont"/>
+    <w:rsid w:val="00DA41BD"/>
+  </w:style>
+  <w:style w:type="character" w:customStyle="1" w:styleId="hljs-attr">
+    <w:name w:val="hljs-attr"/>
+    <w:basedOn w:val="DefaultParagraphFont"/>
+    <w:rsid w:val="00DA41BD"/>
+  </w:style>
+  <w:style w:type="character" w:customStyle="1" w:styleId="hljs-attribute">
+    <w:name w:val="hljs-attribute"/>
+    <w:basedOn w:val="DefaultParagraphFont"/>
+    <w:rsid w:val="00DA41BD"/>
+  </w:style>
+  <w:style w:type="character" w:customStyle="1" w:styleId="hljs-selector-class">
+    <w:name w:val="hljs-selector-class"/>
+    <w:basedOn w:val="DefaultParagraphFont"/>
+    <w:rsid w:val="00DA41BD"/>
+  </w:style>
+  <w:style w:type="character" w:customStyle="1" w:styleId="hljs-selector-tag">
+    <w:name w:val="hljs-selector-tag"/>
+    <w:basedOn w:val="DefaultParagraphFont"/>
+    <w:rsid w:val="00DA41BD"/>
+  </w:style>
 </w:styles>
 </file>
 
